--- a/Rapports_mensuels/Mois2026_02/ipc_note_99_ar_2026_02.docx
+++ b/Rapports_mensuels/Mois2026_02/ipc_note_99_ar_2026_02.docx
@@ -37,7 +37,7 @@
         <w:pStyle w:val="ipccorps"/>
       </w:pPr>
       <w:r>
-        <w:t xml:space="preserve">على المستوى الشهري ارتفع الرقم الاستدلالي للمواد ىالغذائية ب 0.9% في شهر فبراير 2026 مقارنة بشهر يناير .2026 ويعزى ذلك الى زيادة أثمان</w:t>
+        <w:t xml:space="preserve">على المستوى الشهري ارتفع الرقم الاستدلالي للمواد الغذائية ب 0.9% في شهر فبراير 2026 مقارنة بشهر يناير .2026 ويعزى ذلك الى زيادة أثمان</w:t>
       </w:r>
       <w:r>
         <w:t xml:space="preserve"> </w:t>

--- a/Rapports_mensuels/Mois2026_02/ipc_note_99_ar_2026_02.docx
+++ b/Rapports_mensuels/Mois2026_02/ipc_note_99_ar_2026_02.docx
@@ -29,7 +29,7 @@
         <w:pStyle w:val="ipcpara0"/>
       </w:pPr>
       <w:r>
-        <w:t xml:space="preserve">في شهر فبراير 2026 ارتفعت أسعار الاستهلاك على المستوى الوطني بنسبة (0.5% ) خلال شهر واحد في حين انخفضت أسعار الاستهلاك بما يقارب (-0.6% ) خلال سنة كاملة.</w:t>
+        <w:t xml:space="preserve">في شهر فبراير 2026 ارتفعت أسعار الاستهلاك على المستوى الوطني بنسبة (0.5% ) خلال شهر واحد في حين انخفضت أسعار الاستهلاك بما يقارب (0.6’% ) خلال سنة كاملة.</w:t>
       </w:r>
     </w:p>
     <w:p>
@@ -37,7 +37,19 @@
         <w:pStyle w:val="ipccorps"/>
       </w:pPr>
       <w:r>
-        <w:t xml:space="preserve">على المستوى الشهري ارتفع الرقم الاستدلالي للمواد الغذائية ب 0.9% في شهر فبراير 2026 مقارنة بشهر يناير .2026 ويعزى ذلك الى زيادة أثمان</w:t>
+        <w:t xml:space="preserve">على المستوى الشهري ارتفع الرقم الاستدلالي للمواد الغذائية ب</w:t>
+      </w:r>
+      <w:r>
+        <w:t xml:space="preserve"> </w:t>
+      </w:r>
+      <w:r>
+        <w:t xml:space="preserve">0.9%</w:t>
+      </w:r>
+      <w:r>
+        <w:t xml:space="preserve"> </w:t>
+      </w:r>
+      <w:r>
+        <w:t xml:space="preserve">في شهر فبراير 2026 مقارنة بشهر يناير .2026 ويعزى ذلك الى زيادة أثمان</w:t>
       </w:r>
       <w:r>
         <w:t xml:space="preserve"> </w:t>
@@ -50,10 +62,7 @@
         <w:t xml:space="preserve">الأسماك والمأكولات البحرية</w:t>
       </w:r>
       <w:r>
-        <w:t xml:space="preserve"> </w:t>
-      </w:r>
-      <w:r>
-        <w:t xml:space="preserve">ب 4.5 % ‏،</w:t>
+        <w:t xml:space="preserve">ب4.5% ‏،</w:t>
       </w:r>
       <w:r>
         <w:t xml:space="preserve"> </w:t>
@@ -66,10 +75,7 @@
         <w:t xml:space="preserve">الفواكه</w:t>
       </w:r>
       <w:r>
-        <w:t xml:space="preserve"> </w:t>
-      </w:r>
-      <w:r>
-        <w:t xml:space="preserve">ب 2.1 % ‏،</w:t>
+        <w:t xml:space="preserve">ب2.1% ‏،</w:t>
       </w:r>
       <w:r>
         <w:t xml:space="preserve"> </w:t>
@@ -82,10 +88,7 @@
         <w:t xml:space="preserve">اللحم</w:t>
       </w:r>
       <w:r>
-        <w:t xml:space="preserve"> </w:t>
-      </w:r>
-      <w:r>
-        <w:t xml:space="preserve">ب 1.6 % ‏،</w:t>
+        <w:t xml:space="preserve">ب1.6% ‏،</w:t>
       </w:r>
       <w:r>
         <w:t xml:space="preserve"> </w:t>
@@ -98,10 +101,7 @@
         <w:t xml:space="preserve">الخضراوات</w:t>
       </w:r>
       <w:r>
-        <w:t xml:space="preserve"> </w:t>
-      </w:r>
-      <w:r>
-        <w:t xml:space="preserve">ب 1 % ‏،</w:t>
+        <w:t xml:space="preserve">ب1% ‏،</w:t>
       </w:r>
       <w:r>
         <w:t xml:space="preserve"> </w:t>
@@ -130,10 +130,7 @@
         <w:t xml:space="preserve">مقهى، شاي وكاكاو</w:t>
       </w:r>
       <w:r>
-        <w:t xml:space="preserve"> </w:t>
-      </w:r>
-      <w:r>
-        <w:t xml:space="preserve">ب 0.4 % ‏،</w:t>
+        <w:t xml:space="preserve">ب0.4% ‏،</w:t>
       </w:r>
       <w:r>
         <w:t xml:space="preserve"> </w:t>
@@ -149,7 +146,20 @@
         <w:t xml:space="preserve"> </w:t>
       </w:r>
       <w:r>
-        <w:t xml:space="preserve">ب 0.3 % ‏،</w:t>
+        <w:t xml:space="preserve">و</w:t>
+      </w:r>
+      <w:r>
+        <w:t xml:space="preserve"> </w:t>
+      </w:r>
+      <w:r>
+        <w:rPr>
+          <w:b/>
+          <w:bCs/>
+        </w:rPr>
+        <w:t xml:space="preserve">خدمات تقديم الطعام</w:t>
+      </w:r>
+      <w:r>
+        <w:t xml:space="preserve">ب0.3% ‏ و</w:t>
       </w:r>
       <w:r>
         <w:t xml:space="preserve"> </w:t>
@@ -162,10 +172,7 @@
         <w:t xml:space="preserve">مواد غذائية غير مصنفة في مكان آخر</w:t>
       </w:r>
       <w:r>
-        <w:t xml:space="preserve"> </w:t>
-      </w:r>
-      <w:r>
-        <w:t xml:space="preserve">ب 0.1 % ‏</w:t>
+        <w:t xml:space="preserve">ب0.1% ‏</w:t>
       </w:r>
     </w:p>
     <w:p>
@@ -173,7 +180,7 @@
         <w:pStyle w:val="ipccorps"/>
       </w:pPr>
       <w:r>
-        <w:t xml:space="preserve">كما ارتفع التغير الشهري للرقم الاستدلالي للمواد غير الغذائية ب (0.3% ) جراء زيادة أثمان الأقسام التالية:</w:t>
+        <w:t xml:space="preserve">كما، ارتفع التغير الشهري للرقم الاستدلالي للمواد غير الغذائية ب (0.3% ) جراء زيادة أثمان الأقسام التالية:</w:t>
       </w:r>
       <w:r>
         <w:t xml:space="preserve"> </w:t>
@@ -186,10 +193,7 @@
         <w:t xml:space="preserve">سلع وخدمات متنوعة</w:t>
       </w:r>
       <w:r>
-        <w:t xml:space="preserve"> </w:t>
-      </w:r>
-      <w:r>
-        <w:t xml:space="preserve">ب 1.1 % ‏،</w:t>
+        <w:t xml:space="preserve">ب1.1% ‏،</w:t>
       </w:r>
       <w:r>
         <w:t xml:space="preserve"> </w:t>
@@ -202,10 +206,7 @@
         <w:t xml:space="preserve">مواصلات</w:t>
       </w:r>
       <w:r>
-        <w:t xml:space="preserve"> </w:t>
-      </w:r>
-      <w:r>
-        <w:t xml:space="preserve">ب 1 % ‏،</w:t>
+        <w:t xml:space="preserve">ب1% ‏ و</w:t>
       </w:r>
       <w:r>
         <w:t xml:space="preserve"> </w:t>
@@ -218,10 +219,7 @@
         <w:t xml:space="preserve">الترفيه والثقافة</w:t>
       </w:r>
       <w:r>
-        <w:t xml:space="preserve"> </w:t>
-      </w:r>
-      <w:r>
-        <w:t xml:space="preserve">ب 0.1 % ‏ .</w:t>
+        <w:t xml:space="preserve">ب0.1% ‏ .</w:t>
       </w:r>
     </w:p>
     <w:p>
@@ -255,10 +253,7 @@
         <w:t xml:space="preserve">الزيوت والدهون</w:t>
       </w:r>
       <w:r>
-        <w:t xml:space="preserve"> </w:t>
-      </w:r>
-      <w:r>
-        <w:t xml:space="preserve">ب -22.9 % ‏،</w:t>
+        <w:t xml:space="preserve">ب22.9% ‏،</w:t>
       </w:r>
       <w:r>
         <w:t xml:space="preserve"> </w:t>
@@ -271,10 +266,7 @@
         <w:t xml:space="preserve">اللحم</w:t>
       </w:r>
       <w:r>
-        <w:t xml:space="preserve"> </w:t>
-      </w:r>
-      <w:r>
-        <w:t xml:space="preserve">ب -6.5 % ‏،</w:t>
+        <w:t xml:space="preserve">ب6.5% ‏،</w:t>
       </w:r>
       <w:r>
         <w:t xml:space="preserve"> </w:t>
@@ -287,10 +279,7 @@
         <w:t xml:space="preserve">الحليب والجبن والبيض</w:t>
       </w:r>
       <w:r>
-        <w:t xml:space="preserve"> </w:t>
-      </w:r>
-      <w:r>
-        <w:t xml:space="preserve">ب -1.6 % ‏،</w:t>
+        <w:t xml:space="preserve">ب1.6% ‏،</w:t>
       </w:r>
       <w:r>
         <w:t xml:space="preserve"> </w:t>
@@ -316,13 +305,26 @@
           <w:b/>
           <w:bCs/>
         </w:rPr>
+        <w:t xml:space="preserve">خدمات تقديم الطعام</w:t>
+      </w:r>
+      <w:r>
+        <w:t xml:space="preserve"> </w:t>
+      </w:r>
+      <w:r>
+        <w:t xml:space="preserve">،</w:t>
+      </w:r>
+      <w:r>
+        <w:t xml:space="preserve"> </w:t>
+      </w:r>
+      <w:r>
+        <w:rPr>
+          <w:b/>
+          <w:bCs/>
+        </w:rPr>
         <w:t xml:space="preserve">المياه المعدنية، والمشروبات الغازية، وعصائر الفاكهة والخضراوات (بدون تاريخ)</w:t>
       </w:r>
       <w:r>
-        <w:t xml:space="preserve"> </w:t>
-      </w:r>
-      <w:r>
-        <w:t xml:space="preserve">ب -1.1 % ‏،</w:t>
+        <w:t xml:space="preserve">ب1.1% ‏ و</w:t>
       </w:r>
       <w:r>
         <w:t xml:space="preserve"> </w:t>
@@ -335,10 +337,7 @@
         <w:t xml:space="preserve">مواد غذائية غير مصنفة في مكان آخر</w:t>
       </w:r>
       <w:r>
-        <w:t xml:space="preserve"> </w:t>
-      </w:r>
-      <w:r>
-        <w:t xml:space="preserve">ب -0.3 % ‏. وعلى الرغم من الارتفاعات المسجلة في أثمان المواد</w:t>
+        <w:t xml:space="preserve">ب0.3% ‏. وعلى الرغم من الارتفاعات المسجلة في أثمان المواد</w:t>
       </w:r>
       <w:r>
         <w:t xml:space="preserve"> </w:t>
@@ -357,10 +356,7 @@
         <w:t xml:space="preserve">الأسماك والمأكولات البحرية</w:t>
       </w:r>
       <w:r>
-        <w:t xml:space="preserve"> </w:t>
-      </w:r>
-      <w:r>
-        <w:t xml:space="preserve">ب 15.8 % ‏،</w:t>
+        <w:t xml:space="preserve">ب15.8% ‏،</w:t>
       </w:r>
       <w:r>
         <w:t xml:space="preserve"> </w:t>
@@ -373,10 +369,7 @@
         <w:t xml:space="preserve">الخضراوات</w:t>
       </w:r>
       <w:r>
-        <w:t xml:space="preserve"> </w:t>
-      </w:r>
-      <w:r>
-        <w:t xml:space="preserve">ب 11.8 % ‏،</w:t>
+        <w:t xml:space="preserve">ب11.8% ‏،</w:t>
       </w:r>
       <w:r>
         <w:t xml:space="preserve"> </w:t>
@@ -389,10 +382,7 @@
         <w:t xml:space="preserve">مقهى، شاي وكاكاو</w:t>
       </w:r>
       <w:r>
-        <w:t xml:space="preserve"> </w:t>
-      </w:r>
-      <w:r>
-        <w:t xml:space="preserve">ب 5.2 % ‏،</w:t>
+        <w:t xml:space="preserve">ب5.2% ‏،</w:t>
       </w:r>
       <w:r>
         <w:t xml:space="preserve"> </w:t>
@@ -405,10 +395,7 @@
         <w:t xml:space="preserve">التبغ</w:t>
       </w:r>
       <w:r>
-        <w:t xml:space="preserve"> </w:t>
-      </w:r>
-      <w:r>
-        <w:t xml:space="preserve">ب 3.8 % ‏،</w:t>
+        <w:t xml:space="preserve">ب3.8% ‏،</w:t>
       </w:r>
       <w:r>
         <w:t xml:space="preserve"> </w:t>
@@ -421,10 +408,7 @@
         <w:t xml:space="preserve">الفواكه</w:t>
       </w:r>
       <w:r>
-        <w:t xml:space="preserve"> </w:t>
-      </w:r>
-      <w:r>
-        <w:t xml:space="preserve">ب 2.3 % ‏،</w:t>
+        <w:t xml:space="preserve">ب2.3% ‏ و</w:t>
       </w:r>
       <w:r>
         <w:t xml:space="preserve"> </w:t>
@@ -437,16 +421,13 @@
         <w:t xml:space="preserve">السكر، والمربى، والعسل، والشوكولاتة، والحلويات</w:t>
       </w:r>
       <w:r>
+        <w:t xml:space="preserve">ب0.4% ‏ و كذا</w:t>
+      </w:r>
+      <w:r>
         <w:t xml:space="preserve"> </w:t>
       </w:r>
       <w:r>
-        <w:t xml:space="preserve">ب 0.4 % ‏ و كذا</w:t>
-      </w:r>
-      <w:r>
-        <w:t xml:space="preserve"> </w:t>
-      </w:r>
-      <w:r>
-        <w:t xml:space="preserve">استقرار أثمان فإن ذلك لم يؤثر على التطور</w:t>
+        <w:t xml:space="preserve">استقرار أثمان NA فإن ذلك لم يؤثر على التطور</w:t>
       </w:r>
       <w:r>
         <w:t xml:space="preserve"> </w:t>
@@ -473,10 +454,7 @@
         <w:t xml:space="preserve">مواصلات</w:t>
       </w:r>
       <w:r>
-        <w:t xml:space="preserve"> </w:t>
-      </w:r>
-      <w:r>
-        <w:t xml:space="preserve">ب -2.7 % ‏ بينما ارتفع</w:t>
+        <w:t xml:space="preserve">ب2.7% ‏ بينما ارتفع</w:t>
       </w:r>
       <w:r>
         <w:t xml:space="preserve"> </w:t>
@@ -489,10 +467,7 @@
         <w:t xml:space="preserve">سلع وخدمات متنوعة</w:t>
       </w:r>
       <w:r>
-        <w:t xml:space="preserve"> </w:t>
-      </w:r>
-      <w:r>
-        <w:t xml:space="preserve">ب 3.8 % ‏</w:t>
+        <w:t xml:space="preserve">ب3.8% ‏</w:t>
       </w:r>
     </w:p>
     <w:p>
@@ -561,7 +536,7 @@
         <w:t xml:space="preserve"> </w:t>
       </w:r>
       <w:r>
-        <w:t xml:space="preserve">-0.6 % مقارنة بشهر فبراير 2025</w:t>
+        <w:t xml:space="preserve">0.6’% مقارنة بشهر فبراير 2025</w:t>
       </w:r>
     </w:p>
     <w:p>

--- a/Rapports_mensuels/Mois2026_02/ipc_note_99_ar_2026_02.docx
+++ b/Rapports_mensuels/Mois2026_02/ipc_note_99_ar_2026_02.docx
@@ -530,7 +530,7 @@
         <w:pStyle w:val="ipccorps"/>
       </w:pPr>
       <w:r>
-        <w:t xml:space="preserve">قراءة: في فبراير 2026 انخفض الرقم الاستدلالي للأثمان عند الاستهلاك</w:t>
+        <w:t xml:space="preserve">في فبراير 2026 انخفض الرقم الاستدلالي للأثمان عند الاستهلاك</w:t>
       </w:r>
       <w:r>
         <w:t xml:space="preserve"> </w:t>
@@ -599,7 +599,7 @@
         <w:pStyle w:val="ipccorps"/>
       </w:pPr>
       <w:r>
-        <w:t xml:space="preserve">قراءة: في فبراير 2026 ارتفع الرقم الاستدلالي للأثمان عند الاستهلاك</w:t>
+        <w:t xml:space="preserve">في فبراير 2026 ارتفع الرقم الاستدلالي للأثمان عند الاستهلاك</w:t>
       </w:r>
       <w:r>
         <w:t xml:space="preserve"> </w:t>
@@ -667,28 +667,28 @@
                 <w:left w:val="none" w:sz="0" w:space="0" w:color="000000"/>
                 <w:right w:val="none" w:sz="0" w:space="0" w:color="000000"/>
               </w:pBdr>
-              <w:spacing w:after="36" w:before="36" w:line="432"/>
-              <w:ind w:left="100" w:right="100" w:firstLine="0" w:firstLineChars="0"/>
-              <w:rPr>
-                <w:rFonts w:ascii="Times New Roman" w:hAnsi="Times New Roman" w:eastAsia="Times New Roman" w:cs="Times New Roman"/>
-                <w:i w:val="false"/>
-                <w:b w:val="true"/>
-                <w:u w:val="none"/>
-                <w:strike w:val="false"/>
-                <w:sz w:val="16"/>
-                <w:szCs w:val="16"/>
-                <w:color w:val="000000"/>
-              </w:rPr>
-            </w:pPr>
-            <w:r xmlns:w="http://schemas.openxmlformats.org/wordprocessingml/2006/main" xmlns:wp="http://schemas.openxmlformats.org/drawingml/2006/wordprocessingDrawing" xmlns:r="http://schemas.openxmlformats.org/officeDocument/2006/relationships" xmlns:w14="http://schemas.microsoft.com/office/word/2010/wordml">
-              <w:rPr>
-                <w:rFonts w:ascii="Times New Roman" w:hAnsi="Times New Roman" w:eastAsia="Times New Roman" w:cs="Times New Roman"/>
-                <w:i w:val="false"/>
-                <w:b w:val="true"/>
-                <w:u w:val="none"/>
-                <w:strike w:val="false"/>
-                <w:sz w:val="16"/>
-                <w:szCs w:val="16"/>
+              <w:spacing w:after="0" w:before="0" w:line="432"/>
+              <w:ind w:left="100" w:right="100" w:firstLine="0" w:firstLineChars="0"/>
+              <w:rPr>
+                <w:rFonts w:ascii="Times New Roman" w:hAnsi="Times New Roman" w:eastAsia="Times New Roman" w:cs="Times New Roman"/>
+                <w:i w:val="false"/>
+                <w:b w:val="true"/>
+                <w:u w:val="none"/>
+                <w:strike w:val="false"/>
+                <w:sz w:val="14"/>
+                <w:szCs w:val="14"/>
+                <w:color w:val="000000"/>
+              </w:rPr>
+            </w:pPr>
+            <w:r xmlns:w="http://schemas.openxmlformats.org/wordprocessingml/2006/main" xmlns:wp="http://schemas.openxmlformats.org/drawingml/2006/wordprocessingDrawing" xmlns:r="http://schemas.openxmlformats.org/officeDocument/2006/relationships" xmlns:w14="http://schemas.microsoft.com/office/word/2010/wordml">
+              <w:rPr>
+                <w:rFonts w:ascii="Times New Roman" w:hAnsi="Times New Roman" w:eastAsia="Times New Roman" w:cs="Times New Roman"/>
+                <w:i w:val="false"/>
+                <w:b w:val="true"/>
+                <w:u w:val="none"/>
+                <w:strike w:val="false"/>
+                <w:sz w:val="14"/>
+                <w:szCs w:val="14"/>
                 <w:color w:val="000000"/>
               </w:rPr>
               <w:t xml:space="preserve">التغير (%) منذ</w:t>
@@ -722,28 +722,28 @@
                 <w:left w:val="none" w:sz="0" w:space="0" w:color="000000"/>
                 <w:right w:val="none" w:sz="0" w:space="0" w:color="000000"/>
               </w:pBdr>
-              <w:spacing w:after="36" w:before="36" w:line="432"/>
-              <w:ind w:left="100" w:right="100" w:firstLine="0" w:firstLineChars="0"/>
-              <w:rPr>
-                <w:rFonts w:ascii="Times New Roman" w:hAnsi="Times New Roman" w:eastAsia="Times New Roman" w:cs="Times New Roman"/>
-                <w:i w:val="false"/>
-                <w:b w:val="true"/>
-                <w:u w:val="none"/>
-                <w:strike w:val="false"/>
-                <w:sz w:val="16"/>
-                <w:szCs w:val="16"/>
-                <w:color w:val="000000"/>
-              </w:rPr>
-            </w:pPr>
-            <w:r xmlns:w="http://schemas.openxmlformats.org/wordprocessingml/2006/main" xmlns:wp="http://schemas.openxmlformats.org/drawingml/2006/wordprocessingDrawing" xmlns:r="http://schemas.openxmlformats.org/officeDocument/2006/relationships" xmlns:w14="http://schemas.microsoft.com/office/word/2010/wordml">
-              <w:rPr>
-                <w:rFonts w:ascii="Times New Roman" w:hAnsi="Times New Roman" w:eastAsia="Times New Roman" w:cs="Times New Roman"/>
-                <w:i w:val="false"/>
-                <w:b w:val="true"/>
-                <w:u w:val="none"/>
-                <w:strike w:val="false"/>
-                <w:sz w:val="16"/>
-                <w:szCs w:val="16"/>
+              <w:spacing w:after="0" w:before="0" w:line="432"/>
+              <w:ind w:left="100" w:right="100" w:firstLine="0" w:firstLineChars="0"/>
+              <w:rPr>
+                <w:rFonts w:ascii="Times New Roman" w:hAnsi="Times New Roman" w:eastAsia="Times New Roman" w:cs="Times New Roman"/>
+                <w:i w:val="false"/>
+                <w:b w:val="true"/>
+                <w:u w:val="none"/>
+                <w:strike w:val="false"/>
+                <w:sz w:val="14"/>
+                <w:szCs w:val="14"/>
+                <w:color w:val="000000"/>
+              </w:rPr>
+            </w:pPr>
+            <w:r xmlns:w="http://schemas.openxmlformats.org/wordprocessingml/2006/main" xmlns:wp="http://schemas.openxmlformats.org/drawingml/2006/wordprocessingDrawing" xmlns:r="http://schemas.openxmlformats.org/officeDocument/2006/relationships" xmlns:w14="http://schemas.microsoft.com/office/word/2010/wordml">
+              <w:rPr>
+                <w:rFonts w:ascii="Times New Roman" w:hAnsi="Times New Roman" w:eastAsia="Times New Roman" w:cs="Times New Roman"/>
+                <w:i w:val="false"/>
+                <w:b w:val="true"/>
+                <w:u w:val="none"/>
+                <w:strike w:val="false"/>
+                <w:sz w:val="14"/>
+                <w:szCs w:val="14"/>
                 <w:color w:val="000000"/>
               </w:rPr>
               <w:t xml:space="preserve">الرقم الاستدلالي لشهر</w:t>
@@ -777,28 +777,28 @@
                 <w:left w:val="none" w:sz="0" w:space="0" w:color="000000"/>
                 <w:right w:val="none" w:sz="0" w:space="0" w:color="000000"/>
               </w:pBdr>
-              <w:spacing w:after="36" w:before="36" w:line="432"/>
-              <w:ind w:left="100" w:right="100" w:firstLine="0" w:firstLineChars="0"/>
-              <w:rPr>
-                <w:rFonts w:ascii="Times New Roman" w:hAnsi="Times New Roman" w:eastAsia="Times New Roman" w:cs="Times New Roman"/>
-                <w:i w:val="false"/>
-                <w:b w:val="true"/>
-                <w:u w:val="none"/>
-                <w:strike w:val="false"/>
-                <w:sz w:val="16"/>
-                <w:szCs w:val="16"/>
-                <w:color w:val="000000"/>
-              </w:rPr>
-            </w:pPr>
-            <w:r xmlns:w="http://schemas.openxmlformats.org/wordprocessingml/2006/main" xmlns:wp="http://schemas.openxmlformats.org/drawingml/2006/wordprocessingDrawing" xmlns:r="http://schemas.openxmlformats.org/officeDocument/2006/relationships" xmlns:w14="http://schemas.microsoft.com/office/word/2010/wordml">
-              <w:rPr>
-                <w:rFonts w:ascii="Times New Roman" w:hAnsi="Times New Roman" w:eastAsia="Times New Roman" w:cs="Times New Roman"/>
-                <w:i w:val="false"/>
-                <w:b w:val="true"/>
-                <w:u w:val="none"/>
-                <w:strike w:val="false"/>
-                <w:sz w:val="16"/>
-                <w:szCs w:val="16"/>
+              <w:spacing w:after="0" w:before="0" w:line="432"/>
+              <w:ind w:left="100" w:right="100" w:firstLine="0" w:firstLineChars="0"/>
+              <w:rPr>
+                <w:rFonts w:ascii="Times New Roman" w:hAnsi="Times New Roman" w:eastAsia="Times New Roman" w:cs="Times New Roman"/>
+                <w:i w:val="false"/>
+                <w:b w:val="true"/>
+                <w:u w:val="none"/>
+                <w:strike w:val="false"/>
+                <w:sz w:val="14"/>
+                <w:szCs w:val="14"/>
+                <w:color w:val="000000"/>
+              </w:rPr>
+            </w:pPr>
+            <w:r xmlns:w="http://schemas.openxmlformats.org/wordprocessingml/2006/main" xmlns:wp="http://schemas.openxmlformats.org/drawingml/2006/wordprocessingDrawing" xmlns:r="http://schemas.openxmlformats.org/officeDocument/2006/relationships" xmlns:w14="http://schemas.microsoft.com/office/word/2010/wordml">
+              <w:rPr>
+                <w:rFonts w:ascii="Times New Roman" w:hAnsi="Times New Roman" w:eastAsia="Times New Roman" w:cs="Times New Roman"/>
+                <w:i w:val="false"/>
+                <w:b w:val="true"/>
+                <w:u w:val="none"/>
+                <w:strike w:val="false"/>
+                <w:sz w:val="14"/>
+                <w:szCs w:val="14"/>
                 <w:color w:val="000000"/>
               </w:rPr>
               <w:t xml:space="preserve">الترجيحات</w:t>
@@ -832,28 +832,28 @@
                 <w:left w:val="none" w:sz="0" w:space="0" w:color="000000"/>
                 <w:right w:val="none" w:sz="0" w:space="0" w:color="000000"/>
               </w:pBdr>
-              <w:spacing w:after="36" w:before="36" w:line="432"/>
-              <w:ind w:left="100" w:right="100" w:firstLine="0" w:firstLineChars="0"/>
-              <w:rPr>
-                <w:rFonts w:ascii="Times New Roman" w:hAnsi="Times New Roman" w:eastAsia="Times New Roman" w:cs="Times New Roman"/>
-                <w:i w:val="false"/>
-                <w:b w:val="true"/>
-                <w:u w:val="none"/>
-                <w:strike w:val="false"/>
-                <w:sz w:val="16"/>
-                <w:szCs w:val="16"/>
-                <w:color w:val="000000"/>
-              </w:rPr>
-            </w:pPr>
-            <w:r xmlns:w="http://schemas.openxmlformats.org/wordprocessingml/2006/main" xmlns:wp="http://schemas.openxmlformats.org/drawingml/2006/wordprocessingDrawing" xmlns:r="http://schemas.openxmlformats.org/officeDocument/2006/relationships" xmlns:w14="http://schemas.microsoft.com/office/word/2010/wordml">
-              <w:rPr>
-                <w:rFonts w:ascii="Times New Roman" w:hAnsi="Times New Roman" w:eastAsia="Times New Roman" w:cs="Times New Roman"/>
-                <w:i w:val="false"/>
-                <w:b w:val="true"/>
-                <w:u w:val="none"/>
-                <w:strike w:val="false"/>
-                <w:sz w:val="16"/>
-                <w:szCs w:val="16"/>
+              <w:spacing w:after="0" w:before="0" w:line="432"/>
+              <w:ind w:left="100" w:right="100" w:firstLine="0" w:firstLineChars="0"/>
+              <w:rPr>
+                <w:rFonts w:ascii="Times New Roman" w:hAnsi="Times New Roman" w:eastAsia="Times New Roman" w:cs="Times New Roman"/>
+                <w:i w:val="false"/>
+                <w:b w:val="true"/>
+                <w:u w:val="none"/>
+                <w:strike w:val="false"/>
+                <w:sz w:val="14"/>
+                <w:szCs w:val="14"/>
+                <w:color w:val="000000"/>
+              </w:rPr>
+            </w:pPr>
+            <w:r xmlns:w="http://schemas.openxmlformats.org/wordprocessingml/2006/main" xmlns:wp="http://schemas.openxmlformats.org/drawingml/2006/wordprocessingDrawing" xmlns:r="http://schemas.openxmlformats.org/officeDocument/2006/relationships" xmlns:w14="http://schemas.microsoft.com/office/word/2010/wordml">
+              <w:rPr>
+                <w:rFonts w:ascii="Times New Roman" w:hAnsi="Times New Roman" w:eastAsia="Times New Roman" w:cs="Times New Roman"/>
+                <w:i w:val="false"/>
+                <w:b w:val="true"/>
+                <w:u w:val="none"/>
+                <w:strike w:val="false"/>
+                <w:sz w:val="14"/>
+                <w:szCs w:val="14"/>
                 <w:color w:val="000000"/>
               </w:rPr>
               <w:t xml:space="preserve">أقسام المواد</w:t>
@@ -893,28 +893,28 @@
                 <w:left w:val="none" w:sz="0" w:space="0" w:color="000000"/>
                 <w:right w:val="none" w:sz="0" w:space="0" w:color="000000"/>
               </w:pBdr>
-              <w:spacing w:after="36" w:before="36" w:line="432"/>
-              <w:ind w:left="100" w:right="100" w:firstLine="0" w:firstLineChars="0"/>
-              <w:rPr>
-                <w:rFonts w:ascii="Times New Roman" w:hAnsi="Times New Roman" w:eastAsia="Times New Roman" w:cs="Times New Roman"/>
-                <w:i w:val="false"/>
-                <w:b w:val="true"/>
-                <w:u w:val="none"/>
-                <w:strike w:val="false"/>
-                <w:sz w:val="16"/>
-                <w:szCs w:val="16"/>
-                <w:color w:val="000000"/>
-              </w:rPr>
-            </w:pPr>
-            <w:r xmlns:w="http://schemas.openxmlformats.org/wordprocessingml/2006/main" xmlns:wp="http://schemas.openxmlformats.org/drawingml/2006/wordprocessingDrawing" xmlns:r="http://schemas.openxmlformats.org/officeDocument/2006/relationships" xmlns:w14="http://schemas.microsoft.com/office/word/2010/wordml">
-              <w:rPr>
-                <w:rFonts w:ascii="Times New Roman" w:hAnsi="Times New Roman" w:eastAsia="Times New Roman" w:cs="Times New Roman"/>
-                <w:i w:val="false"/>
-                <w:b w:val="true"/>
-                <w:u w:val="none"/>
-                <w:strike w:val="false"/>
-                <w:sz w:val="16"/>
-                <w:szCs w:val="16"/>
+              <w:spacing w:after="0" w:before="0" w:line="432"/>
+              <w:ind w:left="100" w:right="100" w:firstLine="0" w:firstLineChars="0"/>
+              <w:rPr>
+                <w:rFonts w:ascii="Times New Roman" w:hAnsi="Times New Roman" w:eastAsia="Times New Roman" w:cs="Times New Roman"/>
+                <w:i w:val="false"/>
+                <w:b w:val="true"/>
+                <w:u w:val="none"/>
+                <w:strike w:val="false"/>
+                <w:sz w:val="14"/>
+                <w:szCs w:val="14"/>
+                <w:color w:val="000000"/>
+              </w:rPr>
+            </w:pPr>
+            <w:r xmlns:w="http://schemas.openxmlformats.org/wordprocessingml/2006/main" xmlns:wp="http://schemas.openxmlformats.org/drawingml/2006/wordprocessingDrawing" xmlns:r="http://schemas.openxmlformats.org/officeDocument/2006/relationships" xmlns:w14="http://schemas.microsoft.com/office/word/2010/wordml">
+              <w:rPr>
+                <w:rFonts w:ascii="Times New Roman" w:hAnsi="Times New Roman" w:eastAsia="Times New Roman" w:cs="Times New Roman"/>
+                <w:i w:val="false"/>
+                <w:b w:val="true"/>
+                <w:u w:val="none"/>
+                <w:strike w:val="false"/>
+                <w:sz w:val="14"/>
+                <w:szCs w:val="14"/>
                 <w:color w:val="000000"/>
               </w:rPr>
               <w:t xml:space="preserve">12 شهرا</w:t>
@@ -947,28 +947,28 @@
                 <w:left w:val="none" w:sz="0" w:space="0" w:color="000000"/>
                 <w:right w:val="none" w:sz="0" w:space="0" w:color="000000"/>
               </w:pBdr>
-              <w:spacing w:after="36" w:before="36" w:line="432"/>
-              <w:ind w:left="100" w:right="100" w:firstLine="0" w:firstLineChars="0"/>
-              <w:rPr>
-                <w:rFonts w:ascii="Times New Roman" w:hAnsi="Times New Roman" w:eastAsia="Times New Roman" w:cs="Times New Roman"/>
-                <w:i w:val="false"/>
-                <w:b w:val="true"/>
-                <w:u w:val="none"/>
-                <w:strike w:val="false"/>
-                <w:sz w:val="16"/>
-                <w:szCs w:val="16"/>
-                <w:color w:val="000000"/>
-              </w:rPr>
-            </w:pPr>
-            <w:r xmlns:w="http://schemas.openxmlformats.org/wordprocessingml/2006/main" xmlns:wp="http://schemas.openxmlformats.org/drawingml/2006/wordprocessingDrawing" xmlns:r="http://schemas.openxmlformats.org/officeDocument/2006/relationships" xmlns:w14="http://schemas.microsoft.com/office/word/2010/wordml">
-              <w:rPr>
-                <w:rFonts w:ascii="Times New Roman" w:hAnsi="Times New Roman" w:eastAsia="Times New Roman" w:cs="Times New Roman"/>
-                <w:i w:val="false"/>
-                <w:b w:val="true"/>
-                <w:u w:val="none"/>
-                <w:strike w:val="false"/>
-                <w:sz w:val="16"/>
-                <w:szCs w:val="16"/>
+              <w:spacing w:after="0" w:before="0" w:line="432"/>
+              <w:ind w:left="100" w:right="100" w:firstLine="0" w:firstLineChars="0"/>
+              <w:rPr>
+                <w:rFonts w:ascii="Times New Roman" w:hAnsi="Times New Roman" w:eastAsia="Times New Roman" w:cs="Times New Roman"/>
+                <w:i w:val="false"/>
+                <w:b w:val="true"/>
+                <w:u w:val="none"/>
+                <w:strike w:val="false"/>
+                <w:sz w:val="14"/>
+                <w:szCs w:val="14"/>
+                <w:color w:val="000000"/>
+              </w:rPr>
+            </w:pPr>
+            <w:r xmlns:w="http://schemas.openxmlformats.org/wordprocessingml/2006/main" xmlns:wp="http://schemas.openxmlformats.org/drawingml/2006/wordprocessingDrawing" xmlns:r="http://schemas.openxmlformats.org/officeDocument/2006/relationships" xmlns:w14="http://schemas.microsoft.com/office/word/2010/wordml">
+              <w:rPr>
+                <w:rFonts w:ascii="Times New Roman" w:hAnsi="Times New Roman" w:eastAsia="Times New Roman" w:cs="Times New Roman"/>
+                <w:i w:val="false"/>
+                <w:b w:val="true"/>
+                <w:u w:val="none"/>
+                <w:strike w:val="false"/>
+                <w:sz w:val="14"/>
+                <w:szCs w:val="14"/>
                 <w:color w:val="000000"/>
               </w:rPr>
               <w:t xml:space="preserve">3أشهر</w:t>
@@ -1001,28 +1001,28 @@
                 <w:left w:val="none" w:sz="0" w:space="0" w:color="000000"/>
                 <w:right w:val="none" w:sz="0" w:space="0" w:color="000000"/>
               </w:pBdr>
-              <w:spacing w:after="36" w:before="36" w:line="432"/>
-              <w:ind w:left="100" w:right="100" w:firstLine="0" w:firstLineChars="0"/>
-              <w:rPr>
-                <w:rFonts w:ascii="Times New Roman" w:hAnsi="Times New Roman" w:eastAsia="Times New Roman" w:cs="Times New Roman"/>
-                <w:i w:val="false"/>
-                <w:b w:val="true"/>
-                <w:u w:val="none"/>
-                <w:strike w:val="false"/>
-                <w:sz w:val="16"/>
-                <w:szCs w:val="16"/>
-                <w:color w:val="000000"/>
-              </w:rPr>
-            </w:pPr>
-            <w:r xmlns:w="http://schemas.openxmlformats.org/wordprocessingml/2006/main" xmlns:wp="http://schemas.openxmlformats.org/drawingml/2006/wordprocessingDrawing" xmlns:r="http://schemas.openxmlformats.org/officeDocument/2006/relationships" xmlns:w14="http://schemas.microsoft.com/office/word/2010/wordml">
-              <w:rPr>
-                <w:rFonts w:ascii="Times New Roman" w:hAnsi="Times New Roman" w:eastAsia="Times New Roman" w:cs="Times New Roman"/>
-                <w:i w:val="false"/>
-                <w:b w:val="true"/>
-                <w:u w:val="none"/>
-                <w:strike w:val="false"/>
-                <w:sz w:val="16"/>
-                <w:szCs w:val="16"/>
+              <w:spacing w:after="0" w:before="0" w:line="432"/>
+              <w:ind w:left="100" w:right="100" w:firstLine="0" w:firstLineChars="0"/>
+              <w:rPr>
+                <w:rFonts w:ascii="Times New Roman" w:hAnsi="Times New Roman" w:eastAsia="Times New Roman" w:cs="Times New Roman"/>
+                <w:i w:val="false"/>
+                <w:b w:val="true"/>
+                <w:u w:val="none"/>
+                <w:strike w:val="false"/>
+                <w:sz w:val="14"/>
+                <w:szCs w:val="14"/>
+                <w:color w:val="000000"/>
+              </w:rPr>
+            </w:pPr>
+            <w:r xmlns:w="http://schemas.openxmlformats.org/wordprocessingml/2006/main" xmlns:wp="http://schemas.openxmlformats.org/drawingml/2006/wordprocessingDrawing" xmlns:r="http://schemas.openxmlformats.org/officeDocument/2006/relationships" xmlns:w14="http://schemas.microsoft.com/office/word/2010/wordml">
+              <w:rPr>
+                <w:rFonts w:ascii="Times New Roman" w:hAnsi="Times New Roman" w:eastAsia="Times New Roman" w:cs="Times New Roman"/>
+                <w:i w:val="false"/>
+                <w:b w:val="true"/>
+                <w:u w:val="none"/>
+                <w:strike w:val="false"/>
+                <w:sz w:val="14"/>
+                <w:szCs w:val="14"/>
                 <w:color w:val="000000"/>
               </w:rPr>
               <w:t xml:space="preserve">شهر واحد</w:t>
@@ -1055,28 +1055,28 @@
                 <w:left w:val="none" w:sz="0" w:space="0" w:color="000000"/>
                 <w:right w:val="none" w:sz="0" w:space="0" w:color="000000"/>
               </w:pBdr>
-              <w:spacing w:after="36" w:before="36" w:line="432"/>
-              <w:ind w:left="100" w:right="100" w:firstLine="0" w:firstLineChars="0"/>
-              <w:rPr>
-                <w:rFonts w:ascii="Times New Roman" w:hAnsi="Times New Roman" w:eastAsia="Times New Roman" w:cs="Times New Roman"/>
-                <w:i w:val="false"/>
-                <w:b w:val="true"/>
-                <w:u w:val="none"/>
-                <w:strike w:val="false"/>
-                <w:sz w:val="16"/>
-                <w:szCs w:val="16"/>
-                <w:color w:val="000000"/>
-              </w:rPr>
-            </w:pPr>
-            <w:r xmlns:w="http://schemas.openxmlformats.org/wordprocessingml/2006/main" xmlns:wp="http://schemas.openxmlformats.org/drawingml/2006/wordprocessingDrawing" xmlns:r="http://schemas.openxmlformats.org/officeDocument/2006/relationships" xmlns:w14="http://schemas.microsoft.com/office/word/2010/wordml">
-              <w:rPr>
-                <w:rFonts w:ascii="Times New Roman" w:hAnsi="Times New Roman" w:eastAsia="Times New Roman" w:cs="Times New Roman"/>
-                <w:i w:val="false"/>
-                <w:b w:val="true"/>
-                <w:u w:val="none"/>
-                <w:strike w:val="false"/>
-                <w:sz w:val="16"/>
-                <w:szCs w:val="16"/>
+              <w:spacing w:after="0" w:before="0" w:line="432"/>
+              <w:ind w:left="100" w:right="100" w:firstLine="0" w:firstLineChars="0"/>
+              <w:rPr>
+                <w:rFonts w:ascii="Times New Roman" w:hAnsi="Times New Roman" w:eastAsia="Times New Roman" w:cs="Times New Roman"/>
+                <w:i w:val="false"/>
+                <w:b w:val="true"/>
+                <w:u w:val="none"/>
+                <w:strike w:val="false"/>
+                <w:sz w:val="14"/>
+                <w:szCs w:val="14"/>
+                <w:color w:val="000000"/>
+              </w:rPr>
+            </w:pPr>
+            <w:r xmlns:w="http://schemas.openxmlformats.org/wordprocessingml/2006/main" xmlns:wp="http://schemas.openxmlformats.org/drawingml/2006/wordprocessingDrawing" xmlns:r="http://schemas.openxmlformats.org/officeDocument/2006/relationships" xmlns:w14="http://schemas.microsoft.com/office/word/2010/wordml">
+              <w:rPr>
+                <w:rFonts w:ascii="Times New Roman" w:hAnsi="Times New Roman" w:eastAsia="Times New Roman" w:cs="Times New Roman"/>
+                <w:i w:val="false"/>
+                <w:b w:val="true"/>
+                <w:u w:val="none"/>
+                <w:strike w:val="false"/>
+                <w:sz w:val="14"/>
+                <w:szCs w:val="14"/>
                 <w:color w:val="000000"/>
               </w:rPr>
               <w:t xml:space="preserve">فبراير 2026</w:t>
@@ -1109,28 +1109,28 @@
                 <w:left w:val="none" w:sz="0" w:space="0" w:color="000000"/>
                 <w:right w:val="none" w:sz="0" w:space="0" w:color="000000"/>
               </w:pBdr>
-              <w:spacing w:after="36" w:before="36" w:line="432"/>
-              <w:ind w:left="100" w:right="100" w:firstLine="0" w:firstLineChars="0"/>
-              <w:rPr>
-                <w:rFonts w:ascii="Times New Roman" w:hAnsi="Times New Roman" w:eastAsia="Times New Roman" w:cs="Times New Roman"/>
-                <w:i w:val="false"/>
-                <w:b w:val="true"/>
-                <w:u w:val="none"/>
-                <w:strike w:val="false"/>
-                <w:sz w:val="16"/>
-                <w:szCs w:val="16"/>
-                <w:color w:val="000000"/>
-              </w:rPr>
-            </w:pPr>
-            <w:r xmlns:w="http://schemas.openxmlformats.org/wordprocessingml/2006/main" xmlns:wp="http://schemas.openxmlformats.org/drawingml/2006/wordprocessingDrawing" xmlns:r="http://schemas.openxmlformats.org/officeDocument/2006/relationships" xmlns:w14="http://schemas.microsoft.com/office/word/2010/wordml">
-              <w:rPr>
-                <w:rFonts w:ascii="Times New Roman" w:hAnsi="Times New Roman" w:eastAsia="Times New Roman" w:cs="Times New Roman"/>
-                <w:i w:val="false"/>
-                <w:b w:val="true"/>
-                <w:u w:val="none"/>
-                <w:strike w:val="false"/>
-                <w:sz w:val="16"/>
-                <w:szCs w:val="16"/>
+              <w:spacing w:after="0" w:before="0" w:line="432"/>
+              <w:ind w:left="100" w:right="100" w:firstLine="0" w:firstLineChars="0"/>
+              <w:rPr>
+                <w:rFonts w:ascii="Times New Roman" w:hAnsi="Times New Roman" w:eastAsia="Times New Roman" w:cs="Times New Roman"/>
+                <w:i w:val="false"/>
+                <w:b w:val="true"/>
+                <w:u w:val="none"/>
+                <w:strike w:val="false"/>
+                <w:sz w:val="14"/>
+                <w:szCs w:val="14"/>
+                <w:color w:val="000000"/>
+              </w:rPr>
+            </w:pPr>
+            <w:r xmlns:w="http://schemas.openxmlformats.org/wordprocessingml/2006/main" xmlns:wp="http://schemas.openxmlformats.org/drawingml/2006/wordprocessingDrawing" xmlns:r="http://schemas.openxmlformats.org/officeDocument/2006/relationships" xmlns:w14="http://schemas.microsoft.com/office/word/2010/wordml">
+              <w:rPr>
+                <w:rFonts w:ascii="Times New Roman" w:hAnsi="Times New Roman" w:eastAsia="Times New Roman" w:cs="Times New Roman"/>
+                <w:i w:val="false"/>
+                <w:b w:val="true"/>
+                <w:u w:val="none"/>
+                <w:strike w:val="false"/>
+                <w:sz w:val="14"/>
+                <w:szCs w:val="14"/>
                 <w:color w:val="000000"/>
               </w:rPr>
               <w:t xml:space="preserve">يناير 2026</w:t>
@@ -1163,28 +1163,28 @@
                 <w:left w:val="none" w:sz="0" w:space="0" w:color="000000"/>
                 <w:right w:val="none" w:sz="0" w:space="0" w:color="000000"/>
               </w:pBdr>
-              <w:spacing w:after="36" w:before="36" w:line="432"/>
-              <w:ind w:left="100" w:right="100" w:firstLine="0" w:firstLineChars="0"/>
-              <w:rPr>
-                <w:rFonts w:ascii="Times New Roman" w:hAnsi="Times New Roman" w:eastAsia="Times New Roman" w:cs="Times New Roman"/>
-                <w:i w:val="false"/>
-                <w:b w:val="true"/>
-                <w:u w:val="none"/>
-                <w:strike w:val="false"/>
-                <w:sz w:val="16"/>
-                <w:szCs w:val="16"/>
-                <w:color w:val="000000"/>
-              </w:rPr>
-            </w:pPr>
-            <w:r xmlns:w="http://schemas.openxmlformats.org/wordprocessingml/2006/main" xmlns:wp="http://schemas.openxmlformats.org/drawingml/2006/wordprocessingDrawing" xmlns:r="http://schemas.openxmlformats.org/officeDocument/2006/relationships" xmlns:w14="http://schemas.microsoft.com/office/word/2010/wordml">
-              <w:rPr>
-                <w:rFonts w:ascii="Times New Roman" w:hAnsi="Times New Roman" w:eastAsia="Times New Roman" w:cs="Times New Roman"/>
-                <w:i w:val="false"/>
-                <w:b w:val="true"/>
-                <w:u w:val="none"/>
-                <w:strike w:val="false"/>
-                <w:sz w:val="16"/>
-                <w:szCs w:val="16"/>
+              <w:spacing w:after="0" w:before="0" w:line="432"/>
+              <w:ind w:left="100" w:right="100" w:firstLine="0" w:firstLineChars="0"/>
+              <w:rPr>
+                <w:rFonts w:ascii="Times New Roman" w:hAnsi="Times New Roman" w:eastAsia="Times New Roman" w:cs="Times New Roman"/>
+                <w:i w:val="false"/>
+                <w:b w:val="true"/>
+                <w:u w:val="none"/>
+                <w:strike w:val="false"/>
+                <w:sz w:val="14"/>
+                <w:szCs w:val="14"/>
+                <w:color w:val="000000"/>
+              </w:rPr>
+            </w:pPr>
+            <w:r xmlns:w="http://schemas.openxmlformats.org/wordprocessingml/2006/main" xmlns:wp="http://schemas.openxmlformats.org/drawingml/2006/wordprocessingDrawing" xmlns:r="http://schemas.openxmlformats.org/officeDocument/2006/relationships" xmlns:w14="http://schemas.microsoft.com/office/word/2010/wordml">
+              <w:rPr>
+                <w:rFonts w:ascii="Times New Roman" w:hAnsi="Times New Roman" w:eastAsia="Times New Roman" w:cs="Times New Roman"/>
+                <w:i w:val="false"/>
+                <w:b w:val="true"/>
+                <w:u w:val="none"/>
+                <w:strike w:val="false"/>
+                <w:sz w:val="14"/>
+                <w:szCs w:val="14"/>
                 <w:color w:val="000000"/>
               </w:rPr>
               <w:t xml:space="preserve">دجنبر 2025</w:t>
@@ -1217,28 +1217,28 @@
                 <w:left w:val="none" w:sz="0" w:space="0" w:color="000000"/>
                 <w:right w:val="none" w:sz="0" w:space="0" w:color="000000"/>
               </w:pBdr>
-              <w:spacing w:after="36" w:before="36" w:line="432"/>
-              <w:ind w:left="100" w:right="100" w:firstLine="0" w:firstLineChars="0"/>
-              <w:rPr>
-                <w:rFonts w:ascii="Times New Roman" w:hAnsi="Times New Roman" w:eastAsia="Times New Roman" w:cs="Times New Roman"/>
-                <w:i w:val="false"/>
-                <w:b w:val="true"/>
-                <w:u w:val="none"/>
-                <w:strike w:val="false"/>
-                <w:sz w:val="16"/>
-                <w:szCs w:val="16"/>
-                <w:color w:val="000000"/>
-              </w:rPr>
-            </w:pPr>
-            <w:r xmlns:w="http://schemas.openxmlformats.org/wordprocessingml/2006/main" xmlns:wp="http://schemas.openxmlformats.org/drawingml/2006/wordprocessingDrawing" xmlns:r="http://schemas.openxmlformats.org/officeDocument/2006/relationships" xmlns:w14="http://schemas.microsoft.com/office/word/2010/wordml">
-              <w:rPr>
-                <w:rFonts w:ascii="Times New Roman" w:hAnsi="Times New Roman" w:eastAsia="Times New Roman" w:cs="Times New Roman"/>
-                <w:i w:val="false"/>
-                <w:b w:val="true"/>
-                <w:u w:val="none"/>
-                <w:strike w:val="false"/>
-                <w:sz w:val="16"/>
-                <w:szCs w:val="16"/>
+              <w:spacing w:after="0" w:before="0" w:line="432"/>
+              <w:ind w:left="100" w:right="100" w:firstLine="0" w:firstLineChars="0"/>
+              <w:rPr>
+                <w:rFonts w:ascii="Times New Roman" w:hAnsi="Times New Roman" w:eastAsia="Times New Roman" w:cs="Times New Roman"/>
+                <w:i w:val="false"/>
+                <w:b w:val="true"/>
+                <w:u w:val="none"/>
+                <w:strike w:val="false"/>
+                <w:sz w:val="14"/>
+                <w:szCs w:val="14"/>
+                <w:color w:val="000000"/>
+              </w:rPr>
+            </w:pPr>
+            <w:r xmlns:w="http://schemas.openxmlformats.org/wordprocessingml/2006/main" xmlns:wp="http://schemas.openxmlformats.org/drawingml/2006/wordprocessingDrawing" xmlns:r="http://schemas.openxmlformats.org/officeDocument/2006/relationships" xmlns:w14="http://schemas.microsoft.com/office/word/2010/wordml">
+              <w:rPr>
+                <w:rFonts w:ascii="Times New Roman" w:hAnsi="Times New Roman" w:eastAsia="Times New Roman" w:cs="Times New Roman"/>
+                <w:i w:val="false"/>
+                <w:b w:val="true"/>
+                <w:u w:val="none"/>
+                <w:strike w:val="false"/>
+                <w:sz w:val="14"/>
+                <w:szCs w:val="14"/>
                 <w:color w:val="000000"/>
               </w:rPr>
               <w:t xml:space="preserve">نونبر 2025</w:t>
@@ -1271,28 +1271,28 @@
                 <w:left w:val="none" w:sz="0" w:space="0" w:color="000000"/>
                 <w:right w:val="none" w:sz="0" w:space="0" w:color="000000"/>
               </w:pBdr>
-              <w:spacing w:after="36" w:before="36" w:line="432"/>
-              <w:ind w:left="100" w:right="100" w:firstLine="0" w:firstLineChars="0"/>
-              <w:rPr>
-                <w:rFonts w:ascii="Times New Roman" w:hAnsi="Times New Roman" w:eastAsia="Times New Roman" w:cs="Times New Roman"/>
-                <w:i w:val="false"/>
-                <w:b w:val="true"/>
-                <w:u w:val="none"/>
-                <w:strike w:val="false"/>
-                <w:sz w:val="16"/>
-                <w:szCs w:val="16"/>
-                <w:color w:val="000000"/>
-              </w:rPr>
-            </w:pPr>
-            <w:r xmlns:w="http://schemas.openxmlformats.org/wordprocessingml/2006/main" xmlns:wp="http://schemas.openxmlformats.org/drawingml/2006/wordprocessingDrawing" xmlns:r="http://schemas.openxmlformats.org/officeDocument/2006/relationships" xmlns:w14="http://schemas.microsoft.com/office/word/2010/wordml">
-              <w:rPr>
-                <w:rFonts w:ascii="Times New Roman" w:hAnsi="Times New Roman" w:eastAsia="Times New Roman" w:cs="Times New Roman"/>
-                <w:i w:val="false"/>
-                <w:b w:val="true"/>
-                <w:u w:val="none"/>
-                <w:strike w:val="false"/>
-                <w:sz w:val="16"/>
-                <w:szCs w:val="16"/>
+              <w:spacing w:after="0" w:before="0" w:line="432"/>
+              <w:ind w:left="100" w:right="100" w:firstLine="0" w:firstLineChars="0"/>
+              <w:rPr>
+                <w:rFonts w:ascii="Times New Roman" w:hAnsi="Times New Roman" w:eastAsia="Times New Roman" w:cs="Times New Roman"/>
+                <w:i w:val="false"/>
+                <w:b w:val="true"/>
+                <w:u w:val="none"/>
+                <w:strike w:val="false"/>
+                <w:sz w:val="14"/>
+                <w:szCs w:val="14"/>
+                <w:color w:val="000000"/>
+              </w:rPr>
+            </w:pPr>
+            <w:r xmlns:w="http://schemas.openxmlformats.org/wordprocessingml/2006/main" xmlns:wp="http://schemas.openxmlformats.org/drawingml/2006/wordprocessingDrawing" xmlns:r="http://schemas.openxmlformats.org/officeDocument/2006/relationships" xmlns:w14="http://schemas.microsoft.com/office/word/2010/wordml">
+              <w:rPr>
+                <w:rFonts w:ascii="Times New Roman" w:hAnsi="Times New Roman" w:eastAsia="Times New Roman" w:cs="Times New Roman"/>
+                <w:i w:val="false"/>
+                <w:b w:val="true"/>
+                <w:u w:val="none"/>
+                <w:strike w:val="false"/>
+                <w:sz w:val="14"/>
+                <w:szCs w:val="14"/>
                 <w:color w:val="000000"/>
               </w:rPr>
               <w:t xml:space="preserve">فبراير 2025</w:t>
@@ -1326,16 +1326,16 @@
                 <w:left w:val="none" w:sz="0" w:space="0" w:color="000000"/>
                 <w:right w:val="none" w:sz="0" w:space="0" w:color="000000"/>
               </w:pBdr>
-              <w:spacing w:after="36" w:before="36" w:line="432"/>
-              <w:ind w:left="100" w:right="100" w:firstLine="0" w:firstLineChars="0"/>
-              <w:rPr>
-                <w:rFonts w:ascii="Times New Roman" w:hAnsi="Times New Roman" w:eastAsia="Times New Roman" w:cs="Times New Roman"/>
-                <w:i w:val="false"/>
-                <w:b w:val="true"/>
-                <w:u w:val="none"/>
-                <w:strike w:val="false"/>
-                <w:sz w:val="16"/>
-                <w:szCs w:val="16"/>
+              <w:spacing w:after="0" w:before="0" w:line="432"/>
+              <w:ind w:left="100" w:right="100" w:firstLine="0" w:firstLineChars="0"/>
+              <w:rPr>
+                <w:rFonts w:ascii="Times New Roman" w:hAnsi="Times New Roman" w:eastAsia="Times New Roman" w:cs="Times New Roman"/>
+                <w:i w:val="false"/>
+                <w:b w:val="true"/>
+                <w:u w:val="none"/>
+                <w:strike w:val="false"/>
+                <w:sz w:val="14"/>
+                <w:szCs w:val="14"/>
                 <w:color w:val="000000"/>
               </w:rPr>
             </w:pPr>
@@ -1368,16 +1368,16 @@
                 <w:left w:val="none" w:sz="0" w:space="0" w:color="000000"/>
                 <w:right w:val="none" w:sz="0" w:space="0" w:color="000000"/>
               </w:pBdr>
-              <w:spacing w:after="36" w:before="36" w:line="432"/>
-              <w:ind w:left="100" w:right="100" w:firstLine="0" w:firstLineChars="0"/>
-              <w:rPr>
-                <w:rFonts w:ascii="Times New Roman" w:hAnsi="Times New Roman" w:eastAsia="Times New Roman" w:cs="Times New Roman"/>
-                <w:i w:val="false"/>
-                <w:b w:val="true"/>
-                <w:u w:val="none"/>
-                <w:strike w:val="false"/>
-                <w:sz w:val="16"/>
-                <w:szCs w:val="16"/>
+              <w:spacing w:after="0" w:before="0" w:line="432"/>
+              <w:ind w:left="100" w:right="100" w:firstLine="0" w:firstLineChars="0"/>
+              <w:rPr>
+                <w:rFonts w:ascii="Times New Roman" w:hAnsi="Times New Roman" w:eastAsia="Times New Roman" w:cs="Times New Roman"/>
+                <w:i w:val="false"/>
+                <w:b w:val="true"/>
+                <w:u w:val="none"/>
+                <w:strike w:val="false"/>
+                <w:sz w:val="14"/>
+                <w:szCs w:val="14"/>
                 <w:color w:val="000000"/>
               </w:rPr>
             </w:pPr>
@@ -1415,28 +1415,28 @@
                 <w:left w:val="none" w:sz="0" w:space="0" w:color="000000"/>
                 <w:right w:val="none" w:sz="0" w:space="0" w:color="000000"/>
               </w:pBdr>
-              <w:spacing w:after="36" w:before="36" w:line="240"/>
-              <w:ind w:left="100" w:right="100" w:firstLine="0" w:firstLineChars="0"/>
-              <w:rPr>
-                <w:rFonts w:ascii="Times New Roman" w:hAnsi="Times New Roman" w:eastAsia="Times New Roman" w:cs="Times New Roman"/>
-                <w:i w:val="false"/>
-                <w:b w:val="true"/>
-                <w:u w:val="none"/>
-                <w:strike w:val="false"/>
-                <w:sz w:val="16"/>
-                <w:szCs w:val="16"/>
-                <w:color w:val="000000"/>
-              </w:rPr>
-            </w:pPr>
-            <w:r xmlns:w="http://schemas.openxmlformats.org/wordprocessingml/2006/main" xmlns:wp="http://schemas.openxmlformats.org/drawingml/2006/wordprocessingDrawing" xmlns:r="http://schemas.openxmlformats.org/officeDocument/2006/relationships" xmlns:w14="http://schemas.microsoft.com/office/word/2010/wordml">
-              <w:rPr>
-                <w:rFonts w:ascii="Times New Roman" w:hAnsi="Times New Roman" w:eastAsia="Times New Roman" w:cs="Times New Roman"/>
-                <w:i w:val="false"/>
-                <w:b w:val="true"/>
-                <w:u w:val="none"/>
-                <w:strike w:val="false"/>
-                <w:sz w:val="16"/>
-                <w:szCs w:val="16"/>
+              <w:spacing w:after="0" w:before="0" w:line="240"/>
+              <w:ind w:left="100" w:right="100" w:firstLine="0" w:firstLineChars="0"/>
+              <w:rPr>
+                <w:rFonts w:ascii="Times New Roman" w:hAnsi="Times New Roman" w:eastAsia="Times New Roman" w:cs="Times New Roman"/>
+                <w:i w:val="false"/>
+                <w:b w:val="true"/>
+                <w:u w:val="none"/>
+                <w:strike w:val="false"/>
+                <w:sz w:val="14"/>
+                <w:szCs w:val="14"/>
+                <w:color w:val="000000"/>
+              </w:rPr>
+            </w:pPr>
+            <w:r xmlns:w="http://schemas.openxmlformats.org/wordprocessingml/2006/main" xmlns:wp="http://schemas.openxmlformats.org/drawingml/2006/wordprocessingDrawing" xmlns:r="http://schemas.openxmlformats.org/officeDocument/2006/relationships" xmlns:w14="http://schemas.microsoft.com/office/word/2010/wordml">
+              <w:rPr>
+                <w:rFonts w:ascii="Times New Roman" w:hAnsi="Times New Roman" w:eastAsia="Times New Roman" w:cs="Times New Roman"/>
+                <w:i w:val="false"/>
+                <w:b w:val="true"/>
+                <w:u w:val="none"/>
+                <w:strike w:val="false"/>
+                <w:sz w:val="14"/>
+                <w:szCs w:val="14"/>
                 <w:color w:val="000000"/>
               </w:rPr>
               <w:t xml:space="preserve">-1,9</w:t>
@@ -1469,28 +1469,28 @@
                 <w:left w:val="none" w:sz="0" w:space="0" w:color="000000"/>
                 <w:right w:val="none" w:sz="0" w:space="0" w:color="000000"/>
               </w:pBdr>
-              <w:spacing w:after="36" w:before="36" w:line="240"/>
-              <w:ind w:left="100" w:right="100" w:firstLine="0" w:firstLineChars="0"/>
-              <w:rPr>
-                <w:rFonts w:ascii="Times New Roman" w:hAnsi="Times New Roman" w:eastAsia="Times New Roman" w:cs="Times New Roman"/>
-                <w:i w:val="false"/>
-                <w:b w:val="true"/>
-                <w:u w:val="none"/>
-                <w:strike w:val="false"/>
-                <w:sz w:val="16"/>
-                <w:szCs w:val="16"/>
-                <w:color w:val="000000"/>
-              </w:rPr>
-            </w:pPr>
-            <w:r xmlns:w="http://schemas.openxmlformats.org/wordprocessingml/2006/main" xmlns:wp="http://schemas.openxmlformats.org/drawingml/2006/wordprocessingDrawing" xmlns:r="http://schemas.openxmlformats.org/officeDocument/2006/relationships" xmlns:w14="http://schemas.microsoft.com/office/word/2010/wordml">
-              <w:rPr>
-                <w:rFonts w:ascii="Times New Roman" w:hAnsi="Times New Roman" w:eastAsia="Times New Roman" w:cs="Times New Roman"/>
-                <w:i w:val="false"/>
-                <w:b w:val="true"/>
-                <w:u w:val="none"/>
-                <w:strike w:val="false"/>
-                <w:sz w:val="16"/>
-                <w:szCs w:val="16"/>
+              <w:spacing w:after="0" w:before="0" w:line="240"/>
+              <w:ind w:left="100" w:right="100" w:firstLine="0" w:firstLineChars="0"/>
+              <w:rPr>
+                <w:rFonts w:ascii="Times New Roman" w:hAnsi="Times New Roman" w:eastAsia="Times New Roman" w:cs="Times New Roman"/>
+                <w:i w:val="false"/>
+                <w:b w:val="true"/>
+                <w:u w:val="none"/>
+                <w:strike w:val="false"/>
+                <w:sz w:val="14"/>
+                <w:szCs w:val="14"/>
+                <w:color w:val="000000"/>
+              </w:rPr>
+            </w:pPr>
+            <w:r xmlns:w="http://schemas.openxmlformats.org/wordprocessingml/2006/main" xmlns:wp="http://schemas.openxmlformats.org/drawingml/2006/wordprocessingDrawing" xmlns:r="http://schemas.openxmlformats.org/officeDocument/2006/relationships" xmlns:w14="http://schemas.microsoft.com/office/word/2010/wordml">
+              <w:rPr>
+                <w:rFonts w:ascii="Times New Roman" w:hAnsi="Times New Roman" w:eastAsia="Times New Roman" w:cs="Times New Roman"/>
+                <w:i w:val="false"/>
+                <w:b w:val="true"/>
+                <w:u w:val="none"/>
+                <w:strike w:val="false"/>
+                <w:sz w:val="14"/>
+                <w:szCs w:val="14"/>
                 <w:color w:val="000000"/>
               </w:rPr>
               <w:t xml:space="preserve">1,3</w:t>
@@ -1523,28 +1523,28 @@
                 <w:left w:val="none" w:sz="0" w:space="0" w:color="000000"/>
                 <w:right w:val="none" w:sz="0" w:space="0" w:color="000000"/>
               </w:pBdr>
-              <w:spacing w:after="36" w:before="36" w:line="240"/>
-              <w:ind w:left="100" w:right="100" w:firstLine="0" w:firstLineChars="0"/>
-              <w:rPr>
-                <w:rFonts w:ascii="Times New Roman" w:hAnsi="Times New Roman" w:eastAsia="Times New Roman" w:cs="Times New Roman"/>
-                <w:i w:val="false"/>
-                <w:b w:val="true"/>
-                <w:u w:val="none"/>
-                <w:strike w:val="false"/>
-                <w:sz w:val="16"/>
-                <w:szCs w:val="16"/>
-                <w:color w:val="000000"/>
-              </w:rPr>
-            </w:pPr>
-            <w:r xmlns:w="http://schemas.openxmlformats.org/wordprocessingml/2006/main" xmlns:wp="http://schemas.openxmlformats.org/drawingml/2006/wordprocessingDrawing" xmlns:r="http://schemas.openxmlformats.org/officeDocument/2006/relationships" xmlns:w14="http://schemas.microsoft.com/office/word/2010/wordml">
-              <w:rPr>
-                <w:rFonts w:ascii="Times New Roman" w:hAnsi="Times New Roman" w:eastAsia="Times New Roman" w:cs="Times New Roman"/>
-                <w:i w:val="false"/>
-                <w:b w:val="true"/>
-                <w:u w:val="none"/>
-                <w:strike w:val="false"/>
-                <w:sz w:val="16"/>
-                <w:szCs w:val="16"/>
+              <w:spacing w:after="0" w:before="0" w:line="240"/>
+              <w:ind w:left="100" w:right="100" w:firstLine="0" w:firstLineChars="0"/>
+              <w:rPr>
+                <w:rFonts w:ascii="Times New Roman" w:hAnsi="Times New Roman" w:eastAsia="Times New Roman" w:cs="Times New Roman"/>
+                <w:i w:val="false"/>
+                <w:b w:val="true"/>
+                <w:u w:val="none"/>
+                <w:strike w:val="false"/>
+                <w:sz w:val="14"/>
+                <w:szCs w:val="14"/>
+                <w:color w:val="000000"/>
+              </w:rPr>
+            </w:pPr>
+            <w:r xmlns:w="http://schemas.openxmlformats.org/wordprocessingml/2006/main" xmlns:wp="http://schemas.openxmlformats.org/drawingml/2006/wordprocessingDrawing" xmlns:r="http://schemas.openxmlformats.org/officeDocument/2006/relationships" xmlns:w14="http://schemas.microsoft.com/office/word/2010/wordml">
+              <w:rPr>
+                <w:rFonts w:ascii="Times New Roman" w:hAnsi="Times New Roman" w:eastAsia="Times New Roman" w:cs="Times New Roman"/>
+                <w:i w:val="false"/>
+                <w:b w:val="true"/>
+                <w:u w:val="none"/>
+                <w:strike w:val="false"/>
+                <w:sz w:val="14"/>
+                <w:szCs w:val="14"/>
                 <w:color w:val="000000"/>
               </w:rPr>
               <w:t xml:space="preserve">0,9</w:t>
@@ -1577,28 +1577,28 @@
                 <w:left w:val="none" w:sz="0" w:space="0" w:color="000000"/>
                 <w:right w:val="none" w:sz="0" w:space="0" w:color="000000"/>
               </w:pBdr>
-              <w:spacing w:after="36" w:before="36" w:line="240"/>
-              <w:ind w:left="100" w:right="100" w:firstLine="0" w:firstLineChars="0"/>
-              <w:rPr>
-                <w:rFonts w:ascii="Times New Roman" w:hAnsi="Times New Roman" w:eastAsia="Times New Roman" w:cs="Times New Roman"/>
-                <w:i w:val="false"/>
-                <w:b w:val="true"/>
-                <w:u w:val="none"/>
-                <w:strike w:val="false"/>
-                <w:sz w:val="16"/>
-                <w:szCs w:val="16"/>
-                <w:color w:val="000000"/>
-              </w:rPr>
-            </w:pPr>
-            <w:r xmlns:w="http://schemas.openxmlformats.org/wordprocessingml/2006/main" xmlns:wp="http://schemas.openxmlformats.org/drawingml/2006/wordprocessingDrawing" xmlns:r="http://schemas.openxmlformats.org/officeDocument/2006/relationships" xmlns:w14="http://schemas.microsoft.com/office/word/2010/wordml">
-              <w:rPr>
-                <w:rFonts w:ascii="Times New Roman" w:hAnsi="Times New Roman" w:eastAsia="Times New Roman" w:cs="Times New Roman"/>
-                <w:i w:val="false"/>
-                <w:b w:val="true"/>
-                <w:u w:val="none"/>
-                <w:strike w:val="false"/>
-                <w:sz w:val="16"/>
-                <w:szCs w:val="16"/>
+              <w:spacing w:after="0" w:before="0" w:line="240"/>
+              <w:ind w:left="100" w:right="100" w:firstLine="0" w:firstLineChars="0"/>
+              <w:rPr>
+                <w:rFonts w:ascii="Times New Roman" w:hAnsi="Times New Roman" w:eastAsia="Times New Roman" w:cs="Times New Roman"/>
+                <w:i w:val="false"/>
+                <w:b w:val="true"/>
+                <w:u w:val="none"/>
+                <w:strike w:val="false"/>
+                <w:sz w:val="14"/>
+                <w:szCs w:val="14"/>
+                <w:color w:val="000000"/>
+              </w:rPr>
+            </w:pPr>
+            <w:r xmlns:w="http://schemas.openxmlformats.org/wordprocessingml/2006/main" xmlns:wp="http://schemas.openxmlformats.org/drawingml/2006/wordprocessingDrawing" xmlns:r="http://schemas.openxmlformats.org/officeDocument/2006/relationships" xmlns:w14="http://schemas.microsoft.com/office/word/2010/wordml">
+              <w:rPr>
+                <w:rFonts w:ascii="Times New Roman" w:hAnsi="Times New Roman" w:eastAsia="Times New Roman" w:cs="Times New Roman"/>
+                <w:i w:val="false"/>
+                <w:b w:val="true"/>
+                <w:u w:val="none"/>
+                <w:strike w:val="false"/>
+                <w:sz w:val="14"/>
+                <w:szCs w:val="14"/>
                 <w:color w:val="000000"/>
               </w:rPr>
               <w:t xml:space="preserve">130,3</w:t>
@@ -1631,28 +1631,28 @@
                 <w:left w:val="none" w:sz="0" w:space="0" w:color="000000"/>
                 <w:right w:val="none" w:sz="0" w:space="0" w:color="000000"/>
               </w:pBdr>
-              <w:spacing w:after="36" w:before="36" w:line="240"/>
-              <w:ind w:left="100" w:right="100" w:firstLine="0" w:firstLineChars="0"/>
-              <w:rPr>
-                <w:rFonts w:ascii="Times New Roman" w:hAnsi="Times New Roman" w:eastAsia="Times New Roman" w:cs="Times New Roman"/>
-                <w:i w:val="false"/>
-                <w:b w:val="true"/>
-                <w:u w:val="none"/>
-                <w:strike w:val="false"/>
-                <w:sz w:val="16"/>
-                <w:szCs w:val="16"/>
-                <w:color w:val="000000"/>
-              </w:rPr>
-            </w:pPr>
-            <w:r xmlns:w="http://schemas.openxmlformats.org/wordprocessingml/2006/main" xmlns:wp="http://schemas.openxmlformats.org/drawingml/2006/wordprocessingDrawing" xmlns:r="http://schemas.openxmlformats.org/officeDocument/2006/relationships" xmlns:w14="http://schemas.microsoft.com/office/word/2010/wordml">
-              <w:rPr>
-                <w:rFonts w:ascii="Times New Roman" w:hAnsi="Times New Roman" w:eastAsia="Times New Roman" w:cs="Times New Roman"/>
-                <w:i w:val="false"/>
-                <w:b w:val="true"/>
-                <w:u w:val="none"/>
-                <w:strike w:val="false"/>
-                <w:sz w:val="16"/>
-                <w:szCs w:val="16"/>
+              <w:spacing w:after="0" w:before="0" w:line="240"/>
+              <w:ind w:left="100" w:right="100" w:firstLine="0" w:firstLineChars="0"/>
+              <w:rPr>
+                <w:rFonts w:ascii="Times New Roman" w:hAnsi="Times New Roman" w:eastAsia="Times New Roman" w:cs="Times New Roman"/>
+                <w:i w:val="false"/>
+                <w:b w:val="true"/>
+                <w:u w:val="none"/>
+                <w:strike w:val="false"/>
+                <w:sz w:val="14"/>
+                <w:szCs w:val="14"/>
+                <w:color w:val="000000"/>
+              </w:rPr>
+            </w:pPr>
+            <w:r xmlns:w="http://schemas.openxmlformats.org/wordprocessingml/2006/main" xmlns:wp="http://schemas.openxmlformats.org/drawingml/2006/wordprocessingDrawing" xmlns:r="http://schemas.openxmlformats.org/officeDocument/2006/relationships" xmlns:w14="http://schemas.microsoft.com/office/word/2010/wordml">
+              <w:rPr>
+                <w:rFonts w:ascii="Times New Roman" w:hAnsi="Times New Roman" w:eastAsia="Times New Roman" w:cs="Times New Roman"/>
+                <w:i w:val="false"/>
+                <w:b w:val="true"/>
+                <w:u w:val="none"/>
+                <w:strike w:val="false"/>
+                <w:sz w:val="14"/>
+                <w:szCs w:val="14"/>
                 <w:color w:val="000000"/>
               </w:rPr>
               <w:t xml:space="preserve">129,2</w:t>
@@ -1685,28 +1685,28 @@
                 <w:left w:val="none" w:sz="0" w:space="0" w:color="000000"/>
                 <w:right w:val="none" w:sz="0" w:space="0" w:color="000000"/>
               </w:pBdr>
-              <w:spacing w:after="36" w:before="36" w:line="240"/>
-              <w:ind w:left="100" w:right="100" w:firstLine="0" w:firstLineChars="0"/>
-              <w:rPr>
-                <w:rFonts w:ascii="Times New Roman" w:hAnsi="Times New Roman" w:eastAsia="Times New Roman" w:cs="Times New Roman"/>
-                <w:i w:val="false"/>
-                <w:b w:val="true"/>
-                <w:u w:val="none"/>
-                <w:strike w:val="false"/>
-                <w:sz w:val="16"/>
-                <w:szCs w:val="16"/>
-                <w:color w:val="000000"/>
-              </w:rPr>
-            </w:pPr>
-            <w:r xmlns:w="http://schemas.openxmlformats.org/wordprocessingml/2006/main" xmlns:wp="http://schemas.openxmlformats.org/drawingml/2006/wordprocessingDrawing" xmlns:r="http://schemas.openxmlformats.org/officeDocument/2006/relationships" xmlns:w14="http://schemas.microsoft.com/office/word/2010/wordml">
-              <w:rPr>
-                <w:rFonts w:ascii="Times New Roman" w:hAnsi="Times New Roman" w:eastAsia="Times New Roman" w:cs="Times New Roman"/>
-                <w:i w:val="false"/>
-                <w:b w:val="true"/>
-                <w:u w:val="none"/>
-                <w:strike w:val="false"/>
-                <w:sz w:val="16"/>
-                <w:szCs w:val="16"/>
+              <w:spacing w:after="0" w:before="0" w:line="240"/>
+              <w:ind w:left="100" w:right="100" w:firstLine="0" w:firstLineChars="0"/>
+              <w:rPr>
+                <w:rFonts w:ascii="Times New Roman" w:hAnsi="Times New Roman" w:eastAsia="Times New Roman" w:cs="Times New Roman"/>
+                <w:i w:val="false"/>
+                <w:b w:val="true"/>
+                <w:u w:val="none"/>
+                <w:strike w:val="false"/>
+                <w:sz w:val="14"/>
+                <w:szCs w:val="14"/>
+                <w:color w:val="000000"/>
+              </w:rPr>
+            </w:pPr>
+            <w:r xmlns:w="http://schemas.openxmlformats.org/wordprocessingml/2006/main" xmlns:wp="http://schemas.openxmlformats.org/drawingml/2006/wordprocessingDrawing" xmlns:r="http://schemas.openxmlformats.org/officeDocument/2006/relationships" xmlns:w14="http://schemas.microsoft.com/office/word/2010/wordml">
+              <w:rPr>
+                <w:rFonts w:ascii="Times New Roman" w:hAnsi="Times New Roman" w:eastAsia="Times New Roman" w:cs="Times New Roman"/>
+                <w:i w:val="false"/>
+                <w:b w:val="true"/>
+                <w:u w:val="none"/>
+                <w:strike w:val="false"/>
+                <w:sz w:val="14"/>
+                <w:szCs w:val="14"/>
                 <w:color w:val="000000"/>
               </w:rPr>
               <w:t xml:space="preserve">128,2</w:t>
@@ -1739,28 +1739,28 @@
                 <w:left w:val="none" w:sz="0" w:space="0" w:color="000000"/>
                 <w:right w:val="none" w:sz="0" w:space="0" w:color="000000"/>
               </w:pBdr>
-              <w:spacing w:after="36" w:before="36" w:line="240"/>
-              <w:ind w:left="100" w:right="100" w:firstLine="0" w:firstLineChars="0"/>
-              <w:rPr>
-                <w:rFonts w:ascii="Times New Roman" w:hAnsi="Times New Roman" w:eastAsia="Times New Roman" w:cs="Times New Roman"/>
-                <w:i w:val="false"/>
-                <w:b w:val="true"/>
-                <w:u w:val="none"/>
-                <w:strike w:val="false"/>
-                <w:sz w:val="16"/>
-                <w:szCs w:val="16"/>
-                <w:color w:val="000000"/>
-              </w:rPr>
-            </w:pPr>
-            <w:r xmlns:w="http://schemas.openxmlformats.org/wordprocessingml/2006/main" xmlns:wp="http://schemas.openxmlformats.org/drawingml/2006/wordprocessingDrawing" xmlns:r="http://schemas.openxmlformats.org/officeDocument/2006/relationships" xmlns:w14="http://schemas.microsoft.com/office/word/2010/wordml">
-              <w:rPr>
-                <w:rFonts w:ascii="Times New Roman" w:hAnsi="Times New Roman" w:eastAsia="Times New Roman" w:cs="Times New Roman"/>
-                <w:i w:val="false"/>
-                <w:b w:val="true"/>
-                <w:u w:val="none"/>
-                <w:strike w:val="false"/>
-                <w:sz w:val="16"/>
-                <w:szCs w:val="16"/>
+              <w:spacing w:after="0" w:before="0" w:line="240"/>
+              <w:ind w:left="100" w:right="100" w:firstLine="0" w:firstLineChars="0"/>
+              <w:rPr>
+                <w:rFonts w:ascii="Times New Roman" w:hAnsi="Times New Roman" w:eastAsia="Times New Roman" w:cs="Times New Roman"/>
+                <w:i w:val="false"/>
+                <w:b w:val="true"/>
+                <w:u w:val="none"/>
+                <w:strike w:val="false"/>
+                <w:sz w:val="14"/>
+                <w:szCs w:val="14"/>
+                <w:color w:val="000000"/>
+              </w:rPr>
+            </w:pPr>
+            <w:r xmlns:w="http://schemas.openxmlformats.org/wordprocessingml/2006/main" xmlns:wp="http://schemas.openxmlformats.org/drawingml/2006/wordprocessingDrawing" xmlns:r="http://schemas.openxmlformats.org/officeDocument/2006/relationships" xmlns:w14="http://schemas.microsoft.com/office/word/2010/wordml">
+              <w:rPr>
+                <w:rFonts w:ascii="Times New Roman" w:hAnsi="Times New Roman" w:eastAsia="Times New Roman" w:cs="Times New Roman"/>
+                <w:i w:val="false"/>
+                <w:b w:val="true"/>
+                <w:u w:val="none"/>
+                <w:strike w:val="false"/>
+                <w:sz w:val="14"/>
+                <w:szCs w:val="14"/>
                 <w:color w:val="000000"/>
               </w:rPr>
               <w:t xml:space="preserve">128,6</w:t>
@@ -1793,28 +1793,28 @@
                 <w:left w:val="none" w:sz="0" w:space="0" w:color="000000"/>
                 <w:right w:val="none" w:sz="0" w:space="0" w:color="000000"/>
               </w:pBdr>
-              <w:spacing w:after="36" w:before="36" w:line="240"/>
-              <w:ind w:left="100" w:right="100" w:firstLine="0" w:firstLineChars="0"/>
-              <w:rPr>
-                <w:rFonts w:ascii="Times New Roman" w:hAnsi="Times New Roman" w:eastAsia="Times New Roman" w:cs="Times New Roman"/>
-                <w:i w:val="false"/>
-                <w:b w:val="true"/>
-                <w:u w:val="none"/>
-                <w:strike w:val="false"/>
-                <w:sz w:val="16"/>
-                <w:szCs w:val="16"/>
-                <w:color w:val="000000"/>
-              </w:rPr>
-            </w:pPr>
-            <w:r xmlns:w="http://schemas.openxmlformats.org/wordprocessingml/2006/main" xmlns:wp="http://schemas.openxmlformats.org/drawingml/2006/wordprocessingDrawing" xmlns:r="http://schemas.openxmlformats.org/officeDocument/2006/relationships" xmlns:w14="http://schemas.microsoft.com/office/word/2010/wordml">
-              <w:rPr>
-                <w:rFonts w:ascii="Times New Roman" w:hAnsi="Times New Roman" w:eastAsia="Times New Roman" w:cs="Times New Roman"/>
-                <w:i w:val="false"/>
-                <w:b w:val="true"/>
-                <w:u w:val="none"/>
-                <w:strike w:val="false"/>
-                <w:sz w:val="16"/>
-                <w:szCs w:val="16"/>
+              <w:spacing w:after="0" w:before="0" w:line="240"/>
+              <w:ind w:left="100" w:right="100" w:firstLine="0" w:firstLineChars="0"/>
+              <w:rPr>
+                <w:rFonts w:ascii="Times New Roman" w:hAnsi="Times New Roman" w:eastAsia="Times New Roman" w:cs="Times New Roman"/>
+                <w:i w:val="false"/>
+                <w:b w:val="true"/>
+                <w:u w:val="none"/>
+                <w:strike w:val="false"/>
+                <w:sz w:val="14"/>
+                <w:szCs w:val="14"/>
+                <w:color w:val="000000"/>
+              </w:rPr>
+            </w:pPr>
+            <w:r xmlns:w="http://schemas.openxmlformats.org/wordprocessingml/2006/main" xmlns:wp="http://schemas.openxmlformats.org/drawingml/2006/wordprocessingDrawing" xmlns:r="http://schemas.openxmlformats.org/officeDocument/2006/relationships" xmlns:w14="http://schemas.microsoft.com/office/word/2010/wordml">
+              <w:rPr>
+                <w:rFonts w:ascii="Times New Roman" w:hAnsi="Times New Roman" w:eastAsia="Times New Roman" w:cs="Times New Roman"/>
+                <w:i w:val="false"/>
+                <w:b w:val="true"/>
+                <w:u w:val="none"/>
+                <w:strike w:val="false"/>
+                <w:sz w:val="14"/>
+                <w:szCs w:val="14"/>
                 <w:color w:val="000000"/>
               </w:rPr>
               <w:t xml:space="preserve">132,8</w:t>
@@ -1847,28 +1847,28 @@
                 <w:left w:val="none" w:sz="0" w:space="0" w:color="000000"/>
                 <w:right w:val="none" w:sz="0" w:space="0" w:color="000000"/>
               </w:pBdr>
-              <w:spacing w:after="36" w:before="36" w:line="240"/>
-              <w:ind w:left="100" w:right="100" w:firstLine="0" w:firstLineChars="0"/>
-              <w:rPr>
-                <w:rFonts w:ascii="Times New Roman" w:hAnsi="Times New Roman" w:eastAsia="Times New Roman" w:cs="Times New Roman"/>
-                <w:i w:val="false"/>
-                <w:b w:val="true"/>
-                <w:u w:val="none"/>
-                <w:strike w:val="false"/>
-                <w:sz w:val="16"/>
-                <w:szCs w:val="16"/>
-                <w:color w:val="000000"/>
-              </w:rPr>
-            </w:pPr>
-            <w:r xmlns:w="http://schemas.openxmlformats.org/wordprocessingml/2006/main" xmlns:wp="http://schemas.openxmlformats.org/drawingml/2006/wordprocessingDrawing" xmlns:r="http://schemas.openxmlformats.org/officeDocument/2006/relationships" xmlns:w14="http://schemas.microsoft.com/office/word/2010/wordml">
-              <w:rPr>
-                <w:rFonts w:ascii="Times New Roman" w:hAnsi="Times New Roman" w:eastAsia="Times New Roman" w:cs="Times New Roman"/>
-                <w:i w:val="false"/>
-                <w:b w:val="true"/>
-                <w:u w:val="none"/>
-                <w:strike w:val="false"/>
-                <w:sz w:val="16"/>
-                <w:szCs w:val="16"/>
+              <w:spacing w:after="0" w:before="0" w:line="240"/>
+              <w:ind w:left="100" w:right="100" w:firstLine="0" w:firstLineChars="0"/>
+              <w:rPr>
+                <w:rFonts w:ascii="Times New Roman" w:hAnsi="Times New Roman" w:eastAsia="Times New Roman" w:cs="Times New Roman"/>
+                <w:i w:val="false"/>
+                <w:b w:val="true"/>
+                <w:u w:val="none"/>
+                <w:strike w:val="false"/>
+                <w:sz w:val="14"/>
+                <w:szCs w:val="14"/>
+                <w:color w:val="000000"/>
+              </w:rPr>
+            </w:pPr>
+            <w:r xmlns:w="http://schemas.openxmlformats.org/wordprocessingml/2006/main" xmlns:wp="http://schemas.openxmlformats.org/drawingml/2006/wordprocessingDrawing" xmlns:r="http://schemas.openxmlformats.org/officeDocument/2006/relationships" xmlns:w14="http://schemas.microsoft.com/office/word/2010/wordml">
+              <w:rPr>
+                <w:rFonts w:ascii="Times New Roman" w:hAnsi="Times New Roman" w:eastAsia="Times New Roman" w:cs="Times New Roman"/>
+                <w:i w:val="false"/>
+                <w:b w:val="true"/>
+                <w:u w:val="none"/>
+                <w:strike w:val="false"/>
+                <w:sz w:val="14"/>
+                <w:szCs w:val="14"/>
                 <w:color w:val="000000"/>
               </w:rPr>
               <w:t xml:space="preserve">39,009</w:t>
@@ -1901,28 +1901,28 @@
                 <w:left w:val="none" w:sz="0" w:space="0" w:color="000000"/>
                 <w:right w:val="none" w:sz="0" w:space="0" w:color="000000"/>
               </w:pBdr>
-              <w:spacing w:after="36" w:before="36" w:line="240"/>
-              <w:ind w:left="100" w:right="100" w:firstLine="0" w:firstLineChars="0"/>
-              <w:rPr>
-                <w:rFonts w:ascii="Times New Roman" w:hAnsi="Times New Roman" w:eastAsia="Times New Roman" w:cs="Times New Roman"/>
-                <w:i w:val="false"/>
-                <w:b w:val="true"/>
-                <w:u w:val="none"/>
-                <w:strike w:val="false"/>
-                <w:sz w:val="16"/>
-                <w:szCs w:val="16"/>
-                <w:color w:val="000000"/>
-              </w:rPr>
-            </w:pPr>
-            <w:r xmlns:w="http://schemas.openxmlformats.org/wordprocessingml/2006/main" xmlns:wp="http://schemas.openxmlformats.org/drawingml/2006/wordprocessingDrawing" xmlns:r="http://schemas.openxmlformats.org/officeDocument/2006/relationships" xmlns:w14="http://schemas.microsoft.com/office/word/2010/wordml">
-              <w:rPr>
-                <w:rFonts w:ascii="Times New Roman" w:hAnsi="Times New Roman" w:eastAsia="Times New Roman" w:cs="Times New Roman"/>
-                <w:i w:val="false"/>
-                <w:b w:val="true"/>
-                <w:u w:val="none"/>
-                <w:strike w:val="false"/>
-                <w:sz w:val="16"/>
-                <w:szCs w:val="16"/>
+              <w:spacing w:after="0" w:before="0" w:line="240"/>
+              <w:ind w:left="100" w:right="100" w:firstLine="0" w:firstLineChars="0"/>
+              <w:rPr>
+                <w:rFonts w:ascii="Times New Roman" w:hAnsi="Times New Roman" w:eastAsia="Times New Roman" w:cs="Times New Roman"/>
+                <w:i w:val="false"/>
+                <w:b w:val="true"/>
+                <w:u w:val="none"/>
+                <w:strike w:val="false"/>
+                <w:sz w:val="14"/>
+                <w:szCs w:val="14"/>
+                <w:color w:val="000000"/>
+              </w:rPr>
+            </w:pPr>
+            <w:r xmlns:w="http://schemas.openxmlformats.org/wordprocessingml/2006/main" xmlns:wp="http://schemas.openxmlformats.org/drawingml/2006/wordprocessingDrawing" xmlns:r="http://schemas.openxmlformats.org/officeDocument/2006/relationships" xmlns:w14="http://schemas.microsoft.com/office/word/2010/wordml">
+              <w:rPr>
+                <w:rFonts w:ascii="Times New Roman" w:hAnsi="Times New Roman" w:eastAsia="Times New Roman" w:cs="Times New Roman"/>
+                <w:i w:val="false"/>
+                <w:b w:val="true"/>
+                <w:u w:val="none"/>
+                <w:strike w:val="false"/>
+                <w:sz w:val="14"/>
+                <w:szCs w:val="14"/>
                 <w:color w:val="000000"/>
               </w:rPr>
               <w:t xml:space="preserve">المواد الغذائية</w:t>
@@ -1961,28 +1961,28 @@
                 <w:left w:val="none" w:sz="0" w:space="0" w:color="000000"/>
                 <w:right w:val="none" w:sz="0" w:space="0" w:color="000000"/>
               </w:pBdr>
-              <w:spacing w:after="36" w:before="36" w:line="240"/>
-              <w:ind w:left="100" w:right="100" w:firstLine="0" w:firstLineChars="0"/>
-              <w:rPr>
-                <w:rFonts w:ascii="Times New Roman" w:hAnsi="Times New Roman" w:eastAsia="Times New Roman" w:cs="Times New Roman"/>
-                <w:i w:val="false"/>
-                <w:b w:val="true"/>
-                <w:u w:val="none"/>
-                <w:strike w:val="false"/>
-                <w:sz w:val="16"/>
-                <w:szCs w:val="16"/>
-                <w:color w:val="000000"/>
-              </w:rPr>
-            </w:pPr>
-            <w:r xmlns:w="http://schemas.openxmlformats.org/wordprocessingml/2006/main" xmlns:wp="http://schemas.openxmlformats.org/drawingml/2006/wordprocessingDrawing" xmlns:r="http://schemas.openxmlformats.org/officeDocument/2006/relationships" xmlns:w14="http://schemas.microsoft.com/office/word/2010/wordml">
-              <w:rPr>
-                <w:rFonts w:ascii="Times New Roman" w:hAnsi="Times New Roman" w:eastAsia="Times New Roman" w:cs="Times New Roman"/>
-                <w:i w:val="false"/>
-                <w:b w:val="true"/>
-                <w:u w:val="none"/>
-                <w:strike w:val="false"/>
-                <w:sz w:val="16"/>
-                <w:szCs w:val="16"/>
+              <w:spacing w:after="0" w:before="0" w:line="240"/>
+              <w:ind w:left="100" w:right="100" w:firstLine="0" w:firstLineChars="0"/>
+              <w:rPr>
+                <w:rFonts w:ascii="Times New Roman" w:hAnsi="Times New Roman" w:eastAsia="Times New Roman" w:cs="Times New Roman"/>
+                <w:i w:val="false"/>
+                <w:b w:val="true"/>
+                <w:u w:val="none"/>
+                <w:strike w:val="false"/>
+                <w:sz w:val="14"/>
+                <w:szCs w:val="14"/>
+                <w:color w:val="000000"/>
+              </w:rPr>
+            </w:pPr>
+            <w:r xmlns:w="http://schemas.openxmlformats.org/wordprocessingml/2006/main" xmlns:wp="http://schemas.openxmlformats.org/drawingml/2006/wordprocessingDrawing" xmlns:r="http://schemas.openxmlformats.org/officeDocument/2006/relationships" xmlns:w14="http://schemas.microsoft.com/office/word/2010/wordml">
+              <w:rPr>
+                <w:rFonts w:ascii="Times New Roman" w:hAnsi="Times New Roman" w:eastAsia="Times New Roman" w:cs="Times New Roman"/>
+                <w:i w:val="false"/>
+                <w:b w:val="true"/>
+                <w:u w:val="none"/>
+                <w:strike w:val="false"/>
+                <w:sz w:val="14"/>
+                <w:szCs w:val="14"/>
                 <w:color w:val="000000"/>
               </w:rPr>
               <w:t xml:space="preserve">-2,2</w:t>
@@ -2015,28 +2015,28 @@
                 <w:left w:val="none" w:sz="0" w:space="0" w:color="000000"/>
                 <w:right w:val="none" w:sz="0" w:space="0" w:color="000000"/>
               </w:pBdr>
-              <w:spacing w:after="36" w:before="36" w:line="240"/>
-              <w:ind w:left="100" w:right="100" w:firstLine="0" w:firstLineChars="0"/>
-              <w:rPr>
-                <w:rFonts w:ascii="Times New Roman" w:hAnsi="Times New Roman" w:eastAsia="Times New Roman" w:cs="Times New Roman"/>
-                <w:i w:val="false"/>
-                <w:b w:val="true"/>
-                <w:u w:val="none"/>
-                <w:strike w:val="false"/>
-                <w:sz w:val="16"/>
-                <w:szCs w:val="16"/>
-                <w:color w:val="000000"/>
-              </w:rPr>
-            </w:pPr>
-            <w:r xmlns:w="http://schemas.openxmlformats.org/wordprocessingml/2006/main" xmlns:wp="http://schemas.openxmlformats.org/drawingml/2006/wordprocessingDrawing" xmlns:r="http://schemas.openxmlformats.org/officeDocument/2006/relationships" xmlns:w14="http://schemas.microsoft.com/office/word/2010/wordml">
-              <w:rPr>
-                <w:rFonts w:ascii="Times New Roman" w:hAnsi="Times New Roman" w:eastAsia="Times New Roman" w:cs="Times New Roman"/>
-                <w:i w:val="false"/>
-                <w:b w:val="true"/>
-                <w:u w:val="none"/>
-                <w:strike w:val="false"/>
-                <w:sz w:val="16"/>
-                <w:szCs w:val="16"/>
+              <w:spacing w:after="0" w:before="0" w:line="240"/>
+              <w:ind w:left="100" w:right="100" w:firstLine="0" w:firstLineChars="0"/>
+              <w:rPr>
+                <w:rFonts w:ascii="Times New Roman" w:hAnsi="Times New Roman" w:eastAsia="Times New Roman" w:cs="Times New Roman"/>
+                <w:i w:val="false"/>
+                <w:b w:val="true"/>
+                <w:u w:val="none"/>
+                <w:strike w:val="false"/>
+                <w:sz w:val="14"/>
+                <w:szCs w:val="14"/>
+                <w:color w:val="000000"/>
+              </w:rPr>
+            </w:pPr>
+            <w:r xmlns:w="http://schemas.openxmlformats.org/wordprocessingml/2006/main" xmlns:wp="http://schemas.openxmlformats.org/drawingml/2006/wordprocessingDrawing" xmlns:r="http://schemas.openxmlformats.org/officeDocument/2006/relationships" xmlns:w14="http://schemas.microsoft.com/office/word/2010/wordml">
+              <w:rPr>
+                <w:rFonts w:ascii="Times New Roman" w:hAnsi="Times New Roman" w:eastAsia="Times New Roman" w:cs="Times New Roman"/>
+                <w:i w:val="false"/>
+                <w:b w:val="true"/>
+                <w:u w:val="none"/>
+                <w:strike w:val="false"/>
+                <w:sz w:val="14"/>
+                <w:szCs w:val="14"/>
                 <w:color w:val="000000"/>
               </w:rPr>
               <w:t xml:space="preserve">1,3</w:t>
@@ -2069,28 +2069,28 @@
                 <w:left w:val="none" w:sz="0" w:space="0" w:color="000000"/>
                 <w:right w:val="none" w:sz="0" w:space="0" w:color="000000"/>
               </w:pBdr>
-              <w:spacing w:after="36" w:before="36" w:line="240"/>
-              <w:ind w:left="100" w:right="100" w:firstLine="0" w:firstLineChars="0"/>
-              <w:rPr>
-                <w:rFonts w:ascii="Times New Roman" w:hAnsi="Times New Roman" w:eastAsia="Times New Roman" w:cs="Times New Roman"/>
-                <w:i w:val="false"/>
-                <w:b w:val="true"/>
-                <w:u w:val="none"/>
-                <w:strike w:val="false"/>
-                <w:sz w:val="16"/>
-                <w:szCs w:val="16"/>
-                <w:color w:val="000000"/>
-              </w:rPr>
-            </w:pPr>
-            <w:r xmlns:w="http://schemas.openxmlformats.org/wordprocessingml/2006/main" xmlns:wp="http://schemas.openxmlformats.org/drawingml/2006/wordprocessingDrawing" xmlns:r="http://schemas.openxmlformats.org/officeDocument/2006/relationships" xmlns:w14="http://schemas.microsoft.com/office/word/2010/wordml">
-              <w:rPr>
-                <w:rFonts w:ascii="Times New Roman" w:hAnsi="Times New Roman" w:eastAsia="Times New Roman" w:cs="Times New Roman"/>
-                <w:i w:val="false"/>
-                <w:b w:val="true"/>
-                <w:u w:val="none"/>
-                <w:strike w:val="false"/>
-                <w:sz w:val="16"/>
-                <w:szCs w:val="16"/>
+              <w:spacing w:after="0" w:before="0" w:line="240"/>
+              <w:ind w:left="100" w:right="100" w:firstLine="0" w:firstLineChars="0"/>
+              <w:rPr>
+                <w:rFonts w:ascii="Times New Roman" w:hAnsi="Times New Roman" w:eastAsia="Times New Roman" w:cs="Times New Roman"/>
+                <w:i w:val="false"/>
+                <w:b w:val="true"/>
+                <w:u w:val="none"/>
+                <w:strike w:val="false"/>
+                <w:sz w:val="14"/>
+                <w:szCs w:val="14"/>
+                <w:color w:val="000000"/>
+              </w:rPr>
+            </w:pPr>
+            <w:r xmlns:w="http://schemas.openxmlformats.org/wordprocessingml/2006/main" xmlns:wp="http://schemas.openxmlformats.org/drawingml/2006/wordprocessingDrawing" xmlns:r="http://schemas.openxmlformats.org/officeDocument/2006/relationships" xmlns:w14="http://schemas.microsoft.com/office/word/2010/wordml">
+              <w:rPr>
+                <w:rFonts w:ascii="Times New Roman" w:hAnsi="Times New Roman" w:eastAsia="Times New Roman" w:cs="Times New Roman"/>
+                <w:i w:val="false"/>
+                <w:b w:val="true"/>
+                <w:u w:val="none"/>
+                <w:strike w:val="false"/>
+                <w:sz w:val="14"/>
+                <w:szCs w:val="14"/>
                 <w:color w:val="000000"/>
               </w:rPr>
               <w:t xml:space="preserve">0,9</w:t>
@@ -2123,28 +2123,28 @@
                 <w:left w:val="none" w:sz="0" w:space="0" w:color="000000"/>
                 <w:right w:val="none" w:sz="0" w:space="0" w:color="000000"/>
               </w:pBdr>
-              <w:spacing w:after="36" w:before="36" w:line="240"/>
-              <w:ind w:left="100" w:right="100" w:firstLine="0" w:firstLineChars="0"/>
-              <w:rPr>
-                <w:rFonts w:ascii="Times New Roman" w:hAnsi="Times New Roman" w:eastAsia="Times New Roman" w:cs="Times New Roman"/>
-                <w:i w:val="false"/>
-                <w:b w:val="true"/>
-                <w:u w:val="none"/>
-                <w:strike w:val="false"/>
-                <w:sz w:val="16"/>
-                <w:szCs w:val="16"/>
-                <w:color w:val="000000"/>
-              </w:rPr>
-            </w:pPr>
-            <w:r xmlns:w="http://schemas.openxmlformats.org/wordprocessingml/2006/main" xmlns:wp="http://schemas.openxmlformats.org/drawingml/2006/wordprocessingDrawing" xmlns:r="http://schemas.openxmlformats.org/officeDocument/2006/relationships" xmlns:w14="http://schemas.microsoft.com/office/word/2010/wordml">
-              <w:rPr>
-                <w:rFonts w:ascii="Times New Roman" w:hAnsi="Times New Roman" w:eastAsia="Times New Roman" w:cs="Times New Roman"/>
-                <w:i w:val="false"/>
-                <w:b w:val="true"/>
-                <w:u w:val="none"/>
-                <w:strike w:val="false"/>
-                <w:sz w:val="16"/>
-                <w:szCs w:val="16"/>
+              <w:spacing w:after="0" w:before="0" w:line="240"/>
+              <w:ind w:left="100" w:right="100" w:firstLine="0" w:firstLineChars="0"/>
+              <w:rPr>
+                <w:rFonts w:ascii="Times New Roman" w:hAnsi="Times New Roman" w:eastAsia="Times New Roman" w:cs="Times New Roman"/>
+                <w:i w:val="false"/>
+                <w:b w:val="true"/>
+                <w:u w:val="none"/>
+                <w:strike w:val="false"/>
+                <w:sz w:val="14"/>
+                <w:szCs w:val="14"/>
+                <w:color w:val="000000"/>
+              </w:rPr>
+            </w:pPr>
+            <w:r xmlns:w="http://schemas.openxmlformats.org/wordprocessingml/2006/main" xmlns:wp="http://schemas.openxmlformats.org/drawingml/2006/wordprocessingDrawing" xmlns:r="http://schemas.openxmlformats.org/officeDocument/2006/relationships" xmlns:w14="http://schemas.microsoft.com/office/word/2010/wordml">
+              <w:rPr>
+                <w:rFonts w:ascii="Times New Roman" w:hAnsi="Times New Roman" w:eastAsia="Times New Roman" w:cs="Times New Roman"/>
+                <w:i w:val="false"/>
+                <w:b w:val="true"/>
+                <w:u w:val="none"/>
+                <w:strike w:val="false"/>
+                <w:sz w:val="14"/>
+                <w:szCs w:val="14"/>
                 <w:color w:val="000000"/>
               </w:rPr>
               <w:t xml:space="preserve">129,5</w:t>
@@ -2177,28 +2177,28 @@
                 <w:left w:val="none" w:sz="0" w:space="0" w:color="000000"/>
                 <w:right w:val="none" w:sz="0" w:space="0" w:color="000000"/>
               </w:pBdr>
-              <w:spacing w:after="36" w:before="36" w:line="240"/>
-              <w:ind w:left="100" w:right="100" w:firstLine="0" w:firstLineChars="0"/>
-              <w:rPr>
-                <w:rFonts w:ascii="Times New Roman" w:hAnsi="Times New Roman" w:eastAsia="Times New Roman" w:cs="Times New Roman"/>
-                <w:i w:val="false"/>
-                <w:b w:val="true"/>
-                <w:u w:val="none"/>
-                <w:strike w:val="false"/>
-                <w:sz w:val="16"/>
-                <w:szCs w:val="16"/>
-                <w:color w:val="000000"/>
-              </w:rPr>
-            </w:pPr>
-            <w:r xmlns:w="http://schemas.openxmlformats.org/wordprocessingml/2006/main" xmlns:wp="http://schemas.openxmlformats.org/drawingml/2006/wordprocessingDrawing" xmlns:r="http://schemas.openxmlformats.org/officeDocument/2006/relationships" xmlns:w14="http://schemas.microsoft.com/office/word/2010/wordml">
-              <w:rPr>
-                <w:rFonts w:ascii="Times New Roman" w:hAnsi="Times New Roman" w:eastAsia="Times New Roman" w:cs="Times New Roman"/>
-                <w:i w:val="false"/>
-                <w:b w:val="true"/>
-                <w:u w:val="none"/>
-                <w:strike w:val="false"/>
-                <w:sz w:val="16"/>
-                <w:szCs w:val="16"/>
+              <w:spacing w:after="0" w:before="0" w:line="240"/>
+              <w:ind w:left="100" w:right="100" w:firstLine="0" w:firstLineChars="0"/>
+              <w:rPr>
+                <w:rFonts w:ascii="Times New Roman" w:hAnsi="Times New Roman" w:eastAsia="Times New Roman" w:cs="Times New Roman"/>
+                <w:i w:val="false"/>
+                <w:b w:val="true"/>
+                <w:u w:val="none"/>
+                <w:strike w:val="false"/>
+                <w:sz w:val="14"/>
+                <w:szCs w:val="14"/>
+                <w:color w:val="000000"/>
+              </w:rPr>
+            </w:pPr>
+            <w:r xmlns:w="http://schemas.openxmlformats.org/wordprocessingml/2006/main" xmlns:wp="http://schemas.openxmlformats.org/drawingml/2006/wordprocessingDrawing" xmlns:r="http://schemas.openxmlformats.org/officeDocument/2006/relationships" xmlns:w14="http://schemas.microsoft.com/office/word/2010/wordml">
+              <w:rPr>
+                <w:rFonts w:ascii="Times New Roman" w:hAnsi="Times New Roman" w:eastAsia="Times New Roman" w:cs="Times New Roman"/>
+                <w:i w:val="false"/>
+                <w:b w:val="true"/>
+                <w:u w:val="none"/>
+                <w:strike w:val="false"/>
+                <w:sz w:val="14"/>
+                <w:szCs w:val="14"/>
                 <w:color w:val="000000"/>
               </w:rPr>
               <w:t xml:space="preserve">128,4</w:t>
@@ -2231,28 +2231,28 @@
                 <w:left w:val="none" w:sz="0" w:space="0" w:color="000000"/>
                 <w:right w:val="none" w:sz="0" w:space="0" w:color="000000"/>
               </w:pBdr>
-              <w:spacing w:after="36" w:before="36" w:line="240"/>
-              <w:ind w:left="100" w:right="100" w:firstLine="0" w:firstLineChars="0"/>
-              <w:rPr>
-                <w:rFonts w:ascii="Times New Roman" w:hAnsi="Times New Roman" w:eastAsia="Times New Roman" w:cs="Times New Roman"/>
-                <w:i w:val="false"/>
-                <w:b w:val="true"/>
-                <w:u w:val="none"/>
-                <w:strike w:val="false"/>
-                <w:sz w:val="16"/>
-                <w:szCs w:val="16"/>
-                <w:color w:val="000000"/>
-              </w:rPr>
-            </w:pPr>
-            <w:r xmlns:w="http://schemas.openxmlformats.org/wordprocessingml/2006/main" xmlns:wp="http://schemas.openxmlformats.org/drawingml/2006/wordprocessingDrawing" xmlns:r="http://schemas.openxmlformats.org/officeDocument/2006/relationships" xmlns:w14="http://schemas.microsoft.com/office/word/2010/wordml">
-              <w:rPr>
-                <w:rFonts w:ascii="Times New Roman" w:hAnsi="Times New Roman" w:eastAsia="Times New Roman" w:cs="Times New Roman"/>
-                <w:i w:val="false"/>
-                <w:b w:val="true"/>
-                <w:u w:val="none"/>
-                <w:strike w:val="false"/>
-                <w:sz w:val="16"/>
-                <w:szCs w:val="16"/>
+              <w:spacing w:after="0" w:before="0" w:line="240"/>
+              <w:ind w:left="100" w:right="100" w:firstLine="0" w:firstLineChars="0"/>
+              <w:rPr>
+                <w:rFonts w:ascii="Times New Roman" w:hAnsi="Times New Roman" w:eastAsia="Times New Roman" w:cs="Times New Roman"/>
+                <w:i w:val="false"/>
+                <w:b w:val="true"/>
+                <w:u w:val="none"/>
+                <w:strike w:val="false"/>
+                <w:sz w:val="14"/>
+                <w:szCs w:val="14"/>
+                <w:color w:val="000000"/>
+              </w:rPr>
+            </w:pPr>
+            <w:r xmlns:w="http://schemas.openxmlformats.org/wordprocessingml/2006/main" xmlns:wp="http://schemas.openxmlformats.org/drawingml/2006/wordprocessingDrawing" xmlns:r="http://schemas.openxmlformats.org/officeDocument/2006/relationships" xmlns:w14="http://schemas.microsoft.com/office/word/2010/wordml">
+              <w:rPr>
+                <w:rFonts w:ascii="Times New Roman" w:hAnsi="Times New Roman" w:eastAsia="Times New Roman" w:cs="Times New Roman"/>
+                <w:i w:val="false"/>
+                <w:b w:val="true"/>
+                <w:u w:val="none"/>
+                <w:strike w:val="false"/>
+                <w:sz w:val="14"/>
+                <w:szCs w:val="14"/>
                 <w:color w:val="000000"/>
               </w:rPr>
               <w:t xml:space="preserve">127,5</w:t>
@@ -2285,28 +2285,28 @@
                 <w:left w:val="none" w:sz="0" w:space="0" w:color="000000"/>
                 <w:right w:val="none" w:sz="0" w:space="0" w:color="000000"/>
               </w:pBdr>
-              <w:spacing w:after="36" w:before="36" w:line="240"/>
-              <w:ind w:left="100" w:right="100" w:firstLine="0" w:firstLineChars="0"/>
-              <w:rPr>
-                <w:rFonts w:ascii="Times New Roman" w:hAnsi="Times New Roman" w:eastAsia="Times New Roman" w:cs="Times New Roman"/>
-                <w:i w:val="false"/>
-                <w:b w:val="true"/>
-                <w:u w:val="none"/>
-                <w:strike w:val="false"/>
-                <w:sz w:val="16"/>
-                <w:szCs w:val="16"/>
-                <w:color w:val="000000"/>
-              </w:rPr>
-            </w:pPr>
-            <w:r xmlns:w="http://schemas.openxmlformats.org/wordprocessingml/2006/main" xmlns:wp="http://schemas.openxmlformats.org/drawingml/2006/wordprocessingDrawing" xmlns:r="http://schemas.openxmlformats.org/officeDocument/2006/relationships" xmlns:w14="http://schemas.microsoft.com/office/word/2010/wordml">
-              <w:rPr>
-                <w:rFonts w:ascii="Times New Roman" w:hAnsi="Times New Roman" w:eastAsia="Times New Roman" w:cs="Times New Roman"/>
-                <w:i w:val="false"/>
-                <w:b w:val="true"/>
-                <w:u w:val="none"/>
-                <w:strike w:val="false"/>
-                <w:sz w:val="16"/>
-                <w:szCs w:val="16"/>
+              <w:spacing w:after="0" w:before="0" w:line="240"/>
+              <w:ind w:left="100" w:right="100" w:firstLine="0" w:firstLineChars="0"/>
+              <w:rPr>
+                <w:rFonts w:ascii="Times New Roman" w:hAnsi="Times New Roman" w:eastAsia="Times New Roman" w:cs="Times New Roman"/>
+                <w:i w:val="false"/>
+                <w:b w:val="true"/>
+                <w:u w:val="none"/>
+                <w:strike w:val="false"/>
+                <w:sz w:val="14"/>
+                <w:szCs w:val="14"/>
+                <w:color w:val="000000"/>
+              </w:rPr>
+            </w:pPr>
+            <w:r xmlns:w="http://schemas.openxmlformats.org/wordprocessingml/2006/main" xmlns:wp="http://schemas.openxmlformats.org/drawingml/2006/wordprocessingDrawing" xmlns:r="http://schemas.openxmlformats.org/officeDocument/2006/relationships" xmlns:w14="http://schemas.microsoft.com/office/word/2010/wordml">
+              <w:rPr>
+                <w:rFonts w:ascii="Times New Roman" w:hAnsi="Times New Roman" w:eastAsia="Times New Roman" w:cs="Times New Roman"/>
+                <w:i w:val="false"/>
+                <w:b w:val="true"/>
+                <w:u w:val="none"/>
+                <w:strike w:val="false"/>
+                <w:sz w:val="14"/>
+                <w:szCs w:val="14"/>
                 <w:color w:val="000000"/>
               </w:rPr>
               <w:t xml:space="preserve">127,9</w:t>
@@ -2339,28 +2339,28 @@
                 <w:left w:val="none" w:sz="0" w:space="0" w:color="000000"/>
                 <w:right w:val="none" w:sz="0" w:space="0" w:color="000000"/>
               </w:pBdr>
-              <w:spacing w:after="36" w:before="36" w:line="240"/>
-              <w:ind w:left="100" w:right="100" w:firstLine="0" w:firstLineChars="0"/>
-              <w:rPr>
-                <w:rFonts w:ascii="Times New Roman" w:hAnsi="Times New Roman" w:eastAsia="Times New Roman" w:cs="Times New Roman"/>
-                <w:i w:val="false"/>
-                <w:b w:val="true"/>
-                <w:u w:val="none"/>
-                <w:strike w:val="false"/>
-                <w:sz w:val="16"/>
-                <w:szCs w:val="16"/>
-                <w:color w:val="000000"/>
-              </w:rPr>
-            </w:pPr>
-            <w:r xmlns:w="http://schemas.openxmlformats.org/wordprocessingml/2006/main" xmlns:wp="http://schemas.openxmlformats.org/drawingml/2006/wordprocessingDrawing" xmlns:r="http://schemas.openxmlformats.org/officeDocument/2006/relationships" xmlns:w14="http://schemas.microsoft.com/office/word/2010/wordml">
-              <w:rPr>
-                <w:rFonts w:ascii="Times New Roman" w:hAnsi="Times New Roman" w:eastAsia="Times New Roman" w:cs="Times New Roman"/>
-                <w:i w:val="false"/>
-                <w:b w:val="true"/>
-                <w:u w:val="none"/>
-                <w:strike w:val="false"/>
-                <w:sz w:val="16"/>
-                <w:szCs w:val="16"/>
+              <w:spacing w:after="0" w:before="0" w:line="240"/>
+              <w:ind w:left="100" w:right="100" w:firstLine="0" w:firstLineChars="0"/>
+              <w:rPr>
+                <w:rFonts w:ascii="Times New Roman" w:hAnsi="Times New Roman" w:eastAsia="Times New Roman" w:cs="Times New Roman"/>
+                <w:i w:val="false"/>
+                <w:b w:val="true"/>
+                <w:u w:val="none"/>
+                <w:strike w:val="false"/>
+                <w:sz w:val="14"/>
+                <w:szCs w:val="14"/>
+                <w:color w:val="000000"/>
+              </w:rPr>
+            </w:pPr>
+            <w:r xmlns:w="http://schemas.openxmlformats.org/wordprocessingml/2006/main" xmlns:wp="http://schemas.openxmlformats.org/drawingml/2006/wordprocessingDrawing" xmlns:r="http://schemas.openxmlformats.org/officeDocument/2006/relationships" xmlns:w14="http://schemas.microsoft.com/office/word/2010/wordml">
+              <w:rPr>
+                <w:rFonts w:ascii="Times New Roman" w:hAnsi="Times New Roman" w:eastAsia="Times New Roman" w:cs="Times New Roman"/>
+                <w:i w:val="false"/>
+                <w:b w:val="true"/>
+                <w:u w:val="none"/>
+                <w:strike w:val="false"/>
+                <w:sz w:val="14"/>
+                <w:szCs w:val="14"/>
                 <w:color w:val="000000"/>
               </w:rPr>
               <w:t xml:space="preserve">132,4</w:t>
@@ -2393,28 +2393,28 @@
                 <w:left w:val="none" w:sz="0" w:space="0" w:color="000000"/>
                 <w:right w:val="none" w:sz="0" w:space="0" w:color="000000"/>
               </w:pBdr>
-              <w:spacing w:after="36" w:before="36" w:line="240"/>
-              <w:ind w:left="100" w:right="100" w:firstLine="0" w:firstLineChars="0"/>
-              <w:rPr>
-                <w:rFonts w:ascii="Times New Roman" w:hAnsi="Times New Roman" w:eastAsia="Times New Roman" w:cs="Times New Roman"/>
-                <w:i w:val="false"/>
-                <w:b w:val="true"/>
-                <w:u w:val="none"/>
-                <w:strike w:val="false"/>
-                <w:sz w:val="16"/>
-                <w:szCs w:val="16"/>
-                <w:color w:val="000000"/>
-              </w:rPr>
-            </w:pPr>
-            <w:r xmlns:w="http://schemas.openxmlformats.org/wordprocessingml/2006/main" xmlns:wp="http://schemas.openxmlformats.org/drawingml/2006/wordprocessingDrawing" xmlns:r="http://schemas.openxmlformats.org/officeDocument/2006/relationships" xmlns:w14="http://schemas.microsoft.com/office/word/2010/wordml">
-              <w:rPr>
-                <w:rFonts w:ascii="Times New Roman" w:hAnsi="Times New Roman" w:eastAsia="Times New Roman" w:cs="Times New Roman"/>
-                <w:i w:val="false"/>
-                <w:b w:val="true"/>
-                <w:u w:val="none"/>
-                <w:strike w:val="false"/>
-                <w:sz w:val="16"/>
-                <w:szCs w:val="16"/>
+              <w:spacing w:after="0" w:before="0" w:line="240"/>
+              <w:ind w:left="100" w:right="100" w:firstLine="0" w:firstLineChars="0"/>
+              <w:rPr>
+                <w:rFonts w:ascii="Times New Roman" w:hAnsi="Times New Roman" w:eastAsia="Times New Roman" w:cs="Times New Roman"/>
+                <w:i w:val="false"/>
+                <w:b w:val="true"/>
+                <w:u w:val="none"/>
+                <w:strike w:val="false"/>
+                <w:sz w:val="14"/>
+                <w:szCs w:val="14"/>
+                <w:color w:val="000000"/>
+              </w:rPr>
+            </w:pPr>
+            <w:r xmlns:w="http://schemas.openxmlformats.org/wordprocessingml/2006/main" xmlns:wp="http://schemas.openxmlformats.org/drawingml/2006/wordprocessingDrawing" xmlns:r="http://schemas.openxmlformats.org/officeDocument/2006/relationships" xmlns:w14="http://schemas.microsoft.com/office/word/2010/wordml">
+              <w:rPr>
+                <w:rFonts w:ascii="Times New Roman" w:hAnsi="Times New Roman" w:eastAsia="Times New Roman" w:cs="Times New Roman"/>
+                <w:i w:val="false"/>
+                <w:b w:val="true"/>
+                <w:u w:val="none"/>
+                <w:strike w:val="false"/>
+                <w:sz w:val="14"/>
+                <w:szCs w:val="14"/>
                 <w:color w:val="000000"/>
               </w:rPr>
               <w:t xml:space="preserve">37,502</w:t>
@@ -2447,28 +2447,28 @@
                 <w:left w:val="none" w:sz="0" w:space="0" w:color="000000"/>
                 <w:right w:val="none" w:sz="0" w:space="0" w:color="000000"/>
               </w:pBdr>
-              <w:spacing w:after="36" w:before="36" w:line="240"/>
-              <w:ind w:left="100" w:right="100" w:firstLine="0" w:firstLineChars="0"/>
-              <w:rPr>
-                <w:rFonts w:ascii="Times New Roman" w:hAnsi="Times New Roman" w:eastAsia="Times New Roman" w:cs="Times New Roman"/>
-                <w:i w:val="false"/>
-                <w:b w:val="true"/>
-                <w:u w:val="none"/>
-                <w:strike w:val="false"/>
-                <w:sz w:val="16"/>
-                <w:szCs w:val="16"/>
-                <w:color w:val="000000"/>
-              </w:rPr>
-            </w:pPr>
-            <w:r xmlns:w="http://schemas.openxmlformats.org/wordprocessingml/2006/main" xmlns:wp="http://schemas.openxmlformats.org/drawingml/2006/wordprocessingDrawing" xmlns:r="http://schemas.openxmlformats.org/officeDocument/2006/relationships" xmlns:w14="http://schemas.microsoft.com/office/word/2010/wordml">
-              <w:rPr>
-                <w:rFonts w:ascii="Times New Roman" w:hAnsi="Times New Roman" w:eastAsia="Times New Roman" w:cs="Times New Roman"/>
-                <w:i w:val="false"/>
-                <w:b w:val="true"/>
-                <w:u w:val="none"/>
-                <w:strike w:val="false"/>
-                <w:sz w:val="16"/>
-                <w:szCs w:val="16"/>
+              <w:spacing w:after="0" w:before="0" w:line="240"/>
+              <w:ind w:left="100" w:right="100" w:firstLine="0" w:firstLineChars="0"/>
+              <w:rPr>
+                <w:rFonts w:ascii="Times New Roman" w:hAnsi="Times New Roman" w:eastAsia="Times New Roman" w:cs="Times New Roman"/>
+                <w:i w:val="false"/>
+                <w:b w:val="true"/>
+                <w:u w:val="none"/>
+                <w:strike w:val="false"/>
+                <w:sz w:val="14"/>
+                <w:szCs w:val="14"/>
+                <w:color w:val="000000"/>
+              </w:rPr>
+            </w:pPr>
+            <w:r xmlns:w="http://schemas.openxmlformats.org/wordprocessingml/2006/main" xmlns:wp="http://schemas.openxmlformats.org/drawingml/2006/wordprocessingDrawing" xmlns:r="http://schemas.openxmlformats.org/officeDocument/2006/relationships" xmlns:w14="http://schemas.microsoft.com/office/word/2010/wordml">
+              <w:rPr>
+                <w:rFonts w:ascii="Times New Roman" w:hAnsi="Times New Roman" w:eastAsia="Times New Roman" w:cs="Times New Roman"/>
+                <w:i w:val="false"/>
+                <w:b w:val="true"/>
+                <w:u w:val="none"/>
+                <w:strike w:val="false"/>
+                <w:sz w:val="14"/>
+                <w:szCs w:val="14"/>
                 <w:color w:val="000000"/>
               </w:rPr>
               <w:t xml:space="preserve">01- المواد الغذائية والمشروبات غير الكحولية</w:t>
@@ -2507,28 +2507,28 @@
                 <w:left w:val="none" w:sz="0" w:space="0" w:color="000000"/>
                 <w:right w:val="none" w:sz="0" w:space="0" w:color="000000"/>
               </w:pBdr>
-              <w:spacing w:after="36" w:before="36" w:line="240"/>
-              <w:ind w:left="100" w:right="100" w:firstLine="0" w:firstLineChars="0"/>
-              <w:rPr>
-                <w:rFonts w:ascii="Times New Roman" w:hAnsi="Times New Roman" w:eastAsia="Times New Roman" w:cs="Times New Roman"/>
-                <w:i w:val="false"/>
-                <w:b w:val="true"/>
-                <w:u w:val="none"/>
-                <w:strike w:val="false"/>
-                <w:sz w:val="16"/>
-                <w:szCs w:val="16"/>
-                <w:color w:val="000000"/>
-              </w:rPr>
-            </w:pPr>
-            <w:r xmlns:w="http://schemas.openxmlformats.org/wordprocessingml/2006/main" xmlns:wp="http://schemas.openxmlformats.org/drawingml/2006/wordprocessingDrawing" xmlns:r="http://schemas.openxmlformats.org/officeDocument/2006/relationships" xmlns:w14="http://schemas.microsoft.com/office/word/2010/wordml">
-              <w:rPr>
-                <w:rFonts w:ascii="Times New Roman" w:hAnsi="Times New Roman" w:eastAsia="Times New Roman" w:cs="Times New Roman"/>
-                <w:i w:val="false"/>
-                <w:b w:val="true"/>
-                <w:u w:val="none"/>
-                <w:strike w:val="false"/>
-                <w:sz w:val="16"/>
-                <w:szCs w:val="16"/>
+              <w:spacing w:after="0" w:before="0" w:line="240"/>
+              <w:ind w:left="100" w:right="100" w:firstLine="0" w:firstLineChars="0"/>
+              <w:rPr>
+                <w:rFonts w:ascii="Times New Roman" w:hAnsi="Times New Roman" w:eastAsia="Times New Roman" w:cs="Times New Roman"/>
+                <w:i w:val="false"/>
+                <w:b w:val="true"/>
+                <w:u w:val="none"/>
+                <w:strike w:val="false"/>
+                <w:sz w:val="14"/>
+                <w:szCs w:val="14"/>
+                <w:color w:val="000000"/>
+              </w:rPr>
+            </w:pPr>
+            <w:r xmlns:w="http://schemas.openxmlformats.org/wordprocessingml/2006/main" xmlns:wp="http://schemas.openxmlformats.org/drawingml/2006/wordprocessingDrawing" xmlns:r="http://schemas.openxmlformats.org/officeDocument/2006/relationships" xmlns:w14="http://schemas.microsoft.com/office/word/2010/wordml">
+              <w:rPr>
+                <w:rFonts w:ascii="Times New Roman" w:hAnsi="Times New Roman" w:eastAsia="Times New Roman" w:cs="Times New Roman"/>
+                <w:i w:val="false"/>
+                <w:b w:val="true"/>
+                <w:u w:val="none"/>
+                <w:strike w:val="false"/>
+                <w:sz w:val="14"/>
+                <w:szCs w:val="14"/>
                 <w:color w:val="000000"/>
               </w:rPr>
               <w:t xml:space="preserve">3,7</w:t>
@@ -2561,28 +2561,28 @@
                 <w:left w:val="none" w:sz="0" w:space="0" w:color="000000"/>
                 <w:right w:val="none" w:sz="0" w:space="0" w:color="000000"/>
               </w:pBdr>
-              <w:spacing w:after="36" w:before="36" w:line="240"/>
-              <w:ind w:left="100" w:right="100" w:firstLine="0" w:firstLineChars="0"/>
-              <w:rPr>
-                <w:rFonts w:ascii="Times New Roman" w:hAnsi="Times New Roman" w:eastAsia="Times New Roman" w:cs="Times New Roman"/>
-                <w:i w:val="false"/>
-                <w:b w:val="true"/>
-                <w:u w:val="none"/>
-                <w:strike w:val="false"/>
-                <w:sz w:val="16"/>
-                <w:szCs w:val="16"/>
-                <w:color w:val="000000"/>
-              </w:rPr>
-            </w:pPr>
-            <w:r xmlns:w="http://schemas.openxmlformats.org/wordprocessingml/2006/main" xmlns:wp="http://schemas.openxmlformats.org/drawingml/2006/wordprocessingDrawing" xmlns:r="http://schemas.openxmlformats.org/officeDocument/2006/relationships" xmlns:w14="http://schemas.microsoft.com/office/word/2010/wordml">
-              <w:rPr>
-                <w:rFonts w:ascii="Times New Roman" w:hAnsi="Times New Roman" w:eastAsia="Times New Roman" w:cs="Times New Roman"/>
-                <w:i w:val="false"/>
-                <w:b w:val="true"/>
-                <w:u w:val="none"/>
-                <w:strike w:val="false"/>
-                <w:sz w:val="16"/>
-                <w:szCs w:val="16"/>
+              <w:spacing w:after="0" w:before="0" w:line="240"/>
+              <w:ind w:left="100" w:right="100" w:firstLine="0" w:firstLineChars="0"/>
+              <w:rPr>
+                <w:rFonts w:ascii="Times New Roman" w:hAnsi="Times New Roman" w:eastAsia="Times New Roman" w:cs="Times New Roman"/>
+                <w:i w:val="false"/>
+                <w:b w:val="true"/>
+                <w:u w:val="none"/>
+                <w:strike w:val="false"/>
+                <w:sz w:val="14"/>
+                <w:szCs w:val="14"/>
+                <w:color w:val="000000"/>
+              </w:rPr>
+            </w:pPr>
+            <w:r xmlns:w="http://schemas.openxmlformats.org/wordprocessingml/2006/main" xmlns:wp="http://schemas.openxmlformats.org/drawingml/2006/wordprocessingDrawing" xmlns:r="http://schemas.openxmlformats.org/officeDocument/2006/relationships" xmlns:w14="http://schemas.microsoft.com/office/word/2010/wordml">
+              <w:rPr>
+                <w:rFonts w:ascii="Times New Roman" w:hAnsi="Times New Roman" w:eastAsia="Times New Roman" w:cs="Times New Roman"/>
+                <w:i w:val="false"/>
+                <w:b w:val="true"/>
+                <w:u w:val="none"/>
+                <w:strike w:val="false"/>
+                <w:sz w:val="14"/>
+                <w:szCs w:val="14"/>
                 <w:color w:val="000000"/>
               </w:rPr>
               <w:t xml:space="preserve">3,0</w:t>
@@ -2615,28 +2615,28 @@
                 <w:left w:val="none" w:sz="0" w:space="0" w:color="000000"/>
                 <w:right w:val="none" w:sz="0" w:space="0" w:color="000000"/>
               </w:pBdr>
-              <w:spacing w:after="36" w:before="36" w:line="240"/>
-              <w:ind w:left="100" w:right="100" w:firstLine="0" w:firstLineChars="0"/>
-              <w:rPr>
-                <w:rFonts w:ascii="Times New Roman" w:hAnsi="Times New Roman" w:eastAsia="Times New Roman" w:cs="Times New Roman"/>
-                <w:i w:val="false"/>
-                <w:b w:val="true"/>
-                <w:u w:val="none"/>
-                <w:strike w:val="false"/>
-                <w:sz w:val="16"/>
-                <w:szCs w:val="16"/>
-                <w:color w:val="000000"/>
-              </w:rPr>
-            </w:pPr>
-            <w:r xmlns:w="http://schemas.openxmlformats.org/wordprocessingml/2006/main" xmlns:wp="http://schemas.openxmlformats.org/drawingml/2006/wordprocessingDrawing" xmlns:r="http://schemas.openxmlformats.org/officeDocument/2006/relationships" xmlns:w14="http://schemas.microsoft.com/office/word/2010/wordml">
-              <w:rPr>
-                <w:rFonts w:ascii="Times New Roman" w:hAnsi="Times New Roman" w:eastAsia="Times New Roman" w:cs="Times New Roman"/>
-                <w:i w:val="false"/>
-                <w:b w:val="true"/>
-                <w:u w:val="none"/>
-                <w:strike w:val="false"/>
-                <w:sz w:val="16"/>
-                <w:szCs w:val="16"/>
+              <w:spacing w:after="0" w:before="0" w:line="240"/>
+              <w:ind w:left="100" w:right="100" w:firstLine="0" w:firstLineChars="0"/>
+              <w:rPr>
+                <w:rFonts w:ascii="Times New Roman" w:hAnsi="Times New Roman" w:eastAsia="Times New Roman" w:cs="Times New Roman"/>
+                <w:i w:val="false"/>
+                <w:b w:val="true"/>
+                <w:u w:val="none"/>
+                <w:strike w:val="false"/>
+                <w:sz w:val="14"/>
+                <w:szCs w:val="14"/>
+                <w:color w:val="000000"/>
+              </w:rPr>
+            </w:pPr>
+            <w:r xmlns:w="http://schemas.openxmlformats.org/wordprocessingml/2006/main" xmlns:wp="http://schemas.openxmlformats.org/drawingml/2006/wordprocessingDrawing" xmlns:r="http://schemas.openxmlformats.org/officeDocument/2006/relationships" xmlns:w14="http://schemas.microsoft.com/office/word/2010/wordml">
+              <w:rPr>
+                <w:rFonts w:ascii="Times New Roman" w:hAnsi="Times New Roman" w:eastAsia="Times New Roman" w:cs="Times New Roman"/>
+                <w:i w:val="false"/>
+                <w:b w:val="true"/>
+                <w:u w:val="none"/>
+                <w:strike w:val="false"/>
+                <w:sz w:val="14"/>
+                <w:szCs w:val="14"/>
                 <w:color w:val="000000"/>
               </w:rPr>
               <w:t xml:space="preserve">0,0</w:t>
@@ -2669,28 +2669,28 @@
                 <w:left w:val="none" w:sz="0" w:space="0" w:color="000000"/>
                 <w:right w:val="none" w:sz="0" w:space="0" w:color="000000"/>
               </w:pBdr>
-              <w:spacing w:after="36" w:before="36" w:line="240"/>
-              <w:ind w:left="100" w:right="100" w:firstLine="0" w:firstLineChars="0"/>
-              <w:rPr>
-                <w:rFonts w:ascii="Times New Roman" w:hAnsi="Times New Roman" w:eastAsia="Times New Roman" w:cs="Times New Roman"/>
-                <w:i w:val="false"/>
-                <w:b w:val="true"/>
-                <w:u w:val="none"/>
-                <w:strike w:val="false"/>
-                <w:sz w:val="16"/>
-                <w:szCs w:val="16"/>
-                <w:color w:val="000000"/>
-              </w:rPr>
-            </w:pPr>
-            <w:r xmlns:w="http://schemas.openxmlformats.org/wordprocessingml/2006/main" xmlns:wp="http://schemas.openxmlformats.org/drawingml/2006/wordprocessingDrawing" xmlns:r="http://schemas.openxmlformats.org/officeDocument/2006/relationships" xmlns:w14="http://schemas.microsoft.com/office/word/2010/wordml">
-              <w:rPr>
-                <w:rFonts w:ascii="Times New Roman" w:hAnsi="Times New Roman" w:eastAsia="Times New Roman" w:cs="Times New Roman"/>
-                <w:i w:val="false"/>
-                <w:b w:val="true"/>
-                <w:u w:val="none"/>
-                <w:strike w:val="false"/>
-                <w:sz w:val="16"/>
-                <w:szCs w:val="16"/>
+              <w:spacing w:after="0" w:before="0" w:line="240"/>
+              <w:ind w:left="100" w:right="100" w:firstLine="0" w:firstLineChars="0"/>
+              <w:rPr>
+                <w:rFonts w:ascii="Times New Roman" w:hAnsi="Times New Roman" w:eastAsia="Times New Roman" w:cs="Times New Roman"/>
+                <w:i w:val="false"/>
+                <w:b w:val="true"/>
+                <w:u w:val="none"/>
+                <w:strike w:val="false"/>
+                <w:sz w:val="14"/>
+                <w:szCs w:val="14"/>
+                <w:color w:val="000000"/>
+              </w:rPr>
+            </w:pPr>
+            <w:r xmlns:w="http://schemas.openxmlformats.org/wordprocessingml/2006/main" xmlns:wp="http://schemas.openxmlformats.org/drawingml/2006/wordprocessingDrawing" xmlns:r="http://schemas.openxmlformats.org/officeDocument/2006/relationships" xmlns:w14="http://schemas.microsoft.com/office/word/2010/wordml">
+              <w:rPr>
+                <w:rFonts w:ascii="Times New Roman" w:hAnsi="Times New Roman" w:eastAsia="Times New Roman" w:cs="Times New Roman"/>
+                <w:i w:val="false"/>
+                <w:b w:val="true"/>
+                <w:u w:val="none"/>
+                <w:strike w:val="false"/>
+                <w:sz w:val="14"/>
+                <w:szCs w:val="14"/>
                 <w:color w:val="000000"/>
               </w:rPr>
               <w:t xml:space="preserve">149,3</w:t>
@@ -2723,28 +2723,28 @@
                 <w:left w:val="none" w:sz="0" w:space="0" w:color="000000"/>
                 <w:right w:val="none" w:sz="0" w:space="0" w:color="000000"/>
               </w:pBdr>
-              <w:spacing w:after="36" w:before="36" w:line="240"/>
-              <w:ind w:left="100" w:right="100" w:firstLine="0" w:firstLineChars="0"/>
-              <w:rPr>
-                <w:rFonts w:ascii="Times New Roman" w:hAnsi="Times New Roman" w:eastAsia="Times New Roman" w:cs="Times New Roman"/>
-                <w:i w:val="false"/>
-                <w:b w:val="true"/>
-                <w:u w:val="none"/>
-                <w:strike w:val="false"/>
-                <w:sz w:val="16"/>
-                <w:szCs w:val="16"/>
-                <w:color w:val="000000"/>
-              </w:rPr>
-            </w:pPr>
-            <w:r xmlns:w="http://schemas.openxmlformats.org/wordprocessingml/2006/main" xmlns:wp="http://schemas.openxmlformats.org/drawingml/2006/wordprocessingDrawing" xmlns:r="http://schemas.openxmlformats.org/officeDocument/2006/relationships" xmlns:w14="http://schemas.microsoft.com/office/word/2010/wordml">
-              <w:rPr>
-                <w:rFonts w:ascii="Times New Roman" w:hAnsi="Times New Roman" w:eastAsia="Times New Roman" w:cs="Times New Roman"/>
-                <w:i w:val="false"/>
-                <w:b w:val="true"/>
-                <w:u w:val="none"/>
-                <w:strike w:val="false"/>
-                <w:sz w:val="16"/>
-                <w:szCs w:val="16"/>
+              <w:spacing w:after="0" w:before="0" w:line="240"/>
+              <w:ind w:left="100" w:right="100" w:firstLine="0" w:firstLineChars="0"/>
+              <w:rPr>
+                <w:rFonts w:ascii="Times New Roman" w:hAnsi="Times New Roman" w:eastAsia="Times New Roman" w:cs="Times New Roman"/>
+                <w:i w:val="false"/>
+                <w:b w:val="true"/>
+                <w:u w:val="none"/>
+                <w:strike w:val="false"/>
+                <w:sz w:val="14"/>
+                <w:szCs w:val="14"/>
+                <w:color w:val="000000"/>
+              </w:rPr>
+            </w:pPr>
+            <w:r xmlns:w="http://schemas.openxmlformats.org/wordprocessingml/2006/main" xmlns:wp="http://schemas.openxmlformats.org/drawingml/2006/wordprocessingDrawing" xmlns:r="http://schemas.openxmlformats.org/officeDocument/2006/relationships" xmlns:w14="http://schemas.microsoft.com/office/word/2010/wordml">
+              <w:rPr>
+                <w:rFonts w:ascii="Times New Roman" w:hAnsi="Times New Roman" w:eastAsia="Times New Roman" w:cs="Times New Roman"/>
+                <w:i w:val="false"/>
+                <w:b w:val="true"/>
+                <w:u w:val="none"/>
+                <w:strike w:val="false"/>
+                <w:sz w:val="14"/>
+                <w:szCs w:val="14"/>
                 <w:color w:val="000000"/>
               </w:rPr>
               <w:t xml:space="preserve">149,3</w:t>
@@ -2777,28 +2777,28 @@
                 <w:left w:val="none" w:sz="0" w:space="0" w:color="000000"/>
                 <w:right w:val="none" w:sz="0" w:space="0" w:color="000000"/>
               </w:pBdr>
-              <w:spacing w:after="36" w:before="36" w:line="240"/>
-              <w:ind w:left="100" w:right="100" w:firstLine="0" w:firstLineChars="0"/>
-              <w:rPr>
-                <w:rFonts w:ascii="Times New Roman" w:hAnsi="Times New Roman" w:eastAsia="Times New Roman" w:cs="Times New Roman"/>
-                <w:i w:val="false"/>
-                <w:b w:val="true"/>
-                <w:u w:val="none"/>
-                <w:strike w:val="false"/>
-                <w:sz w:val="16"/>
-                <w:szCs w:val="16"/>
-                <w:color w:val="000000"/>
-              </w:rPr>
-            </w:pPr>
-            <w:r xmlns:w="http://schemas.openxmlformats.org/wordprocessingml/2006/main" xmlns:wp="http://schemas.openxmlformats.org/drawingml/2006/wordprocessingDrawing" xmlns:r="http://schemas.openxmlformats.org/officeDocument/2006/relationships" xmlns:w14="http://schemas.microsoft.com/office/word/2010/wordml">
-              <w:rPr>
-                <w:rFonts w:ascii="Times New Roman" w:hAnsi="Times New Roman" w:eastAsia="Times New Roman" w:cs="Times New Roman"/>
-                <w:i w:val="false"/>
-                <w:b w:val="true"/>
-                <w:u w:val="none"/>
-                <w:strike w:val="false"/>
-                <w:sz w:val="16"/>
-                <w:szCs w:val="16"/>
+              <w:spacing w:after="0" w:before="0" w:line="240"/>
+              <w:ind w:left="100" w:right="100" w:firstLine="0" w:firstLineChars="0"/>
+              <w:rPr>
+                <w:rFonts w:ascii="Times New Roman" w:hAnsi="Times New Roman" w:eastAsia="Times New Roman" w:cs="Times New Roman"/>
+                <w:i w:val="false"/>
+                <w:b w:val="true"/>
+                <w:u w:val="none"/>
+                <w:strike w:val="false"/>
+                <w:sz w:val="14"/>
+                <w:szCs w:val="14"/>
+                <w:color w:val="000000"/>
+              </w:rPr>
+            </w:pPr>
+            <w:r xmlns:w="http://schemas.openxmlformats.org/wordprocessingml/2006/main" xmlns:wp="http://schemas.openxmlformats.org/drawingml/2006/wordprocessingDrawing" xmlns:r="http://schemas.openxmlformats.org/officeDocument/2006/relationships" xmlns:w14="http://schemas.microsoft.com/office/word/2010/wordml">
+              <w:rPr>
+                <w:rFonts w:ascii="Times New Roman" w:hAnsi="Times New Roman" w:eastAsia="Times New Roman" w:cs="Times New Roman"/>
+                <w:i w:val="false"/>
+                <w:b w:val="true"/>
+                <w:u w:val="none"/>
+                <w:strike w:val="false"/>
+                <w:sz w:val="14"/>
+                <w:szCs w:val="14"/>
                 <w:color w:val="000000"/>
               </w:rPr>
               <w:t xml:space="preserve">145,0</w:t>
@@ -2831,28 +2831,28 @@
                 <w:left w:val="none" w:sz="0" w:space="0" w:color="000000"/>
                 <w:right w:val="none" w:sz="0" w:space="0" w:color="000000"/>
               </w:pBdr>
-              <w:spacing w:after="36" w:before="36" w:line="240"/>
-              <w:ind w:left="100" w:right="100" w:firstLine="0" w:firstLineChars="0"/>
-              <w:rPr>
-                <w:rFonts w:ascii="Times New Roman" w:hAnsi="Times New Roman" w:eastAsia="Times New Roman" w:cs="Times New Roman"/>
-                <w:i w:val="false"/>
-                <w:b w:val="true"/>
-                <w:u w:val="none"/>
-                <w:strike w:val="false"/>
-                <w:sz w:val="16"/>
-                <w:szCs w:val="16"/>
-                <w:color w:val="000000"/>
-              </w:rPr>
-            </w:pPr>
-            <w:r xmlns:w="http://schemas.openxmlformats.org/wordprocessingml/2006/main" xmlns:wp="http://schemas.openxmlformats.org/drawingml/2006/wordprocessingDrawing" xmlns:r="http://schemas.openxmlformats.org/officeDocument/2006/relationships" xmlns:w14="http://schemas.microsoft.com/office/word/2010/wordml">
-              <w:rPr>
-                <w:rFonts w:ascii="Times New Roman" w:hAnsi="Times New Roman" w:eastAsia="Times New Roman" w:cs="Times New Roman"/>
-                <w:i w:val="false"/>
-                <w:b w:val="true"/>
-                <w:u w:val="none"/>
-                <w:strike w:val="false"/>
-                <w:sz w:val="16"/>
-                <w:szCs w:val="16"/>
+              <w:spacing w:after="0" w:before="0" w:line="240"/>
+              <w:ind w:left="100" w:right="100" w:firstLine="0" w:firstLineChars="0"/>
+              <w:rPr>
+                <w:rFonts w:ascii="Times New Roman" w:hAnsi="Times New Roman" w:eastAsia="Times New Roman" w:cs="Times New Roman"/>
+                <w:i w:val="false"/>
+                <w:b w:val="true"/>
+                <w:u w:val="none"/>
+                <w:strike w:val="false"/>
+                <w:sz w:val="14"/>
+                <w:szCs w:val="14"/>
+                <w:color w:val="000000"/>
+              </w:rPr>
+            </w:pPr>
+            <w:r xmlns:w="http://schemas.openxmlformats.org/wordprocessingml/2006/main" xmlns:wp="http://schemas.openxmlformats.org/drawingml/2006/wordprocessingDrawing" xmlns:r="http://schemas.openxmlformats.org/officeDocument/2006/relationships" xmlns:w14="http://schemas.microsoft.com/office/word/2010/wordml">
+              <w:rPr>
+                <w:rFonts w:ascii="Times New Roman" w:hAnsi="Times New Roman" w:eastAsia="Times New Roman" w:cs="Times New Roman"/>
+                <w:i w:val="false"/>
+                <w:b w:val="true"/>
+                <w:u w:val="none"/>
+                <w:strike w:val="false"/>
+                <w:sz w:val="14"/>
+                <w:szCs w:val="14"/>
                 <w:color w:val="000000"/>
               </w:rPr>
               <w:t xml:space="preserve">145,0</w:t>
@@ -2885,28 +2885,28 @@
                 <w:left w:val="none" w:sz="0" w:space="0" w:color="000000"/>
                 <w:right w:val="none" w:sz="0" w:space="0" w:color="000000"/>
               </w:pBdr>
-              <w:spacing w:after="36" w:before="36" w:line="240"/>
-              <w:ind w:left="100" w:right="100" w:firstLine="0" w:firstLineChars="0"/>
-              <w:rPr>
-                <w:rFonts w:ascii="Times New Roman" w:hAnsi="Times New Roman" w:eastAsia="Times New Roman" w:cs="Times New Roman"/>
-                <w:i w:val="false"/>
-                <w:b w:val="true"/>
-                <w:u w:val="none"/>
-                <w:strike w:val="false"/>
-                <w:sz w:val="16"/>
-                <w:szCs w:val="16"/>
-                <w:color w:val="000000"/>
-              </w:rPr>
-            </w:pPr>
-            <w:r xmlns:w="http://schemas.openxmlformats.org/wordprocessingml/2006/main" xmlns:wp="http://schemas.openxmlformats.org/drawingml/2006/wordprocessingDrawing" xmlns:r="http://schemas.openxmlformats.org/officeDocument/2006/relationships" xmlns:w14="http://schemas.microsoft.com/office/word/2010/wordml">
-              <w:rPr>
-                <w:rFonts w:ascii="Times New Roman" w:hAnsi="Times New Roman" w:eastAsia="Times New Roman" w:cs="Times New Roman"/>
-                <w:i w:val="false"/>
-                <w:b w:val="true"/>
-                <w:u w:val="none"/>
-                <w:strike w:val="false"/>
-                <w:sz w:val="16"/>
-                <w:szCs w:val="16"/>
+              <w:spacing w:after="0" w:before="0" w:line="240"/>
+              <w:ind w:left="100" w:right="100" w:firstLine="0" w:firstLineChars="0"/>
+              <w:rPr>
+                <w:rFonts w:ascii="Times New Roman" w:hAnsi="Times New Roman" w:eastAsia="Times New Roman" w:cs="Times New Roman"/>
+                <w:i w:val="false"/>
+                <w:b w:val="true"/>
+                <w:u w:val="none"/>
+                <w:strike w:val="false"/>
+                <w:sz w:val="14"/>
+                <w:szCs w:val="14"/>
+                <w:color w:val="000000"/>
+              </w:rPr>
+            </w:pPr>
+            <w:r xmlns:w="http://schemas.openxmlformats.org/wordprocessingml/2006/main" xmlns:wp="http://schemas.openxmlformats.org/drawingml/2006/wordprocessingDrawing" xmlns:r="http://schemas.openxmlformats.org/officeDocument/2006/relationships" xmlns:w14="http://schemas.microsoft.com/office/word/2010/wordml">
+              <w:rPr>
+                <w:rFonts w:ascii="Times New Roman" w:hAnsi="Times New Roman" w:eastAsia="Times New Roman" w:cs="Times New Roman"/>
+                <w:i w:val="false"/>
+                <w:b w:val="true"/>
+                <w:u w:val="none"/>
+                <w:strike w:val="false"/>
+                <w:sz w:val="14"/>
+                <w:szCs w:val="14"/>
                 <w:color w:val="000000"/>
               </w:rPr>
               <w:t xml:space="preserve">144,0</w:t>
@@ -2939,28 +2939,28 @@
                 <w:left w:val="none" w:sz="0" w:space="0" w:color="000000"/>
                 <w:right w:val="none" w:sz="0" w:space="0" w:color="000000"/>
               </w:pBdr>
-              <w:spacing w:after="36" w:before="36" w:line="240"/>
-              <w:ind w:left="100" w:right="100" w:firstLine="0" w:firstLineChars="0"/>
-              <w:rPr>
-                <w:rFonts w:ascii="Times New Roman" w:hAnsi="Times New Roman" w:eastAsia="Times New Roman" w:cs="Times New Roman"/>
-                <w:i w:val="false"/>
-                <w:b w:val="true"/>
-                <w:u w:val="none"/>
-                <w:strike w:val="false"/>
-                <w:sz w:val="16"/>
-                <w:szCs w:val="16"/>
-                <w:color w:val="000000"/>
-              </w:rPr>
-            </w:pPr>
-            <w:r xmlns:w="http://schemas.openxmlformats.org/wordprocessingml/2006/main" xmlns:wp="http://schemas.openxmlformats.org/drawingml/2006/wordprocessingDrawing" xmlns:r="http://schemas.openxmlformats.org/officeDocument/2006/relationships" xmlns:w14="http://schemas.microsoft.com/office/word/2010/wordml">
-              <w:rPr>
-                <w:rFonts w:ascii="Times New Roman" w:hAnsi="Times New Roman" w:eastAsia="Times New Roman" w:cs="Times New Roman"/>
-                <w:i w:val="false"/>
-                <w:b w:val="true"/>
-                <w:u w:val="none"/>
-                <w:strike w:val="false"/>
-                <w:sz w:val="16"/>
-                <w:szCs w:val="16"/>
+              <w:spacing w:after="0" w:before="0" w:line="240"/>
+              <w:ind w:left="100" w:right="100" w:firstLine="0" w:firstLineChars="0"/>
+              <w:rPr>
+                <w:rFonts w:ascii="Times New Roman" w:hAnsi="Times New Roman" w:eastAsia="Times New Roman" w:cs="Times New Roman"/>
+                <w:i w:val="false"/>
+                <w:b w:val="true"/>
+                <w:u w:val="none"/>
+                <w:strike w:val="false"/>
+                <w:sz w:val="14"/>
+                <w:szCs w:val="14"/>
+                <w:color w:val="000000"/>
+              </w:rPr>
+            </w:pPr>
+            <w:r xmlns:w="http://schemas.openxmlformats.org/wordprocessingml/2006/main" xmlns:wp="http://schemas.openxmlformats.org/drawingml/2006/wordprocessingDrawing" xmlns:r="http://schemas.openxmlformats.org/officeDocument/2006/relationships" xmlns:w14="http://schemas.microsoft.com/office/word/2010/wordml">
+              <w:rPr>
+                <w:rFonts w:ascii="Times New Roman" w:hAnsi="Times New Roman" w:eastAsia="Times New Roman" w:cs="Times New Roman"/>
+                <w:i w:val="false"/>
+                <w:b w:val="true"/>
+                <w:u w:val="none"/>
+                <w:strike w:val="false"/>
+                <w:sz w:val="14"/>
+                <w:szCs w:val="14"/>
                 <w:color w:val="000000"/>
               </w:rPr>
               <w:t xml:space="preserve">1,507</w:t>
@@ -2993,28 +2993,28 @@
                 <w:left w:val="none" w:sz="0" w:space="0" w:color="000000"/>
                 <w:right w:val="none" w:sz="0" w:space="0" w:color="000000"/>
               </w:pBdr>
-              <w:spacing w:after="36" w:before="36" w:line="240"/>
-              <w:ind w:left="100" w:right="100" w:firstLine="0" w:firstLineChars="0"/>
-              <w:rPr>
-                <w:rFonts w:ascii="Times New Roman" w:hAnsi="Times New Roman" w:eastAsia="Times New Roman" w:cs="Times New Roman"/>
-                <w:i w:val="false"/>
-                <w:b w:val="true"/>
-                <w:u w:val="none"/>
-                <w:strike w:val="false"/>
-                <w:sz w:val="16"/>
-                <w:szCs w:val="16"/>
-                <w:color w:val="000000"/>
-              </w:rPr>
-            </w:pPr>
-            <w:r xmlns:w="http://schemas.openxmlformats.org/wordprocessingml/2006/main" xmlns:wp="http://schemas.openxmlformats.org/drawingml/2006/wordprocessingDrawing" xmlns:r="http://schemas.openxmlformats.org/officeDocument/2006/relationships" xmlns:w14="http://schemas.microsoft.com/office/word/2010/wordml">
-              <w:rPr>
-                <w:rFonts w:ascii="Times New Roman" w:hAnsi="Times New Roman" w:eastAsia="Times New Roman" w:cs="Times New Roman"/>
-                <w:i w:val="false"/>
-                <w:b w:val="true"/>
-                <w:u w:val="none"/>
-                <w:strike w:val="false"/>
-                <w:sz w:val="16"/>
-                <w:szCs w:val="16"/>
+              <w:spacing w:after="0" w:before="0" w:line="240"/>
+              <w:ind w:left="100" w:right="100" w:firstLine="0" w:firstLineChars="0"/>
+              <w:rPr>
+                <w:rFonts w:ascii="Times New Roman" w:hAnsi="Times New Roman" w:eastAsia="Times New Roman" w:cs="Times New Roman"/>
+                <w:i w:val="false"/>
+                <w:b w:val="true"/>
+                <w:u w:val="none"/>
+                <w:strike w:val="false"/>
+                <w:sz w:val="14"/>
+                <w:szCs w:val="14"/>
+                <w:color w:val="000000"/>
+              </w:rPr>
+            </w:pPr>
+            <w:r xmlns:w="http://schemas.openxmlformats.org/wordprocessingml/2006/main" xmlns:wp="http://schemas.openxmlformats.org/drawingml/2006/wordprocessingDrawing" xmlns:r="http://schemas.openxmlformats.org/officeDocument/2006/relationships" xmlns:w14="http://schemas.microsoft.com/office/word/2010/wordml">
+              <w:rPr>
+                <w:rFonts w:ascii="Times New Roman" w:hAnsi="Times New Roman" w:eastAsia="Times New Roman" w:cs="Times New Roman"/>
+                <w:i w:val="false"/>
+                <w:b w:val="true"/>
+                <w:u w:val="none"/>
+                <w:strike w:val="false"/>
+                <w:sz w:val="14"/>
+                <w:szCs w:val="14"/>
                 <w:color w:val="000000"/>
               </w:rPr>
               <w:t xml:space="preserve">02- المشروبات الكحولية والتبغ</w:t>
@@ -3053,28 +3053,28 @@
                 <w:left w:val="none" w:sz="0" w:space="0" w:color="000000"/>
                 <w:right w:val="none" w:sz="0" w:space="0" w:color="000000"/>
               </w:pBdr>
-              <w:spacing w:after="36" w:before="36" w:line="240"/>
-              <w:ind w:left="100" w:right="100" w:firstLine="0" w:firstLineChars="0"/>
-              <w:rPr>
-                <w:rFonts w:ascii="Times New Roman" w:hAnsi="Times New Roman" w:eastAsia="Times New Roman" w:cs="Times New Roman"/>
-                <w:i w:val="false"/>
-                <w:b w:val="true"/>
-                <w:u w:val="none"/>
-                <w:strike w:val="false"/>
-                <w:sz w:val="16"/>
-                <w:szCs w:val="16"/>
-                <w:color w:val="000000"/>
-              </w:rPr>
-            </w:pPr>
-            <w:r xmlns:w="http://schemas.openxmlformats.org/wordprocessingml/2006/main" xmlns:wp="http://schemas.openxmlformats.org/drawingml/2006/wordprocessingDrawing" xmlns:r="http://schemas.openxmlformats.org/officeDocument/2006/relationships" xmlns:w14="http://schemas.microsoft.com/office/word/2010/wordml">
-              <w:rPr>
-                <w:rFonts w:ascii="Times New Roman" w:hAnsi="Times New Roman" w:eastAsia="Times New Roman" w:cs="Times New Roman"/>
-                <w:i w:val="false"/>
-                <w:b w:val="true"/>
-                <w:u w:val="none"/>
-                <w:strike w:val="false"/>
-                <w:sz w:val="16"/>
-                <w:szCs w:val="16"/>
+              <w:spacing w:after="0" w:before="0" w:line="240"/>
+              <w:ind w:left="100" w:right="100" w:firstLine="0" w:firstLineChars="0"/>
+              <w:rPr>
+                <w:rFonts w:ascii="Times New Roman" w:hAnsi="Times New Roman" w:eastAsia="Times New Roman" w:cs="Times New Roman"/>
+                <w:i w:val="false"/>
+                <w:b w:val="true"/>
+                <w:u w:val="none"/>
+                <w:strike w:val="false"/>
+                <w:sz w:val="14"/>
+                <w:szCs w:val="14"/>
+                <w:color w:val="000000"/>
+              </w:rPr>
+            </w:pPr>
+            <w:r xmlns:w="http://schemas.openxmlformats.org/wordprocessingml/2006/main" xmlns:wp="http://schemas.openxmlformats.org/drawingml/2006/wordprocessingDrawing" xmlns:r="http://schemas.openxmlformats.org/officeDocument/2006/relationships" xmlns:w14="http://schemas.microsoft.com/office/word/2010/wordml">
+              <w:rPr>
+                <w:rFonts w:ascii="Times New Roman" w:hAnsi="Times New Roman" w:eastAsia="Times New Roman" w:cs="Times New Roman"/>
+                <w:i w:val="false"/>
+                <w:b w:val="true"/>
+                <w:u w:val="none"/>
+                <w:strike w:val="false"/>
+                <w:sz w:val="14"/>
+                <w:szCs w:val="14"/>
                 <w:color w:val="000000"/>
               </w:rPr>
               <w:t xml:space="preserve">0,4</w:t>
@@ -3107,28 +3107,28 @@
                 <w:left w:val="none" w:sz="0" w:space="0" w:color="000000"/>
                 <w:right w:val="none" w:sz="0" w:space="0" w:color="000000"/>
               </w:pBdr>
-              <w:spacing w:after="36" w:before="36" w:line="240"/>
-              <w:ind w:left="100" w:right="100" w:firstLine="0" w:firstLineChars="0"/>
-              <w:rPr>
-                <w:rFonts w:ascii="Times New Roman" w:hAnsi="Times New Roman" w:eastAsia="Times New Roman" w:cs="Times New Roman"/>
-                <w:i w:val="false"/>
-                <w:b w:val="true"/>
-                <w:u w:val="none"/>
-                <w:strike w:val="false"/>
-                <w:sz w:val="16"/>
-                <w:szCs w:val="16"/>
-                <w:color w:val="000000"/>
-              </w:rPr>
-            </w:pPr>
-            <w:r xmlns:w="http://schemas.openxmlformats.org/wordprocessingml/2006/main" xmlns:wp="http://schemas.openxmlformats.org/drawingml/2006/wordprocessingDrawing" xmlns:r="http://schemas.openxmlformats.org/officeDocument/2006/relationships" xmlns:w14="http://schemas.microsoft.com/office/word/2010/wordml">
-              <w:rPr>
-                <w:rFonts w:ascii="Times New Roman" w:hAnsi="Times New Roman" w:eastAsia="Times New Roman" w:cs="Times New Roman"/>
-                <w:i w:val="false"/>
-                <w:b w:val="true"/>
-                <w:u w:val="none"/>
-                <w:strike w:val="false"/>
-                <w:sz w:val="16"/>
-                <w:szCs w:val="16"/>
+              <w:spacing w:after="0" w:before="0" w:line="240"/>
+              <w:ind w:left="100" w:right="100" w:firstLine="0" w:firstLineChars="0"/>
+              <w:rPr>
+                <w:rFonts w:ascii="Times New Roman" w:hAnsi="Times New Roman" w:eastAsia="Times New Roman" w:cs="Times New Roman"/>
+                <w:i w:val="false"/>
+                <w:b w:val="true"/>
+                <w:u w:val="none"/>
+                <w:strike w:val="false"/>
+                <w:sz w:val="14"/>
+                <w:szCs w:val="14"/>
+                <w:color w:val="000000"/>
+              </w:rPr>
+            </w:pPr>
+            <w:r xmlns:w="http://schemas.openxmlformats.org/wordprocessingml/2006/main" xmlns:wp="http://schemas.openxmlformats.org/drawingml/2006/wordprocessingDrawing" xmlns:r="http://schemas.openxmlformats.org/officeDocument/2006/relationships" xmlns:w14="http://schemas.microsoft.com/office/word/2010/wordml">
+              <w:rPr>
+                <w:rFonts w:ascii="Times New Roman" w:hAnsi="Times New Roman" w:eastAsia="Times New Roman" w:cs="Times New Roman"/>
+                <w:i w:val="false"/>
+                <w:b w:val="true"/>
+                <w:u w:val="none"/>
+                <w:strike w:val="false"/>
+                <w:sz w:val="14"/>
+                <w:szCs w:val="14"/>
                 <w:color w:val="000000"/>
               </w:rPr>
               <w:t xml:space="preserve">0,2</w:t>
@@ -3161,28 +3161,28 @@
                 <w:left w:val="none" w:sz="0" w:space="0" w:color="000000"/>
                 <w:right w:val="none" w:sz="0" w:space="0" w:color="000000"/>
               </w:pBdr>
-              <w:spacing w:after="36" w:before="36" w:line="240"/>
-              <w:ind w:left="100" w:right="100" w:firstLine="0" w:firstLineChars="0"/>
-              <w:rPr>
-                <w:rFonts w:ascii="Times New Roman" w:hAnsi="Times New Roman" w:eastAsia="Times New Roman" w:cs="Times New Roman"/>
-                <w:i w:val="false"/>
-                <w:b w:val="true"/>
-                <w:u w:val="none"/>
-                <w:strike w:val="false"/>
-                <w:sz w:val="16"/>
-                <w:szCs w:val="16"/>
-                <w:color w:val="000000"/>
-              </w:rPr>
-            </w:pPr>
-            <w:r xmlns:w="http://schemas.openxmlformats.org/wordprocessingml/2006/main" xmlns:wp="http://schemas.openxmlformats.org/drawingml/2006/wordprocessingDrawing" xmlns:r="http://schemas.openxmlformats.org/officeDocument/2006/relationships" xmlns:w14="http://schemas.microsoft.com/office/word/2010/wordml">
-              <w:rPr>
-                <w:rFonts w:ascii="Times New Roman" w:hAnsi="Times New Roman" w:eastAsia="Times New Roman" w:cs="Times New Roman"/>
-                <w:i w:val="false"/>
-                <w:b w:val="true"/>
-                <w:u w:val="none"/>
-                <w:strike w:val="false"/>
-                <w:sz w:val="16"/>
-                <w:szCs w:val="16"/>
+              <w:spacing w:after="0" w:before="0" w:line="240"/>
+              <w:ind w:left="100" w:right="100" w:firstLine="0" w:firstLineChars="0"/>
+              <w:rPr>
+                <w:rFonts w:ascii="Times New Roman" w:hAnsi="Times New Roman" w:eastAsia="Times New Roman" w:cs="Times New Roman"/>
+                <w:i w:val="false"/>
+                <w:b w:val="true"/>
+                <w:u w:val="none"/>
+                <w:strike w:val="false"/>
+                <w:sz w:val="14"/>
+                <w:szCs w:val="14"/>
+                <w:color w:val="000000"/>
+              </w:rPr>
+            </w:pPr>
+            <w:r xmlns:w="http://schemas.openxmlformats.org/wordprocessingml/2006/main" xmlns:wp="http://schemas.openxmlformats.org/drawingml/2006/wordprocessingDrawing" xmlns:r="http://schemas.openxmlformats.org/officeDocument/2006/relationships" xmlns:w14="http://schemas.microsoft.com/office/word/2010/wordml">
+              <w:rPr>
+                <w:rFonts w:ascii="Times New Roman" w:hAnsi="Times New Roman" w:eastAsia="Times New Roman" w:cs="Times New Roman"/>
+                <w:i w:val="false"/>
+                <w:b w:val="true"/>
+                <w:u w:val="none"/>
+                <w:strike w:val="false"/>
+                <w:sz w:val="14"/>
+                <w:szCs w:val="14"/>
                 <w:color w:val="000000"/>
               </w:rPr>
               <w:t xml:space="preserve">0,3</w:t>
@@ -3215,28 +3215,28 @@
                 <w:left w:val="none" w:sz="0" w:space="0" w:color="000000"/>
                 <w:right w:val="none" w:sz="0" w:space="0" w:color="000000"/>
               </w:pBdr>
-              <w:spacing w:after="36" w:before="36" w:line="240"/>
-              <w:ind w:left="100" w:right="100" w:firstLine="0" w:firstLineChars="0"/>
-              <w:rPr>
-                <w:rFonts w:ascii="Times New Roman" w:hAnsi="Times New Roman" w:eastAsia="Times New Roman" w:cs="Times New Roman"/>
-                <w:i w:val="false"/>
-                <w:b w:val="true"/>
-                <w:u w:val="none"/>
-                <w:strike w:val="false"/>
-                <w:sz w:val="16"/>
-                <w:szCs w:val="16"/>
-                <w:color w:val="000000"/>
-              </w:rPr>
-            </w:pPr>
-            <w:r xmlns:w="http://schemas.openxmlformats.org/wordprocessingml/2006/main" xmlns:wp="http://schemas.openxmlformats.org/drawingml/2006/wordprocessingDrawing" xmlns:r="http://schemas.openxmlformats.org/officeDocument/2006/relationships" xmlns:w14="http://schemas.microsoft.com/office/word/2010/wordml">
-              <w:rPr>
-                <w:rFonts w:ascii="Times New Roman" w:hAnsi="Times New Roman" w:eastAsia="Times New Roman" w:cs="Times New Roman"/>
-                <w:i w:val="false"/>
-                <w:b w:val="true"/>
-                <w:u w:val="none"/>
-                <w:strike w:val="false"/>
-                <w:sz w:val="16"/>
-                <w:szCs w:val="16"/>
+              <w:spacing w:after="0" w:before="0" w:line="240"/>
+              <w:ind w:left="100" w:right="100" w:firstLine="0" w:firstLineChars="0"/>
+              <w:rPr>
+                <w:rFonts w:ascii="Times New Roman" w:hAnsi="Times New Roman" w:eastAsia="Times New Roman" w:cs="Times New Roman"/>
+                <w:i w:val="false"/>
+                <w:b w:val="true"/>
+                <w:u w:val="none"/>
+                <w:strike w:val="false"/>
+                <w:sz w:val="14"/>
+                <w:szCs w:val="14"/>
+                <w:color w:val="000000"/>
+              </w:rPr>
+            </w:pPr>
+            <w:r xmlns:w="http://schemas.openxmlformats.org/wordprocessingml/2006/main" xmlns:wp="http://schemas.openxmlformats.org/drawingml/2006/wordprocessingDrawing" xmlns:r="http://schemas.openxmlformats.org/officeDocument/2006/relationships" xmlns:w14="http://schemas.microsoft.com/office/word/2010/wordml">
+              <w:rPr>
+                <w:rFonts w:ascii="Times New Roman" w:hAnsi="Times New Roman" w:eastAsia="Times New Roman" w:cs="Times New Roman"/>
+                <w:i w:val="false"/>
+                <w:b w:val="true"/>
+                <w:u w:val="none"/>
+                <w:strike w:val="false"/>
+                <w:sz w:val="14"/>
+                <w:szCs w:val="14"/>
                 <w:color w:val="000000"/>
               </w:rPr>
               <w:t xml:space="preserve">112,7</w:t>
@@ -3269,28 +3269,28 @@
                 <w:left w:val="none" w:sz="0" w:space="0" w:color="000000"/>
                 <w:right w:val="none" w:sz="0" w:space="0" w:color="000000"/>
               </w:pBdr>
-              <w:spacing w:after="36" w:before="36" w:line="240"/>
-              <w:ind w:left="100" w:right="100" w:firstLine="0" w:firstLineChars="0"/>
-              <w:rPr>
-                <w:rFonts w:ascii="Times New Roman" w:hAnsi="Times New Roman" w:eastAsia="Times New Roman" w:cs="Times New Roman"/>
-                <w:i w:val="false"/>
-                <w:b w:val="true"/>
-                <w:u w:val="none"/>
-                <w:strike w:val="false"/>
-                <w:sz w:val="16"/>
-                <w:szCs w:val="16"/>
-                <w:color w:val="000000"/>
-              </w:rPr>
-            </w:pPr>
-            <w:r xmlns:w="http://schemas.openxmlformats.org/wordprocessingml/2006/main" xmlns:wp="http://schemas.openxmlformats.org/drawingml/2006/wordprocessingDrawing" xmlns:r="http://schemas.openxmlformats.org/officeDocument/2006/relationships" xmlns:w14="http://schemas.microsoft.com/office/word/2010/wordml">
-              <w:rPr>
-                <w:rFonts w:ascii="Times New Roman" w:hAnsi="Times New Roman" w:eastAsia="Times New Roman" w:cs="Times New Roman"/>
-                <w:i w:val="false"/>
-                <w:b w:val="true"/>
-                <w:u w:val="none"/>
-                <w:strike w:val="false"/>
-                <w:sz w:val="16"/>
-                <w:szCs w:val="16"/>
+              <w:spacing w:after="0" w:before="0" w:line="240"/>
+              <w:ind w:left="100" w:right="100" w:firstLine="0" w:firstLineChars="0"/>
+              <w:rPr>
+                <w:rFonts w:ascii="Times New Roman" w:hAnsi="Times New Roman" w:eastAsia="Times New Roman" w:cs="Times New Roman"/>
+                <w:i w:val="false"/>
+                <w:b w:val="true"/>
+                <w:u w:val="none"/>
+                <w:strike w:val="false"/>
+                <w:sz w:val="14"/>
+                <w:szCs w:val="14"/>
+                <w:color w:val="000000"/>
+              </w:rPr>
+            </w:pPr>
+            <w:r xmlns:w="http://schemas.openxmlformats.org/wordprocessingml/2006/main" xmlns:wp="http://schemas.openxmlformats.org/drawingml/2006/wordprocessingDrawing" xmlns:r="http://schemas.openxmlformats.org/officeDocument/2006/relationships" xmlns:w14="http://schemas.microsoft.com/office/word/2010/wordml">
+              <w:rPr>
+                <w:rFonts w:ascii="Times New Roman" w:hAnsi="Times New Roman" w:eastAsia="Times New Roman" w:cs="Times New Roman"/>
+                <w:i w:val="false"/>
+                <w:b w:val="true"/>
+                <w:u w:val="none"/>
+                <w:strike w:val="false"/>
+                <w:sz w:val="14"/>
+                <w:szCs w:val="14"/>
                 <w:color w:val="000000"/>
               </w:rPr>
               <w:t xml:space="preserve">112,4</w:t>
@@ -3323,28 +3323,28 @@
                 <w:left w:val="none" w:sz="0" w:space="0" w:color="000000"/>
                 <w:right w:val="none" w:sz="0" w:space="0" w:color="000000"/>
               </w:pBdr>
-              <w:spacing w:after="36" w:before="36" w:line="240"/>
-              <w:ind w:left="100" w:right="100" w:firstLine="0" w:firstLineChars="0"/>
-              <w:rPr>
-                <w:rFonts w:ascii="Times New Roman" w:hAnsi="Times New Roman" w:eastAsia="Times New Roman" w:cs="Times New Roman"/>
-                <w:i w:val="false"/>
-                <w:b w:val="true"/>
-                <w:u w:val="none"/>
-                <w:strike w:val="false"/>
-                <w:sz w:val="16"/>
-                <w:szCs w:val="16"/>
-                <w:color w:val="000000"/>
-              </w:rPr>
-            </w:pPr>
-            <w:r xmlns:w="http://schemas.openxmlformats.org/wordprocessingml/2006/main" xmlns:wp="http://schemas.openxmlformats.org/drawingml/2006/wordprocessingDrawing" xmlns:r="http://schemas.openxmlformats.org/officeDocument/2006/relationships" xmlns:w14="http://schemas.microsoft.com/office/word/2010/wordml">
-              <w:rPr>
-                <w:rFonts w:ascii="Times New Roman" w:hAnsi="Times New Roman" w:eastAsia="Times New Roman" w:cs="Times New Roman"/>
-                <w:i w:val="false"/>
-                <w:b w:val="true"/>
-                <w:u w:val="none"/>
-                <w:strike w:val="false"/>
-                <w:sz w:val="16"/>
-                <w:szCs w:val="16"/>
+              <w:spacing w:after="0" w:before="0" w:line="240"/>
+              <w:ind w:left="100" w:right="100" w:firstLine="0" w:firstLineChars="0"/>
+              <w:rPr>
+                <w:rFonts w:ascii="Times New Roman" w:hAnsi="Times New Roman" w:eastAsia="Times New Roman" w:cs="Times New Roman"/>
+                <w:i w:val="false"/>
+                <w:b w:val="true"/>
+                <w:u w:val="none"/>
+                <w:strike w:val="false"/>
+                <w:sz w:val="14"/>
+                <w:szCs w:val="14"/>
+                <w:color w:val="000000"/>
+              </w:rPr>
+            </w:pPr>
+            <w:r xmlns:w="http://schemas.openxmlformats.org/wordprocessingml/2006/main" xmlns:wp="http://schemas.openxmlformats.org/drawingml/2006/wordprocessingDrawing" xmlns:r="http://schemas.openxmlformats.org/officeDocument/2006/relationships" xmlns:w14="http://schemas.microsoft.com/office/word/2010/wordml">
+              <w:rPr>
+                <w:rFonts w:ascii="Times New Roman" w:hAnsi="Times New Roman" w:eastAsia="Times New Roman" w:cs="Times New Roman"/>
+                <w:i w:val="false"/>
+                <w:b w:val="true"/>
+                <w:u w:val="none"/>
+                <w:strike w:val="false"/>
+                <w:sz w:val="14"/>
+                <w:szCs w:val="14"/>
                 <w:color w:val="000000"/>
               </w:rPr>
               <w:t xml:space="preserve">112,6</w:t>
@@ -3377,28 +3377,28 @@
                 <w:left w:val="none" w:sz="0" w:space="0" w:color="000000"/>
                 <w:right w:val="none" w:sz="0" w:space="0" w:color="000000"/>
               </w:pBdr>
-              <w:spacing w:after="36" w:before="36" w:line="240"/>
-              <w:ind w:left="100" w:right="100" w:firstLine="0" w:firstLineChars="0"/>
-              <w:rPr>
-                <w:rFonts w:ascii="Times New Roman" w:hAnsi="Times New Roman" w:eastAsia="Times New Roman" w:cs="Times New Roman"/>
-                <w:i w:val="false"/>
-                <w:b w:val="true"/>
-                <w:u w:val="none"/>
-                <w:strike w:val="false"/>
-                <w:sz w:val="16"/>
-                <w:szCs w:val="16"/>
-                <w:color w:val="000000"/>
-              </w:rPr>
-            </w:pPr>
-            <w:r xmlns:w="http://schemas.openxmlformats.org/wordprocessingml/2006/main" xmlns:wp="http://schemas.openxmlformats.org/drawingml/2006/wordprocessingDrawing" xmlns:r="http://schemas.openxmlformats.org/officeDocument/2006/relationships" xmlns:w14="http://schemas.microsoft.com/office/word/2010/wordml">
-              <w:rPr>
-                <w:rFonts w:ascii="Times New Roman" w:hAnsi="Times New Roman" w:eastAsia="Times New Roman" w:cs="Times New Roman"/>
-                <w:i w:val="false"/>
-                <w:b w:val="true"/>
-                <w:u w:val="none"/>
-                <w:strike w:val="false"/>
-                <w:sz w:val="16"/>
-                <w:szCs w:val="16"/>
+              <w:spacing w:after="0" w:before="0" w:line="240"/>
+              <w:ind w:left="100" w:right="100" w:firstLine="0" w:firstLineChars="0"/>
+              <w:rPr>
+                <w:rFonts w:ascii="Times New Roman" w:hAnsi="Times New Roman" w:eastAsia="Times New Roman" w:cs="Times New Roman"/>
+                <w:i w:val="false"/>
+                <w:b w:val="true"/>
+                <w:u w:val="none"/>
+                <w:strike w:val="false"/>
+                <w:sz w:val="14"/>
+                <w:szCs w:val="14"/>
+                <w:color w:val="000000"/>
+              </w:rPr>
+            </w:pPr>
+            <w:r xmlns:w="http://schemas.openxmlformats.org/wordprocessingml/2006/main" xmlns:wp="http://schemas.openxmlformats.org/drawingml/2006/wordprocessingDrawing" xmlns:r="http://schemas.openxmlformats.org/officeDocument/2006/relationships" xmlns:w14="http://schemas.microsoft.com/office/word/2010/wordml">
+              <w:rPr>
+                <w:rFonts w:ascii="Times New Roman" w:hAnsi="Times New Roman" w:eastAsia="Times New Roman" w:cs="Times New Roman"/>
+                <w:i w:val="false"/>
+                <w:b w:val="true"/>
+                <w:u w:val="none"/>
+                <w:strike w:val="false"/>
+                <w:sz w:val="14"/>
+                <w:szCs w:val="14"/>
                 <w:color w:val="000000"/>
               </w:rPr>
               <w:t xml:space="preserve">112,5</w:t>
@@ -3431,28 +3431,28 @@
                 <w:left w:val="none" w:sz="0" w:space="0" w:color="000000"/>
                 <w:right w:val="none" w:sz="0" w:space="0" w:color="000000"/>
               </w:pBdr>
-              <w:spacing w:after="36" w:before="36" w:line="240"/>
-              <w:ind w:left="100" w:right="100" w:firstLine="0" w:firstLineChars="0"/>
-              <w:rPr>
-                <w:rFonts w:ascii="Times New Roman" w:hAnsi="Times New Roman" w:eastAsia="Times New Roman" w:cs="Times New Roman"/>
-                <w:i w:val="false"/>
-                <w:b w:val="true"/>
-                <w:u w:val="none"/>
-                <w:strike w:val="false"/>
-                <w:sz w:val="16"/>
-                <w:szCs w:val="16"/>
-                <w:color w:val="000000"/>
-              </w:rPr>
-            </w:pPr>
-            <w:r xmlns:w="http://schemas.openxmlformats.org/wordprocessingml/2006/main" xmlns:wp="http://schemas.openxmlformats.org/drawingml/2006/wordprocessingDrawing" xmlns:r="http://schemas.openxmlformats.org/officeDocument/2006/relationships" xmlns:w14="http://schemas.microsoft.com/office/word/2010/wordml">
-              <w:rPr>
-                <w:rFonts w:ascii="Times New Roman" w:hAnsi="Times New Roman" w:eastAsia="Times New Roman" w:cs="Times New Roman"/>
-                <w:i w:val="false"/>
-                <w:b w:val="true"/>
-                <w:u w:val="none"/>
-                <w:strike w:val="false"/>
-                <w:sz w:val="16"/>
-                <w:szCs w:val="16"/>
+              <w:spacing w:after="0" w:before="0" w:line="240"/>
+              <w:ind w:left="100" w:right="100" w:firstLine="0" w:firstLineChars="0"/>
+              <w:rPr>
+                <w:rFonts w:ascii="Times New Roman" w:hAnsi="Times New Roman" w:eastAsia="Times New Roman" w:cs="Times New Roman"/>
+                <w:i w:val="false"/>
+                <w:b w:val="true"/>
+                <w:u w:val="none"/>
+                <w:strike w:val="false"/>
+                <w:sz w:val="14"/>
+                <w:szCs w:val="14"/>
+                <w:color w:val="000000"/>
+              </w:rPr>
+            </w:pPr>
+            <w:r xmlns:w="http://schemas.openxmlformats.org/wordprocessingml/2006/main" xmlns:wp="http://schemas.openxmlformats.org/drawingml/2006/wordprocessingDrawing" xmlns:r="http://schemas.openxmlformats.org/officeDocument/2006/relationships" xmlns:w14="http://schemas.microsoft.com/office/word/2010/wordml">
+              <w:rPr>
+                <w:rFonts w:ascii="Times New Roman" w:hAnsi="Times New Roman" w:eastAsia="Times New Roman" w:cs="Times New Roman"/>
+                <w:i w:val="false"/>
+                <w:b w:val="true"/>
+                <w:u w:val="none"/>
+                <w:strike w:val="false"/>
+                <w:sz w:val="14"/>
+                <w:szCs w:val="14"/>
                 <w:color w:val="000000"/>
               </w:rPr>
               <w:t xml:space="preserve">112,2</w:t>
@@ -3485,28 +3485,28 @@
                 <w:left w:val="none" w:sz="0" w:space="0" w:color="000000"/>
                 <w:right w:val="none" w:sz="0" w:space="0" w:color="000000"/>
               </w:pBdr>
-              <w:spacing w:after="36" w:before="36" w:line="240"/>
-              <w:ind w:left="100" w:right="100" w:firstLine="0" w:firstLineChars="0"/>
-              <w:rPr>
-                <w:rFonts w:ascii="Times New Roman" w:hAnsi="Times New Roman" w:eastAsia="Times New Roman" w:cs="Times New Roman"/>
-                <w:i w:val="false"/>
-                <w:b w:val="true"/>
-                <w:u w:val="none"/>
-                <w:strike w:val="false"/>
-                <w:sz w:val="16"/>
-                <w:szCs w:val="16"/>
-                <w:color w:val="000000"/>
-              </w:rPr>
-            </w:pPr>
-            <w:r xmlns:w="http://schemas.openxmlformats.org/wordprocessingml/2006/main" xmlns:wp="http://schemas.openxmlformats.org/drawingml/2006/wordprocessingDrawing" xmlns:r="http://schemas.openxmlformats.org/officeDocument/2006/relationships" xmlns:w14="http://schemas.microsoft.com/office/word/2010/wordml">
-              <w:rPr>
-                <w:rFonts w:ascii="Times New Roman" w:hAnsi="Times New Roman" w:eastAsia="Times New Roman" w:cs="Times New Roman"/>
-                <w:i w:val="false"/>
-                <w:b w:val="true"/>
-                <w:u w:val="none"/>
-                <w:strike w:val="false"/>
-                <w:sz w:val="16"/>
-                <w:szCs w:val="16"/>
+              <w:spacing w:after="0" w:before="0" w:line="240"/>
+              <w:ind w:left="100" w:right="100" w:firstLine="0" w:firstLineChars="0"/>
+              <w:rPr>
+                <w:rFonts w:ascii="Times New Roman" w:hAnsi="Times New Roman" w:eastAsia="Times New Roman" w:cs="Times New Roman"/>
+                <w:i w:val="false"/>
+                <w:b w:val="true"/>
+                <w:u w:val="none"/>
+                <w:strike w:val="false"/>
+                <w:sz w:val="14"/>
+                <w:szCs w:val="14"/>
+                <w:color w:val="000000"/>
+              </w:rPr>
+            </w:pPr>
+            <w:r xmlns:w="http://schemas.openxmlformats.org/wordprocessingml/2006/main" xmlns:wp="http://schemas.openxmlformats.org/drawingml/2006/wordprocessingDrawing" xmlns:r="http://schemas.openxmlformats.org/officeDocument/2006/relationships" xmlns:w14="http://schemas.microsoft.com/office/word/2010/wordml">
+              <w:rPr>
+                <w:rFonts w:ascii="Times New Roman" w:hAnsi="Times New Roman" w:eastAsia="Times New Roman" w:cs="Times New Roman"/>
+                <w:i w:val="false"/>
+                <w:b w:val="true"/>
+                <w:u w:val="none"/>
+                <w:strike w:val="false"/>
+                <w:sz w:val="14"/>
+                <w:szCs w:val="14"/>
                 <w:color w:val="000000"/>
               </w:rPr>
               <w:t xml:space="preserve">60,991</w:t>
@@ -3539,28 +3539,28 @@
                 <w:left w:val="none" w:sz="0" w:space="0" w:color="000000"/>
                 <w:right w:val="none" w:sz="0" w:space="0" w:color="000000"/>
               </w:pBdr>
-              <w:spacing w:after="36" w:before="36" w:line="240"/>
-              <w:ind w:left="100" w:right="100" w:firstLine="0" w:firstLineChars="0"/>
-              <w:rPr>
-                <w:rFonts w:ascii="Times New Roman" w:hAnsi="Times New Roman" w:eastAsia="Times New Roman" w:cs="Times New Roman"/>
-                <w:i w:val="false"/>
-                <w:b w:val="true"/>
-                <w:u w:val="none"/>
-                <w:strike w:val="false"/>
-                <w:sz w:val="16"/>
-                <w:szCs w:val="16"/>
-                <w:color w:val="000000"/>
-              </w:rPr>
-            </w:pPr>
-            <w:r xmlns:w="http://schemas.openxmlformats.org/wordprocessingml/2006/main" xmlns:wp="http://schemas.openxmlformats.org/drawingml/2006/wordprocessingDrawing" xmlns:r="http://schemas.openxmlformats.org/officeDocument/2006/relationships" xmlns:w14="http://schemas.microsoft.com/office/word/2010/wordml">
-              <w:rPr>
-                <w:rFonts w:ascii="Times New Roman" w:hAnsi="Times New Roman" w:eastAsia="Times New Roman" w:cs="Times New Roman"/>
-                <w:i w:val="false"/>
-                <w:b w:val="true"/>
-                <w:u w:val="none"/>
-                <w:strike w:val="false"/>
-                <w:sz w:val="16"/>
-                <w:szCs w:val="16"/>
+              <w:spacing w:after="0" w:before="0" w:line="240"/>
+              <w:ind w:left="100" w:right="100" w:firstLine="0" w:firstLineChars="0"/>
+              <w:rPr>
+                <w:rFonts w:ascii="Times New Roman" w:hAnsi="Times New Roman" w:eastAsia="Times New Roman" w:cs="Times New Roman"/>
+                <w:i w:val="false"/>
+                <w:b w:val="true"/>
+                <w:u w:val="none"/>
+                <w:strike w:val="false"/>
+                <w:sz w:val="14"/>
+                <w:szCs w:val="14"/>
+                <w:color w:val="000000"/>
+              </w:rPr>
+            </w:pPr>
+            <w:r xmlns:w="http://schemas.openxmlformats.org/wordprocessingml/2006/main" xmlns:wp="http://schemas.openxmlformats.org/drawingml/2006/wordprocessingDrawing" xmlns:r="http://schemas.openxmlformats.org/officeDocument/2006/relationships" xmlns:w14="http://schemas.microsoft.com/office/word/2010/wordml">
+              <w:rPr>
+                <w:rFonts w:ascii="Times New Roman" w:hAnsi="Times New Roman" w:eastAsia="Times New Roman" w:cs="Times New Roman"/>
+                <w:i w:val="false"/>
+                <w:b w:val="true"/>
+                <w:u w:val="none"/>
+                <w:strike w:val="false"/>
+                <w:sz w:val="14"/>
+                <w:szCs w:val="14"/>
                 <w:color w:val="000000"/>
               </w:rPr>
               <w:t xml:space="preserve">المواد غير الغذائية</w:t>
@@ -3599,28 +3599,28 @@
                 <w:left w:val="none" w:sz="0" w:space="0" w:color="000000"/>
                 <w:right w:val="none" w:sz="0" w:space="0" w:color="000000"/>
               </w:pBdr>
-              <w:spacing w:after="36" w:before="36" w:line="240"/>
-              <w:ind w:left="100" w:right="100" w:firstLine="0" w:firstLineChars="0"/>
-              <w:rPr>
-                <w:rFonts w:ascii="Times New Roman" w:hAnsi="Times New Roman" w:eastAsia="Times New Roman" w:cs="Times New Roman"/>
-                <w:i w:val="false"/>
-                <w:b w:val="true"/>
-                <w:u w:val="none"/>
-                <w:strike w:val="false"/>
-                <w:sz w:val="16"/>
-                <w:szCs w:val="16"/>
-                <w:color w:val="000000"/>
-              </w:rPr>
-            </w:pPr>
-            <w:r xmlns:w="http://schemas.openxmlformats.org/wordprocessingml/2006/main" xmlns:wp="http://schemas.openxmlformats.org/drawingml/2006/wordprocessingDrawing" xmlns:r="http://schemas.openxmlformats.org/officeDocument/2006/relationships" xmlns:w14="http://schemas.microsoft.com/office/word/2010/wordml">
-              <w:rPr>
-                <w:rFonts w:ascii="Times New Roman" w:hAnsi="Times New Roman" w:eastAsia="Times New Roman" w:cs="Times New Roman"/>
-                <w:i w:val="false"/>
-                <w:b w:val="true"/>
-                <w:u w:val="none"/>
-                <w:strike w:val="false"/>
-                <w:sz w:val="16"/>
-                <w:szCs w:val="16"/>
+              <w:spacing w:after="0" w:before="0" w:line="240"/>
+              <w:ind w:left="100" w:right="100" w:firstLine="0" w:firstLineChars="0"/>
+              <w:rPr>
+                <w:rFonts w:ascii="Times New Roman" w:hAnsi="Times New Roman" w:eastAsia="Times New Roman" w:cs="Times New Roman"/>
+                <w:i w:val="false"/>
+                <w:b w:val="true"/>
+                <w:u w:val="none"/>
+                <w:strike w:val="false"/>
+                <w:sz w:val="14"/>
+                <w:szCs w:val="14"/>
+                <w:color w:val="000000"/>
+              </w:rPr>
+            </w:pPr>
+            <w:r xmlns:w="http://schemas.openxmlformats.org/wordprocessingml/2006/main" xmlns:wp="http://schemas.openxmlformats.org/drawingml/2006/wordprocessingDrawing" xmlns:r="http://schemas.openxmlformats.org/officeDocument/2006/relationships" xmlns:w14="http://schemas.microsoft.com/office/word/2010/wordml">
+              <w:rPr>
+                <w:rFonts w:ascii="Times New Roman" w:hAnsi="Times New Roman" w:eastAsia="Times New Roman" w:cs="Times New Roman"/>
+                <w:i w:val="false"/>
+                <w:b w:val="true"/>
+                <w:u w:val="none"/>
+                <w:strike w:val="false"/>
+                <w:sz w:val="14"/>
+                <w:szCs w:val="14"/>
                 <w:color w:val="000000"/>
               </w:rPr>
               <w:t xml:space="preserve">0,9</w:t>
@@ -3653,28 +3653,28 @@
                 <w:left w:val="none" w:sz="0" w:space="0" w:color="000000"/>
                 <w:right w:val="none" w:sz="0" w:space="0" w:color="000000"/>
               </w:pBdr>
-              <w:spacing w:after="36" w:before="36" w:line="240"/>
-              <w:ind w:left="100" w:right="100" w:firstLine="0" w:firstLineChars="0"/>
-              <w:rPr>
-                <w:rFonts w:ascii="Times New Roman" w:hAnsi="Times New Roman" w:eastAsia="Times New Roman" w:cs="Times New Roman"/>
-                <w:i w:val="false"/>
-                <w:b w:val="true"/>
-                <w:u w:val="none"/>
-                <w:strike w:val="false"/>
-                <w:sz w:val="16"/>
-                <w:szCs w:val="16"/>
-                <w:color w:val="000000"/>
-              </w:rPr>
-            </w:pPr>
-            <w:r xmlns:w="http://schemas.openxmlformats.org/wordprocessingml/2006/main" xmlns:wp="http://schemas.openxmlformats.org/drawingml/2006/wordprocessingDrawing" xmlns:r="http://schemas.openxmlformats.org/officeDocument/2006/relationships" xmlns:w14="http://schemas.microsoft.com/office/word/2010/wordml">
-              <w:rPr>
-                <w:rFonts w:ascii="Times New Roman" w:hAnsi="Times New Roman" w:eastAsia="Times New Roman" w:cs="Times New Roman"/>
-                <w:i w:val="false"/>
-                <w:b w:val="true"/>
-                <w:u w:val="none"/>
-                <w:strike w:val="false"/>
-                <w:sz w:val="16"/>
-                <w:szCs w:val="16"/>
+              <w:spacing w:after="0" w:before="0" w:line="240"/>
+              <w:ind w:left="100" w:right="100" w:firstLine="0" w:firstLineChars="0"/>
+              <w:rPr>
+                <w:rFonts w:ascii="Times New Roman" w:hAnsi="Times New Roman" w:eastAsia="Times New Roman" w:cs="Times New Roman"/>
+                <w:i w:val="false"/>
+                <w:b w:val="true"/>
+                <w:u w:val="none"/>
+                <w:strike w:val="false"/>
+                <w:sz w:val="14"/>
+                <w:szCs w:val="14"/>
+                <w:color w:val="000000"/>
+              </w:rPr>
+            </w:pPr>
+            <w:r xmlns:w="http://schemas.openxmlformats.org/wordprocessingml/2006/main" xmlns:wp="http://schemas.openxmlformats.org/drawingml/2006/wordprocessingDrawing" xmlns:r="http://schemas.openxmlformats.org/officeDocument/2006/relationships" xmlns:w14="http://schemas.microsoft.com/office/word/2010/wordml">
+              <w:rPr>
+                <w:rFonts w:ascii="Times New Roman" w:hAnsi="Times New Roman" w:eastAsia="Times New Roman" w:cs="Times New Roman"/>
+                <w:i w:val="false"/>
+                <w:b w:val="true"/>
+                <w:u w:val="none"/>
+                <w:strike w:val="false"/>
+                <w:sz w:val="14"/>
+                <w:szCs w:val="14"/>
                 <w:color w:val="000000"/>
               </w:rPr>
               <w:t xml:space="preserve">0,1</w:t>
@@ -3707,28 +3707,28 @@
                 <w:left w:val="none" w:sz="0" w:space="0" w:color="000000"/>
                 <w:right w:val="none" w:sz="0" w:space="0" w:color="000000"/>
               </w:pBdr>
-              <w:spacing w:after="36" w:before="36" w:line="240"/>
-              <w:ind w:left="100" w:right="100" w:firstLine="0" w:firstLineChars="0"/>
-              <w:rPr>
-                <w:rFonts w:ascii="Times New Roman" w:hAnsi="Times New Roman" w:eastAsia="Times New Roman" w:cs="Times New Roman"/>
-                <w:i w:val="false"/>
-                <w:b w:val="true"/>
-                <w:u w:val="none"/>
-                <w:strike w:val="false"/>
-                <w:sz w:val="16"/>
-                <w:szCs w:val="16"/>
-                <w:color w:val="000000"/>
-              </w:rPr>
-            </w:pPr>
-            <w:r xmlns:w="http://schemas.openxmlformats.org/wordprocessingml/2006/main" xmlns:wp="http://schemas.openxmlformats.org/drawingml/2006/wordprocessingDrawing" xmlns:r="http://schemas.openxmlformats.org/officeDocument/2006/relationships" xmlns:w14="http://schemas.microsoft.com/office/word/2010/wordml">
-              <w:rPr>
-                <w:rFonts w:ascii="Times New Roman" w:hAnsi="Times New Roman" w:eastAsia="Times New Roman" w:cs="Times New Roman"/>
-                <w:i w:val="false"/>
-                <w:b w:val="true"/>
-                <w:u w:val="none"/>
-                <w:strike w:val="false"/>
-                <w:sz w:val="16"/>
-                <w:szCs w:val="16"/>
+              <w:spacing w:after="0" w:before="0" w:line="240"/>
+              <w:ind w:left="100" w:right="100" w:firstLine="0" w:firstLineChars="0"/>
+              <w:rPr>
+                <w:rFonts w:ascii="Times New Roman" w:hAnsi="Times New Roman" w:eastAsia="Times New Roman" w:cs="Times New Roman"/>
+                <w:i w:val="false"/>
+                <w:b w:val="true"/>
+                <w:u w:val="none"/>
+                <w:strike w:val="false"/>
+                <w:sz w:val="14"/>
+                <w:szCs w:val="14"/>
+                <w:color w:val="000000"/>
+              </w:rPr>
+            </w:pPr>
+            <w:r xmlns:w="http://schemas.openxmlformats.org/wordprocessingml/2006/main" xmlns:wp="http://schemas.openxmlformats.org/drawingml/2006/wordprocessingDrawing" xmlns:r="http://schemas.openxmlformats.org/officeDocument/2006/relationships" xmlns:w14="http://schemas.microsoft.com/office/word/2010/wordml">
+              <w:rPr>
+                <w:rFonts w:ascii="Times New Roman" w:hAnsi="Times New Roman" w:eastAsia="Times New Roman" w:cs="Times New Roman"/>
+                <w:i w:val="false"/>
+                <w:b w:val="true"/>
+                <w:u w:val="none"/>
+                <w:strike w:val="false"/>
+                <w:sz w:val="14"/>
+                <w:szCs w:val="14"/>
                 <w:color w:val="000000"/>
               </w:rPr>
               <w:t xml:space="preserve">0,0</w:t>
@@ -3761,28 +3761,28 @@
                 <w:left w:val="none" w:sz="0" w:space="0" w:color="000000"/>
                 <w:right w:val="none" w:sz="0" w:space="0" w:color="000000"/>
               </w:pBdr>
-              <w:spacing w:after="36" w:before="36" w:line="240"/>
-              <w:ind w:left="100" w:right="100" w:firstLine="0" w:firstLineChars="0"/>
-              <w:rPr>
-                <w:rFonts w:ascii="Times New Roman" w:hAnsi="Times New Roman" w:eastAsia="Times New Roman" w:cs="Times New Roman"/>
-                <w:i w:val="false"/>
-                <w:b w:val="true"/>
-                <w:u w:val="none"/>
-                <w:strike w:val="false"/>
-                <w:sz w:val="16"/>
-                <w:szCs w:val="16"/>
-                <w:color w:val="000000"/>
-              </w:rPr>
-            </w:pPr>
-            <w:r xmlns:w="http://schemas.openxmlformats.org/wordprocessingml/2006/main" xmlns:wp="http://schemas.openxmlformats.org/drawingml/2006/wordprocessingDrawing" xmlns:r="http://schemas.openxmlformats.org/officeDocument/2006/relationships" xmlns:w14="http://schemas.microsoft.com/office/word/2010/wordml">
-              <w:rPr>
-                <w:rFonts w:ascii="Times New Roman" w:hAnsi="Times New Roman" w:eastAsia="Times New Roman" w:cs="Times New Roman"/>
-                <w:i w:val="false"/>
-                <w:b w:val="true"/>
-                <w:u w:val="none"/>
-                <w:strike w:val="false"/>
-                <w:sz w:val="16"/>
-                <w:szCs w:val="16"/>
+              <w:spacing w:after="0" w:before="0" w:line="240"/>
+              <w:ind w:left="100" w:right="100" w:firstLine="0" w:firstLineChars="0"/>
+              <w:rPr>
+                <w:rFonts w:ascii="Times New Roman" w:hAnsi="Times New Roman" w:eastAsia="Times New Roman" w:cs="Times New Roman"/>
+                <w:i w:val="false"/>
+                <w:b w:val="true"/>
+                <w:u w:val="none"/>
+                <w:strike w:val="false"/>
+                <w:sz w:val="14"/>
+                <w:szCs w:val="14"/>
+                <w:color w:val="000000"/>
+              </w:rPr>
+            </w:pPr>
+            <w:r xmlns:w="http://schemas.openxmlformats.org/wordprocessingml/2006/main" xmlns:wp="http://schemas.openxmlformats.org/drawingml/2006/wordprocessingDrawing" xmlns:r="http://schemas.openxmlformats.org/officeDocument/2006/relationships" xmlns:w14="http://schemas.microsoft.com/office/word/2010/wordml">
+              <w:rPr>
+                <w:rFonts w:ascii="Times New Roman" w:hAnsi="Times New Roman" w:eastAsia="Times New Roman" w:cs="Times New Roman"/>
+                <w:i w:val="false"/>
+                <w:b w:val="true"/>
+                <w:u w:val="none"/>
+                <w:strike w:val="false"/>
+                <w:sz w:val="14"/>
+                <w:szCs w:val="14"/>
                 <w:color w:val="000000"/>
               </w:rPr>
               <w:t xml:space="preserve">117,5</w:t>
@@ -3815,28 +3815,28 @@
                 <w:left w:val="none" w:sz="0" w:space="0" w:color="000000"/>
                 <w:right w:val="none" w:sz="0" w:space="0" w:color="000000"/>
               </w:pBdr>
-              <w:spacing w:after="36" w:before="36" w:line="240"/>
-              <w:ind w:left="100" w:right="100" w:firstLine="0" w:firstLineChars="0"/>
-              <w:rPr>
-                <w:rFonts w:ascii="Times New Roman" w:hAnsi="Times New Roman" w:eastAsia="Times New Roman" w:cs="Times New Roman"/>
-                <w:i w:val="false"/>
-                <w:b w:val="true"/>
-                <w:u w:val="none"/>
-                <w:strike w:val="false"/>
-                <w:sz w:val="16"/>
-                <w:szCs w:val="16"/>
-                <w:color w:val="000000"/>
-              </w:rPr>
-            </w:pPr>
-            <w:r xmlns:w="http://schemas.openxmlformats.org/wordprocessingml/2006/main" xmlns:wp="http://schemas.openxmlformats.org/drawingml/2006/wordprocessingDrawing" xmlns:r="http://schemas.openxmlformats.org/officeDocument/2006/relationships" xmlns:w14="http://schemas.microsoft.com/office/word/2010/wordml">
-              <w:rPr>
-                <w:rFonts w:ascii="Times New Roman" w:hAnsi="Times New Roman" w:eastAsia="Times New Roman" w:cs="Times New Roman"/>
-                <w:i w:val="false"/>
-                <w:b w:val="true"/>
-                <w:u w:val="none"/>
-                <w:strike w:val="false"/>
-                <w:sz w:val="16"/>
-                <w:szCs w:val="16"/>
+              <w:spacing w:after="0" w:before="0" w:line="240"/>
+              <w:ind w:left="100" w:right="100" w:firstLine="0" w:firstLineChars="0"/>
+              <w:rPr>
+                <w:rFonts w:ascii="Times New Roman" w:hAnsi="Times New Roman" w:eastAsia="Times New Roman" w:cs="Times New Roman"/>
+                <w:i w:val="false"/>
+                <w:b w:val="true"/>
+                <w:u w:val="none"/>
+                <w:strike w:val="false"/>
+                <w:sz w:val="14"/>
+                <w:szCs w:val="14"/>
+                <w:color w:val="000000"/>
+              </w:rPr>
+            </w:pPr>
+            <w:r xmlns:w="http://schemas.openxmlformats.org/wordprocessingml/2006/main" xmlns:wp="http://schemas.openxmlformats.org/drawingml/2006/wordprocessingDrawing" xmlns:r="http://schemas.openxmlformats.org/officeDocument/2006/relationships" xmlns:w14="http://schemas.microsoft.com/office/word/2010/wordml">
+              <w:rPr>
+                <w:rFonts w:ascii="Times New Roman" w:hAnsi="Times New Roman" w:eastAsia="Times New Roman" w:cs="Times New Roman"/>
+                <w:i w:val="false"/>
+                <w:b w:val="true"/>
+                <w:u w:val="none"/>
+                <w:strike w:val="false"/>
+                <w:sz w:val="14"/>
+                <w:szCs w:val="14"/>
                 <w:color w:val="000000"/>
               </w:rPr>
               <w:t xml:space="preserve">117,5</w:t>
@@ -3869,28 +3869,28 @@
                 <w:left w:val="none" w:sz="0" w:space="0" w:color="000000"/>
                 <w:right w:val="none" w:sz="0" w:space="0" w:color="000000"/>
               </w:pBdr>
-              <w:spacing w:after="36" w:before="36" w:line="240"/>
-              <w:ind w:left="100" w:right="100" w:firstLine="0" w:firstLineChars="0"/>
-              <w:rPr>
-                <w:rFonts w:ascii="Times New Roman" w:hAnsi="Times New Roman" w:eastAsia="Times New Roman" w:cs="Times New Roman"/>
-                <w:i w:val="false"/>
-                <w:b w:val="true"/>
-                <w:u w:val="none"/>
-                <w:strike w:val="false"/>
-                <w:sz w:val="16"/>
-                <w:szCs w:val="16"/>
-                <w:color w:val="000000"/>
-              </w:rPr>
-            </w:pPr>
-            <w:r xmlns:w="http://schemas.openxmlformats.org/wordprocessingml/2006/main" xmlns:wp="http://schemas.openxmlformats.org/drawingml/2006/wordprocessingDrawing" xmlns:r="http://schemas.openxmlformats.org/officeDocument/2006/relationships" xmlns:w14="http://schemas.microsoft.com/office/word/2010/wordml">
-              <w:rPr>
-                <w:rFonts w:ascii="Times New Roman" w:hAnsi="Times New Roman" w:eastAsia="Times New Roman" w:cs="Times New Roman"/>
-                <w:i w:val="false"/>
-                <w:b w:val="true"/>
-                <w:u w:val="none"/>
-                <w:strike w:val="false"/>
-                <w:sz w:val="16"/>
-                <w:szCs w:val="16"/>
+              <w:spacing w:after="0" w:before="0" w:line="240"/>
+              <w:ind w:left="100" w:right="100" w:firstLine="0" w:firstLineChars="0"/>
+              <w:rPr>
+                <w:rFonts w:ascii="Times New Roman" w:hAnsi="Times New Roman" w:eastAsia="Times New Roman" w:cs="Times New Roman"/>
+                <w:i w:val="false"/>
+                <w:b w:val="true"/>
+                <w:u w:val="none"/>
+                <w:strike w:val="false"/>
+                <w:sz w:val="14"/>
+                <w:szCs w:val="14"/>
+                <w:color w:val="000000"/>
+              </w:rPr>
+            </w:pPr>
+            <w:r xmlns:w="http://schemas.openxmlformats.org/wordprocessingml/2006/main" xmlns:wp="http://schemas.openxmlformats.org/drawingml/2006/wordprocessingDrawing" xmlns:r="http://schemas.openxmlformats.org/officeDocument/2006/relationships" xmlns:w14="http://schemas.microsoft.com/office/word/2010/wordml">
+              <w:rPr>
+                <w:rFonts w:ascii="Times New Roman" w:hAnsi="Times New Roman" w:eastAsia="Times New Roman" w:cs="Times New Roman"/>
+                <w:i w:val="false"/>
+                <w:b w:val="true"/>
+                <w:u w:val="none"/>
+                <w:strike w:val="false"/>
+                <w:sz w:val="14"/>
+                <w:szCs w:val="14"/>
                 <w:color w:val="000000"/>
               </w:rPr>
               <w:t xml:space="preserve">117,5</w:t>
@@ -3923,28 +3923,28 @@
                 <w:left w:val="none" w:sz="0" w:space="0" w:color="000000"/>
                 <w:right w:val="none" w:sz="0" w:space="0" w:color="000000"/>
               </w:pBdr>
-              <w:spacing w:after="36" w:before="36" w:line="240"/>
-              <w:ind w:left="100" w:right="100" w:firstLine="0" w:firstLineChars="0"/>
-              <w:rPr>
-                <w:rFonts w:ascii="Times New Roman" w:hAnsi="Times New Roman" w:eastAsia="Times New Roman" w:cs="Times New Roman"/>
-                <w:i w:val="false"/>
-                <w:b w:val="true"/>
-                <w:u w:val="none"/>
-                <w:strike w:val="false"/>
-                <w:sz w:val="16"/>
-                <w:szCs w:val="16"/>
-                <w:color w:val="000000"/>
-              </w:rPr>
-            </w:pPr>
-            <w:r xmlns:w="http://schemas.openxmlformats.org/wordprocessingml/2006/main" xmlns:wp="http://schemas.openxmlformats.org/drawingml/2006/wordprocessingDrawing" xmlns:r="http://schemas.openxmlformats.org/officeDocument/2006/relationships" xmlns:w14="http://schemas.microsoft.com/office/word/2010/wordml">
-              <w:rPr>
-                <w:rFonts w:ascii="Times New Roman" w:hAnsi="Times New Roman" w:eastAsia="Times New Roman" w:cs="Times New Roman"/>
-                <w:i w:val="false"/>
-                <w:b w:val="true"/>
-                <w:u w:val="none"/>
-                <w:strike w:val="false"/>
-                <w:sz w:val="16"/>
-                <w:szCs w:val="16"/>
+              <w:spacing w:after="0" w:before="0" w:line="240"/>
+              <w:ind w:left="100" w:right="100" w:firstLine="0" w:firstLineChars="0"/>
+              <w:rPr>
+                <w:rFonts w:ascii="Times New Roman" w:hAnsi="Times New Roman" w:eastAsia="Times New Roman" w:cs="Times New Roman"/>
+                <w:i w:val="false"/>
+                <w:b w:val="true"/>
+                <w:u w:val="none"/>
+                <w:strike w:val="false"/>
+                <w:sz w:val="14"/>
+                <w:szCs w:val="14"/>
+                <w:color w:val="000000"/>
+              </w:rPr>
+            </w:pPr>
+            <w:r xmlns:w="http://schemas.openxmlformats.org/wordprocessingml/2006/main" xmlns:wp="http://schemas.openxmlformats.org/drawingml/2006/wordprocessingDrawing" xmlns:r="http://schemas.openxmlformats.org/officeDocument/2006/relationships" xmlns:w14="http://schemas.microsoft.com/office/word/2010/wordml">
+              <w:rPr>
+                <w:rFonts w:ascii="Times New Roman" w:hAnsi="Times New Roman" w:eastAsia="Times New Roman" w:cs="Times New Roman"/>
+                <w:i w:val="false"/>
+                <w:b w:val="true"/>
+                <w:u w:val="none"/>
+                <w:strike w:val="false"/>
+                <w:sz w:val="14"/>
+                <w:szCs w:val="14"/>
                 <w:color w:val="000000"/>
               </w:rPr>
               <w:t xml:space="preserve">117,4</w:t>
@@ -3977,28 +3977,28 @@
                 <w:left w:val="none" w:sz="0" w:space="0" w:color="000000"/>
                 <w:right w:val="none" w:sz="0" w:space="0" w:color="000000"/>
               </w:pBdr>
-              <w:spacing w:after="36" w:before="36" w:line="240"/>
-              <w:ind w:left="100" w:right="100" w:firstLine="0" w:firstLineChars="0"/>
-              <w:rPr>
-                <w:rFonts w:ascii="Times New Roman" w:hAnsi="Times New Roman" w:eastAsia="Times New Roman" w:cs="Times New Roman"/>
-                <w:i w:val="false"/>
-                <w:b w:val="true"/>
-                <w:u w:val="none"/>
-                <w:strike w:val="false"/>
-                <w:sz w:val="16"/>
-                <w:szCs w:val="16"/>
-                <w:color w:val="000000"/>
-              </w:rPr>
-            </w:pPr>
-            <w:r xmlns:w="http://schemas.openxmlformats.org/wordprocessingml/2006/main" xmlns:wp="http://schemas.openxmlformats.org/drawingml/2006/wordprocessingDrawing" xmlns:r="http://schemas.openxmlformats.org/officeDocument/2006/relationships" xmlns:w14="http://schemas.microsoft.com/office/word/2010/wordml">
-              <w:rPr>
-                <w:rFonts w:ascii="Times New Roman" w:hAnsi="Times New Roman" w:eastAsia="Times New Roman" w:cs="Times New Roman"/>
-                <w:i w:val="false"/>
-                <w:b w:val="true"/>
-                <w:u w:val="none"/>
-                <w:strike w:val="false"/>
-                <w:sz w:val="16"/>
-                <w:szCs w:val="16"/>
+              <w:spacing w:after="0" w:before="0" w:line="240"/>
+              <w:ind w:left="100" w:right="100" w:firstLine="0" w:firstLineChars="0"/>
+              <w:rPr>
+                <w:rFonts w:ascii="Times New Roman" w:hAnsi="Times New Roman" w:eastAsia="Times New Roman" w:cs="Times New Roman"/>
+                <w:i w:val="false"/>
+                <w:b w:val="true"/>
+                <w:u w:val="none"/>
+                <w:strike w:val="false"/>
+                <w:sz w:val="14"/>
+                <w:szCs w:val="14"/>
+                <w:color w:val="000000"/>
+              </w:rPr>
+            </w:pPr>
+            <w:r xmlns:w="http://schemas.openxmlformats.org/wordprocessingml/2006/main" xmlns:wp="http://schemas.openxmlformats.org/drawingml/2006/wordprocessingDrawing" xmlns:r="http://schemas.openxmlformats.org/officeDocument/2006/relationships" xmlns:w14="http://schemas.microsoft.com/office/word/2010/wordml">
+              <w:rPr>
+                <w:rFonts w:ascii="Times New Roman" w:hAnsi="Times New Roman" w:eastAsia="Times New Roman" w:cs="Times New Roman"/>
+                <w:i w:val="false"/>
+                <w:b w:val="true"/>
+                <w:u w:val="none"/>
+                <w:strike w:val="false"/>
+                <w:sz w:val="14"/>
+                <w:szCs w:val="14"/>
                 <w:color w:val="000000"/>
               </w:rPr>
               <w:t xml:space="preserve">116,5</w:t>
@@ -4031,28 +4031,28 @@
                 <w:left w:val="none" w:sz="0" w:space="0" w:color="000000"/>
                 <w:right w:val="none" w:sz="0" w:space="0" w:color="000000"/>
               </w:pBdr>
-              <w:spacing w:after="36" w:before="36" w:line="240"/>
-              <w:ind w:left="100" w:right="100" w:firstLine="0" w:firstLineChars="0"/>
-              <w:rPr>
-                <w:rFonts w:ascii="Times New Roman" w:hAnsi="Times New Roman" w:eastAsia="Times New Roman" w:cs="Times New Roman"/>
-                <w:i w:val="false"/>
-                <w:b w:val="true"/>
-                <w:u w:val="none"/>
-                <w:strike w:val="false"/>
-                <w:sz w:val="16"/>
-                <w:szCs w:val="16"/>
-                <w:color w:val="000000"/>
-              </w:rPr>
-            </w:pPr>
-            <w:r xmlns:w="http://schemas.openxmlformats.org/wordprocessingml/2006/main" xmlns:wp="http://schemas.openxmlformats.org/drawingml/2006/wordprocessingDrawing" xmlns:r="http://schemas.openxmlformats.org/officeDocument/2006/relationships" xmlns:w14="http://schemas.microsoft.com/office/word/2010/wordml">
-              <w:rPr>
-                <w:rFonts w:ascii="Times New Roman" w:hAnsi="Times New Roman" w:eastAsia="Times New Roman" w:cs="Times New Roman"/>
-                <w:i w:val="false"/>
-                <w:b w:val="true"/>
-                <w:u w:val="none"/>
-                <w:strike w:val="false"/>
-                <w:sz w:val="16"/>
-                <w:szCs w:val="16"/>
+              <w:spacing w:after="0" w:before="0" w:line="240"/>
+              <w:ind w:left="100" w:right="100" w:firstLine="0" w:firstLineChars="0"/>
+              <w:rPr>
+                <w:rFonts w:ascii="Times New Roman" w:hAnsi="Times New Roman" w:eastAsia="Times New Roman" w:cs="Times New Roman"/>
+                <w:i w:val="false"/>
+                <w:b w:val="true"/>
+                <w:u w:val="none"/>
+                <w:strike w:val="false"/>
+                <w:sz w:val="14"/>
+                <w:szCs w:val="14"/>
+                <w:color w:val="000000"/>
+              </w:rPr>
+            </w:pPr>
+            <w:r xmlns:w="http://schemas.openxmlformats.org/wordprocessingml/2006/main" xmlns:wp="http://schemas.openxmlformats.org/drawingml/2006/wordprocessingDrawing" xmlns:r="http://schemas.openxmlformats.org/officeDocument/2006/relationships" xmlns:w14="http://schemas.microsoft.com/office/word/2010/wordml">
+              <w:rPr>
+                <w:rFonts w:ascii="Times New Roman" w:hAnsi="Times New Roman" w:eastAsia="Times New Roman" w:cs="Times New Roman"/>
+                <w:i w:val="false"/>
+                <w:b w:val="true"/>
+                <w:u w:val="none"/>
+                <w:strike w:val="false"/>
+                <w:sz w:val="14"/>
+                <w:szCs w:val="14"/>
                 <w:color w:val="000000"/>
               </w:rPr>
               <w:t xml:space="preserve">4,323</w:t>
@@ -4085,28 +4085,28 @@
                 <w:left w:val="none" w:sz="0" w:space="0" w:color="000000"/>
                 <w:right w:val="none" w:sz="0" w:space="0" w:color="000000"/>
               </w:pBdr>
-              <w:spacing w:after="36" w:before="36" w:line="240"/>
-              <w:ind w:left="100" w:right="100" w:firstLine="0" w:firstLineChars="0"/>
-              <w:rPr>
-                <w:rFonts w:ascii="Times New Roman" w:hAnsi="Times New Roman" w:eastAsia="Times New Roman" w:cs="Times New Roman"/>
-                <w:i w:val="false"/>
-                <w:b w:val="true"/>
-                <w:u w:val="none"/>
-                <w:strike w:val="false"/>
-                <w:sz w:val="16"/>
-                <w:szCs w:val="16"/>
-                <w:color w:val="000000"/>
-              </w:rPr>
-            </w:pPr>
-            <w:r xmlns:w="http://schemas.openxmlformats.org/wordprocessingml/2006/main" xmlns:wp="http://schemas.openxmlformats.org/drawingml/2006/wordprocessingDrawing" xmlns:r="http://schemas.openxmlformats.org/officeDocument/2006/relationships" xmlns:w14="http://schemas.microsoft.com/office/word/2010/wordml">
-              <w:rPr>
-                <w:rFonts w:ascii="Times New Roman" w:hAnsi="Times New Roman" w:eastAsia="Times New Roman" w:cs="Times New Roman"/>
-                <w:i w:val="false"/>
-                <w:b w:val="true"/>
-                <w:u w:val="none"/>
-                <w:strike w:val="false"/>
-                <w:sz w:val="16"/>
-                <w:szCs w:val="16"/>
+              <w:spacing w:after="0" w:before="0" w:line="240"/>
+              <w:ind w:left="100" w:right="100" w:firstLine="0" w:firstLineChars="0"/>
+              <w:rPr>
+                <w:rFonts w:ascii="Times New Roman" w:hAnsi="Times New Roman" w:eastAsia="Times New Roman" w:cs="Times New Roman"/>
+                <w:i w:val="false"/>
+                <w:b w:val="true"/>
+                <w:u w:val="none"/>
+                <w:strike w:val="false"/>
+                <w:sz w:val="14"/>
+                <w:szCs w:val="14"/>
+                <w:color w:val="000000"/>
+              </w:rPr>
+            </w:pPr>
+            <w:r xmlns:w="http://schemas.openxmlformats.org/wordprocessingml/2006/main" xmlns:wp="http://schemas.openxmlformats.org/drawingml/2006/wordprocessingDrawing" xmlns:r="http://schemas.openxmlformats.org/officeDocument/2006/relationships" xmlns:w14="http://schemas.microsoft.com/office/word/2010/wordml">
+              <w:rPr>
+                <w:rFonts w:ascii="Times New Roman" w:hAnsi="Times New Roman" w:eastAsia="Times New Roman" w:cs="Times New Roman"/>
+                <w:i w:val="false"/>
+                <w:b w:val="true"/>
+                <w:u w:val="none"/>
+                <w:strike w:val="false"/>
+                <w:sz w:val="14"/>
+                <w:szCs w:val="14"/>
                 <w:color w:val="000000"/>
               </w:rPr>
               <w:t xml:space="preserve">03 - الملابس والأحذية</w:t>
@@ -4145,28 +4145,28 @@
                 <w:left w:val="none" w:sz="0" w:space="0" w:color="000000"/>
                 <w:right w:val="none" w:sz="0" w:space="0" w:color="000000"/>
               </w:pBdr>
-              <w:spacing w:after="36" w:before="36" w:line="240"/>
-              <w:ind w:left="100" w:right="100" w:firstLine="0" w:firstLineChars="0"/>
-              <w:rPr>
-                <w:rFonts w:ascii="Times New Roman" w:hAnsi="Times New Roman" w:eastAsia="Times New Roman" w:cs="Times New Roman"/>
-                <w:i w:val="false"/>
-                <w:b w:val="true"/>
-                <w:u w:val="none"/>
-                <w:strike w:val="false"/>
-                <w:sz w:val="16"/>
-                <w:szCs w:val="16"/>
-                <w:color w:val="000000"/>
-              </w:rPr>
-            </w:pPr>
-            <w:r xmlns:w="http://schemas.openxmlformats.org/wordprocessingml/2006/main" xmlns:wp="http://schemas.openxmlformats.org/drawingml/2006/wordprocessingDrawing" xmlns:r="http://schemas.openxmlformats.org/officeDocument/2006/relationships" xmlns:w14="http://schemas.microsoft.com/office/word/2010/wordml">
-              <w:rPr>
-                <w:rFonts w:ascii="Times New Roman" w:hAnsi="Times New Roman" w:eastAsia="Times New Roman" w:cs="Times New Roman"/>
-                <w:i w:val="false"/>
-                <w:b w:val="true"/>
-                <w:u w:val="none"/>
-                <w:strike w:val="false"/>
-                <w:sz w:val="16"/>
-                <w:szCs w:val="16"/>
+              <w:spacing w:after="0" w:before="0" w:line="240"/>
+              <w:ind w:left="100" w:right="100" w:firstLine="0" w:firstLineChars="0"/>
+              <w:rPr>
+                <w:rFonts w:ascii="Times New Roman" w:hAnsi="Times New Roman" w:eastAsia="Times New Roman" w:cs="Times New Roman"/>
+                <w:i w:val="false"/>
+                <w:b w:val="true"/>
+                <w:u w:val="none"/>
+                <w:strike w:val="false"/>
+                <w:sz w:val="14"/>
+                <w:szCs w:val="14"/>
+                <w:color w:val="000000"/>
+              </w:rPr>
+            </w:pPr>
+            <w:r xmlns:w="http://schemas.openxmlformats.org/wordprocessingml/2006/main" xmlns:wp="http://schemas.openxmlformats.org/drawingml/2006/wordprocessingDrawing" xmlns:r="http://schemas.openxmlformats.org/officeDocument/2006/relationships" xmlns:w14="http://schemas.microsoft.com/office/word/2010/wordml">
+              <w:rPr>
+                <w:rFonts w:ascii="Times New Roman" w:hAnsi="Times New Roman" w:eastAsia="Times New Roman" w:cs="Times New Roman"/>
+                <w:i w:val="false"/>
+                <w:b w:val="true"/>
+                <w:u w:val="none"/>
+                <w:strike w:val="false"/>
+                <w:sz w:val="14"/>
+                <w:szCs w:val="14"/>
                 <w:color w:val="000000"/>
               </w:rPr>
               <w:t xml:space="preserve">0,6</w:t>
@@ -4199,28 +4199,28 @@
                 <w:left w:val="none" w:sz="0" w:space="0" w:color="000000"/>
                 <w:right w:val="none" w:sz="0" w:space="0" w:color="000000"/>
               </w:pBdr>
-              <w:spacing w:after="36" w:before="36" w:line="240"/>
-              <w:ind w:left="100" w:right="100" w:firstLine="0" w:firstLineChars="0"/>
-              <w:rPr>
-                <w:rFonts w:ascii="Times New Roman" w:hAnsi="Times New Roman" w:eastAsia="Times New Roman" w:cs="Times New Roman"/>
-                <w:i w:val="false"/>
-                <w:b w:val="true"/>
-                <w:u w:val="none"/>
-                <w:strike w:val="false"/>
-                <w:sz w:val="16"/>
-                <w:szCs w:val="16"/>
-                <w:color w:val="000000"/>
-              </w:rPr>
-            </w:pPr>
-            <w:r xmlns:w="http://schemas.openxmlformats.org/wordprocessingml/2006/main" xmlns:wp="http://schemas.openxmlformats.org/drawingml/2006/wordprocessingDrawing" xmlns:r="http://schemas.openxmlformats.org/officeDocument/2006/relationships" xmlns:w14="http://schemas.microsoft.com/office/word/2010/wordml">
-              <w:rPr>
-                <w:rFonts w:ascii="Times New Roman" w:hAnsi="Times New Roman" w:eastAsia="Times New Roman" w:cs="Times New Roman"/>
-                <w:i w:val="false"/>
-                <w:b w:val="true"/>
-                <w:u w:val="none"/>
-                <w:strike w:val="false"/>
-                <w:sz w:val="16"/>
-                <w:szCs w:val="16"/>
+              <w:spacing w:after="0" w:before="0" w:line="240"/>
+              <w:ind w:left="100" w:right="100" w:firstLine="0" w:firstLineChars="0"/>
+              <w:rPr>
+                <w:rFonts w:ascii="Times New Roman" w:hAnsi="Times New Roman" w:eastAsia="Times New Roman" w:cs="Times New Roman"/>
+                <w:i w:val="false"/>
+                <w:b w:val="true"/>
+                <w:u w:val="none"/>
+                <w:strike w:val="false"/>
+                <w:sz w:val="14"/>
+                <w:szCs w:val="14"/>
+                <w:color w:val="000000"/>
+              </w:rPr>
+            </w:pPr>
+            <w:r xmlns:w="http://schemas.openxmlformats.org/wordprocessingml/2006/main" xmlns:wp="http://schemas.openxmlformats.org/drawingml/2006/wordprocessingDrawing" xmlns:r="http://schemas.openxmlformats.org/officeDocument/2006/relationships" xmlns:w14="http://schemas.microsoft.com/office/word/2010/wordml">
+              <w:rPr>
+                <w:rFonts w:ascii="Times New Roman" w:hAnsi="Times New Roman" w:eastAsia="Times New Roman" w:cs="Times New Roman"/>
+                <w:i w:val="false"/>
+                <w:b w:val="true"/>
+                <w:u w:val="none"/>
+                <w:strike w:val="false"/>
+                <w:sz w:val="14"/>
+                <w:szCs w:val="14"/>
                 <w:color w:val="000000"/>
               </w:rPr>
               <w:t xml:space="preserve">0,1</w:t>
@@ -4253,28 +4253,28 @@
                 <w:left w:val="none" w:sz="0" w:space="0" w:color="000000"/>
                 <w:right w:val="none" w:sz="0" w:space="0" w:color="000000"/>
               </w:pBdr>
-              <w:spacing w:after="36" w:before="36" w:line="240"/>
-              <w:ind w:left="100" w:right="100" w:firstLine="0" w:firstLineChars="0"/>
-              <w:rPr>
-                <w:rFonts w:ascii="Times New Roman" w:hAnsi="Times New Roman" w:eastAsia="Times New Roman" w:cs="Times New Roman"/>
-                <w:i w:val="false"/>
-                <w:b w:val="true"/>
-                <w:u w:val="none"/>
-                <w:strike w:val="false"/>
-                <w:sz w:val="16"/>
-                <w:szCs w:val="16"/>
-                <w:color w:val="000000"/>
-              </w:rPr>
-            </w:pPr>
-            <w:r xmlns:w="http://schemas.openxmlformats.org/wordprocessingml/2006/main" xmlns:wp="http://schemas.openxmlformats.org/drawingml/2006/wordprocessingDrawing" xmlns:r="http://schemas.openxmlformats.org/officeDocument/2006/relationships" xmlns:w14="http://schemas.microsoft.com/office/word/2010/wordml">
-              <w:rPr>
-                <w:rFonts w:ascii="Times New Roman" w:hAnsi="Times New Roman" w:eastAsia="Times New Roman" w:cs="Times New Roman"/>
-                <w:i w:val="false"/>
-                <w:b w:val="true"/>
-                <w:u w:val="none"/>
-                <w:strike w:val="false"/>
-                <w:sz w:val="16"/>
-                <w:szCs w:val="16"/>
+              <w:spacing w:after="0" w:before="0" w:line="240"/>
+              <w:ind w:left="100" w:right="100" w:firstLine="0" w:firstLineChars="0"/>
+              <w:rPr>
+                <w:rFonts w:ascii="Times New Roman" w:hAnsi="Times New Roman" w:eastAsia="Times New Roman" w:cs="Times New Roman"/>
+                <w:i w:val="false"/>
+                <w:b w:val="true"/>
+                <w:u w:val="none"/>
+                <w:strike w:val="false"/>
+                <w:sz w:val="14"/>
+                <w:szCs w:val="14"/>
+                <w:color w:val="000000"/>
+              </w:rPr>
+            </w:pPr>
+            <w:r xmlns:w="http://schemas.openxmlformats.org/wordprocessingml/2006/main" xmlns:wp="http://schemas.openxmlformats.org/drawingml/2006/wordprocessingDrawing" xmlns:r="http://schemas.openxmlformats.org/officeDocument/2006/relationships" xmlns:w14="http://schemas.microsoft.com/office/word/2010/wordml">
+              <w:rPr>
+                <w:rFonts w:ascii="Times New Roman" w:hAnsi="Times New Roman" w:eastAsia="Times New Roman" w:cs="Times New Roman"/>
+                <w:i w:val="false"/>
+                <w:b w:val="true"/>
+                <w:u w:val="none"/>
+                <w:strike w:val="false"/>
+                <w:sz w:val="14"/>
+                <w:szCs w:val="14"/>
                 <w:color w:val="000000"/>
               </w:rPr>
               <w:t xml:space="preserve">0,0</w:t>
@@ -4307,28 +4307,28 @@
                 <w:left w:val="none" w:sz="0" w:space="0" w:color="000000"/>
                 <w:right w:val="none" w:sz="0" w:space="0" w:color="000000"/>
               </w:pBdr>
-              <w:spacing w:after="36" w:before="36" w:line="240"/>
-              <w:ind w:left="100" w:right="100" w:firstLine="0" w:firstLineChars="0"/>
-              <w:rPr>
-                <w:rFonts w:ascii="Times New Roman" w:hAnsi="Times New Roman" w:eastAsia="Times New Roman" w:cs="Times New Roman"/>
-                <w:i w:val="false"/>
-                <w:b w:val="true"/>
-                <w:u w:val="none"/>
-                <w:strike w:val="false"/>
-                <w:sz w:val="16"/>
-                <w:szCs w:val="16"/>
-                <w:color w:val="000000"/>
-              </w:rPr>
-            </w:pPr>
-            <w:r xmlns:w="http://schemas.openxmlformats.org/wordprocessingml/2006/main" xmlns:wp="http://schemas.openxmlformats.org/drawingml/2006/wordprocessingDrawing" xmlns:r="http://schemas.openxmlformats.org/officeDocument/2006/relationships" xmlns:w14="http://schemas.microsoft.com/office/word/2010/wordml">
-              <w:rPr>
-                <w:rFonts w:ascii="Times New Roman" w:hAnsi="Times New Roman" w:eastAsia="Times New Roman" w:cs="Times New Roman"/>
-                <w:i w:val="false"/>
-                <w:b w:val="true"/>
-                <w:u w:val="none"/>
-                <w:strike w:val="false"/>
-                <w:sz w:val="16"/>
-                <w:szCs w:val="16"/>
+              <w:spacing w:after="0" w:before="0" w:line="240"/>
+              <w:ind w:left="100" w:right="100" w:firstLine="0" w:firstLineChars="0"/>
+              <w:rPr>
+                <w:rFonts w:ascii="Times New Roman" w:hAnsi="Times New Roman" w:eastAsia="Times New Roman" w:cs="Times New Roman"/>
+                <w:i w:val="false"/>
+                <w:b w:val="true"/>
+                <w:u w:val="none"/>
+                <w:strike w:val="false"/>
+                <w:sz w:val="14"/>
+                <w:szCs w:val="14"/>
+                <w:color w:val="000000"/>
+              </w:rPr>
+            </w:pPr>
+            <w:r xmlns:w="http://schemas.openxmlformats.org/wordprocessingml/2006/main" xmlns:wp="http://schemas.openxmlformats.org/drawingml/2006/wordprocessingDrawing" xmlns:r="http://schemas.openxmlformats.org/officeDocument/2006/relationships" xmlns:w14="http://schemas.microsoft.com/office/word/2010/wordml">
+              <w:rPr>
+                <w:rFonts w:ascii="Times New Roman" w:hAnsi="Times New Roman" w:eastAsia="Times New Roman" w:cs="Times New Roman"/>
+                <w:i w:val="false"/>
+                <w:b w:val="true"/>
+                <w:u w:val="none"/>
+                <w:strike w:val="false"/>
+                <w:sz w:val="14"/>
+                <w:szCs w:val="14"/>
                 <w:color w:val="000000"/>
               </w:rPr>
               <w:t xml:space="preserve">109,6</w:t>
@@ -4361,28 +4361,28 @@
                 <w:left w:val="none" w:sz="0" w:space="0" w:color="000000"/>
                 <w:right w:val="none" w:sz="0" w:space="0" w:color="000000"/>
               </w:pBdr>
-              <w:spacing w:after="36" w:before="36" w:line="240"/>
-              <w:ind w:left="100" w:right="100" w:firstLine="0" w:firstLineChars="0"/>
-              <w:rPr>
-                <w:rFonts w:ascii="Times New Roman" w:hAnsi="Times New Roman" w:eastAsia="Times New Roman" w:cs="Times New Roman"/>
-                <w:i w:val="false"/>
-                <w:b w:val="true"/>
-                <w:u w:val="none"/>
-                <w:strike w:val="false"/>
-                <w:sz w:val="16"/>
-                <w:szCs w:val="16"/>
-                <w:color w:val="000000"/>
-              </w:rPr>
-            </w:pPr>
-            <w:r xmlns:w="http://schemas.openxmlformats.org/wordprocessingml/2006/main" xmlns:wp="http://schemas.openxmlformats.org/drawingml/2006/wordprocessingDrawing" xmlns:r="http://schemas.openxmlformats.org/officeDocument/2006/relationships" xmlns:w14="http://schemas.microsoft.com/office/word/2010/wordml">
-              <w:rPr>
-                <w:rFonts w:ascii="Times New Roman" w:hAnsi="Times New Roman" w:eastAsia="Times New Roman" w:cs="Times New Roman"/>
-                <w:i w:val="false"/>
-                <w:b w:val="true"/>
-                <w:u w:val="none"/>
-                <w:strike w:val="false"/>
-                <w:sz w:val="16"/>
-                <w:szCs w:val="16"/>
+              <w:spacing w:after="0" w:before="0" w:line="240"/>
+              <w:ind w:left="100" w:right="100" w:firstLine="0" w:firstLineChars="0"/>
+              <w:rPr>
+                <w:rFonts w:ascii="Times New Roman" w:hAnsi="Times New Roman" w:eastAsia="Times New Roman" w:cs="Times New Roman"/>
+                <w:i w:val="false"/>
+                <w:b w:val="true"/>
+                <w:u w:val="none"/>
+                <w:strike w:val="false"/>
+                <w:sz w:val="14"/>
+                <w:szCs w:val="14"/>
+                <w:color w:val="000000"/>
+              </w:rPr>
+            </w:pPr>
+            <w:r xmlns:w="http://schemas.openxmlformats.org/wordprocessingml/2006/main" xmlns:wp="http://schemas.openxmlformats.org/drawingml/2006/wordprocessingDrawing" xmlns:r="http://schemas.openxmlformats.org/officeDocument/2006/relationships" xmlns:w14="http://schemas.microsoft.com/office/word/2010/wordml">
+              <w:rPr>
+                <w:rFonts w:ascii="Times New Roman" w:hAnsi="Times New Roman" w:eastAsia="Times New Roman" w:cs="Times New Roman"/>
+                <w:i w:val="false"/>
+                <w:b w:val="true"/>
+                <w:u w:val="none"/>
+                <w:strike w:val="false"/>
+                <w:sz w:val="14"/>
+                <w:szCs w:val="14"/>
                 <w:color w:val="000000"/>
               </w:rPr>
               <w:t xml:space="preserve">109,6</w:t>
@@ -4415,28 +4415,28 @@
                 <w:left w:val="none" w:sz="0" w:space="0" w:color="000000"/>
                 <w:right w:val="none" w:sz="0" w:space="0" w:color="000000"/>
               </w:pBdr>
-              <w:spacing w:after="36" w:before="36" w:line="240"/>
-              <w:ind w:left="100" w:right="100" w:firstLine="0" w:firstLineChars="0"/>
-              <w:rPr>
-                <w:rFonts w:ascii="Times New Roman" w:hAnsi="Times New Roman" w:eastAsia="Times New Roman" w:cs="Times New Roman"/>
-                <w:i w:val="false"/>
-                <w:b w:val="true"/>
-                <w:u w:val="none"/>
-                <w:strike w:val="false"/>
-                <w:sz w:val="16"/>
-                <w:szCs w:val="16"/>
-                <w:color w:val="000000"/>
-              </w:rPr>
-            </w:pPr>
-            <w:r xmlns:w="http://schemas.openxmlformats.org/wordprocessingml/2006/main" xmlns:wp="http://schemas.openxmlformats.org/drawingml/2006/wordprocessingDrawing" xmlns:r="http://schemas.openxmlformats.org/officeDocument/2006/relationships" xmlns:w14="http://schemas.microsoft.com/office/word/2010/wordml">
-              <w:rPr>
-                <w:rFonts w:ascii="Times New Roman" w:hAnsi="Times New Roman" w:eastAsia="Times New Roman" w:cs="Times New Roman"/>
-                <w:i w:val="false"/>
-                <w:b w:val="true"/>
-                <w:u w:val="none"/>
-                <w:strike w:val="false"/>
-                <w:sz w:val="16"/>
-                <w:szCs w:val="16"/>
+              <w:spacing w:after="0" w:before="0" w:line="240"/>
+              <w:ind w:left="100" w:right="100" w:firstLine="0" w:firstLineChars="0"/>
+              <w:rPr>
+                <w:rFonts w:ascii="Times New Roman" w:hAnsi="Times New Roman" w:eastAsia="Times New Roman" w:cs="Times New Roman"/>
+                <w:i w:val="false"/>
+                <w:b w:val="true"/>
+                <w:u w:val="none"/>
+                <w:strike w:val="false"/>
+                <w:sz w:val="14"/>
+                <w:szCs w:val="14"/>
+                <w:color w:val="000000"/>
+              </w:rPr>
+            </w:pPr>
+            <w:r xmlns:w="http://schemas.openxmlformats.org/wordprocessingml/2006/main" xmlns:wp="http://schemas.openxmlformats.org/drawingml/2006/wordprocessingDrawing" xmlns:r="http://schemas.openxmlformats.org/officeDocument/2006/relationships" xmlns:w14="http://schemas.microsoft.com/office/word/2010/wordml">
+              <w:rPr>
+                <w:rFonts w:ascii="Times New Roman" w:hAnsi="Times New Roman" w:eastAsia="Times New Roman" w:cs="Times New Roman"/>
+                <w:i w:val="false"/>
+                <w:b w:val="true"/>
+                <w:u w:val="none"/>
+                <w:strike w:val="false"/>
+                <w:sz w:val="14"/>
+                <w:szCs w:val="14"/>
                 <w:color w:val="000000"/>
               </w:rPr>
               <w:t xml:space="preserve">109,6</w:t>
@@ -4469,28 +4469,28 @@
                 <w:left w:val="none" w:sz="0" w:space="0" w:color="000000"/>
                 <w:right w:val="none" w:sz="0" w:space="0" w:color="000000"/>
               </w:pBdr>
-              <w:spacing w:after="36" w:before="36" w:line="240"/>
-              <w:ind w:left="100" w:right="100" w:firstLine="0" w:firstLineChars="0"/>
-              <w:rPr>
-                <w:rFonts w:ascii="Times New Roman" w:hAnsi="Times New Roman" w:eastAsia="Times New Roman" w:cs="Times New Roman"/>
-                <w:i w:val="false"/>
-                <w:b w:val="true"/>
-                <w:u w:val="none"/>
-                <w:strike w:val="false"/>
-                <w:sz w:val="16"/>
-                <w:szCs w:val="16"/>
-                <w:color w:val="000000"/>
-              </w:rPr>
-            </w:pPr>
-            <w:r xmlns:w="http://schemas.openxmlformats.org/wordprocessingml/2006/main" xmlns:wp="http://schemas.openxmlformats.org/drawingml/2006/wordprocessingDrawing" xmlns:r="http://schemas.openxmlformats.org/officeDocument/2006/relationships" xmlns:w14="http://schemas.microsoft.com/office/word/2010/wordml">
-              <w:rPr>
-                <w:rFonts w:ascii="Times New Roman" w:hAnsi="Times New Roman" w:eastAsia="Times New Roman" w:cs="Times New Roman"/>
-                <w:i w:val="false"/>
-                <w:b w:val="true"/>
-                <w:u w:val="none"/>
-                <w:strike w:val="false"/>
-                <w:sz w:val="16"/>
-                <w:szCs w:val="16"/>
+              <w:spacing w:after="0" w:before="0" w:line="240"/>
+              <w:ind w:left="100" w:right="100" w:firstLine="0" w:firstLineChars="0"/>
+              <w:rPr>
+                <w:rFonts w:ascii="Times New Roman" w:hAnsi="Times New Roman" w:eastAsia="Times New Roman" w:cs="Times New Roman"/>
+                <w:i w:val="false"/>
+                <w:b w:val="true"/>
+                <w:u w:val="none"/>
+                <w:strike w:val="false"/>
+                <w:sz w:val="14"/>
+                <w:szCs w:val="14"/>
+                <w:color w:val="000000"/>
+              </w:rPr>
+            </w:pPr>
+            <w:r xmlns:w="http://schemas.openxmlformats.org/wordprocessingml/2006/main" xmlns:wp="http://schemas.openxmlformats.org/drawingml/2006/wordprocessingDrawing" xmlns:r="http://schemas.openxmlformats.org/officeDocument/2006/relationships" xmlns:w14="http://schemas.microsoft.com/office/word/2010/wordml">
+              <w:rPr>
+                <w:rFonts w:ascii="Times New Roman" w:hAnsi="Times New Roman" w:eastAsia="Times New Roman" w:cs="Times New Roman"/>
+                <w:i w:val="false"/>
+                <w:b w:val="true"/>
+                <w:u w:val="none"/>
+                <w:strike w:val="false"/>
+                <w:sz w:val="14"/>
+                <w:szCs w:val="14"/>
                 <w:color w:val="000000"/>
               </w:rPr>
               <w:t xml:space="preserve">109,5</w:t>
@@ -4523,28 +4523,28 @@
                 <w:left w:val="none" w:sz="0" w:space="0" w:color="000000"/>
                 <w:right w:val="none" w:sz="0" w:space="0" w:color="000000"/>
               </w:pBdr>
-              <w:spacing w:after="36" w:before="36" w:line="240"/>
-              <w:ind w:left="100" w:right="100" w:firstLine="0" w:firstLineChars="0"/>
-              <w:rPr>
-                <w:rFonts w:ascii="Times New Roman" w:hAnsi="Times New Roman" w:eastAsia="Times New Roman" w:cs="Times New Roman"/>
-                <w:i w:val="false"/>
-                <w:b w:val="true"/>
-                <w:u w:val="none"/>
-                <w:strike w:val="false"/>
-                <w:sz w:val="16"/>
-                <w:szCs w:val="16"/>
-                <w:color w:val="000000"/>
-              </w:rPr>
-            </w:pPr>
-            <w:r xmlns:w="http://schemas.openxmlformats.org/wordprocessingml/2006/main" xmlns:wp="http://schemas.openxmlformats.org/drawingml/2006/wordprocessingDrawing" xmlns:r="http://schemas.openxmlformats.org/officeDocument/2006/relationships" xmlns:w14="http://schemas.microsoft.com/office/word/2010/wordml">
-              <w:rPr>
-                <w:rFonts w:ascii="Times New Roman" w:hAnsi="Times New Roman" w:eastAsia="Times New Roman" w:cs="Times New Roman"/>
-                <w:i w:val="false"/>
-                <w:b w:val="true"/>
-                <w:u w:val="none"/>
-                <w:strike w:val="false"/>
-                <w:sz w:val="16"/>
-                <w:szCs w:val="16"/>
+              <w:spacing w:after="0" w:before="0" w:line="240"/>
+              <w:ind w:left="100" w:right="100" w:firstLine="0" w:firstLineChars="0"/>
+              <w:rPr>
+                <w:rFonts w:ascii="Times New Roman" w:hAnsi="Times New Roman" w:eastAsia="Times New Roman" w:cs="Times New Roman"/>
+                <w:i w:val="false"/>
+                <w:b w:val="true"/>
+                <w:u w:val="none"/>
+                <w:strike w:val="false"/>
+                <w:sz w:val="14"/>
+                <w:szCs w:val="14"/>
+                <w:color w:val="000000"/>
+              </w:rPr>
+            </w:pPr>
+            <w:r xmlns:w="http://schemas.openxmlformats.org/wordprocessingml/2006/main" xmlns:wp="http://schemas.openxmlformats.org/drawingml/2006/wordprocessingDrawing" xmlns:r="http://schemas.openxmlformats.org/officeDocument/2006/relationships" xmlns:w14="http://schemas.microsoft.com/office/word/2010/wordml">
+              <w:rPr>
+                <w:rFonts w:ascii="Times New Roman" w:hAnsi="Times New Roman" w:eastAsia="Times New Roman" w:cs="Times New Roman"/>
+                <w:i w:val="false"/>
+                <w:b w:val="true"/>
+                <w:u w:val="none"/>
+                <w:strike w:val="false"/>
+                <w:sz w:val="14"/>
+                <w:szCs w:val="14"/>
                 <w:color w:val="000000"/>
               </w:rPr>
               <w:t xml:space="preserve">108,9</w:t>
@@ -4577,28 +4577,28 @@
                 <w:left w:val="none" w:sz="0" w:space="0" w:color="000000"/>
                 <w:right w:val="none" w:sz="0" w:space="0" w:color="000000"/>
               </w:pBdr>
-              <w:spacing w:after="36" w:before="36" w:line="240"/>
-              <w:ind w:left="100" w:right="100" w:firstLine="0" w:firstLineChars="0"/>
-              <w:rPr>
-                <w:rFonts w:ascii="Times New Roman" w:hAnsi="Times New Roman" w:eastAsia="Times New Roman" w:cs="Times New Roman"/>
-                <w:i w:val="false"/>
-                <w:b w:val="true"/>
-                <w:u w:val="none"/>
-                <w:strike w:val="false"/>
-                <w:sz w:val="16"/>
-                <w:szCs w:val="16"/>
-                <w:color w:val="000000"/>
-              </w:rPr>
-            </w:pPr>
-            <w:r xmlns:w="http://schemas.openxmlformats.org/wordprocessingml/2006/main" xmlns:wp="http://schemas.openxmlformats.org/drawingml/2006/wordprocessingDrawing" xmlns:r="http://schemas.openxmlformats.org/officeDocument/2006/relationships" xmlns:w14="http://schemas.microsoft.com/office/word/2010/wordml">
-              <w:rPr>
-                <w:rFonts w:ascii="Times New Roman" w:hAnsi="Times New Roman" w:eastAsia="Times New Roman" w:cs="Times New Roman"/>
-                <w:i w:val="false"/>
-                <w:b w:val="true"/>
-                <w:u w:val="none"/>
-                <w:strike w:val="false"/>
-                <w:sz w:val="16"/>
-                <w:szCs w:val="16"/>
+              <w:spacing w:after="0" w:before="0" w:line="240"/>
+              <w:ind w:left="100" w:right="100" w:firstLine="0" w:firstLineChars="0"/>
+              <w:rPr>
+                <w:rFonts w:ascii="Times New Roman" w:hAnsi="Times New Roman" w:eastAsia="Times New Roman" w:cs="Times New Roman"/>
+                <w:i w:val="false"/>
+                <w:b w:val="true"/>
+                <w:u w:val="none"/>
+                <w:strike w:val="false"/>
+                <w:sz w:val="14"/>
+                <w:szCs w:val="14"/>
+                <w:color w:val="000000"/>
+              </w:rPr>
+            </w:pPr>
+            <w:r xmlns:w="http://schemas.openxmlformats.org/wordprocessingml/2006/main" xmlns:wp="http://schemas.openxmlformats.org/drawingml/2006/wordprocessingDrawing" xmlns:r="http://schemas.openxmlformats.org/officeDocument/2006/relationships" xmlns:w14="http://schemas.microsoft.com/office/word/2010/wordml">
+              <w:rPr>
+                <w:rFonts w:ascii="Times New Roman" w:hAnsi="Times New Roman" w:eastAsia="Times New Roman" w:cs="Times New Roman"/>
+                <w:i w:val="false"/>
+                <w:b w:val="true"/>
+                <w:u w:val="none"/>
+                <w:strike w:val="false"/>
+                <w:sz w:val="14"/>
+                <w:szCs w:val="14"/>
                 <w:color w:val="000000"/>
               </w:rPr>
               <w:t xml:space="preserve">14,575</w:t>
@@ -4631,28 +4631,28 @@
                 <w:left w:val="none" w:sz="0" w:space="0" w:color="000000"/>
                 <w:right w:val="none" w:sz="0" w:space="0" w:color="000000"/>
               </w:pBdr>
-              <w:spacing w:after="36" w:before="36" w:line="240"/>
-              <w:ind w:left="100" w:right="100" w:firstLine="0" w:firstLineChars="0"/>
-              <w:rPr>
-                <w:rFonts w:ascii="Times New Roman" w:hAnsi="Times New Roman" w:eastAsia="Times New Roman" w:cs="Times New Roman"/>
-                <w:i w:val="false"/>
-                <w:b w:val="true"/>
-                <w:u w:val="none"/>
-                <w:strike w:val="false"/>
-                <w:sz w:val="16"/>
-                <w:szCs w:val="16"/>
-                <w:color w:val="000000"/>
-              </w:rPr>
-            </w:pPr>
-            <w:r xmlns:w="http://schemas.openxmlformats.org/wordprocessingml/2006/main" xmlns:wp="http://schemas.openxmlformats.org/drawingml/2006/wordprocessingDrawing" xmlns:r="http://schemas.openxmlformats.org/officeDocument/2006/relationships" xmlns:w14="http://schemas.microsoft.com/office/word/2010/wordml">
-              <w:rPr>
-                <w:rFonts w:ascii="Times New Roman" w:hAnsi="Times New Roman" w:eastAsia="Times New Roman" w:cs="Times New Roman"/>
-                <w:i w:val="false"/>
-                <w:b w:val="true"/>
-                <w:u w:val="none"/>
-                <w:strike w:val="false"/>
-                <w:sz w:val="16"/>
-                <w:szCs w:val="16"/>
+              <w:spacing w:after="0" w:before="0" w:line="240"/>
+              <w:ind w:left="100" w:right="100" w:firstLine="0" w:firstLineChars="0"/>
+              <w:rPr>
+                <w:rFonts w:ascii="Times New Roman" w:hAnsi="Times New Roman" w:eastAsia="Times New Roman" w:cs="Times New Roman"/>
+                <w:i w:val="false"/>
+                <w:b w:val="true"/>
+                <w:u w:val="none"/>
+                <w:strike w:val="false"/>
+                <w:sz w:val="14"/>
+                <w:szCs w:val="14"/>
+                <w:color w:val="000000"/>
+              </w:rPr>
+            </w:pPr>
+            <w:r xmlns:w="http://schemas.openxmlformats.org/wordprocessingml/2006/main" xmlns:wp="http://schemas.openxmlformats.org/drawingml/2006/wordprocessingDrawing" xmlns:r="http://schemas.openxmlformats.org/officeDocument/2006/relationships" xmlns:w14="http://schemas.microsoft.com/office/word/2010/wordml">
+              <w:rPr>
+                <w:rFonts w:ascii="Times New Roman" w:hAnsi="Times New Roman" w:eastAsia="Times New Roman" w:cs="Times New Roman"/>
+                <w:i w:val="false"/>
+                <w:b w:val="true"/>
+                <w:u w:val="none"/>
+                <w:strike w:val="false"/>
+                <w:sz w:val="14"/>
+                <w:szCs w:val="14"/>
                 <w:color w:val="000000"/>
               </w:rPr>
               <w:t xml:space="preserve">04 - السكن والماء والكهرباء والغاز ومحروقات أخرى</w:t>
@@ -4691,28 +4691,28 @@
                 <w:left w:val="none" w:sz="0" w:space="0" w:color="000000"/>
                 <w:right w:val="none" w:sz="0" w:space="0" w:color="000000"/>
               </w:pBdr>
-              <w:spacing w:after="36" w:before="36" w:line="240"/>
-              <w:ind w:left="100" w:right="100" w:firstLine="0" w:firstLineChars="0"/>
-              <w:rPr>
-                <w:rFonts w:ascii="Times New Roman" w:hAnsi="Times New Roman" w:eastAsia="Times New Roman" w:cs="Times New Roman"/>
-                <w:i w:val="false"/>
-                <w:b w:val="true"/>
-                <w:u w:val="none"/>
-                <w:strike w:val="false"/>
-                <w:sz w:val="16"/>
-                <w:szCs w:val="16"/>
-                <w:color w:val="000000"/>
-              </w:rPr>
-            </w:pPr>
-            <w:r xmlns:w="http://schemas.openxmlformats.org/wordprocessingml/2006/main" xmlns:wp="http://schemas.openxmlformats.org/drawingml/2006/wordprocessingDrawing" xmlns:r="http://schemas.openxmlformats.org/officeDocument/2006/relationships" xmlns:w14="http://schemas.microsoft.com/office/word/2010/wordml">
-              <w:rPr>
-                <w:rFonts w:ascii="Times New Roman" w:hAnsi="Times New Roman" w:eastAsia="Times New Roman" w:cs="Times New Roman"/>
-                <w:i w:val="false"/>
-                <w:b w:val="true"/>
-                <w:u w:val="none"/>
-                <w:strike w:val="false"/>
-                <w:sz w:val="16"/>
-                <w:szCs w:val="16"/>
+              <w:spacing w:after="0" w:before="0" w:line="240"/>
+              <w:ind w:left="100" w:right="100" w:firstLine="0" w:firstLineChars="0"/>
+              <w:rPr>
+                <w:rFonts w:ascii="Times New Roman" w:hAnsi="Times New Roman" w:eastAsia="Times New Roman" w:cs="Times New Roman"/>
+                <w:i w:val="false"/>
+                <w:b w:val="true"/>
+                <w:u w:val="none"/>
+                <w:strike w:val="false"/>
+                <w:sz w:val="14"/>
+                <w:szCs w:val="14"/>
+                <w:color w:val="000000"/>
+              </w:rPr>
+            </w:pPr>
+            <w:r xmlns:w="http://schemas.openxmlformats.org/wordprocessingml/2006/main" xmlns:wp="http://schemas.openxmlformats.org/drawingml/2006/wordprocessingDrawing" xmlns:r="http://schemas.openxmlformats.org/officeDocument/2006/relationships" xmlns:w14="http://schemas.microsoft.com/office/word/2010/wordml">
+              <w:rPr>
+                <w:rFonts w:ascii="Times New Roman" w:hAnsi="Times New Roman" w:eastAsia="Times New Roman" w:cs="Times New Roman"/>
+                <w:i w:val="false"/>
+                <w:b w:val="true"/>
+                <w:u w:val="none"/>
+                <w:strike w:val="false"/>
+                <w:sz w:val="14"/>
+                <w:szCs w:val="14"/>
                 <w:color w:val="000000"/>
               </w:rPr>
               <w:t xml:space="preserve">0,6</w:t>
@@ -4745,28 +4745,28 @@
                 <w:left w:val="none" w:sz="0" w:space="0" w:color="000000"/>
                 <w:right w:val="none" w:sz="0" w:space="0" w:color="000000"/>
               </w:pBdr>
-              <w:spacing w:after="36" w:before="36" w:line="240"/>
-              <w:ind w:left="100" w:right="100" w:firstLine="0" w:firstLineChars="0"/>
-              <w:rPr>
-                <w:rFonts w:ascii="Times New Roman" w:hAnsi="Times New Roman" w:eastAsia="Times New Roman" w:cs="Times New Roman"/>
-                <w:i w:val="false"/>
-                <w:b w:val="true"/>
-                <w:u w:val="none"/>
-                <w:strike w:val="false"/>
-                <w:sz w:val="16"/>
-                <w:szCs w:val="16"/>
-                <w:color w:val="000000"/>
-              </w:rPr>
-            </w:pPr>
-            <w:r xmlns:w="http://schemas.openxmlformats.org/wordprocessingml/2006/main" xmlns:wp="http://schemas.openxmlformats.org/drawingml/2006/wordprocessingDrawing" xmlns:r="http://schemas.openxmlformats.org/officeDocument/2006/relationships" xmlns:w14="http://schemas.microsoft.com/office/word/2010/wordml">
-              <w:rPr>
-                <w:rFonts w:ascii="Times New Roman" w:hAnsi="Times New Roman" w:eastAsia="Times New Roman" w:cs="Times New Roman"/>
-                <w:i w:val="false"/>
-                <w:b w:val="true"/>
-                <w:u w:val="none"/>
-                <w:strike w:val="false"/>
-                <w:sz w:val="16"/>
-                <w:szCs w:val="16"/>
+              <w:spacing w:after="0" w:before="0" w:line="240"/>
+              <w:ind w:left="100" w:right="100" w:firstLine="0" w:firstLineChars="0"/>
+              <w:rPr>
+                <w:rFonts w:ascii="Times New Roman" w:hAnsi="Times New Roman" w:eastAsia="Times New Roman" w:cs="Times New Roman"/>
+                <w:i w:val="false"/>
+                <w:b w:val="true"/>
+                <w:u w:val="none"/>
+                <w:strike w:val="false"/>
+                <w:sz w:val="14"/>
+                <w:szCs w:val="14"/>
+                <w:color w:val="000000"/>
+              </w:rPr>
+            </w:pPr>
+            <w:r xmlns:w="http://schemas.openxmlformats.org/wordprocessingml/2006/main" xmlns:wp="http://schemas.openxmlformats.org/drawingml/2006/wordprocessingDrawing" xmlns:r="http://schemas.openxmlformats.org/officeDocument/2006/relationships" xmlns:w14="http://schemas.microsoft.com/office/word/2010/wordml">
+              <w:rPr>
+                <w:rFonts w:ascii="Times New Roman" w:hAnsi="Times New Roman" w:eastAsia="Times New Roman" w:cs="Times New Roman"/>
+                <w:i w:val="false"/>
+                <w:b w:val="true"/>
+                <w:u w:val="none"/>
+                <w:strike w:val="false"/>
+                <w:sz w:val="14"/>
+                <w:szCs w:val="14"/>
                 <w:color w:val="000000"/>
               </w:rPr>
               <w:t xml:space="preserve">0,1</w:t>
@@ -4799,28 +4799,28 @@
                 <w:left w:val="none" w:sz="0" w:space="0" w:color="000000"/>
                 <w:right w:val="none" w:sz="0" w:space="0" w:color="000000"/>
               </w:pBdr>
-              <w:spacing w:after="36" w:before="36" w:line="240"/>
-              <w:ind w:left="100" w:right="100" w:firstLine="0" w:firstLineChars="0"/>
-              <w:rPr>
-                <w:rFonts w:ascii="Times New Roman" w:hAnsi="Times New Roman" w:eastAsia="Times New Roman" w:cs="Times New Roman"/>
-                <w:i w:val="false"/>
-                <w:b w:val="true"/>
-                <w:u w:val="none"/>
-                <w:strike w:val="false"/>
-                <w:sz w:val="16"/>
-                <w:szCs w:val="16"/>
-                <w:color w:val="000000"/>
-              </w:rPr>
-            </w:pPr>
-            <w:r xmlns:w="http://schemas.openxmlformats.org/wordprocessingml/2006/main" xmlns:wp="http://schemas.openxmlformats.org/drawingml/2006/wordprocessingDrawing" xmlns:r="http://schemas.openxmlformats.org/officeDocument/2006/relationships" xmlns:w14="http://schemas.microsoft.com/office/word/2010/wordml">
-              <w:rPr>
-                <w:rFonts w:ascii="Times New Roman" w:hAnsi="Times New Roman" w:eastAsia="Times New Roman" w:cs="Times New Roman"/>
-                <w:i w:val="false"/>
-                <w:b w:val="true"/>
-                <w:u w:val="none"/>
-                <w:strike w:val="false"/>
-                <w:sz w:val="16"/>
-                <w:szCs w:val="16"/>
+              <w:spacing w:after="0" w:before="0" w:line="240"/>
+              <w:ind w:left="100" w:right="100" w:firstLine="0" w:firstLineChars="0"/>
+              <w:rPr>
+                <w:rFonts w:ascii="Times New Roman" w:hAnsi="Times New Roman" w:eastAsia="Times New Roman" w:cs="Times New Roman"/>
+                <w:i w:val="false"/>
+                <w:b w:val="true"/>
+                <w:u w:val="none"/>
+                <w:strike w:val="false"/>
+                <w:sz w:val="14"/>
+                <w:szCs w:val="14"/>
+                <w:color w:val="000000"/>
+              </w:rPr>
+            </w:pPr>
+            <w:r xmlns:w="http://schemas.openxmlformats.org/wordprocessingml/2006/main" xmlns:wp="http://schemas.openxmlformats.org/drawingml/2006/wordprocessingDrawing" xmlns:r="http://schemas.openxmlformats.org/officeDocument/2006/relationships" xmlns:w14="http://schemas.microsoft.com/office/word/2010/wordml">
+              <w:rPr>
+                <w:rFonts w:ascii="Times New Roman" w:hAnsi="Times New Roman" w:eastAsia="Times New Roman" w:cs="Times New Roman"/>
+                <w:i w:val="false"/>
+                <w:b w:val="true"/>
+                <w:u w:val="none"/>
+                <w:strike w:val="false"/>
+                <w:sz w:val="14"/>
+                <w:szCs w:val="14"/>
                 <w:color w:val="000000"/>
               </w:rPr>
               <w:t xml:space="preserve">0,0</w:t>
@@ -4853,28 +4853,28 @@
                 <w:left w:val="none" w:sz="0" w:space="0" w:color="000000"/>
                 <w:right w:val="none" w:sz="0" w:space="0" w:color="000000"/>
               </w:pBdr>
-              <w:spacing w:after="36" w:before="36" w:line="240"/>
-              <w:ind w:left="100" w:right="100" w:firstLine="0" w:firstLineChars="0"/>
-              <w:rPr>
-                <w:rFonts w:ascii="Times New Roman" w:hAnsi="Times New Roman" w:eastAsia="Times New Roman" w:cs="Times New Roman"/>
-                <w:i w:val="false"/>
-                <w:b w:val="true"/>
-                <w:u w:val="none"/>
-                <w:strike w:val="false"/>
-                <w:sz w:val="16"/>
-                <w:szCs w:val="16"/>
-                <w:color w:val="000000"/>
-              </w:rPr>
-            </w:pPr>
-            <w:r xmlns:w="http://schemas.openxmlformats.org/wordprocessingml/2006/main" xmlns:wp="http://schemas.openxmlformats.org/drawingml/2006/wordprocessingDrawing" xmlns:r="http://schemas.openxmlformats.org/officeDocument/2006/relationships" xmlns:w14="http://schemas.microsoft.com/office/word/2010/wordml">
-              <w:rPr>
-                <w:rFonts w:ascii="Times New Roman" w:hAnsi="Times New Roman" w:eastAsia="Times New Roman" w:cs="Times New Roman"/>
-                <w:i w:val="false"/>
-                <w:b w:val="true"/>
-                <w:u w:val="none"/>
-                <w:strike w:val="false"/>
-                <w:sz w:val="16"/>
-                <w:szCs w:val="16"/>
+              <w:spacing w:after="0" w:before="0" w:line="240"/>
+              <w:ind w:left="100" w:right="100" w:firstLine="0" w:firstLineChars="0"/>
+              <w:rPr>
+                <w:rFonts w:ascii="Times New Roman" w:hAnsi="Times New Roman" w:eastAsia="Times New Roman" w:cs="Times New Roman"/>
+                <w:i w:val="false"/>
+                <w:b w:val="true"/>
+                <w:u w:val="none"/>
+                <w:strike w:val="false"/>
+                <w:sz w:val="14"/>
+                <w:szCs w:val="14"/>
+                <w:color w:val="000000"/>
+              </w:rPr>
+            </w:pPr>
+            <w:r xmlns:w="http://schemas.openxmlformats.org/wordprocessingml/2006/main" xmlns:wp="http://schemas.openxmlformats.org/drawingml/2006/wordprocessingDrawing" xmlns:r="http://schemas.openxmlformats.org/officeDocument/2006/relationships" xmlns:w14="http://schemas.microsoft.com/office/word/2010/wordml">
+              <w:rPr>
+                <w:rFonts w:ascii="Times New Roman" w:hAnsi="Times New Roman" w:eastAsia="Times New Roman" w:cs="Times New Roman"/>
+                <w:i w:val="false"/>
+                <w:b w:val="true"/>
+                <w:u w:val="none"/>
+                <w:strike w:val="false"/>
+                <w:sz w:val="14"/>
+                <w:szCs w:val="14"/>
                 <w:color w:val="000000"/>
               </w:rPr>
               <w:t xml:space="preserve">113,2</w:t>
@@ -4907,28 +4907,28 @@
                 <w:left w:val="none" w:sz="0" w:space="0" w:color="000000"/>
                 <w:right w:val="none" w:sz="0" w:space="0" w:color="000000"/>
               </w:pBdr>
-              <w:spacing w:after="36" w:before="36" w:line="240"/>
-              <w:ind w:left="100" w:right="100" w:firstLine="0" w:firstLineChars="0"/>
-              <w:rPr>
-                <w:rFonts w:ascii="Times New Roman" w:hAnsi="Times New Roman" w:eastAsia="Times New Roman" w:cs="Times New Roman"/>
-                <w:i w:val="false"/>
-                <w:b w:val="true"/>
-                <w:u w:val="none"/>
-                <w:strike w:val="false"/>
-                <w:sz w:val="16"/>
-                <w:szCs w:val="16"/>
-                <w:color w:val="000000"/>
-              </w:rPr>
-            </w:pPr>
-            <w:r xmlns:w="http://schemas.openxmlformats.org/wordprocessingml/2006/main" xmlns:wp="http://schemas.openxmlformats.org/drawingml/2006/wordprocessingDrawing" xmlns:r="http://schemas.openxmlformats.org/officeDocument/2006/relationships" xmlns:w14="http://schemas.microsoft.com/office/word/2010/wordml">
-              <w:rPr>
-                <w:rFonts w:ascii="Times New Roman" w:hAnsi="Times New Roman" w:eastAsia="Times New Roman" w:cs="Times New Roman"/>
-                <w:i w:val="false"/>
-                <w:b w:val="true"/>
-                <w:u w:val="none"/>
-                <w:strike w:val="false"/>
-                <w:sz w:val="16"/>
-                <w:szCs w:val="16"/>
+              <w:spacing w:after="0" w:before="0" w:line="240"/>
+              <w:ind w:left="100" w:right="100" w:firstLine="0" w:firstLineChars="0"/>
+              <w:rPr>
+                <w:rFonts w:ascii="Times New Roman" w:hAnsi="Times New Roman" w:eastAsia="Times New Roman" w:cs="Times New Roman"/>
+                <w:i w:val="false"/>
+                <w:b w:val="true"/>
+                <w:u w:val="none"/>
+                <w:strike w:val="false"/>
+                <w:sz w:val="14"/>
+                <w:szCs w:val="14"/>
+                <w:color w:val="000000"/>
+              </w:rPr>
+            </w:pPr>
+            <w:r xmlns:w="http://schemas.openxmlformats.org/wordprocessingml/2006/main" xmlns:wp="http://schemas.openxmlformats.org/drawingml/2006/wordprocessingDrawing" xmlns:r="http://schemas.openxmlformats.org/officeDocument/2006/relationships" xmlns:w14="http://schemas.microsoft.com/office/word/2010/wordml">
+              <w:rPr>
+                <w:rFonts w:ascii="Times New Roman" w:hAnsi="Times New Roman" w:eastAsia="Times New Roman" w:cs="Times New Roman"/>
+                <w:i w:val="false"/>
+                <w:b w:val="true"/>
+                <w:u w:val="none"/>
+                <w:strike w:val="false"/>
+                <w:sz w:val="14"/>
+                <w:szCs w:val="14"/>
                 <w:color w:val="000000"/>
               </w:rPr>
               <w:t xml:space="preserve">113,2</w:t>
@@ -4961,28 +4961,28 @@
                 <w:left w:val="none" w:sz="0" w:space="0" w:color="000000"/>
                 <w:right w:val="none" w:sz="0" w:space="0" w:color="000000"/>
               </w:pBdr>
-              <w:spacing w:after="36" w:before="36" w:line="240"/>
-              <w:ind w:left="100" w:right="100" w:firstLine="0" w:firstLineChars="0"/>
-              <w:rPr>
-                <w:rFonts w:ascii="Times New Roman" w:hAnsi="Times New Roman" w:eastAsia="Times New Roman" w:cs="Times New Roman"/>
-                <w:i w:val="false"/>
-                <w:b w:val="true"/>
-                <w:u w:val="none"/>
-                <w:strike w:val="false"/>
-                <w:sz w:val="16"/>
-                <w:szCs w:val="16"/>
-                <w:color w:val="000000"/>
-              </w:rPr>
-            </w:pPr>
-            <w:r xmlns:w="http://schemas.openxmlformats.org/wordprocessingml/2006/main" xmlns:wp="http://schemas.openxmlformats.org/drawingml/2006/wordprocessingDrawing" xmlns:r="http://schemas.openxmlformats.org/officeDocument/2006/relationships" xmlns:w14="http://schemas.microsoft.com/office/word/2010/wordml">
-              <w:rPr>
-                <w:rFonts w:ascii="Times New Roman" w:hAnsi="Times New Roman" w:eastAsia="Times New Roman" w:cs="Times New Roman"/>
-                <w:i w:val="false"/>
-                <w:b w:val="true"/>
-                <w:u w:val="none"/>
-                <w:strike w:val="false"/>
-                <w:sz w:val="16"/>
-                <w:szCs w:val="16"/>
+              <w:spacing w:after="0" w:before="0" w:line="240"/>
+              <w:ind w:left="100" w:right="100" w:firstLine="0" w:firstLineChars="0"/>
+              <w:rPr>
+                <w:rFonts w:ascii="Times New Roman" w:hAnsi="Times New Roman" w:eastAsia="Times New Roman" w:cs="Times New Roman"/>
+                <w:i w:val="false"/>
+                <w:b w:val="true"/>
+                <w:u w:val="none"/>
+                <w:strike w:val="false"/>
+                <w:sz w:val="14"/>
+                <w:szCs w:val="14"/>
+                <w:color w:val="000000"/>
+              </w:rPr>
+            </w:pPr>
+            <w:r xmlns:w="http://schemas.openxmlformats.org/wordprocessingml/2006/main" xmlns:wp="http://schemas.openxmlformats.org/drawingml/2006/wordprocessingDrawing" xmlns:r="http://schemas.openxmlformats.org/officeDocument/2006/relationships" xmlns:w14="http://schemas.microsoft.com/office/word/2010/wordml">
+              <w:rPr>
+                <w:rFonts w:ascii="Times New Roman" w:hAnsi="Times New Roman" w:eastAsia="Times New Roman" w:cs="Times New Roman"/>
+                <w:i w:val="false"/>
+                <w:b w:val="true"/>
+                <w:u w:val="none"/>
+                <w:strike w:val="false"/>
+                <w:sz w:val="14"/>
+                <w:szCs w:val="14"/>
                 <w:color w:val="000000"/>
               </w:rPr>
               <w:t xml:space="preserve">113,2</w:t>
@@ -5015,28 +5015,28 @@
                 <w:left w:val="none" w:sz="0" w:space="0" w:color="000000"/>
                 <w:right w:val="none" w:sz="0" w:space="0" w:color="000000"/>
               </w:pBdr>
-              <w:spacing w:after="36" w:before="36" w:line="240"/>
-              <w:ind w:left="100" w:right="100" w:firstLine="0" w:firstLineChars="0"/>
-              <w:rPr>
-                <w:rFonts w:ascii="Times New Roman" w:hAnsi="Times New Roman" w:eastAsia="Times New Roman" w:cs="Times New Roman"/>
-                <w:i w:val="false"/>
-                <w:b w:val="true"/>
-                <w:u w:val="none"/>
-                <w:strike w:val="false"/>
-                <w:sz w:val="16"/>
-                <w:szCs w:val="16"/>
-                <w:color w:val="000000"/>
-              </w:rPr>
-            </w:pPr>
-            <w:r xmlns:w="http://schemas.openxmlformats.org/wordprocessingml/2006/main" xmlns:wp="http://schemas.openxmlformats.org/drawingml/2006/wordprocessingDrawing" xmlns:r="http://schemas.openxmlformats.org/officeDocument/2006/relationships" xmlns:w14="http://schemas.microsoft.com/office/word/2010/wordml">
-              <w:rPr>
-                <w:rFonts w:ascii="Times New Roman" w:hAnsi="Times New Roman" w:eastAsia="Times New Roman" w:cs="Times New Roman"/>
-                <w:i w:val="false"/>
-                <w:b w:val="true"/>
-                <w:u w:val="none"/>
-                <w:strike w:val="false"/>
-                <w:sz w:val="16"/>
-                <w:szCs w:val="16"/>
+              <w:spacing w:after="0" w:before="0" w:line="240"/>
+              <w:ind w:left="100" w:right="100" w:firstLine="0" w:firstLineChars="0"/>
+              <w:rPr>
+                <w:rFonts w:ascii="Times New Roman" w:hAnsi="Times New Roman" w:eastAsia="Times New Roman" w:cs="Times New Roman"/>
+                <w:i w:val="false"/>
+                <w:b w:val="true"/>
+                <w:u w:val="none"/>
+                <w:strike w:val="false"/>
+                <w:sz w:val="14"/>
+                <w:szCs w:val="14"/>
+                <w:color w:val="000000"/>
+              </w:rPr>
+            </w:pPr>
+            <w:r xmlns:w="http://schemas.openxmlformats.org/wordprocessingml/2006/main" xmlns:wp="http://schemas.openxmlformats.org/drawingml/2006/wordprocessingDrawing" xmlns:r="http://schemas.openxmlformats.org/officeDocument/2006/relationships" xmlns:w14="http://schemas.microsoft.com/office/word/2010/wordml">
+              <w:rPr>
+                <w:rFonts w:ascii="Times New Roman" w:hAnsi="Times New Roman" w:eastAsia="Times New Roman" w:cs="Times New Roman"/>
+                <w:i w:val="false"/>
+                <w:b w:val="true"/>
+                <w:u w:val="none"/>
+                <w:strike w:val="false"/>
+                <w:sz w:val="14"/>
+                <w:szCs w:val="14"/>
                 <w:color w:val="000000"/>
               </w:rPr>
               <w:t xml:space="preserve">113,1</w:t>
@@ -5069,28 +5069,28 @@
                 <w:left w:val="none" w:sz="0" w:space="0" w:color="000000"/>
                 <w:right w:val="none" w:sz="0" w:space="0" w:color="000000"/>
               </w:pBdr>
-              <w:spacing w:after="36" w:before="36" w:line="240"/>
-              <w:ind w:left="100" w:right="100" w:firstLine="0" w:firstLineChars="0"/>
-              <w:rPr>
-                <w:rFonts w:ascii="Times New Roman" w:hAnsi="Times New Roman" w:eastAsia="Times New Roman" w:cs="Times New Roman"/>
-                <w:i w:val="false"/>
-                <w:b w:val="true"/>
-                <w:u w:val="none"/>
-                <w:strike w:val="false"/>
-                <w:sz w:val="16"/>
-                <w:szCs w:val="16"/>
-                <w:color w:val="000000"/>
-              </w:rPr>
-            </w:pPr>
-            <w:r xmlns:w="http://schemas.openxmlformats.org/wordprocessingml/2006/main" xmlns:wp="http://schemas.openxmlformats.org/drawingml/2006/wordprocessingDrawing" xmlns:r="http://schemas.openxmlformats.org/officeDocument/2006/relationships" xmlns:w14="http://schemas.microsoft.com/office/word/2010/wordml">
-              <w:rPr>
-                <w:rFonts w:ascii="Times New Roman" w:hAnsi="Times New Roman" w:eastAsia="Times New Roman" w:cs="Times New Roman"/>
-                <w:i w:val="false"/>
-                <w:b w:val="true"/>
-                <w:u w:val="none"/>
-                <w:strike w:val="false"/>
-                <w:sz w:val="16"/>
-                <w:szCs w:val="16"/>
+              <w:spacing w:after="0" w:before="0" w:line="240"/>
+              <w:ind w:left="100" w:right="100" w:firstLine="0" w:firstLineChars="0"/>
+              <w:rPr>
+                <w:rFonts w:ascii="Times New Roman" w:hAnsi="Times New Roman" w:eastAsia="Times New Roman" w:cs="Times New Roman"/>
+                <w:i w:val="false"/>
+                <w:b w:val="true"/>
+                <w:u w:val="none"/>
+                <w:strike w:val="false"/>
+                <w:sz w:val="14"/>
+                <w:szCs w:val="14"/>
+                <w:color w:val="000000"/>
+              </w:rPr>
+            </w:pPr>
+            <w:r xmlns:w="http://schemas.openxmlformats.org/wordprocessingml/2006/main" xmlns:wp="http://schemas.openxmlformats.org/drawingml/2006/wordprocessingDrawing" xmlns:r="http://schemas.openxmlformats.org/officeDocument/2006/relationships" xmlns:w14="http://schemas.microsoft.com/office/word/2010/wordml">
+              <w:rPr>
+                <w:rFonts w:ascii="Times New Roman" w:hAnsi="Times New Roman" w:eastAsia="Times New Roman" w:cs="Times New Roman"/>
+                <w:i w:val="false"/>
+                <w:b w:val="true"/>
+                <w:u w:val="none"/>
+                <w:strike w:val="false"/>
+                <w:sz w:val="14"/>
+                <w:szCs w:val="14"/>
                 <w:color w:val="000000"/>
               </w:rPr>
               <w:t xml:space="preserve">112,5</w:t>
@@ -5123,28 +5123,28 @@
                 <w:left w:val="none" w:sz="0" w:space="0" w:color="000000"/>
                 <w:right w:val="none" w:sz="0" w:space="0" w:color="000000"/>
               </w:pBdr>
-              <w:spacing w:after="36" w:before="36" w:line="240"/>
-              <w:ind w:left="100" w:right="100" w:firstLine="0" w:firstLineChars="0"/>
-              <w:rPr>
-                <w:rFonts w:ascii="Times New Roman" w:hAnsi="Times New Roman" w:eastAsia="Times New Roman" w:cs="Times New Roman"/>
-                <w:i w:val="false"/>
-                <w:b w:val="true"/>
-                <w:u w:val="none"/>
-                <w:strike w:val="false"/>
-                <w:sz w:val="16"/>
-                <w:szCs w:val="16"/>
-                <w:color w:val="000000"/>
-              </w:rPr>
-            </w:pPr>
-            <w:r xmlns:w="http://schemas.openxmlformats.org/wordprocessingml/2006/main" xmlns:wp="http://schemas.openxmlformats.org/drawingml/2006/wordprocessingDrawing" xmlns:r="http://schemas.openxmlformats.org/officeDocument/2006/relationships" xmlns:w14="http://schemas.microsoft.com/office/word/2010/wordml">
-              <w:rPr>
-                <w:rFonts w:ascii="Times New Roman" w:hAnsi="Times New Roman" w:eastAsia="Times New Roman" w:cs="Times New Roman"/>
-                <w:i w:val="false"/>
-                <w:b w:val="true"/>
-                <w:u w:val="none"/>
-                <w:strike w:val="false"/>
-                <w:sz w:val="16"/>
-                <w:szCs w:val="16"/>
+              <w:spacing w:after="0" w:before="0" w:line="240"/>
+              <w:ind w:left="100" w:right="100" w:firstLine="0" w:firstLineChars="0"/>
+              <w:rPr>
+                <w:rFonts w:ascii="Times New Roman" w:hAnsi="Times New Roman" w:eastAsia="Times New Roman" w:cs="Times New Roman"/>
+                <w:i w:val="false"/>
+                <w:b w:val="true"/>
+                <w:u w:val="none"/>
+                <w:strike w:val="false"/>
+                <w:sz w:val="14"/>
+                <w:szCs w:val="14"/>
+                <w:color w:val="000000"/>
+              </w:rPr>
+            </w:pPr>
+            <w:r xmlns:w="http://schemas.openxmlformats.org/wordprocessingml/2006/main" xmlns:wp="http://schemas.openxmlformats.org/drawingml/2006/wordprocessingDrawing" xmlns:r="http://schemas.openxmlformats.org/officeDocument/2006/relationships" xmlns:w14="http://schemas.microsoft.com/office/word/2010/wordml">
+              <w:rPr>
+                <w:rFonts w:ascii="Times New Roman" w:hAnsi="Times New Roman" w:eastAsia="Times New Roman" w:cs="Times New Roman"/>
+                <w:i w:val="false"/>
+                <w:b w:val="true"/>
+                <w:u w:val="none"/>
+                <w:strike w:val="false"/>
+                <w:sz w:val="14"/>
+                <w:szCs w:val="14"/>
                 <w:color w:val="000000"/>
               </w:rPr>
               <w:t xml:space="preserve">4,407</w:t>
@@ -5177,28 +5177,28 @@
                 <w:left w:val="none" w:sz="0" w:space="0" w:color="000000"/>
                 <w:right w:val="none" w:sz="0" w:space="0" w:color="000000"/>
               </w:pBdr>
-              <w:spacing w:after="36" w:before="36" w:line="240"/>
-              <w:ind w:left="100" w:right="100" w:firstLine="0" w:firstLineChars="0"/>
-              <w:rPr>
-                <w:rFonts w:ascii="Times New Roman" w:hAnsi="Times New Roman" w:eastAsia="Times New Roman" w:cs="Times New Roman"/>
-                <w:i w:val="false"/>
-                <w:b w:val="true"/>
-                <w:u w:val="none"/>
-                <w:strike w:val="false"/>
-                <w:sz w:val="16"/>
-                <w:szCs w:val="16"/>
-                <w:color w:val="000000"/>
-              </w:rPr>
-            </w:pPr>
-            <w:r xmlns:w="http://schemas.openxmlformats.org/wordprocessingml/2006/main" xmlns:wp="http://schemas.openxmlformats.org/drawingml/2006/wordprocessingDrawing" xmlns:r="http://schemas.openxmlformats.org/officeDocument/2006/relationships" xmlns:w14="http://schemas.microsoft.com/office/word/2010/wordml">
-              <w:rPr>
-                <w:rFonts w:ascii="Times New Roman" w:hAnsi="Times New Roman" w:eastAsia="Times New Roman" w:cs="Times New Roman"/>
-                <w:i w:val="false"/>
-                <w:b w:val="true"/>
-                <w:u w:val="none"/>
-                <w:strike w:val="false"/>
-                <w:sz w:val="16"/>
-                <w:szCs w:val="16"/>
+              <w:spacing w:after="0" w:before="0" w:line="240"/>
+              <w:ind w:left="100" w:right="100" w:firstLine="0" w:firstLineChars="0"/>
+              <w:rPr>
+                <w:rFonts w:ascii="Times New Roman" w:hAnsi="Times New Roman" w:eastAsia="Times New Roman" w:cs="Times New Roman"/>
+                <w:i w:val="false"/>
+                <w:b w:val="true"/>
+                <w:u w:val="none"/>
+                <w:strike w:val="false"/>
+                <w:sz w:val="14"/>
+                <w:szCs w:val="14"/>
+                <w:color w:val="000000"/>
+              </w:rPr>
+            </w:pPr>
+            <w:r xmlns:w="http://schemas.openxmlformats.org/wordprocessingml/2006/main" xmlns:wp="http://schemas.openxmlformats.org/drawingml/2006/wordprocessingDrawing" xmlns:r="http://schemas.openxmlformats.org/officeDocument/2006/relationships" xmlns:w14="http://schemas.microsoft.com/office/word/2010/wordml">
+              <w:rPr>
+                <w:rFonts w:ascii="Times New Roman" w:hAnsi="Times New Roman" w:eastAsia="Times New Roman" w:cs="Times New Roman"/>
+                <w:i w:val="false"/>
+                <w:b w:val="true"/>
+                <w:u w:val="none"/>
+                <w:strike w:val="false"/>
+                <w:sz w:val="14"/>
+                <w:szCs w:val="14"/>
                 <w:color w:val="000000"/>
               </w:rPr>
               <w:t xml:space="preserve">05 - الأثاث والأدوات المنزلية والصيانة العادية للمنزل</w:t>
@@ -5237,28 +5237,28 @@
                 <w:left w:val="none" w:sz="0" w:space="0" w:color="000000"/>
                 <w:right w:val="none" w:sz="0" w:space="0" w:color="000000"/>
               </w:pBdr>
-              <w:spacing w:after="36" w:before="36" w:line="240"/>
-              <w:ind w:left="100" w:right="100" w:firstLine="0" w:firstLineChars="0"/>
-              <w:rPr>
-                <w:rFonts w:ascii="Times New Roman" w:hAnsi="Times New Roman" w:eastAsia="Times New Roman" w:cs="Times New Roman"/>
-                <w:i w:val="false"/>
-                <w:b w:val="true"/>
-                <w:u w:val="none"/>
-                <w:strike w:val="false"/>
-                <w:sz w:val="16"/>
-                <w:szCs w:val="16"/>
-                <w:color w:val="000000"/>
-              </w:rPr>
-            </w:pPr>
-            <w:r xmlns:w="http://schemas.openxmlformats.org/wordprocessingml/2006/main" xmlns:wp="http://schemas.openxmlformats.org/drawingml/2006/wordprocessingDrawing" xmlns:r="http://schemas.openxmlformats.org/officeDocument/2006/relationships" xmlns:w14="http://schemas.microsoft.com/office/word/2010/wordml">
-              <w:rPr>
-                <w:rFonts w:ascii="Times New Roman" w:hAnsi="Times New Roman" w:eastAsia="Times New Roman" w:cs="Times New Roman"/>
-                <w:i w:val="false"/>
-                <w:b w:val="true"/>
-                <w:u w:val="none"/>
-                <w:strike w:val="false"/>
-                <w:sz w:val="16"/>
-                <w:szCs w:val="16"/>
+              <w:spacing w:after="0" w:before="0" w:line="240"/>
+              <w:ind w:left="100" w:right="100" w:firstLine="0" w:firstLineChars="0"/>
+              <w:rPr>
+                <w:rFonts w:ascii="Times New Roman" w:hAnsi="Times New Roman" w:eastAsia="Times New Roman" w:cs="Times New Roman"/>
+                <w:i w:val="false"/>
+                <w:b w:val="true"/>
+                <w:u w:val="none"/>
+                <w:strike w:val="false"/>
+                <w:sz w:val="14"/>
+                <w:szCs w:val="14"/>
+                <w:color w:val="000000"/>
+              </w:rPr>
+            </w:pPr>
+            <w:r xmlns:w="http://schemas.openxmlformats.org/wordprocessingml/2006/main" xmlns:wp="http://schemas.openxmlformats.org/drawingml/2006/wordprocessingDrawing" xmlns:r="http://schemas.openxmlformats.org/officeDocument/2006/relationships" xmlns:w14="http://schemas.microsoft.com/office/word/2010/wordml">
+              <w:rPr>
+                <w:rFonts w:ascii="Times New Roman" w:hAnsi="Times New Roman" w:eastAsia="Times New Roman" w:cs="Times New Roman"/>
+                <w:i w:val="false"/>
+                <w:b w:val="true"/>
+                <w:u w:val="none"/>
+                <w:strike w:val="false"/>
+                <w:sz w:val="14"/>
+                <w:szCs w:val="14"/>
                 <w:color w:val="000000"/>
               </w:rPr>
               <w:t xml:space="preserve">0,1</w:t>
@@ -5291,28 +5291,28 @@
                 <w:left w:val="none" w:sz="0" w:space="0" w:color="000000"/>
                 <w:right w:val="none" w:sz="0" w:space="0" w:color="000000"/>
               </w:pBdr>
-              <w:spacing w:after="36" w:before="36" w:line="240"/>
-              <w:ind w:left="100" w:right="100" w:firstLine="0" w:firstLineChars="0"/>
-              <w:rPr>
-                <w:rFonts w:ascii="Times New Roman" w:hAnsi="Times New Roman" w:eastAsia="Times New Roman" w:cs="Times New Roman"/>
-                <w:i w:val="false"/>
-                <w:b w:val="true"/>
-                <w:u w:val="none"/>
-                <w:strike w:val="false"/>
-                <w:sz w:val="16"/>
-                <w:szCs w:val="16"/>
-                <w:color w:val="000000"/>
-              </w:rPr>
-            </w:pPr>
-            <w:r xmlns:w="http://schemas.openxmlformats.org/wordprocessingml/2006/main" xmlns:wp="http://schemas.openxmlformats.org/drawingml/2006/wordprocessingDrawing" xmlns:r="http://schemas.openxmlformats.org/officeDocument/2006/relationships" xmlns:w14="http://schemas.microsoft.com/office/word/2010/wordml">
-              <w:rPr>
-                <w:rFonts w:ascii="Times New Roman" w:hAnsi="Times New Roman" w:eastAsia="Times New Roman" w:cs="Times New Roman"/>
-                <w:i w:val="false"/>
-                <w:b w:val="true"/>
-                <w:u w:val="none"/>
-                <w:strike w:val="false"/>
-                <w:sz w:val="16"/>
-                <w:szCs w:val="16"/>
+              <w:spacing w:after="0" w:before="0" w:line="240"/>
+              <w:ind w:left="100" w:right="100" w:firstLine="0" w:firstLineChars="0"/>
+              <w:rPr>
+                <w:rFonts w:ascii="Times New Roman" w:hAnsi="Times New Roman" w:eastAsia="Times New Roman" w:cs="Times New Roman"/>
+                <w:i w:val="false"/>
+                <w:b w:val="true"/>
+                <w:u w:val="none"/>
+                <w:strike w:val="false"/>
+                <w:sz w:val="14"/>
+                <w:szCs w:val="14"/>
+                <w:color w:val="000000"/>
+              </w:rPr>
+            </w:pPr>
+            <w:r xmlns:w="http://schemas.openxmlformats.org/wordprocessingml/2006/main" xmlns:wp="http://schemas.openxmlformats.org/drawingml/2006/wordprocessingDrawing" xmlns:r="http://schemas.openxmlformats.org/officeDocument/2006/relationships" xmlns:w14="http://schemas.microsoft.com/office/word/2010/wordml">
+              <w:rPr>
+                <w:rFonts w:ascii="Times New Roman" w:hAnsi="Times New Roman" w:eastAsia="Times New Roman" w:cs="Times New Roman"/>
+                <w:i w:val="false"/>
+                <w:b w:val="true"/>
+                <w:u w:val="none"/>
+                <w:strike w:val="false"/>
+                <w:sz w:val="14"/>
+                <w:szCs w:val="14"/>
                 <w:color w:val="000000"/>
               </w:rPr>
               <w:t xml:space="preserve">0,0</w:t>
@@ -5345,28 +5345,28 @@
                 <w:left w:val="none" w:sz="0" w:space="0" w:color="000000"/>
                 <w:right w:val="none" w:sz="0" w:space="0" w:color="000000"/>
               </w:pBdr>
-              <w:spacing w:after="36" w:before="36" w:line="240"/>
-              <w:ind w:left="100" w:right="100" w:firstLine="0" w:firstLineChars="0"/>
-              <w:rPr>
-                <w:rFonts w:ascii="Times New Roman" w:hAnsi="Times New Roman" w:eastAsia="Times New Roman" w:cs="Times New Roman"/>
-                <w:i w:val="false"/>
-                <w:b w:val="true"/>
-                <w:u w:val="none"/>
-                <w:strike w:val="false"/>
-                <w:sz w:val="16"/>
-                <w:szCs w:val="16"/>
-                <w:color w:val="000000"/>
-              </w:rPr>
-            </w:pPr>
-            <w:r xmlns:w="http://schemas.openxmlformats.org/wordprocessingml/2006/main" xmlns:wp="http://schemas.openxmlformats.org/drawingml/2006/wordprocessingDrawing" xmlns:r="http://schemas.openxmlformats.org/officeDocument/2006/relationships" xmlns:w14="http://schemas.microsoft.com/office/word/2010/wordml">
-              <w:rPr>
-                <w:rFonts w:ascii="Times New Roman" w:hAnsi="Times New Roman" w:eastAsia="Times New Roman" w:cs="Times New Roman"/>
-                <w:i w:val="false"/>
-                <w:b w:val="true"/>
-                <w:u w:val="none"/>
-                <w:strike w:val="false"/>
-                <w:sz w:val="16"/>
-                <w:szCs w:val="16"/>
+              <w:spacing w:after="0" w:before="0" w:line="240"/>
+              <w:ind w:left="100" w:right="100" w:firstLine="0" w:firstLineChars="0"/>
+              <w:rPr>
+                <w:rFonts w:ascii="Times New Roman" w:hAnsi="Times New Roman" w:eastAsia="Times New Roman" w:cs="Times New Roman"/>
+                <w:i w:val="false"/>
+                <w:b w:val="true"/>
+                <w:u w:val="none"/>
+                <w:strike w:val="false"/>
+                <w:sz w:val="14"/>
+                <w:szCs w:val="14"/>
+                <w:color w:val="000000"/>
+              </w:rPr>
+            </w:pPr>
+            <w:r xmlns:w="http://schemas.openxmlformats.org/wordprocessingml/2006/main" xmlns:wp="http://schemas.openxmlformats.org/drawingml/2006/wordprocessingDrawing" xmlns:r="http://schemas.openxmlformats.org/officeDocument/2006/relationships" xmlns:w14="http://schemas.microsoft.com/office/word/2010/wordml">
+              <w:rPr>
+                <w:rFonts w:ascii="Times New Roman" w:hAnsi="Times New Roman" w:eastAsia="Times New Roman" w:cs="Times New Roman"/>
+                <w:i w:val="false"/>
+                <w:b w:val="true"/>
+                <w:u w:val="none"/>
+                <w:strike w:val="false"/>
+                <w:sz w:val="14"/>
+                <w:szCs w:val="14"/>
                 <w:color w:val="000000"/>
               </w:rPr>
               <w:t xml:space="preserve">0,0</w:t>
@@ -5399,28 +5399,28 @@
                 <w:left w:val="none" w:sz="0" w:space="0" w:color="000000"/>
                 <w:right w:val="none" w:sz="0" w:space="0" w:color="000000"/>
               </w:pBdr>
-              <w:spacing w:after="36" w:before="36" w:line="240"/>
-              <w:ind w:left="100" w:right="100" w:firstLine="0" w:firstLineChars="0"/>
-              <w:rPr>
-                <w:rFonts w:ascii="Times New Roman" w:hAnsi="Times New Roman" w:eastAsia="Times New Roman" w:cs="Times New Roman"/>
-                <w:i w:val="false"/>
-                <w:b w:val="true"/>
-                <w:u w:val="none"/>
-                <w:strike w:val="false"/>
-                <w:sz w:val="16"/>
-                <w:szCs w:val="16"/>
-                <w:color w:val="000000"/>
-              </w:rPr>
-            </w:pPr>
-            <w:r xmlns:w="http://schemas.openxmlformats.org/wordprocessingml/2006/main" xmlns:wp="http://schemas.openxmlformats.org/drawingml/2006/wordprocessingDrawing" xmlns:r="http://schemas.openxmlformats.org/officeDocument/2006/relationships" xmlns:w14="http://schemas.microsoft.com/office/word/2010/wordml">
-              <w:rPr>
-                <w:rFonts w:ascii="Times New Roman" w:hAnsi="Times New Roman" w:eastAsia="Times New Roman" w:cs="Times New Roman"/>
-                <w:i w:val="false"/>
-                <w:b w:val="true"/>
-                <w:u w:val="none"/>
-                <w:strike w:val="false"/>
-                <w:sz w:val="16"/>
-                <w:szCs w:val="16"/>
+              <w:spacing w:after="0" w:before="0" w:line="240"/>
+              <w:ind w:left="100" w:right="100" w:firstLine="0" w:firstLineChars="0"/>
+              <w:rPr>
+                <w:rFonts w:ascii="Times New Roman" w:hAnsi="Times New Roman" w:eastAsia="Times New Roman" w:cs="Times New Roman"/>
+                <w:i w:val="false"/>
+                <w:b w:val="true"/>
+                <w:u w:val="none"/>
+                <w:strike w:val="false"/>
+                <w:sz w:val="14"/>
+                <w:szCs w:val="14"/>
+                <w:color w:val="000000"/>
+              </w:rPr>
+            </w:pPr>
+            <w:r xmlns:w="http://schemas.openxmlformats.org/wordprocessingml/2006/main" xmlns:wp="http://schemas.openxmlformats.org/drawingml/2006/wordprocessingDrawing" xmlns:r="http://schemas.openxmlformats.org/officeDocument/2006/relationships" xmlns:w14="http://schemas.microsoft.com/office/word/2010/wordml">
+              <w:rPr>
+                <w:rFonts w:ascii="Times New Roman" w:hAnsi="Times New Roman" w:eastAsia="Times New Roman" w:cs="Times New Roman"/>
+                <w:i w:val="false"/>
+                <w:b w:val="true"/>
+                <w:u w:val="none"/>
+                <w:strike w:val="false"/>
+                <w:sz w:val="14"/>
+                <w:szCs w:val="14"/>
                 <w:color w:val="000000"/>
               </w:rPr>
               <w:t xml:space="preserve">101,5</w:t>
@@ -5453,28 +5453,28 @@
                 <w:left w:val="none" w:sz="0" w:space="0" w:color="000000"/>
                 <w:right w:val="none" w:sz="0" w:space="0" w:color="000000"/>
               </w:pBdr>
-              <w:spacing w:after="36" w:before="36" w:line="240"/>
-              <w:ind w:left="100" w:right="100" w:firstLine="0" w:firstLineChars="0"/>
-              <w:rPr>
-                <w:rFonts w:ascii="Times New Roman" w:hAnsi="Times New Roman" w:eastAsia="Times New Roman" w:cs="Times New Roman"/>
-                <w:i w:val="false"/>
-                <w:b w:val="true"/>
-                <w:u w:val="none"/>
-                <w:strike w:val="false"/>
-                <w:sz w:val="16"/>
-                <w:szCs w:val="16"/>
-                <w:color w:val="000000"/>
-              </w:rPr>
-            </w:pPr>
-            <w:r xmlns:w="http://schemas.openxmlformats.org/wordprocessingml/2006/main" xmlns:wp="http://schemas.openxmlformats.org/drawingml/2006/wordprocessingDrawing" xmlns:r="http://schemas.openxmlformats.org/officeDocument/2006/relationships" xmlns:w14="http://schemas.microsoft.com/office/word/2010/wordml">
-              <w:rPr>
-                <w:rFonts w:ascii="Times New Roman" w:hAnsi="Times New Roman" w:eastAsia="Times New Roman" w:cs="Times New Roman"/>
-                <w:i w:val="false"/>
-                <w:b w:val="true"/>
-                <w:u w:val="none"/>
-                <w:strike w:val="false"/>
-                <w:sz w:val="16"/>
-                <w:szCs w:val="16"/>
+              <w:spacing w:after="0" w:before="0" w:line="240"/>
+              <w:ind w:left="100" w:right="100" w:firstLine="0" w:firstLineChars="0"/>
+              <w:rPr>
+                <w:rFonts w:ascii="Times New Roman" w:hAnsi="Times New Roman" w:eastAsia="Times New Roman" w:cs="Times New Roman"/>
+                <w:i w:val="false"/>
+                <w:b w:val="true"/>
+                <w:u w:val="none"/>
+                <w:strike w:val="false"/>
+                <w:sz w:val="14"/>
+                <w:szCs w:val="14"/>
+                <w:color w:val="000000"/>
+              </w:rPr>
+            </w:pPr>
+            <w:r xmlns:w="http://schemas.openxmlformats.org/wordprocessingml/2006/main" xmlns:wp="http://schemas.openxmlformats.org/drawingml/2006/wordprocessingDrawing" xmlns:r="http://schemas.openxmlformats.org/officeDocument/2006/relationships" xmlns:w14="http://schemas.microsoft.com/office/word/2010/wordml">
+              <w:rPr>
+                <w:rFonts w:ascii="Times New Roman" w:hAnsi="Times New Roman" w:eastAsia="Times New Roman" w:cs="Times New Roman"/>
+                <w:i w:val="false"/>
+                <w:b w:val="true"/>
+                <w:u w:val="none"/>
+                <w:strike w:val="false"/>
+                <w:sz w:val="14"/>
+                <w:szCs w:val="14"/>
                 <w:color w:val="000000"/>
               </w:rPr>
               <w:t xml:space="preserve">101,5</w:t>
@@ -5507,28 +5507,28 @@
                 <w:left w:val="none" w:sz="0" w:space="0" w:color="000000"/>
                 <w:right w:val="none" w:sz="0" w:space="0" w:color="000000"/>
               </w:pBdr>
-              <w:spacing w:after="36" w:before="36" w:line="240"/>
-              <w:ind w:left="100" w:right="100" w:firstLine="0" w:firstLineChars="0"/>
-              <w:rPr>
-                <w:rFonts w:ascii="Times New Roman" w:hAnsi="Times New Roman" w:eastAsia="Times New Roman" w:cs="Times New Roman"/>
-                <w:i w:val="false"/>
-                <w:b w:val="true"/>
-                <w:u w:val="none"/>
-                <w:strike w:val="false"/>
-                <w:sz w:val="16"/>
-                <w:szCs w:val="16"/>
-                <w:color w:val="000000"/>
-              </w:rPr>
-            </w:pPr>
-            <w:r xmlns:w="http://schemas.openxmlformats.org/wordprocessingml/2006/main" xmlns:wp="http://schemas.openxmlformats.org/drawingml/2006/wordprocessingDrawing" xmlns:r="http://schemas.openxmlformats.org/officeDocument/2006/relationships" xmlns:w14="http://schemas.microsoft.com/office/word/2010/wordml">
-              <w:rPr>
-                <w:rFonts w:ascii="Times New Roman" w:hAnsi="Times New Roman" w:eastAsia="Times New Roman" w:cs="Times New Roman"/>
-                <w:i w:val="false"/>
-                <w:b w:val="true"/>
-                <w:u w:val="none"/>
-                <w:strike w:val="false"/>
-                <w:sz w:val="16"/>
-                <w:szCs w:val="16"/>
+              <w:spacing w:after="0" w:before="0" w:line="240"/>
+              <w:ind w:left="100" w:right="100" w:firstLine="0" w:firstLineChars="0"/>
+              <w:rPr>
+                <w:rFonts w:ascii="Times New Roman" w:hAnsi="Times New Roman" w:eastAsia="Times New Roman" w:cs="Times New Roman"/>
+                <w:i w:val="false"/>
+                <w:b w:val="true"/>
+                <w:u w:val="none"/>
+                <w:strike w:val="false"/>
+                <w:sz w:val="14"/>
+                <w:szCs w:val="14"/>
+                <w:color w:val="000000"/>
+              </w:rPr>
+            </w:pPr>
+            <w:r xmlns:w="http://schemas.openxmlformats.org/wordprocessingml/2006/main" xmlns:wp="http://schemas.openxmlformats.org/drawingml/2006/wordprocessingDrawing" xmlns:r="http://schemas.openxmlformats.org/officeDocument/2006/relationships" xmlns:w14="http://schemas.microsoft.com/office/word/2010/wordml">
+              <w:rPr>
+                <w:rFonts w:ascii="Times New Roman" w:hAnsi="Times New Roman" w:eastAsia="Times New Roman" w:cs="Times New Roman"/>
+                <w:i w:val="false"/>
+                <w:b w:val="true"/>
+                <w:u w:val="none"/>
+                <w:strike w:val="false"/>
+                <w:sz w:val="14"/>
+                <w:szCs w:val="14"/>
                 <w:color w:val="000000"/>
               </w:rPr>
               <w:t xml:space="preserve">101,5</w:t>
@@ -5561,28 +5561,28 @@
                 <w:left w:val="none" w:sz="0" w:space="0" w:color="000000"/>
                 <w:right w:val="none" w:sz="0" w:space="0" w:color="000000"/>
               </w:pBdr>
-              <w:spacing w:after="36" w:before="36" w:line="240"/>
-              <w:ind w:left="100" w:right="100" w:firstLine="0" w:firstLineChars="0"/>
-              <w:rPr>
-                <w:rFonts w:ascii="Times New Roman" w:hAnsi="Times New Roman" w:eastAsia="Times New Roman" w:cs="Times New Roman"/>
-                <w:i w:val="false"/>
-                <w:b w:val="true"/>
-                <w:u w:val="none"/>
-                <w:strike w:val="false"/>
-                <w:sz w:val="16"/>
-                <w:szCs w:val="16"/>
-                <w:color w:val="000000"/>
-              </w:rPr>
-            </w:pPr>
-            <w:r xmlns:w="http://schemas.openxmlformats.org/wordprocessingml/2006/main" xmlns:wp="http://schemas.openxmlformats.org/drawingml/2006/wordprocessingDrawing" xmlns:r="http://schemas.openxmlformats.org/officeDocument/2006/relationships" xmlns:w14="http://schemas.microsoft.com/office/word/2010/wordml">
-              <w:rPr>
-                <w:rFonts w:ascii="Times New Roman" w:hAnsi="Times New Roman" w:eastAsia="Times New Roman" w:cs="Times New Roman"/>
-                <w:i w:val="false"/>
-                <w:b w:val="true"/>
-                <w:u w:val="none"/>
-                <w:strike w:val="false"/>
-                <w:sz w:val="16"/>
-                <w:szCs w:val="16"/>
+              <w:spacing w:after="0" w:before="0" w:line="240"/>
+              <w:ind w:left="100" w:right="100" w:firstLine="0" w:firstLineChars="0"/>
+              <w:rPr>
+                <w:rFonts w:ascii="Times New Roman" w:hAnsi="Times New Roman" w:eastAsia="Times New Roman" w:cs="Times New Roman"/>
+                <w:i w:val="false"/>
+                <w:b w:val="true"/>
+                <w:u w:val="none"/>
+                <w:strike w:val="false"/>
+                <w:sz w:val="14"/>
+                <w:szCs w:val="14"/>
+                <w:color w:val="000000"/>
+              </w:rPr>
+            </w:pPr>
+            <w:r xmlns:w="http://schemas.openxmlformats.org/wordprocessingml/2006/main" xmlns:wp="http://schemas.openxmlformats.org/drawingml/2006/wordprocessingDrawing" xmlns:r="http://schemas.openxmlformats.org/officeDocument/2006/relationships" xmlns:w14="http://schemas.microsoft.com/office/word/2010/wordml">
+              <w:rPr>
+                <w:rFonts w:ascii="Times New Roman" w:hAnsi="Times New Roman" w:eastAsia="Times New Roman" w:cs="Times New Roman"/>
+                <w:i w:val="false"/>
+                <w:b w:val="true"/>
+                <w:u w:val="none"/>
+                <w:strike w:val="false"/>
+                <w:sz w:val="14"/>
+                <w:szCs w:val="14"/>
                 <w:color w:val="000000"/>
               </w:rPr>
               <w:t xml:space="preserve">101,5</w:t>
@@ -5615,28 +5615,28 @@
                 <w:left w:val="none" w:sz="0" w:space="0" w:color="000000"/>
                 <w:right w:val="none" w:sz="0" w:space="0" w:color="000000"/>
               </w:pBdr>
-              <w:spacing w:after="36" w:before="36" w:line="240"/>
-              <w:ind w:left="100" w:right="100" w:firstLine="0" w:firstLineChars="0"/>
-              <w:rPr>
-                <w:rFonts w:ascii="Times New Roman" w:hAnsi="Times New Roman" w:eastAsia="Times New Roman" w:cs="Times New Roman"/>
-                <w:i w:val="false"/>
-                <w:b w:val="true"/>
-                <w:u w:val="none"/>
-                <w:strike w:val="false"/>
-                <w:sz w:val="16"/>
-                <w:szCs w:val="16"/>
-                <w:color w:val="000000"/>
-              </w:rPr>
-            </w:pPr>
-            <w:r xmlns:w="http://schemas.openxmlformats.org/wordprocessingml/2006/main" xmlns:wp="http://schemas.openxmlformats.org/drawingml/2006/wordprocessingDrawing" xmlns:r="http://schemas.openxmlformats.org/officeDocument/2006/relationships" xmlns:w14="http://schemas.microsoft.com/office/word/2010/wordml">
-              <w:rPr>
-                <w:rFonts w:ascii="Times New Roman" w:hAnsi="Times New Roman" w:eastAsia="Times New Roman" w:cs="Times New Roman"/>
-                <w:i w:val="false"/>
-                <w:b w:val="true"/>
-                <w:u w:val="none"/>
-                <w:strike w:val="false"/>
-                <w:sz w:val="16"/>
-                <w:szCs w:val="16"/>
+              <w:spacing w:after="0" w:before="0" w:line="240"/>
+              <w:ind w:left="100" w:right="100" w:firstLine="0" w:firstLineChars="0"/>
+              <w:rPr>
+                <w:rFonts w:ascii="Times New Roman" w:hAnsi="Times New Roman" w:eastAsia="Times New Roman" w:cs="Times New Roman"/>
+                <w:i w:val="false"/>
+                <w:b w:val="true"/>
+                <w:u w:val="none"/>
+                <w:strike w:val="false"/>
+                <w:sz w:val="14"/>
+                <w:szCs w:val="14"/>
+                <w:color w:val="000000"/>
+              </w:rPr>
+            </w:pPr>
+            <w:r xmlns:w="http://schemas.openxmlformats.org/wordprocessingml/2006/main" xmlns:wp="http://schemas.openxmlformats.org/drawingml/2006/wordprocessingDrawing" xmlns:r="http://schemas.openxmlformats.org/officeDocument/2006/relationships" xmlns:w14="http://schemas.microsoft.com/office/word/2010/wordml">
+              <w:rPr>
+                <w:rFonts w:ascii="Times New Roman" w:hAnsi="Times New Roman" w:eastAsia="Times New Roman" w:cs="Times New Roman"/>
+                <w:i w:val="false"/>
+                <w:b w:val="true"/>
+                <w:u w:val="none"/>
+                <w:strike w:val="false"/>
+                <w:sz w:val="14"/>
+                <w:szCs w:val="14"/>
                 <w:color w:val="000000"/>
               </w:rPr>
               <w:t xml:space="preserve">101,4</w:t>
@@ -5669,28 +5669,28 @@
                 <w:left w:val="none" w:sz="0" w:space="0" w:color="000000"/>
                 <w:right w:val="none" w:sz="0" w:space="0" w:color="000000"/>
               </w:pBdr>
-              <w:spacing w:after="36" w:before="36" w:line="240"/>
-              <w:ind w:left="100" w:right="100" w:firstLine="0" w:firstLineChars="0"/>
-              <w:rPr>
-                <w:rFonts w:ascii="Times New Roman" w:hAnsi="Times New Roman" w:eastAsia="Times New Roman" w:cs="Times New Roman"/>
-                <w:i w:val="false"/>
-                <w:b w:val="true"/>
-                <w:u w:val="none"/>
-                <w:strike w:val="false"/>
-                <w:sz w:val="16"/>
-                <w:szCs w:val="16"/>
-                <w:color w:val="000000"/>
-              </w:rPr>
-            </w:pPr>
-            <w:r xmlns:w="http://schemas.openxmlformats.org/wordprocessingml/2006/main" xmlns:wp="http://schemas.openxmlformats.org/drawingml/2006/wordprocessingDrawing" xmlns:r="http://schemas.openxmlformats.org/officeDocument/2006/relationships" xmlns:w14="http://schemas.microsoft.com/office/word/2010/wordml">
-              <w:rPr>
-                <w:rFonts w:ascii="Times New Roman" w:hAnsi="Times New Roman" w:eastAsia="Times New Roman" w:cs="Times New Roman"/>
-                <w:i w:val="false"/>
-                <w:b w:val="true"/>
-                <w:u w:val="none"/>
-                <w:strike w:val="false"/>
-                <w:sz w:val="16"/>
-                <w:szCs w:val="16"/>
+              <w:spacing w:after="0" w:before="0" w:line="240"/>
+              <w:ind w:left="100" w:right="100" w:firstLine="0" w:firstLineChars="0"/>
+              <w:rPr>
+                <w:rFonts w:ascii="Times New Roman" w:hAnsi="Times New Roman" w:eastAsia="Times New Roman" w:cs="Times New Roman"/>
+                <w:i w:val="false"/>
+                <w:b w:val="true"/>
+                <w:u w:val="none"/>
+                <w:strike w:val="false"/>
+                <w:sz w:val="14"/>
+                <w:szCs w:val="14"/>
+                <w:color w:val="000000"/>
+              </w:rPr>
+            </w:pPr>
+            <w:r xmlns:w="http://schemas.openxmlformats.org/wordprocessingml/2006/main" xmlns:wp="http://schemas.openxmlformats.org/drawingml/2006/wordprocessingDrawing" xmlns:r="http://schemas.openxmlformats.org/officeDocument/2006/relationships" xmlns:w14="http://schemas.microsoft.com/office/word/2010/wordml">
+              <w:rPr>
+                <w:rFonts w:ascii="Times New Roman" w:hAnsi="Times New Roman" w:eastAsia="Times New Roman" w:cs="Times New Roman"/>
+                <w:i w:val="false"/>
+                <w:b w:val="true"/>
+                <w:u w:val="none"/>
+                <w:strike w:val="false"/>
+                <w:sz w:val="14"/>
+                <w:szCs w:val="14"/>
                 <w:color w:val="000000"/>
               </w:rPr>
               <w:t xml:space="preserve">7,741</w:t>
@@ -5723,28 +5723,28 @@
                 <w:left w:val="none" w:sz="0" w:space="0" w:color="000000"/>
                 <w:right w:val="none" w:sz="0" w:space="0" w:color="000000"/>
               </w:pBdr>
-              <w:spacing w:after="36" w:before="36" w:line="240"/>
-              <w:ind w:left="100" w:right="100" w:firstLine="0" w:firstLineChars="0"/>
-              <w:rPr>
-                <w:rFonts w:ascii="Times New Roman" w:hAnsi="Times New Roman" w:eastAsia="Times New Roman" w:cs="Times New Roman"/>
-                <w:i w:val="false"/>
-                <w:b w:val="true"/>
-                <w:u w:val="none"/>
-                <w:strike w:val="false"/>
-                <w:sz w:val="16"/>
-                <w:szCs w:val="16"/>
-                <w:color w:val="000000"/>
-              </w:rPr>
-            </w:pPr>
-            <w:r xmlns:w="http://schemas.openxmlformats.org/wordprocessingml/2006/main" xmlns:wp="http://schemas.openxmlformats.org/drawingml/2006/wordprocessingDrawing" xmlns:r="http://schemas.openxmlformats.org/officeDocument/2006/relationships" xmlns:w14="http://schemas.microsoft.com/office/word/2010/wordml">
-              <w:rPr>
-                <w:rFonts w:ascii="Times New Roman" w:hAnsi="Times New Roman" w:eastAsia="Times New Roman" w:cs="Times New Roman"/>
-                <w:i w:val="false"/>
-                <w:b w:val="true"/>
-                <w:u w:val="none"/>
-                <w:strike w:val="false"/>
-                <w:sz w:val="16"/>
-                <w:szCs w:val="16"/>
+              <w:spacing w:after="0" w:before="0" w:line="240"/>
+              <w:ind w:left="100" w:right="100" w:firstLine="0" w:firstLineChars="0"/>
+              <w:rPr>
+                <w:rFonts w:ascii="Times New Roman" w:hAnsi="Times New Roman" w:eastAsia="Times New Roman" w:cs="Times New Roman"/>
+                <w:i w:val="false"/>
+                <w:b w:val="true"/>
+                <w:u w:val="none"/>
+                <w:strike w:val="false"/>
+                <w:sz w:val="14"/>
+                <w:szCs w:val="14"/>
+                <w:color w:val="000000"/>
+              </w:rPr>
+            </w:pPr>
+            <w:r xmlns:w="http://schemas.openxmlformats.org/wordprocessingml/2006/main" xmlns:wp="http://schemas.openxmlformats.org/drawingml/2006/wordprocessingDrawing" xmlns:r="http://schemas.openxmlformats.org/officeDocument/2006/relationships" xmlns:w14="http://schemas.microsoft.com/office/word/2010/wordml">
+              <w:rPr>
+                <w:rFonts w:ascii="Times New Roman" w:hAnsi="Times New Roman" w:eastAsia="Times New Roman" w:cs="Times New Roman"/>
+                <w:i w:val="false"/>
+                <w:b w:val="true"/>
+                <w:u w:val="none"/>
+                <w:strike w:val="false"/>
+                <w:sz w:val="14"/>
+                <w:szCs w:val="14"/>
                 <w:color w:val="000000"/>
               </w:rPr>
               <w:t xml:space="preserve">06 - الصحة</w:t>
@@ -5783,28 +5783,28 @@
                 <w:left w:val="none" w:sz="0" w:space="0" w:color="000000"/>
                 <w:right w:val="none" w:sz="0" w:space="0" w:color="000000"/>
               </w:pBdr>
-              <w:spacing w:after="36" w:before="36" w:line="240"/>
-              <w:ind w:left="100" w:right="100" w:firstLine="0" w:firstLineChars="0"/>
-              <w:rPr>
-                <w:rFonts w:ascii="Times New Roman" w:hAnsi="Times New Roman" w:eastAsia="Times New Roman" w:cs="Times New Roman"/>
-                <w:i w:val="false"/>
-                <w:b w:val="true"/>
-                <w:u w:val="none"/>
-                <w:strike w:val="false"/>
-                <w:sz w:val="16"/>
-                <w:szCs w:val="16"/>
-                <w:color w:val="000000"/>
-              </w:rPr>
-            </w:pPr>
-            <w:r xmlns:w="http://schemas.openxmlformats.org/wordprocessingml/2006/main" xmlns:wp="http://schemas.openxmlformats.org/drawingml/2006/wordprocessingDrawing" xmlns:r="http://schemas.openxmlformats.org/officeDocument/2006/relationships" xmlns:w14="http://schemas.microsoft.com/office/word/2010/wordml">
-              <w:rPr>
-                <w:rFonts w:ascii="Times New Roman" w:hAnsi="Times New Roman" w:eastAsia="Times New Roman" w:cs="Times New Roman"/>
-                <w:i w:val="false"/>
-                <w:b w:val="true"/>
-                <w:u w:val="none"/>
-                <w:strike w:val="false"/>
-                <w:sz w:val="16"/>
-                <w:szCs w:val="16"/>
+              <w:spacing w:after="0" w:before="0" w:line="240"/>
+              <w:ind w:left="100" w:right="100" w:firstLine="0" w:firstLineChars="0"/>
+              <w:rPr>
+                <w:rFonts w:ascii="Times New Roman" w:hAnsi="Times New Roman" w:eastAsia="Times New Roman" w:cs="Times New Roman"/>
+                <w:i w:val="false"/>
+                <w:b w:val="true"/>
+                <w:u w:val="none"/>
+                <w:strike w:val="false"/>
+                <w:sz w:val="14"/>
+                <w:szCs w:val="14"/>
+                <w:color w:val="000000"/>
+              </w:rPr>
+            </w:pPr>
+            <w:r xmlns:w="http://schemas.openxmlformats.org/wordprocessingml/2006/main" xmlns:wp="http://schemas.openxmlformats.org/drawingml/2006/wordprocessingDrawing" xmlns:r="http://schemas.openxmlformats.org/officeDocument/2006/relationships" xmlns:w14="http://schemas.microsoft.com/office/word/2010/wordml">
+              <w:rPr>
+                <w:rFonts w:ascii="Times New Roman" w:hAnsi="Times New Roman" w:eastAsia="Times New Roman" w:cs="Times New Roman"/>
+                <w:i w:val="false"/>
+                <w:b w:val="true"/>
+                <w:u w:val="none"/>
+                <w:strike w:val="false"/>
+                <w:sz w:val="14"/>
+                <w:szCs w:val="14"/>
                 <w:color w:val="000000"/>
               </w:rPr>
               <w:t xml:space="preserve">-2,7</w:t>
@@ -5837,28 +5837,28 @@
                 <w:left w:val="none" w:sz="0" w:space="0" w:color="000000"/>
                 <w:right w:val="none" w:sz="0" w:space="0" w:color="000000"/>
               </w:pBdr>
-              <w:spacing w:after="36" w:before="36" w:line="240"/>
-              <w:ind w:left="100" w:right="100" w:firstLine="0" w:firstLineChars="0"/>
-              <w:rPr>
-                <w:rFonts w:ascii="Times New Roman" w:hAnsi="Times New Roman" w:eastAsia="Times New Roman" w:cs="Times New Roman"/>
-                <w:i w:val="false"/>
-                <w:b w:val="true"/>
-                <w:u w:val="none"/>
-                <w:strike w:val="false"/>
-                <w:sz w:val="16"/>
-                <w:szCs w:val="16"/>
-                <w:color w:val="000000"/>
-              </w:rPr>
-            </w:pPr>
-            <w:r xmlns:w="http://schemas.openxmlformats.org/wordprocessingml/2006/main" xmlns:wp="http://schemas.openxmlformats.org/drawingml/2006/wordprocessingDrawing" xmlns:r="http://schemas.openxmlformats.org/officeDocument/2006/relationships" xmlns:w14="http://schemas.microsoft.com/office/word/2010/wordml">
-              <w:rPr>
-                <w:rFonts w:ascii="Times New Roman" w:hAnsi="Times New Roman" w:eastAsia="Times New Roman" w:cs="Times New Roman"/>
-                <w:i w:val="false"/>
-                <w:b w:val="true"/>
-                <w:u w:val="none"/>
-                <w:strike w:val="false"/>
-                <w:sz w:val="16"/>
-                <w:szCs w:val="16"/>
+              <w:spacing w:after="0" w:before="0" w:line="240"/>
+              <w:ind w:left="100" w:right="100" w:firstLine="0" w:firstLineChars="0"/>
+              <w:rPr>
+                <w:rFonts w:ascii="Times New Roman" w:hAnsi="Times New Roman" w:eastAsia="Times New Roman" w:cs="Times New Roman"/>
+                <w:i w:val="false"/>
+                <w:b w:val="true"/>
+                <w:u w:val="none"/>
+                <w:strike w:val="false"/>
+                <w:sz w:val="14"/>
+                <w:szCs w:val="14"/>
+                <w:color w:val="000000"/>
+              </w:rPr>
+            </w:pPr>
+            <w:r xmlns:w="http://schemas.openxmlformats.org/wordprocessingml/2006/main" xmlns:wp="http://schemas.openxmlformats.org/drawingml/2006/wordprocessingDrawing" xmlns:r="http://schemas.openxmlformats.org/officeDocument/2006/relationships" xmlns:w14="http://schemas.microsoft.com/office/word/2010/wordml">
+              <w:rPr>
+                <w:rFonts w:ascii="Times New Roman" w:hAnsi="Times New Roman" w:eastAsia="Times New Roman" w:cs="Times New Roman"/>
+                <w:i w:val="false"/>
+                <w:b w:val="true"/>
+                <w:u w:val="none"/>
+                <w:strike w:val="false"/>
+                <w:sz w:val="14"/>
+                <w:szCs w:val="14"/>
                 <w:color w:val="000000"/>
               </w:rPr>
               <w:t xml:space="preserve">-0,7</w:t>
@@ -5891,28 +5891,28 @@
                 <w:left w:val="none" w:sz="0" w:space="0" w:color="000000"/>
                 <w:right w:val="none" w:sz="0" w:space="0" w:color="000000"/>
               </w:pBdr>
-              <w:spacing w:after="36" w:before="36" w:line="240"/>
-              <w:ind w:left="100" w:right="100" w:firstLine="0" w:firstLineChars="0"/>
-              <w:rPr>
-                <w:rFonts w:ascii="Times New Roman" w:hAnsi="Times New Roman" w:eastAsia="Times New Roman" w:cs="Times New Roman"/>
-                <w:i w:val="false"/>
-                <w:b w:val="true"/>
-                <w:u w:val="none"/>
-                <w:strike w:val="false"/>
-                <w:sz w:val="16"/>
-                <w:szCs w:val="16"/>
-                <w:color w:val="000000"/>
-              </w:rPr>
-            </w:pPr>
-            <w:r xmlns:w="http://schemas.openxmlformats.org/wordprocessingml/2006/main" xmlns:wp="http://schemas.openxmlformats.org/drawingml/2006/wordprocessingDrawing" xmlns:r="http://schemas.openxmlformats.org/officeDocument/2006/relationships" xmlns:w14="http://schemas.microsoft.com/office/word/2010/wordml">
-              <w:rPr>
-                <w:rFonts w:ascii="Times New Roman" w:hAnsi="Times New Roman" w:eastAsia="Times New Roman" w:cs="Times New Roman"/>
-                <w:i w:val="false"/>
-                <w:b w:val="true"/>
-                <w:u w:val="none"/>
-                <w:strike w:val="false"/>
-                <w:sz w:val="16"/>
-                <w:szCs w:val="16"/>
+              <w:spacing w:after="0" w:before="0" w:line="240"/>
+              <w:ind w:left="100" w:right="100" w:firstLine="0" w:firstLineChars="0"/>
+              <w:rPr>
+                <w:rFonts w:ascii="Times New Roman" w:hAnsi="Times New Roman" w:eastAsia="Times New Roman" w:cs="Times New Roman"/>
+                <w:i w:val="false"/>
+                <w:b w:val="true"/>
+                <w:u w:val="none"/>
+                <w:strike w:val="false"/>
+                <w:sz w:val="14"/>
+                <w:szCs w:val="14"/>
+                <w:color w:val="000000"/>
+              </w:rPr>
+            </w:pPr>
+            <w:r xmlns:w="http://schemas.openxmlformats.org/wordprocessingml/2006/main" xmlns:wp="http://schemas.openxmlformats.org/drawingml/2006/wordprocessingDrawing" xmlns:r="http://schemas.openxmlformats.org/officeDocument/2006/relationships" xmlns:w14="http://schemas.microsoft.com/office/word/2010/wordml">
+              <w:rPr>
+                <w:rFonts w:ascii="Times New Roman" w:hAnsi="Times New Roman" w:eastAsia="Times New Roman" w:cs="Times New Roman"/>
+                <w:i w:val="false"/>
+                <w:b w:val="true"/>
+                <w:u w:val="none"/>
+                <w:strike w:val="false"/>
+                <w:sz w:val="14"/>
+                <w:szCs w:val="14"/>
                 <w:color w:val="000000"/>
               </w:rPr>
               <w:t xml:space="preserve">1,0</w:t>
@@ -5945,28 +5945,28 @@
                 <w:left w:val="none" w:sz="0" w:space="0" w:color="000000"/>
                 <w:right w:val="none" w:sz="0" w:space="0" w:color="000000"/>
               </w:pBdr>
-              <w:spacing w:after="36" w:before="36" w:line="240"/>
-              <w:ind w:left="100" w:right="100" w:firstLine="0" w:firstLineChars="0"/>
-              <w:rPr>
-                <w:rFonts w:ascii="Times New Roman" w:hAnsi="Times New Roman" w:eastAsia="Times New Roman" w:cs="Times New Roman"/>
-                <w:i w:val="false"/>
-                <w:b w:val="true"/>
-                <w:u w:val="none"/>
-                <w:strike w:val="false"/>
-                <w:sz w:val="16"/>
-                <w:szCs w:val="16"/>
-                <w:color w:val="000000"/>
-              </w:rPr>
-            </w:pPr>
-            <w:r xmlns:w="http://schemas.openxmlformats.org/wordprocessingml/2006/main" xmlns:wp="http://schemas.openxmlformats.org/drawingml/2006/wordprocessingDrawing" xmlns:r="http://schemas.openxmlformats.org/officeDocument/2006/relationships" xmlns:w14="http://schemas.microsoft.com/office/word/2010/wordml">
-              <w:rPr>
-                <w:rFonts w:ascii="Times New Roman" w:hAnsi="Times New Roman" w:eastAsia="Times New Roman" w:cs="Times New Roman"/>
-                <w:i w:val="false"/>
-                <w:b w:val="true"/>
-                <w:u w:val="none"/>
-                <w:strike w:val="false"/>
-                <w:sz w:val="16"/>
-                <w:szCs w:val="16"/>
+              <w:spacing w:after="0" w:before="0" w:line="240"/>
+              <w:ind w:left="100" w:right="100" w:firstLine="0" w:firstLineChars="0"/>
+              <w:rPr>
+                <w:rFonts w:ascii="Times New Roman" w:hAnsi="Times New Roman" w:eastAsia="Times New Roman" w:cs="Times New Roman"/>
+                <w:i w:val="false"/>
+                <w:b w:val="true"/>
+                <w:u w:val="none"/>
+                <w:strike w:val="false"/>
+                <w:sz w:val="14"/>
+                <w:szCs w:val="14"/>
+                <w:color w:val="000000"/>
+              </w:rPr>
+            </w:pPr>
+            <w:r xmlns:w="http://schemas.openxmlformats.org/wordprocessingml/2006/main" xmlns:wp="http://schemas.openxmlformats.org/drawingml/2006/wordprocessingDrawing" xmlns:r="http://schemas.openxmlformats.org/officeDocument/2006/relationships" xmlns:w14="http://schemas.microsoft.com/office/word/2010/wordml">
+              <w:rPr>
+                <w:rFonts w:ascii="Times New Roman" w:hAnsi="Times New Roman" w:eastAsia="Times New Roman" w:cs="Times New Roman"/>
+                <w:i w:val="false"/>
+                <w:b w:val="true"/>
+                <w:u w:val="none"/>
+                <w:strike w:val="false"/>
+                <w:sz w:val="14"/>
+                <w:szCs w:val="14"/>
                 <w:color w:val="000000"/>
               </w:rPr>
               <w:t xml:space="preserve">115,0</w:t>
@@ -5999,28 +5999,28 @@
                 <w:left w:val="none" w:sz="0" w:space="0" w:color="000000"/>
                 <w:right w:val="none" w:sz="0" w:space="0" w:color="000000"/>
               </w:pBdr>
-              <w:spacing w:after="36" w:before="36" w:line="240"/>
-              <w:ind w:left="100" w:right="100" w:firstLine="0" w:firstLineChars="0"/>
-              <w:rPr>
-                <w:rFonts w:ascii="Times New Roman" w:hAnsi="Times New Roman" w:eastAsia="Times New Roman" w:cs="Times New Roman"/>
-                <w:i w:val="false"/>
-                <w:b w:val="true"/>
-                <w:u w:val="none"/>
-                <w:strike w:val="false"/>
-                <w:sz w:val="16"/>
-                <w:szCs w:val="16"/>
-                <w:color w:val="000000"/>
-              </w:rPr>
-            </w:pPr>
-            <w:r xmlns:w="http://schemas.openxmlformats.org/wordprocessingml/2006/main" xmlns:wp="http://schemas.openxmlformats.org/drawingml/2006/wordprocessingDrawing" xmlns:r="http://schemas.openxmlformats.org/officeDocument/2006/relationships" xmlns:w14="http://schemas.microsoft.com/office/word/2010/wordml">
-              <w:rPr>
-                <w:rFonts w:ascii="Times New Roman" w:hAnsi="Times New Roman" w:eastAsia="Times New Roman" w:cs="Times New Roman"/>
-                <w:i w:val="false"/>
-                <w:b w:val="true"/>
-                <w:u w:val="none"/>
-                <w:strike w:val="false"/>
-                <w:sz w:val="16"/>
-                <w:szCs w:val="16"/>
+              <w:spacing w:after="0" w:before="0" w:line="240"/>
+              <w:ind w:left="100" w:right="100" w:firstLine="0" w:firstLineChars="0"/>
+              <w:rPr>
+                <w:rFonts w:ascii="Times New Roman" w:hAnsi="Times New Roman" w:eastAsia="Times New Roman" w:cs="Times New Roman"/>
+                <w:i w:val="false"/>
+                <w:b w:val="true"/>
+                <w:u w:val="none"/>
+                <w:strike w:val="false"/>
+                <w:sz w:val="14"/>
+                <w:szCs w:val="14"/>
+                <w:color w:val="000000"/>
+              </w:rPr>
+            </w:pPr>
+            <w:r xmlns:w="http://schemas.openxmlformats.org/wordprocessingml/2006/main" xmlns:wp="http://schemas.openxmlformats.org/drawingml/2006/wordprocessingDrawing" xmlns:r="http://schemas.openxmlformats.org/officeDocument/2006/relationships" xmlns:w14="http://schemas.microsoft.com/office/word/2010/wordml">
+              <w:rPr>
+                <w:rFonts w:ascii="Times New Roman" w:hAnsi="Times New Roman" w:eastAsia="Times New Roman" w:cs="Times New Roman"/>
+                <w:i w:val="false"/>
+                <w:b w:val="true"/>
+                <w:u w:val="none"/>
+                <w:strike w:val="false"/>
+                <w:sz w:val="14"/>
+                <w:szCs w:val="14"/>
                 <w:color w:val="000000"/>
               </w:rPr>
               <w:t xml:space="preserve">113,9</w:t>
@@ -6053,28 +6053,28 @@
                 <w:left w:val="none" w:sz="0" w:space="0" w:color="000000"/>
                 <w:right w:val="none" w:sz="0" w:space="0" w:color="000000"/>
               </w:pBdr>
-              <w:spacing w:after="36" w:before="36" w:line="240"/>
-              <w:ind w:left="100" w:right="100" w:firstLine="0" w:firstLineChars="0"/>
-              <w:rPr>
-                <w:rFonts w:ascii="Times New Roman" w:hAnsi="Times New Roman" w:eastAsia="Times New Roman" w:cs="Times New Roman"/>
-                <w:i w:val="false"/>
-                <w:b w:val="true"/>
-                <w:u w:val="none"/>
-                <w:strike w:val="false"/>
-                <w:sz w:val="16"/>
-                <w:szCs w:val="16"/>
-                <w:color w:val="000000"/>
-              </w:rPr>
-            </w:pPr>
-            <w:r xmlns:w="http://schemas.openxmlformats.org/wordprocessingml/2006/main" xmlns:wp="http://schemas.openxmlformats.org/drawingml/2006/wordprocessingDrawing" xmlns:r="http://schemas.openxmlformats.org/officeDocument/2006/relationships" xmlns:w14="http://schemas.microsoft.com/office/word/2010/wordml">
-              <w:rPr>
-                <w:rFonts w:ascii="Times New Roman" w:hAnsi="Times New Roman" w:eastAsia="Times New Roman" w:cs="Times New Roman"/>
-                <w:i w:val="false"/>
-                <w:b w:val="true"/>
-                <w:u w:val="none"/>
-                <w:strike w:val="false"/>
-                <w:sz w:val="16"/>
-                <w:szCs w:val="16"/>
+              <w:spacing w:after="0" w:before="0" w:line="240"/>
+              <w:ind w:left="100" w:right="100" w:firstLine="0" w:firstLineChars="0"/>
+              <w:rPr>
+                <w:rFonts w:ascii="Times New Roman" w:hAnsi="Times New Roman" w:eastAsia="Times New Roman" w:cs="Times New Roman"/>
+                <w:i w:val="false"/>
+                <w:b w:val="true"/>
+                <w:u w:val="none"/>
+                <w:strike w:val="false"/>
+                <w:sz w:val="14"/>
+                <w:szCs w:val="14"/>
+                <w:color w:val="000000"/>
+              </w:rPr>
+            </w:pPr>
+            <w:r xmlns:w="http://schemas.openxmlformats.org/wordprocessingml/2006/main" xmlns:wp="http://schemas.openxmlformats.org/drawingml/2006/wordprocessingDrawing" xmlns:r="http://schemas.openxmlformats.org/officeDocument/2006/relationships" xmlns:w14="http://schemas.microsoft.com/office/word/2010/wordml">
+              <w:rPr>
+                <w:rFonts w:ascii="Times New Roman" w:hAnsi="Times New Roman" w:eastAsia="Times New Roman" w:cs="Times New Roman"/>
+                <w:i w:val="false"/>
+                <w:b w:val="true"/>
+                <w:u w:val="none"/>
+                <w:strike w:val="false"/>
+                <w:sz w:val="14"/>
+                <w:szCs w:val="14"/>
                 <w:color w:val="000000"/>
               </w:rPr>
               <w:t xml:space="preserve">115,7</w:t>
@@ -6107,28 +6107,28 @@
                 <w:left w:val="none" w:sz="0" w:space="0" w:color="000000"/>
                 <w:right w:val="none" w:sz="0" w:space="0" w:color="000000"/>
               </w:pBdr>
-              <w:spacing w:after="36" w:before="36" w:line="240"/>
-              <w:ind w:left="100" w:right="100" w:firstLine="0" w:firstLineChars="0"/>
-              <w:rPr>
-                <w:rFonts w:ascii="Times New Roman" w:hAnsi="Times New Roman" w:eastAsia="Times New Roman" w:cs="Times New Roman"/>
-                <w:i w:val="false"/>
-                <w:b w:val="true"/>
-                <w:u w:val="none"/>
-                <w:strike w:val="false"/>
-                <w:sz w:val="16"/>
-                <w:szCs w:val="16"/>
-                <w:color w:val="000000"/>
-              </w:rPr>
-            </w:pPr>
-            <w:r xmlns:w="http://schemas.openxmlformats.org/wordprocessingml/2006/main" xmlns:wp="http://schemas.openxmlformats.org/drawingml/2006/wordprocessingDrawing" xmlns:r="http://schemas.openxmlformats.org/officeDocument/2006/relationships" xmlns:w14="http://schemas.microsoft.com/office/word/2010/wordml">
-              <w:rPr>
-                <w:rFonts w:ascii="Times New Roman" w:hAnsi="Times New Roman" w:eastAsia="Times New Roman" w:cs="Times New Roman"/>
-                <w:i w:val="false"/>
-                <w:b w:val="true"/>
-                <w:u w:val="none"/>
-                <w:strike w:val="false"/>
-                <w:sz w:val="16"/>
-                <w:szCs w:val="16"/>
+              <w:spacing w:after="0" w:before="0" w:line="240"/>
+              <w:ind w:left="100" w:right="100" w:firstLine="0" w:firstLineChars="0"/>
+              <w:rPr>
+                <w:rFonts w:ascii="Times New Roman" w:hAnsi="Times New Roman" w:eastAsia="Times New Roman" w:cs="Times New Roman"/>
+                <w:i w:val="false"/>
+                <w:b w:val="true"/>
+                <w:u w:val="none"/>
+                <w:strike w:val="false"/>
+                <w:sz w:val="14"/>
+                <w:szCs w:val="14"/>
+                <w:color w:val="000000"/>
+              </w:rPr>
+            </w:pPr>
+            <w:r xmlns:w="http://schemas.openxmlformats.org/wordprocessingml/2006/main" xmlns:wp="http://schemas.openxmlformats.org/drawingml/2006/wordprocessingDrawing" xmlns:r="http://schemas.openxmlformats.org/officeDocument/2006/relationships" xmlns:w14="http://schemas.microsoft.com/office/word/2010/wordml">
+              <w:rPr>
+                <w:rFonts w:ascii="Times New Roman" w:hAnsi="Times New Roman" w:eastAsia="Times New Roman" w:cs="Times New Roman"/>
+                <w:i w:val="false"/>
+                <w:b w:val="true"/>
+                <w:u w:val="none"/>
+                <w:strike w:val="false"/>
+                <w:sz w:val="14"/>
+                <w:szCs w:val="14"/>
                 <w:color w:val="000000"/>
               </w:rPr>
               <w:t xml:space="preserve">115,8</w:t>
@@ -6161,28 +6161,28 @@
                 <w:left w:val="none" w:sz="0" w:space="0" w:color="000000"/>
                 <w:right w:val="none" w:sz="0" w:space="0" w:color="000000"/>
               </w:pBdr>
-              <w:spacing w:after="36" w:before="36" w:line="240"/>
-              <w:ind w:left="100" w:right="100" w:firstLine="0" w:firstLineChars="0"/>
-              <w:rPr>
-                <w:rFonts w:ascii="Times New Roman" w:hAnsi="Times New Roman" w:eastAsia="Times New Roman" w:cs="Times New Roman"/>
-                <w:i w:val="false"/>
-                <w:b w:val="true"/>
-                <w:u w:val="none"/>
-                <w:strike w:val="false"/>
-                <w:sz w:val="16"/>
-                <w:szCs w:val="16"/>
-                <w:color w:val="000000"/>
-              </w:rPr>
-            </w:pPr>
-            <w:r xmlns:w="http://schemas.openxmlformats.org/wordprocessingml/2006/main" xmlns:wp="http://schemas.openxmlformats.org/drawingml/2006/wordprocessingDrawing" xmlns:r="http://schemas.openxmlformats.org/officeDocument/2006/relationships" xmlns:w14="http://schemas.microsoft.com/office/word/2010/wordml">
-              <w:rPr>
-                <w:rFonts w:ascii="Times New Roman" w:hAnsi="Times New Roman" w:eastAsia="Times New Roman" w:cs="Times New Roman"/>
-                <w:i w:val="false"/>
-                <w:b w:val="true"/>
-                <w:u w:val="none"/>
-                <w:strike w:val="false"/>
-                <w:sz w:val="16"/>
-                <w:szCs w:val="16"/>
+              <w:spacing w:after="0" w:before="0" w:line="240"/>
+              <w:ind w:left="100" w:right="100" w:firstLine="0" w:firstLineChars="0"/>
+              <w:rPr>
+                <w:rFonts w:ascii="Times New Roman" w:hAnsi="Times New Roman" w:eastAsia="Times New Roman" w:cs="Times New Roman"/>
+                <w:i w:val="false"/>
+                <w:b w:val="true"/>
+                <w:u w:val="none"/>
+                <w:strike w:val="false"/>
+                <w:sz w:val="14"/>
+                <w:szCs w:val="14"/>
+                <w:color w:val="000000"/>
+              </w:rPr>
+            </w:pPr>
+            <w:r xmlns:w="http://schemas.openxmlformats.org/wordprocessingml/2006/main" xmlns:wp="http://schemas.openxmlformats.org/drawingml/2006/wordprocessingDrawing" xmlns:r="http://schemas.openxmlformats.org/officeDocument/2006/relationships" xmlns:w14="http://schemas.microsoft.com/office/word/2010/wordml">
+              <w:rPr>
+                <w:rFonts w:ascii="Times New Roman" w:hAnsi="Times New Roman" w:eastAsia="Times New Roman" w:cs="Times New Roman"/>
+                <w:i w:val="false"/>
+                <w:b w:val="true"/>
+                <w:u w:val="none"/>
+                <w:strike w:val="false"/>
+                <w:sz w:val="14"/>
+                <w:szCs w:val="14"/>
                 <w:color w:val="000000"/>
               </w:rPr>
               <w:t xml:space="preserve">118,2</w:t>
@@ -6215,28 +6215,28 @@
                 <w:left w:val="none" w:sz="0" w:space="0" w:color="000000"/>
                 <w:right w:val="none" w:sz="0" w:space="0" w:color="000000"/>
               </w:pBdr>
-              <w:spacing w:after="36" w:before="36" w:line="240"/>
-              <w:ind w:left="100" w:right="100" w:firstLine="0" w:firstLineChars="0"/>
-              <w:rPr>
-                <w:rFonts w:ascii="Times New Roman" w:hAnsi="Times New Roman" w:eastAsia="Times New Roman" w:cs="Times New Roman"/>
-                <w:i w:val="false"/>
-                <w:b w:val="true"/>
-                <w:u w:val="none"/>
-                <w:strike w:val="false"/>
-                <w:sz w:val="16"/>
-                <w:szCs w:val="16"/>
-                <w:color w:val="000000"/>
-              </w:rPr>
-            </w:pPr>
-            <w:r xmlns:w="http://schemas.openxmlformats.org/wordprocessingml/2006/main" xmlns:wp="http://schemas.openxmlformats.org/drawingml/2006/wordprocessingDrawing" xmlns:r="http://schemas.openxmlformats.org/officeDocument/2006/relationships" xmlns:w14="http://schemas.microsoft.com/office/word/2010/wordml">
-              <w:rPr>
-                <w:rFonts w:ascii="Times New Roman" w:hAnsi="Times New Roman" w:eastAsia="Times New Roman" w:cs="Times New Roman"/>
-                <w:i w:val="false"/>
-                <w:b w:val="true"/>
-                <w:u w:val="none"/>
-                <w:strike w:val="false"/>
-                <w:sz w:val="16"/>
-                <w:szCs w:val="16"/>
+              <w:spacing w:after="0" w:before="0" w:line="240"/>
+              <w:ind w:left="100" w:right="100" w:firstLine="0" w:firstLineChars="0"/>
+              <w:rPr>
+                <w:rFonts w:ascii="Times New Roman" w:hAnsi="Times New Roman" w:eastAsia="Times New Roman" w:cs="Times New Roman"/>
+                <w:i w:val="false"/>
+                <w:b w:val="true"/>
+                <w:u w:val="none"/>
+                <w:strike w:val="false"/>
+                <w:sz w:val="14"/>
+                <w:szCs w:val="14"/>
+                <w:color w:val="000000"/>
+              </w:rPr>
+            </w:pPr>
+            <w:r xmlns:w="http://schemas.openxmlformats.org/wordprocessingml/2006/main" xmlns:wp="http://schemas.openxmlformats.org/drawingml/2006/wordprocessingDrawing" xmlns:r="http://schemas.openxmlformats.org/officeDocument/2006/relationships" xmlns:w14="http://schemas.microsoft.com/office/word/2010/wordml">
+              <w:rPr>
+                <w:rFonts w:ascii="Times New Roman" w:hAnsi="Times New Roman" w:eastAsia="Times New Roman" w:cs="Times New Roman"/>
+                <w:i w:val="false"/>
+                <w:b w:val="true"/>
+                <w:u w:val="none"/>
+                <w:strike w:val="false"/>
+                <w:sz w:val="14"/>
+                <w:szCs w:val="14"/>
                 <w:color w:val="000000"/>
               </w:rPr>
               <w:t xml:space="preserve">10,040</w:t>
@@ -6269,28 +6269,28 @@
                 <w:left w:val="none" w:sz="0" w:space="0" w:color="000000"/>
                 <w:right w:val="none" w:sz="0" w:space="0" w:color="000000"/>
               </w:pBdr>
-              <w:spacing w:after="36" w:before="36" w:line="240"/>
-              <w:ind w:left="100" w:right="100" w:firstLine="0" w:firstLineChars="0"/>
-              <w:rPr>
-                <w:rFonts w:ascii="Times New Roman" w:hAnsi="Times New Roman" w:eastAsia="Times New Roman" w:cs="Times New Roman"/>
-                <w:i w:val="false"/>
-                <w:b w:val="true"/>
-                <w:u w:val="none"/>
-                <w:strike w:val="false"/>
-                <w:sz w:val="16"/>
-                <w:szCs w:val="16"/>
-                <w:color w:val="000000"/>
-              </w:rPr>
-            </w:pPr>
-            <w:r xmlns:w="http://schemas.openxmlformats.org/wordprocessingml/2006/main" xmlns:wp="http://schemas.openxmlformats.org/drawingml/2006/wordprocessingDrawing" xmlns:r="http://schemas.openxmlformats.org/officeDocument/2006/relationships" xmlns:w14="http://schemas.microsoft.com/office/word/2010/wordml">
-              <w:rPr>
-                <w:rFonts w:ascii="Times New Roman" w:hAnsi="Times New Roman" w:eastAsia="Times New Roman" w:cs="Times New Roman"/>
-                <w:i w:val="false"/>
-                <w:b w:val="true"/>
-                <w:u w:val="none"/>
-                <w:strike w:val="false"/>
-                <w:sz w:val="16"/>
-                <w:szCs w:val="16"/>
+              <w:spacing w:after="0" w:before="0" w:line="240"/>
+              <w:ind w:left="100" w:right="100" w:firstLine="0" w:firstLineChars="0"/>
+              <w:rPr>
+                <w:rFonts w:ascii="Times New Roman" w:hAnsi="Times New Roman" w:eastAsia="Times New Roman" w:cs="Times New Roman"/>
+                <w:i w:val="false"/>
+                <w:b w:val="true"/>
+                <w:u w:val="none"/>
+                <w:strike w:val="false"/>
+                <w:sz w:val="14"/>
+                <w:szCs w:val="14"/>
+                <w:color w:val="000000"/>
+              </w:rPr>
+            </w:pPr>
+            <w:r xmlns:w="http://schemas.openxmlformats.org/wordprocessingml/2006/main" xmlns:wp="http://schemas.openxmlformats.org/drawingml/2006/wordprocessingDrawing" xmlns:r="http://schemas.openxmlformats.org/officeDocument/2006/relationships" xmlns:w14="http://schemas.microsoft.com/office/word/2010/wordml">
+              <w:rPr>
+                <w:rFonts w:ascii="Times New Roman" w:hAnsi="Times New Roman" w:eastAsia="Times New Roman" w:cs="Times New Roman"/>
+                <w:i w:val="false"/>
+                <w:b w:val="true"/>
+                <w:u w:val="none"/>
+                <w:strike w:val="false"/>
+                <w:sz w:val="14"/>
+                <w:szCs w:val="14"/>
                 <w:color w:val="000000"/>
               </w:rPr>
               <w:t xml:space="preserve">07 - النقل</w:t>
@@ -6329,28 +6329,28 @@
                 <w:left w:val="none" w:sz="0" w:space="0" w:color="000000"/>
                 <w:right w:val="none" w:sz="0" w:space="0" w:color="000000"/>
               </w:pBdr>
-              <w:spacing w:after="36" w:before="36" w:line="240"/>
-              <w:ind w:left="100" w:right="100" w:firstLine="0" w:firstLineChars="0"/>
-              <w:rPr>
-                <w:rFonts w:ascii="Times New Roman" w:hAnsi="Times New Roman" w:eastAsia="Times New Roman" w:cs="Times New Roman"/>
-                <w:i w:val="false"/>
-                <w:b w:val="true"/>
-                <w:u w:val="none"/>
-                <w:strike w:val="false"/>
-                <w:sz w:val="16"/>
-                <w:szCs w:val="16"/>
-                <w:color w:val="000000"/>
-              </w:rPr>
-            </w:pPr>
-            <w:r xmlns:w="http://schemas.openxmlformats.org/wordprocessingml/2006/main" xmlns:wp="http://schemas.openxmlformats.org/drawingml/2006/wordprocessingDrawing" xmlns:r="http://schemas.openxmlformats.org/officeDocument/2006/relationships" xmlns:w14="http://schemas.microsoft.com/office/word/2010/wordml">
-              <w:rPr>
-                <w:rFonts w:ascii="Times New Roman" w:hAnsi="Times New Roman" w:eastAsia="Times New Roman" w:cs="Times New Roman"/>
-                <w:i w:val="false"/>
-                <w:b w:val="true"/>
-                <w:u w:val="none"/>
-                <w:strike w:val="false"/>
-                <w:sz w:val="16"/>
-                <w:szCs w:val="16"/>
+              <w:spacing w:after="0" w:before="0" w:line="240"/>
+              <w:ind w:left="100" w:right="100" w:firstLine="0" w:firstLineChars="0"/>
+              <w:rPr>
+                <w:rFonts w:ascii="Times New Roman" w:hAnsi="Times New Roman" w:eastAsia="Times New Roman" w:cs="Times New Roman"/>
+                <w:i w:val="false"/>
+                <w:b w:val="true"/>
+                <w:u w:val="none"/>
+                <w:strike w:val="false"/>
+                <w:sz w:val="14"/>
+                <w:szCs w:val="14"/>
+                <w:color w:val="000000"/>
+              </w:rPr>
+            </w:pPr>
+            <w:r xmlns:w="http://schemas.openxmlformats.org/wordprocessingml/2006/main" xmlns:wp="http://schemas.openxmlformats.org/drawingml/2006/wordprocessingDrawing" xmlns:r="http://schemas.openxmlformats.org/officeDocument/2006/relationships" xmlns:w14="http://schemas.microsoft.com/office/word/2010/wordml">
+              <w:rPr>
+                <w:rFonts w:ascii="Times New Roman" w:hAnsi="Times New Roman" w:eastAsia="Times New Roman" w:cs="Times New Roman"/>
+                <w:i w:val="false"/>
+                <w:b w:val="true"/>
+                <w:u w:val="none"/>
+                <w:strike w:val="false"/>
+                <w:sz w:val="14"/>
+                <w:szCs w:val="14"/>
                 <w:color w:val="000000"/>
               </w:rPr>
               <w:t xml:space="preserve">-0,4</w:t>
@@ -6383,28 +6383,28 @@
                 <w:left w:val="none" w:sz="0" w:space="0" w:color="000000"/>
                 <w:right w:val="none" w:sz="0" w:space="0" w:color="000000"/>
               </w:pBdr>
-              <w:spacing w:after="36" w:before="36" w:line="240"/>
-              <w:ind w:left="100" w:right="100" w:firstLine="0" w:firstLineChars="0"/>
-              <w:rPr>
-                <w:rFonts w:ascii="Times New Roman" w:hAnsi="Times New Roman" w:eastAsia="Times New Roman" w:cs="Times New Roman"/>
-                <w:i w:val="false"/>
-                <w:b w:val="true"/>
-                <w:u w:val="none"/>
-                <w:strike w:val="false"/>
-                <w:sz w:val="16"/>
-                <w:szCs w:val="16"/>
-                <w:color w:val="000000"/>
-              </w:rPr>
-            </w:pPr>
-            <w:r xmlns:w="http://schemas.openxmlformats.org/wordprocessingml/2006/main" xmlns:wp="http://schemas.openxmlformats.org/drawingml/2006/wordprocessingDrawing" xmlns:r="http://schemas.openxmlformats.org/officeDocument/2006/relationships" xmlns:w14="http://schemas.microsoft.com/office/word/2010/wordml">
-              <w:rPr>
-                <w:rFonts w:ascii="Times New Roman" w:hAnsi="Times New Roman" w:eastAsia="Times New Roman" w:cs="Times New Roman"/>
-                <w:i w:val="false"/>
-                <w:b w:val="true"/>
-                <w:u w:val="none"/>
-                <w:strike w:val="false"/>
-                <w:sz w:val="16"/>
-                <w:szCs w:val="16"/>
+              <w:spacing w:after="0" w:before="0" w:line="240"/>
+              <w:ind w:left="100" w:right="100" w:firstLine="0" w:firstLineChars="0"/>
+              <w:rPr>
+                <w:rFonts w:ascii="Times New Roman" w:hAnsi="Times New Roman" w:eastAsia="Times New Roman" w:cs="Times New Roman"/>
+                <w:i w:val="false"/>
+                <w:b w:val="true"/>
+                <w:u w:val="none"/>
+                <w:strike w:val="false"/>
+                <w:sz w:val="14"/>
+                <w:szCs w:val="14"/>
+                <w:color w:val="000000"/>
+              </w:rPr>
+            </w:pPr>
+            <w:r xmlns:w="http://schemas.openxmlformats.org/wordprocessingml/2006/main" xmlns:wp="http://schemas.openxmlformats.org/drawingml/2006/wordprocessingDrawing" xmlns:r="http://schemas.openxmlformats.org/officeDocument/2006/relationships" xmlns:w14="http://schemas.microsoft.com/office/word/2010/wordml">
+              <w:rPr>
+                <w:rFonts w:ascii="Times New Roman" w:hAnsi="Times New Roman" w:eastAsia="Times New Roman" w:cs="Times New Roman"/>
+                <w:i w:val="false"/>
+                <w:b w:val="true"/>
+                <w:u w:val="none"/>
+                <w:strike w:val="false"/>
+                <w:sz w:val="14"/>
+                <w:szCs w:val="14"/>
                 <w:color w:val="000000"/>
               </w:rPr>
               <w:t xml:space="preserve">-0,1</w:t>
@@ -6437,28 +6437,28 @@
                 <w:left w:val="none" w:sz="0" w:space="0" w:color="000000"/>
                 <w:right w:val="none" w:sz="0" w:space="0" w:color="000000"/>
               </w:pBdr>
-              <w:spacing w:after="36" w:before="36" w:line="240"/>
-              <w:ind w:left="100" w:right="100" w:firstLine="0" w:firstLineChars="0"/>
-              <w:rPr>
-                <w:rFonts w:ascii="Times New Roman" w:hAnsi="Times New Roman" w:eastAsia="Times New Roman" w:cs="Times New Roman"/>
-                <w:i w:val="false"/>
-                <w:b w:val="true"/>
-                <w:u w:val="none"/>
-                <w:strike w:val="false"/>
-                <w:sz w:val="16"/>
-                <w:szCs w:val="16"/>
-                <w:color w:val="000000"/>
-              </w:rPr>
-            </w:pPr>
-            <w:r xmlns:w="http://schemas.openxmlformats.org/wordprocessingml/2006/main" xmlns:wp="http://schemas.openxmlformats.org/drawingml/2006/wordprocessingDrawing" xmlns:r="http://schemas.openxmlformats.org/officeDocument/2006/relationships" xmlns:w14="http://schemas.microsoft.com/office/word/2010/wordml">
-              <w:rPr>
-                <w:rFonts w:ascii="Times New Roman" w:hAnsi="Times New Roman" w:eastAsia="Times New Roman" w:cs="Times New Roman"/>
-                <w:i w:val="false"/>
-                <w:b w:val="true"/>
-                <w:u w:val="none"/>
-                <w:strike w:val="false"/>
-                <w:sz w:val="16"/>
-                <w:szCs w:val="16"/>
+              <w:spacing w:after="0" w:before="0" w:line="240"/>
+              <w:ind w:left="100" w:right="100" w:firstLine="0" w:firstLineChars="0"/>
+              <w:rPr>
+                <w:rFonts w:ascii="Times New Roman" w:hAnsi="Times New Roman" w:eastAsia="Times New Roman" w:cs="Times New Roman"/>
+                <w:i w:val="false"/>
+                <w:b w:val="true"/>
+                <w:u w:val="none"/>
+                <w:strike w:val="false"/>
+                <w:sz w:val="14"/>
+                <w:szCs w:val="14"/>
+                <w:color w:val="000000"/>
+              </w:rPr>
+            </w:pPr>
+            <w:r xmlns:w="http://schemas.openxmlformats.org/wordprocessingml/2006/main" xmlns:wp="http://schemas.openxmlformats.org/drawingml/2006/wordprocessingDrawing" xmlns:r="http://schemas.openxmlformats.org/officeDocument/2006/relationships" xmlns:w14="http://schemas.microsoft.com/office/word/2010/wordml">
+              <w:rPr>
+                <w:rFonts w:ascii="Times New Roman" w:hAnsi="Times New Roman" w:eastAsia="Times New Roman" w:cs="Times New Roman"/>
+                <w:i w:val="false"/>
+                <w:b w:val="true"/>
+                <w:u w:val="none"/>
+                <w:strike w:val="false"/>
+                <w:sz w:val="14"/>
+                <w:szCs w:val="14"/>
                 <w:color w:val="000000"/>
               </w:rPr>
               <w:t xml:space="preserve">0,0</w:t>
@@ -6491,28 +6491,28 @@
                 <w:left w:val="none" w:sz="0" w:space="0" w:color="000000"/>
                 <w:right w:val="none" w:sz="0" w:space="0" w:color="000000"/>
               </w:pBdr>
-              <w:spacing w:after="36" w:before="36" w:line="240"/>
-              <w:ind w:left="100" w:right="100" w:firstLine="0" w:firstLineChars="0"/>
-              <w:rPr>
-                <w:rFonts w:ascii="Times New Roman" w:hAnsi="Times New Roman" w:eastAsia="Times New Roman" w:cs="Times New Roman"/>
-                <w:i w:val="false"/>
-                <w:b w:val="true"/>
-                <w:u w:val="none"/>
-                <w:strike w:val="false"/>
-                <w:sz w:val="16"/>
-                <w:szCs w:val="16"/>
-                <w:color w:val="000000"/>
-              </w:rPr>
-            </w:pPr>
-            <w:r xmlns:w="http://schemas.openxmlformats.org/wordprocessingml/2006/main" xmlns:wp="http://schemas.openxmlformats.org/drawingml/2006/wordprocessingDrawing" xmlns:r="http://schemas.openxmlformats.org/officeDocument/2006/relationships" xmlns:w14="http://schemas.microsoft.com/office/word/2010/wordml">
-              <w:rPr>
-                <w:rFonts w:ascii="Times New Roman" w:hAnsi="Times New Roman" w:eastAsia="Times New Roman" w:cs="Times New Roman"/>
-                <w:i w:val="false"/>
-                <w:b w:val="true"/>
-                <w:u w:val="none"/>
-                <w:strike w:val="false"/>
-                <w:sz w:val="16"/>
-                <w:szCs w:val="16"/>
+              <w:spacing w:after="0" w:before="0" w:line="240"/>
+              <w:ind w:left="100" w:right="100" w:firstLine="0" w:firstLineChars="0"/>
+              <w:rPr>
+                <w:rFonts w:ascii="Times New Roman" w:hAnsi="Times New Roman" w:eastAsia="Times New Roman" w:cs="Times New Roman"/>
+                <w:i w:val="false"/>
+                <w:b w:val="true"/>
+                <w:u w:val="none"/>
+                <w:strike w:val="false"/>
+                <w:sz w:val="14"/>
+                <w:szCs w:val="14"/>
+                <w:color w:val="000000"/>
+              </w:rPr>
+            </w:pPr>
+            <w:r xmlns:w="http://schemas.openxmlformats.org/wordprocessingml/2006/main" xmlns:wp="http://schemas.openxmlformats.org/drawingml/2006/wordprocessingDrawing" xmlns:r="http://schemas.openxmlformats.org/officeDocument/2006/relationships" xmlns:w14="http://schemas.microsoft.com/office/word/2010/wordml">
+              <w:rPr>
+                <w:rFonts w:ascii="Times New Roman" w:hAnsi="Times New Roman" w:eastAsia="Times New Roman" w:cs="Times New Roman"/>
+                <w:i w:val="false"/>
+                <w:b w:val="true"/>
+                <w:u w:val="none"/>
+                <w:strike w:val="false"/>
+                <w:sz w:val="14"/>
+                <w:szCs w:val="14"/>
                 <w:color w:val="000000"/>
               </w:rPr>
               <w:t xml:space="preserve">103,7</w:t>
@@ -6545,28 +6545,28 @@
                 <w:left w:val="none" w:sz="0" w:space="0" w:color="000000"/>
                 <w:right w:val="none" w:sz="0" w:space="0" w:color="000000"/>
               </w:pBdr>
-              <w:spacing w:after="36" w:before="36" w:line="240"/>
-              <w:ind w:left="100" w:right="100" w:firstLine="0" w:firstLineChars="0"/>
-              <w:rPr>
-                <w:rFonts w:ascii="Times New Roman" w:hAnsi="Times New Roman" w:eastAsia="Times New Roman" w:cs="Times New Roman"/>
-                <w:i w:val="false"/>
-                <w:b w:val="true"/>
-                <w:u w:val="none"/>
-                <w:strike w:val="false"/>
-                <w:sz w:val="16"/>
-                <w:szCs w:val="16"/>
-                <w:color w:val="000000"/>
-              </w:rPr>
-            </w:pPr>
-            <w:r xmlns:w="http://schemas.openxmlformats.org/wordprocessingml/2006/main" xmlns:wp="http://schemas.openxmlformats.org/drawingml/2006/wordprocessingDrawing" xmlns:r="http://schemas.openxmlformats.org/officeDocument/2006/relationships" xmlns:w14="http://schemas.microsoft.com/office/word/2010/wordml">
-              <w:rPr>
-                <w:rFonts w:ascii="Times New Roman" w:hAnsi="Times New Roman" w:eastAsia="Times New Roman" w:cs="Times New Roman"/>
-                <w:i w:val="false"/>
-                <w:b w:val="true"/>
-                <w:u w:val="none"/>
-                <w:strike w:val="false"/>
-                <w:sz w:val="16"/>
-                <w:szCs w:val="16"/>
+              <w:spacing w:after="0" w:before="0" w:line="240"/>
+              <w:ind w:left="100" w:right="100" w:firstLine="0" w:firstLineChars="0"/>
+              <w:rPr>
+                <w:rFonts w:ascii="Times New Roman" w:hAnsi="Times New Roman" w:eastAsia="Times New Roman" w:cs="Times New Roman"/>
+                <w:i w:val="false"/>
+                <w:b w:val="true"/>
+                <w:u w:val="none"/>
+                <w:strike w:val="false"/>
+                <w:sz w:val="14"/>
+                <w:szCs w:val="14"/>
+                <w:color w:val="000000"/>
+              </w:rPr>
+            </w:pPr>
+            <w:r xmlns:w="http://schemas.openxmlformats.org/wordprocessingml/2006/main" xmlns:wp="http://schemas.openxmlformats.org/drawingml/2006/wordprocessingDrawing" xmlns:r="http://schemas.openxmlformats.org/officeDocument/2006/relationships" xmlns:w14="http://schemas.microsoft.com/office/word/2010/wordml">
+              <w:rPr>
+                <w:rFonts w:ascii="Times New Roman" w:hAnsi="Times New Roman" w:eastAsia="Times New Roman" w:cs="Times New Roman"/>
+                <w:i w:val="false"/>
+                <w:b w:val="true"/>
+                <w:u w:val="none"/>
+                <w:strike w:val="false"/>
+                <w:sz w:val="14"/>
+                <w:szCs w:val="14"/>
                 <w:color w:val="000000"/>
               </w:rPr>
               <w:t xml:space="preserve">103,7</w:t>
@@ -6599,28 +6599,28 @@
                 <w:left w:val="none" w:sz="0" w:space="0" w:color="000000"/>
                 <w:right w:val="none" w:sz="0" w:space="0" w:color="000000"/>
               </w:pBdr>
-              <w:spacing w:after="36" w:before="36" w:line="240"/>
-              <w:ind w:left="100" w:right="100" w:firstLine="0" w:firstLineChars="0"/>
-              <w:rPr>
-                <w:rFonts w:ascii="Times New Roman" w:hAnsi="Times New Roman" w:eastAsia="Times New Roman" w:cs="Times New Roman"/>
-                <w:i w:val="false"/>
-                <w:b w:val="true"/>
-                <w:u w:val="none"/>
-                <w:strike w:val="false"/>
-                <w:sz w:val="16"/>
-                <w:szCs w:val="16"/>
-                <w:color w:val="000000"/>
-              </w:rPr>
-            </w:pPr>
-            <w:r xmlns:w="http://schemas.openxmlformats.org/wordprocessingml/2006/main" xmlns:wp="http://schemas.openxmlformats.org/drawingml/2006/wordprocessingDrawing" xmlns:r="http://schemas.openxmlformats.org/officeDocument/2006/relationships" xmlns:w14="http://schemas.microsoft.com/office/word/2010/wordml">
-              <w:rPr>
-                <w:rFonts w:ascii="Times New Roman" w:hAnsi="Times New Roman" w:eastAsia="Times New Roman" w:cs="Times New Roman"/>
-                <w:i w:val="false"/>
-                <w:b w:val="true"/>
-                <w:u w:val="none"/>
-                <w:strike w:val="false"/>
-                <w:sz w:val="16"/>
-                <w:szCs w:val="16"/>
+              <w:spacing w:after="0" w:before="0" w:line="240"/>
+              <w:ind w:left="100" w:right="100" w:firstLine="0" w:firstLineChars="0"/>
+              <w:rPr>
+                <w:rFonts w:ascii="Times New Roman" w:hAnsi="Times New Roman" w:eastAsia="Times New Roman" w:cs="Times New Roman"/>
+                <w:i w:val="false"/>
+                <w:b w:val="true"/>
+                <w:u w:val="none"/>
+                <w:strike w:val="false"/>
+                <w:sz w:val="14"/>
+                <w:szCs w:val="14"/>
+                <w:color w:val="000000"/>
+              </w:rPr>
+            </w:pPr>
+            <w:r xmlns:w="http://schemas.openxmlformats.org/wordprocessingml/2006/main" xmlns:wp="http://schemas.openxmlformats.org/drawingml/2006/wordprocessingDrawing" xmlns:r="http://schemas.openxmlformats.org/officeDocument/2006/relationships" xmlns:w14="http://schemas.microsoft.com/office/word/2010/wordml">
+              <w:rPr>
+                <w:rFonts w:ascii="Times New Roman" w:hAnsi="Times New Roman" w:eastAsia="Times New Roman" w:cs="Times New Roman"/>
+                <w:i w:val="false"/>
+                <w:b w:val="true"/>
+                <w:u w:val="none"/>
+                <w:strike w:val="false"/>
+                <w:sz w:val="14"/>
+                <w:szCs w:val="14"/>
                 <w:color w:val="000000"/>
               </w:rPr>
               <w:t xml:space="preserve">103,8</w:t>
@@ -6653,28 +6653,28 @@
                 <w:left w:val="none" w:sz="0" w:space="0" w:color="000000"/>
                 <w:right w:val="none" w:sz="0" w:space="0" w:color="000000"/>
               </w:pBdr>
-              <w:spacing w:after="36" w:before="36" w:line="240"/>
-              <w:ind w:left="100" w:right="100" w:firstLine="0" w:firstLineChars="0"/>
-              <w:rPr>
-                <w:rFonts w:ascii="Times New Roman" w:hAnsi="Times New Roman" w:eastAsia="Times New Roman" w:cs="Times New Roman"/>
-                <w:i w:val="false"/>
-                <w:b w:val="true"/>
-                <w:u w:val="none"/>
-                <w:strike w:val="false"/>
-                <w:sz w:val="16"/>
-                <w:szCs w:val="16"/>
-                <w:color w:val="000000"/>
-              </w:rPr>
-            </w:pPr>
-            <w:r xmlns:w="http://schemas.openxmlformats.org/wordprocessingml/2006/main" xmlns:wp="http://schemas.openxmlformats.org/drawingml/2006/wordprocessingDrawing" xmlns:r="http://schemas.openxmlformats.org/officeDocument/2006/relationships" xmlns:w14="http://schemas.microsoft.com/office/word/2010/wordml">
-              <w:rPr>
-                <w:rFonts w:ascii="Times New Roman" w:hAnsi="Times New Roman" w:eastAsia="Times New Roman" w:cs="Times New Roman"/>
-                <w:i w:val="false"/>
-                <w:b w:val="true"/>
-                <w:u w:val="none"/>
-                <w:strike w:val="false"/>
-                <w:sz w:val="16"/>
-                <w:szCs w:val="16"/>
+              <w:spacing w:after="0" w:before="0" w:line="240"/>
+              <w:ind w:left="100" w:right="100" w:firstLine="0" w:firstLineChars="0"/>
+              <w:rPr>
+                <w:rFonts w:ascii="Times New Roman" w:hAnsi="Times New Roman" w:eastAsia="Times New Roman" w:cs="Times New Roman"/>
+                <w:i w:val="false"/>
+                <w:b w:val="true"/>
+                <w:u w:val="none"/>
+                <w:strike w:val="false"/>
+                <w:sz w:val="14"/>
+                <w:szCs w:val="14"/>
+                <w:color w:val="000000"/>
+              </w:rPr>
+            </w:pPr>
+            <w:r xmlns:w="http://schemas.openxmlformats.org/wordprocessingml/2006/main" xmlns:wp="http://schemas.openxmlformats.org/drawingml/2006/wordprocessingDrawing" xmlns:r="http://schemas.openxmlformats.org/officeDocument/2006/relationships" xmlns:w14="http://schemas.microsoft.com/office/word/2010/wordml">
+              <w:rPr>
+                <w:rFonts w:ascii="Times New Roman" w:hAnsi="Times New Roman" w:eastAsia="Times New Roman" w:cs="Times New Roman"/>
+                <w:i w:val="false"/>
+                <w:b w:val="true"/>
+                <w:u w:val="none"/>
+                <w:strike w:val="false"/>
+                <w:sz w:val="14"/>
+                <w:szCs w:val="14"/>
                 <w:color w:val="000000"/>
               </w:rPr>
               <w:t xml:space="preserve">103,8</w:t>
@@ -6707,28 +6707,28 @@
                 <w:left w:val="none" w:sz="0" w:space="0" w:color="000000"/>
                 <w:right w:val="none" w:sz="0" w:space="0" w:color="000000"/>
               </w:pBdr>
-              <w:spacing w:after="36" w:before="36" w:line="240"/>
-              <w:ind w:left="100" w:right="100" w:firstLine="0" w:firstLineChars="0"/>
-              <w:rPr>
-                <w:rFonts w:ascii="Times New Roman" w:hAnsi="Times New Roman" w:eastAsia="Times New Roman" w:cs="Times New Roman"/>
-                <w:i w:val="false"/>
-                <w:b w:val="true"/>
-                <w:u w:val="none"/>
-                <w:strike w:val="false"/>
-                <w:sz w:val="16"/>
-                <w:szCs w:val="16"/>
-                <w:color w:val="000000"/>
-              </w:rPr>
-            </w:pPr>
-            <w:r xmlns:w="http://schemas.openxmlformats.org/wordprocessingml/2006/main" xmlns:wp="http://schemas.openxmlformats.org/drawingml/2006/wordprocessingDrawing" xmlns:r="http://schemas.openxmlformats.org/officeDocument/2006/relationships" xmlns:w14="http://schemas.microsoft.com/office/word/2010/wordml">
-              <w:rPr>
-                <w:rFonts w:ascii="Times New Roman" w:hAnsi="Times New Roman" w:eastAsia="Times New Roman" w:cs="Times New Roman"/>
-                <w:i w:val="false"/>
-                <w:b w:val="true"/>
-                <w:u w:val="none"/>
-                <w:strike w:val="false"/>
-                <w:sz w:val="16"/>
-                <w:szCs w:val="16"/>
+              <w:spacing w:after="0" w:before="0" w:line="240"/>
+              <w:ind w:left="100" w:right="100" w:firstLine="0" w:firstLineChars="0"/>
+              <w:rPr>
+                <w:rFonts w:ascii="Times New Roman" w:hAnsi="Times New Roman" w:eastAsia="Times New Roman" w:cs="Times New Roman"/>
+                <w:i w:val="false"/>
+                <w:b w:val="true"/>
+                <w:u w:val="none"/>
+                <w:strike w:val="false"/>
+                <w:sz w:val="14"/>
+                <w:szCs w:val="14"/>
+                <w:color w:val="000000"/>
+              </w:rPr>
+            </w:pPr>
+            <w:r xmlns:w="http://schemas.openxmlformats.org/wordprocessingml/2006/main" xmlns:wp="http://schemas.openxmlformats.org/drawingml/2006/wordprocessingDrawing" xmlns:r="http://schemas.openxmlformats.org/officeDocument/2006/relationships" xmlns:w14="http://schemas.microsoft.com/office/word/2010/wordml">
+              <w:rPr>
+                <w:rFonts w:ascii="Times New Roman" w:hAnsi="Times New Roman" w:eastAsia="Times New Roman" w:cs="Times New Roman"/>
+                <w:i w:val="false"/>
+                <w:b w:val="true"/>
+                <w:u w:val="none"/>
+                <w:strike w:val="false"/>
+                <w:sz w:val="14"/>
+                <w:szCs w:val="14"/>
                 <w:color w:val="000000"/>
               </w:rPr>
               <w:t xml:space="preserve">104,1</w:t>
@@ -6761,28 +6761,28 @@
                 <w:left w:val="none" w:sz="0" w:space="0" w:color="000000"/>
                 <w:right w:val="none" w:sz="0" w:space="0" w:color="000000"/>
               </w:pBdr>
-              <w:spacing w:after="36" w:before="36" w:line="240"/>
-              <w:ind w:left="100" w:right="100" w:firstLine="0" w:firstLineChars="0"/>
-              <w:rPr>
-                <w:rFonts w:ascii="Times New Roman" w:hAnsi="Times New Roman" w:eastAsia="Times New Roman" w:cs="Times New Roman"/>
-                <w:i w:val="false"/>
-                <w:b w:val="true"/>
-                <w:u w:val="none"/>
-                <w:strike w:val="false"/>
-                <w:sz w:val="16"/>
-                <w:szCs w:val="16"/>
-                <w:color w:val="000000"/>
-              </w:rPr>
-            </w:pPr>
-            <w:r xmlns:w="http://schemas.openxmlformats.org/wordprocessingml/2006/main" xmlns:wp="http://schemas.openxmlformats.org/drawingml/2006/wordprocessingDrawing" xmlns:r="http://schemas.openxmlformats.org/officeDocument/2006/relationships" xmlns:w14="http://schemas.microsoft.com/office/word/2010/wordml">
-              <w:rPr>
-                <w:rFonts w:ascii="Times New Roman" w:hAnsi="Times New Roman" w:eastAsia="Times New Roman" w:cs="Times New Roman"/>
-                <w:i w:val="false"/>
-                <w:b w:val="true"/>
-                <w:u w:val="none"/>
-                <w:strike w:val="false"/>
-                <w:sz w:val="16"/>
-                <w:szCs w:val="16"/>
+              <w:spacing w:after="0" w:before="0" w:line="240"/>
+              <w:ind w:left="100" w:right="100" w:firstLine="0" w:firstLineChars="0"/>
+              <w:rPr>
+                <w:rFonts w:ascii="Times New Roman" w:hAnsi="Times New Roman" w:eastAsia="Times New Roman" w:cs="Times New Roman"/>
+                <w:i w:val="false"/>
+                <w:b w:val="true"/>
+                <w:u w:val="none"/>
+                <w:strike w:val="false"/>
+                <w:sz w:val="14"/>
+                <w:szCs w:val="14"/>
+                <w:color w:val="000000"/>
+              </w:rPr>
+            </w:pPr>
+            <w:r xmlns:w="http://schemas.openxmlformats.org/wordprocessingml/2006/main" xmlns:wp="http://schemas.openxmlformats.org/drawingml/2006/wordprocessingDrawing" xmlns:r="http://schemas.openxmlformats.org/officeDocument/2006/relationships" xmlns:w14="http://schemas.microsoft.com/office/word/2010/wordml">
+              <w:rPr>
+                <w:rFonts w:ascii="Times New Roman" w:hAnsi="Times New Roman" w:eastAsia="Times New Roman" w:cs="Times New Roman"/>
+                <w:i w:val="false"/>
+                <w:b w:val="true"/>
+                <w:u w:val="none"/>
+                <w:strike w:val="false"/>
+                <w:sz w:val="14"/>
+                <w:szCs w:val="14"/>
                 <w:color w:val="000000"/>
               </w:rPr>
               <w:t xml:space="preserve">2,958</w:t>
@@ -6815,28 +6815,28 @@
                 <w:left w:val="none" w:sz="0" w:space="0" w:color="000000"/>
                 <w:right w:val="none" w:sz="0" w:space="0" w:color="000000"/>
               </w:pBdr>
-              <w:spacing w:after="36" w:before="36" w:line="240"/>
-              <w:ind w:left="100" w:right="100" w:firstLine="0" w:firstLineChars="0"/>
-              <w:rPr>
-                <w:rFonts w:ascii="Times New Roman" w:hAnsi="Times New Roman" w:eastAsia="Times New Roman" w:cs="Times New Roman"/>
-                <w:i w:val="false"/>
-                <w:b w:val="true"/>
-                <w:u w:val="none"/>
-                <w:strike w:val="false"/>
-                <w:sz w:val="16"/>
-                <w:szCs w:val="16"/>
-                <w:color w:val="000000"/>
-              </w:rPr>
-            </w:pPr>
-            <w:r xmlns:w="http://schemas.openxmlformats.org/wordprocessingml/2006/main" xmlns:wp="http://schemas.openxmlformats.org/drawingml/2006/wordprocessingDrawing" xmlns:r="http://schemas.openxmlformats.org/officeDocument/2006/relationships" xmlns:w14="http://schemas.microsoft.com/office/word/2010/wordml">
-              <w:rPr>
-                <w:rFonts w:ascii="Times New Roman" w:hAnsi="Times New Roman" w:eastAsia="Times New Roman" w:cs="Times New Roman"/>
-                <w:i w:val="false"/>
-                <w:b w:val="true"/>
-                <w:u w:val="none"/>
-                <w:strike w:val="false"/>
-                <w:sz w:val="16"/>
-                <w:szCs w:val="16"/>
+              <w:spacing w:after="0" w:before="0" w:line="240"/>
+              <w:ind w:left="100" w:right="100" w:firstLine="0" w:firstLineChars="0"/>
+              <w:rPr>
+                <w:rFonts w:ascii="Times New Roman" w:hAnsi="Times New Roman" w:eastAsia="Times New Roman" w:cs="Times New Roman"/>
+                <w:i w:val="false"/>
+                <w:b w:val="true"/>
+                <w:u w:val="none"/>
+                <w:strike w:val="false"/>
+                <w:sz w:val="14"/>
+                <w:szCs w:val="14"/>
+                <w:color w:val="000000"/>
+              </w:rPr>
+            </w:pPr>
+            <w:r xmlns:w="http://schemas.openxmlformats.org/wordprocessingml/2006/main" xmlns:wp="http://schemas.openxmlformats.org/drawingml/2006/wordprocessingDrawing" xmlns:r="http://schemas.openxmlformats.org/officeDocument/2006/relationships" xmlns:w14="http://schemas.microsoft.com/office/word/2010/wordml">
+              <w:rPr>
+                <w:rFonts w:ascii="Times New Roman" w:hAnsi="Times New Roman" w:eastAsia="Times New Roman" w:cs="Times New Roman"/>
+                <w:i w:val="false"/>
+                <w:b w:val="true"/>
+                <w:u w:val="none"/>
+                <w:strike w:val="false"/>
+                <w:sz w:val="14"/>
+                <w:szCs w:val="14"/>
                 <w:color w:val="000000"/>
               </w:rPr>
               <w:t xml:space="preserve">08 - المواصلات</w:t>
@@ -6875,28 +6875,28 @@
                 <w:left w:val="none" w:sz="0" w:space="0" w:color="000000"/>
                 <w:right w:val="none" w:sz="0" w:space="0" w:color="000000"/>
               </w:pBdr>
-              <w:spacing w:after="36" w:before="36" w:line="240"/>
-              <w:ind w:left="100" w:right="100" w:firstLine="0" w:firstLineChars="0"/>
-              <w:rPr>
-                <w:rFonts w:ascii="Times New Roman" w:hAnsi="Times New Roman" w:eastAsia="Times New Roman" w:cs="Times New Roman"/>
-                <w:i w:val="false"/>
-                <w:b w:val="true"/>
-                <w:u w:val="none"/>
-                <w:strike w:val="false"/>
-                <w:sz w:val="16"/>
-                <w:szCs w:val="16"/>
-                <w:color w:val="000000"/>
-              </w:rPr>
-            </w:pPr>
-            <w:r xmlns:w="http://schemas.openxmlformats.org/wordprocessingml/2006/main" xmlns:wp="http://schemas.openxmlformats.org/drawingml/2006/wordprocessingDrawing" xmlns:r="http://schemas.openxmlformats.org/officeDocument/2006/relationships" xmlns:w14="http://schemas.microsoft.com/office/word/2010/wordml">
-              <w:rPr>
-                <w:rFonts w:ascii="Times New Roman" w:hAnsi="Times New Roman" w:eastAsia="Times New Roman" w:cs="Times New Roman"/>
-                <w:i w:val="false"/>
-                <w:b w:val="true"/>
-                <w:u w:val="none"/>
-                <w:strike w:val="false"/>
-                <w:sz w:val="16"/>
-                <w:szCs w:val="16"/>
+              <w:spacing w:after="0" w:before="0" w:line="240"/>
+              <w:ind w:left="100" w:right="100" w:firstLine="0" w:firstLineChars="0"/>
+              <w:rPr>
+                <w:rFonts w:ascii="Times New Roman" w:hAnsi="Times New Roman" w:eastAsia="Times New Roman" w:cs="Times New Roman"/>
+                <w:i w:val="false"/>
+                <w:b w:val="true"/>
+                <w:u w:val="none"/>
+                <w:strike w:val="false"/>
+                <w:sz w:val="14"/>
+                <w:szCs w:val="14"/>
+                <w:color w:val="000000"/>
+              </w:rPr>
+            </w:pPr>
+            <w:r xmlns:w="http://schemas.openxmlformats.org/wordprocessingml/2006/main" xmlns:wp="http://schemas.openxmlformats.org/drawingml/2006/wordprocessingDrawing" xmlns:r="http://schemas.openxmlformats.org/officeDocument/2006/relationships" xmlns:w14="http://schemas.microsoft.com/office/word/2010/wordml">
+              <w:rPr>
+                <w:rFonts w:ascii="Times New Roman" w:hAnsi="Times New Roman" w:eastAsia="Times New Roman" w:cs="Times New Roman"/>
+                <w:i w:val="false"/>
+                <w:b w:val="true"/>
+                <w:u w:val="none"/>
+                <w:strike w:val="false"/>
+                <w:sz w:val="14"/>
+                <w:szCs w:val="14"/>
                 <w:color w:val="000000"/>
               </w:rPr>
               <w:t xml:space="preserve">-0,2</w:t>
@@ -6929,28 +6929,28 @@
                 <w:left w:val="none" w:sz="0" w:space="0" w:color="000000"/>
                 <w:right w:val="none" w:sz="0" w:space="0" w:color="000000"/>
               </w:pBdr>
-              <w:spacing w:after="36" w:before="36" w:line="240"/>
-              <w:ind w:left="100" w:right="100" w:firstLine="0" w:firstLineChars="0"/>
-              <w:rPr>
-                <w:rFonts w:ascii="Times New Roman" w:hAnsi="Times New Roman" w:eastAsia="Times New Roman" w:cs="Times New Roman"/>
-                <w:i w:val="false"/>
-                <w:b w:val="true"/>
-                <w:u w:val="none"/>
-                <w:strike w:val="false"/>
-                <w:sz w:val="16"/>
-                <w:szCs w:val="16"/>
-                <w:color w:val="000000"/>
-              </w:rPr>
-            </w:pPr>
-            <w:r xmlns:w="http://schemas.openxmlformats.org/wordprocessingml/2006/main" xmlns:wp="http://schemas.openxmlformats.org/drawingml/2006/wordprocessingDrawing" xmlns:r="http://schemas.openxmlformats.org/officeDocument/2006/relationships" xmlns:w14="http://schemas.microsoft.com/office/word/2010/wordml">
-              <w:rPr>
-                <w:rFonts w:ascii="Times New Roman" w:hAnsi="Times New Roman" w:eastAsia="Times New Roman" w:cs="Times New Roman"/>
-                <w:i w:val="false"/>
-                <w:b w:val="true"/>
-                <w:u w:val="none"/>
-                <w:strike w:val="false"/>
-                <w:sz w:val="16"/>
-                <w:szCs w:val="16"/>
+              <w:spacing w:after="0" w:before="0" w:line="240"/>
+              <w:ind w:left="100" w:right="100" w:firstLine="0" w:firstLineChars="0"/>
+              <w:rPr>
+                <w:rFonts w:ascii="Times New Roman" w:hAnsi="Times New Roman" w:eastAsia="Times New Roman" w:cs="Times New Roman"/>
+                <w:i w:val="false"/>
+                <w:b w:val="true"/>
+                <w:u w:val="none"/>
+                <w:strike w:val="false"/>
+                <w:sz w:val="14"/>
+                <w:szCs w:val="14"/>
+                <w:color w:val="000000"/>
+              </w:rPr>
+            </w:pPr>
+            <w:r xmlns:w="http://schemas.openxmlformats.org/wordprocessingml/2006/main" xmlns:wp="http://schemas.openxmlformats.org/drawingml/2006/wordprocessingDrawing" xmlns:r="http://schemas.openxmlformats.org/officeDocument/2006/relationships" xmlns:w14="http://schemas.microsoft.com/office/word/2010/wordml">
+              <w:rPr>
+                <w:rFonts w:ascii="Times New Roman" w:hAnsi="Times New Roman" w:eastAsia="Times New Roman" w:cs="Times New Roman"/>
+                <w:i w:val="false"/>
+                <w:b w:val="true"/>
+                <w:u w:val="none"/>
+                <w:strike w:val="false"/>
+                <w:sz w:val="14"/>
+                <w:szCs w:val="14"/>
                 <w:color w:val="000000"/>
               </w:rPr>
               <w:t xml:space="preserve">0,1</w:t>
@@ -6983,28 +6983,28 @@
                 <w:left w:val="none" w:sz="0" w:space="0" w:color="000000"/>
                 <w:right w:val="none" w:sz="0" w:space="0" w:color="000000"/>
               </w:pBdr>
-              <w:spacing w:after="36" w:before="36" w:line="240"/>
-              <w:ind w:left="100" w:right="100" w:firstLine="0" w:firstLineChars="0"/>
-              <w:rPr>
-                <w:rFonts w:ascii="Times New Roman" w:hAnsi="Times New Roman" w:eastAsia="Times New Roman" w:cs="Times New Roman"/>
-                <w:i w:val="false"/>
-                <w:b w:val="true"/>
-                <w:u w:val="none"/>
-                <w:strike w:val="false"/>
-                <w:sz w:val="16"/>
-                <w:szCs w:val="16"/>
-                <w:color w:val="000000"/>
-              </w:rPr>
-            </w:pPr>
-            <w:r xmlns:w="http://schemas.openxmlformats.org/wordprocessingml/2006/main" xmlns:wp="http://schemas.openxmlformats.org/drawingml/2006/wordprocessingDrawing" xmlns:r="http://schemas.openxmlformats.org/officeDocument/2006/relationships" xmlns:w14="http://schemas.microsoft.com/office/word/2010/wordml">
-              <w:rPr>
-                <w:rFonts w:ascii="Times New Roman" w:hAnsi="Times New Roman" w:eastAsia="Times New Roman" w:cs="Times New Roman"/>
-                <w:i w:val="false"/>
-                <w:b w:val="true"/>
-                <w:u w:val="none"/>
-                <w:strike w:val="false"/>
-                <w:sz w:val="16"/>
-                <w:szCs w:val="16"/>
+              <w:spacing w:after="0" w:before="0" w:line="240"/>
+              <w:ind w:left="100" w:right="100" w:firstLine="0" w:firstLineChars="0"/>
+              <w:rPr>
+                <w:rFonts w:ascii="Times New Roman" w:hAnsi="Times New Roman" w:eastAsia="Times New Roman" w:cs="Times New Roman"/>
+                <w:i w:val="false"/>
+                <w:b w:val="true"/>
+                <w:u w:val="none"/>
+                <w:strike w:val="false"/>
+                <w:sz w:val="14"/>
+                <w:szCs w:val="14"/>
+                <w:color w:val="000000"/>
+              </w:rPr>
+            </w:pPr>
+            <w:r xmlns:w="http://schemas.openxmlformats.org/wordprocessingml/2006/main" xmlns:wp="http://schemas.openxmlformats.org/drawingml/2006/wordprocessingDrawing" xmlns:r="http://schemas.openxmlformats.org/officeDocument/2006/relationships" xmlns:w14="http://schemas.microsoft.com/office/word/2010/wordml">
+              <w:rPr>
+                <w:rFonts w:ascii="Times New Roman" w:hAnsi="Times New Roman" w:eastAsia="Times New Roman" w:cs="Times New Roman"/>
+                <w:i w:val="false"/>
+                <w:b w:val="true"/>
+                <w:u w:val="none"/>
+                <w:strike w:val="false"/>
+                <w:sz w:val="14"/>
+                <w:szCs w:val="14"/>
                 <w:color w:val="000000"/>
               </w:rPr>
               <w:t xml:space="preserve">0,1</w:t>
@@ -7037,28 +7037,28 @@
                 <w:left w:val="none" w:sz="0" w:space="0" w:color="000000"/>
                 <w:right w:val="none" w:sz="0" w:space="0" w:color="000000"/>
               </w:pBdr>
-              <w:spacing w:after="36" w:before="36" w:line="240"/>
-              <w:ind w:left="100" w:right="100" w:firstLine="0" w:firstLineChars="0"/>
-              <w:rPr>
-                <w:rFonts w:ascii="Times New Roman" w:hAnsi="Times New Roman" w:eastAsia="Times New Roman" w:cs="Times New Roman"/>
-                <w:i w:val="false"/>
-                <w:b w:val="true"/>
-                <w:u w:val="none"/>
-                <w:strike w:val="false"/>
-                <w:sz w:val="16"/>
-                <w:szCs w:val="16"/>
-                <w:color w:val="000000"/>
-              </w:rPr>
-            </w:pPr>
-            <w:r xmlns:w="http://schemas.openxmlformats.org/wordprocessingml/2006/main" xmlns:wp="http://schemas.openxmlformats.org/drawingml/2006/wordprocessingDrawing" xmlns:r="http://schemas.openxmlformats.org/officeDocument/2006/relationships" xmlns:w14="http://schemas.microsoft.com/office/word/2010/wordml">
-              <w:rPr>
-                <w:rFonts w:ascii="Times New Roman" w:hAnsi="Times New Roman" w:eastAsia="Times New Roman" w:cs="Times New Roman"/>
-                <w:i w:val="false"/>
-                <w:b w:val="true"/>
-                <w:u w:val="none"/>
-                <w:strike w:val="false"/>
-                <w:sz w:val="16"/>
-                <w:szCs w:val="16"/>
+              <w:spacing w:after="0" w:before="0" w:line="240"/>
+              <w:ind w:left="100" w:right="100" w:firstLine="0" w:firstLineChars="0"/>
+              <w:rPr>
+                <w:rFonts w:ascii="Times New Roman" w:hAnsi="Times New Roman" w:eastAsia="Times New Roman" w:cs="Times New Roman"/>
+                <w:i w:val="false"/>
+                <w:b w:val="true"/>
+                <w:u w:val="none"/>
+                <w:strike w:val="false"/>
+                <w:sz w:val="14"/>
+                <w:szCs w:val="14"/>
+                <w:color w:val="000000"/>
+              </w:rPr>
+            </w:pPr>
+            <w:r xmlns:w="http://schemas.openxmlformats.org/wordprocessingml/2006/main" xmlns:wp="http://schemas.openxmlformats.org/drawingml/2006/wordprocessingDrawing" xmlns:r="http://schemas.openxmlformats.org/officeDocument/2006/relationships" xmlns:w14="http://schemas.microsoft.com/office/word/2010/wordml">
+              <w:rPr>
+                <w:rFonts w:ascii="Times New Roman" w:hAnsi="Times New Roman" w:eastAsia="Times New Roman" w:cs="Times New Roman"/>
+                <w:i w:val="false"/>
+                <w:b w:val="true"/>
+                <w:u w:val="none"/>
+                <w:strike w:val="false"/>
+                <w:sz w:val="14"/>
+                <w:szCs w:val="14"/>
                 <w:color w:val="000000"/>
               </w:rPr>
               <w:t xml:space="preserve">105,0</w:t>
@@ -7091,28 +7091,28 @@
                 <w:left w:val="none" w:sz="0" w:space="0" w:color="000000"/>
                 <w:right w:val="none" w:sz="0" w:space="0" w:color="000000"/>
               </w:pBdr>
-              <w:spacing w:after="36" w:before="36" w:line="240"/>
-              <w:ind w:left="100" w:right="100" w:firstLine="0" w:firstLineChars="0"/>
-              <w:rPr>
-                <w:rFonts w:ascii="Times New Roman" w:hAnsi="Times New Roman" w:eastAsia="Times New Roman" w:cs="Times New Roman"/>
-                <w:i w:val="false"/>
-                <w:b w:val="true"/>
-                <w:u w:val="none"/>
-                <w:strike w:val="false"/>
-                <w:sz w:val="16"/>
-                <w:szCs w:val="16"/>
-                <w:color w:val="000000"/>
-              </w:rPr>
-            </w:pPr>
-            <w:r xmlns:w="http://schemas.openxmlformats.org/wordprocessingml/2006/main" xmlns:wp="http://schemas.openxmlformats.org/drawingml/2006/wordprocessingDrawing" xmlns:r="http://schemas.openxmlformats.org/officeDocument/2006/relationships" xmlns:w14="http://schemas.microsoft.com/office/word/2010/wordml">
-              <w:rPr>
-                <w:rFonts w:ascii="Times New Roman" w:hAnsi="Times New Roman" w:eastAsia="Times New Roman" w:cs="Times New Roman"/>
-                <w:i w:val="false"/>
-                <w:b w:val="true"/>
-                <w:u w:val="none"/>
-                <w:strike w:val="false"/>
-                <w:sz w:val="16"/>
-                <w:szCs w:val="16"/>
+              <w:spacing w:after="0" w:before="0" w:line="240"/>
+              <w:ind w:left="100" w:right="100" w:firstLine="0" w:firstLineChars="0"/>
+              <w:rPr>
+                <w:rFonts w:ascii="Times New Roman" w:hAnsi="Times New Roman" w:eastAsia="Times New Roman" w:cs="Times New Roman"/>
+                <w:i w:val="false"/>
+                <w:b w:val="true"/>
+                <w:u w:val="none"/>
+                <w:strike w:val="false"/>
+                <w:sz w:val="14"/>
+                <w:szCs w:val="14"/>
+                <w:color w:val="000000"/>
+              </w:rPr>
+            </w:pPr>
+            <w:r xmlns:w="http://schemas.openxmlformats.org/wordprocessingml/2006/main" xmlns:wp="http://schemas.openxmlformats.org/drawingml/2006/wordprocessingDrawing" xmlns:r="http://schemas.openxmlformats.org/officeDocument/2006/relationships" xmlns:w14="http://schemas.microsoft.com/office/word/2010/wordml">
+              <w:rPr>
+                <w:rFonts w:ascii="Times New Roman" w:hAnsi="Times New Roman" w:eastAsia="Times New Roman" w:cs="Times New Roman"/>
+                <w:i w:val="false"/>
+                <w:b w:val="true"/>
+                <w:u w:val="none"/>
+                <w:strike w:val="false"/>
+                <w:sz w:val="14"/>
+                <w:szCs w:val="14"/>
                 <w:color w:val="000000"/>
               </w:rPr>
               <w:t xml:space="preserve">104,9</w:t>
@@ -7145,28 +7145,28 @@
                 <w:left w:val="none" w:sz="0" w:space="0" w:color="000000"/>
                 <w:right w:val="none" w:sz="0" w:space="0" w:color="000000"/>
               </w:pBdr>
-              <w:spacing w:after="36" w:before="36" w:line="240"/>
-              <w:ind w:left="100" w:right="100" w:firstLine="0" w:firstLineChars="0"/>
-              <w:rPr>
-                <w:rFonts w:ascii="Times New Roman" w:hAnsi="Times New Roman" w:eastAsia="Times New Roman" w:cs="Times New Roman"/>
-                <w:i w:val="false"/>
-                <w:b w:val="true"/>
-                <w:u w:val="none"/>
-                <w:strike w:val="false"/>
-                <w:sz w:val="16"/>
-                <w:szCs w:val="16"/>
-                <w:color w:val="000000"/>
-              </w:rPr>
-            </w:pPr>
-            <w:r xmlns:w="http://schemas.openxmlformats.org/wordprocessingml/2006/main" xmlns:wp="http://schemas.openxmlformats.org/drawingml/2006/wordprocessingDrawing" xmlns:r="http://schemas.openxmlformats.org/officeDocument/2006/relationships" xmlns:w14="http://schemas.microsoft.com/office/word/2010/wordml">
-              <w:rPr>
-                <w:rFonts w:ascii="Times New Roman" w:hAnsi="Times New Roman" w:eastAsia="Times New Roman" w:cs="Times New Roman"/>
-                <w:i w:val="false"/>
-                <w:b w:val="true"/>
-                <w:u w:val="none"/>
-                <w:strike w:val="false"/>
-                <w:sz w:val="16"/>
-                <w:szCs w:val="16"/>
+              <w:spacing w:after="0" w:before="0" w:line="240"/>
+              <w:ind w:left="100" w:right="100" w:firstLine="0" w:firstLineChars="0"/>
+              <w:rPr>
+                <w:rFonts w:ascii="Times New Roman" w:hAnsi="Times New Roman" w:eastAsia="Times New Roman" w:cs="Times New Roman"/>
+                <w:i w:val="false"/>
+                <w:b w:val="true"/>
+                <w:u w:val="none"/>
+                <w:strike w:val="false"/>
+                <w:sz w:val="14"/>
+                <w:szCs w:val="14"/>
+                <w:color w:val="000000"/>
+              </w:rPr>
+            </w:pPr>
+            <w:r xmlns:w="http://schemas.openxmlformats.org/wordprocessingml/2006/main" xmlns:wp="http://schemas.openxmlformats.org/drawingml/2006/wordprocessingDrawing" xmlns:r="http://schemas.openxmlformats.org/officeDocument/2006/relationships" xmlns:w14="http://schemas.microsoft.com/office/word/2010/wordml">
+              <w:rPr>
+                <w:rFonts w:ascii="Times New Roman" w:hAnsi="Times New Roman" w:eastAsia="Times New Roman" w:cs="Times New Roman"/>
+                <w:i w:val="false"/>
+                <w:b w:val="true"/>
+                <w:u w:val="none"/>
+                <w:strike w:val="false"/>
+                <w:sz w:val="14"/>
+                <w:szCs w:val="14"/>
                 <w:color w:val="000000"/>
               </w:rPr>
               <w:t xml:space="preserve">104,9</w:t>
@@ -7199,28 +7199,28 @@
                 <w:left w:val="none" w:sz="0" w:space="0" w:color="000000"/>
                 <w:right w:val="none" w:sz="0" w:space="0" w:color="000000"/>
               </w:pBdr>
-              <w:spacing w:after="36" w:before="36" w:line="240"/>
-              <w:ind w:left="100" w:right="100" w:firstLine="0" w:firstLineChars="0"/>
-              <w:rPr>
-                <w:rFonts w:ascii="Times New Roman" w:hAnsi="Times New Roman" w:eastAsia="Times New Roman" w:cs="Times New Roman"/>
-                <w:i w:val="false"/>
-                <w:b w:val="true"/>
-                <w:u w:val="none"/>
-                <w:strike w:val="false"/>
-                <w:sz w:val="16"/>
-                <w:szCs w:val="16"/>
-                <w:color w:val="000000"/>
-              </w:rPr>
-            </w:pPr>
-            <w:r xmlns:w="http://schemas.openxmlformats.org/wordprocessingml/2006/main" xmlns:wp="http://schemas.openxmlformats.org/drawingml/2006/wordprocessingDrawing" xmlns:r="http://schemas.openxmlformats.org/officeDocument/2006/relationships" xmlns:w14="http://schemas.microsoft.com/office/word/2010/wordml">
-              <w:rPr>
-                <w:rFonts w:ascii="Times New Roman" w:hAnsi="Times New Roman" w:eastAsia="Times New Roman" w:cs="Times New Roman"/>
-                <w:i w:val="false"/>
-                <w:b w:val="true"/>
-                <w:u w:val="none"/>
-                <w:strike w:val="false"/>
-                <w:sz w:val="16"/>
-                <w:szCs w:val="16"/>
+              <w:spacing w:after="0" w:before="0" w:line="240"/>
+              <w:ind w:left="100" w:right="100" w:firstLine="0" w:firstLineChars="0"/>
+              <w:rPr>
+                <w:rFonts w:ascii="Times New Roman" w:hAnsi="Times New Roman" w:eastAsia="Times New Roman" w:cs="Times New Roman"/>
+                <w:i w:val="false"/>
+                <w:b w:val="true"/>
+                <w:u w:val="none"/>
+                <w:strike w:val="false"/>
+                <w:sz w:val="14"/>
+                <w:szCs w:val="14"/>
+                <w:color w:val="000000"/>
+              </w:rPr>
+            </w:pPr>
+            <w:r xmlns:w="http://schemas.openxmlformats.org/wordprocessingml/2006/main" xmlns:wp="http://schemas.openxmlformats.org/drawingml/2006/wordprocessingDrawing" xmlns:r="http://schemas.openxmlformats.org/officeDocument/2006/relationships" xmlns:w14="http://schemas.microsoft.com/office/word/2010/wordml">
+              <w:rPr>
+                <w:rFonts w:ascii="Times New Roman" w:hAnsi="Times New Roman" w:eastAsia="Times New Roman" w:cs="Times New Roman"/>
+                <w:i w:val="false"/>
+                <w:b w:val="true"/>
+                <w:u w:val="none"/>
+                <w:strike w:val="false"/>
+                <w:sz w:val="14"/>
+                <w:szCs w:val="14"/>
                 <w:color w:val="000000"/>
               </w:rPr>
               <w:t xml:space="preserve">104,9</w:t>
@@ -7253,28 +7253,28 @@
                 <w:left w:val="none" w:sz="0" w:space="0" w:color="000000"/>
                 <w:right w:val="none" w:sz="0" w:space="0" w:color="000000"/>
               </w:pBdr>
-              <w:spacing w:after="36" w:before="36" w:line="240"/>
-              <w:ind w:left="100" w:right="100" w:firstLine="0" w:firstLineChars="0"/>
-              <w:rPr>
-                <w:rFonts w:ascii="Times New Roman" w:hAnsi="Times New Roman" w:eastAsia="Times New Roman" w:cs="Times New Roman"/>
-                <w:i w:val="false"/>
-                <w:b w:val="true"/>
-                <w:u w:val="none"/>
-                <w:strike w:val="false"/>
-                <w:sz w:val="16"/>
-                <w:szCs w:val="16"/>
-                <w:color w:val="000000"/>
-              </w:rPr>
-            </w:pPr>
-            <w:r xmlns:w="http://schemas.openxmlformats.org/wordprocessingml/2006/main" xmlns:wp="http://schemas.openxmlformats.org/drawingml/2006/wordprocessingDrawing" xmlns:r="http://schemas.openxmlformats.org/officeDocument/2006/relationships" xmlns:w14="http://schemas.microsoft.com/office/word/2010/wordml">
-              <w:rPr>
-                <w:rFonts w:ascii="Times New Roman" w:hAnsi="Times New Roman" w:eastAsia="Times New Roman" w:cs="Times New Roman"/>
-                <w:i w:val="false"/>
-                <w:b w:val="true"/>
-                <w:u w:val="none"/>
-                <w:strike w:val="false"/>
-                <w:sz w:val="16"/>
-                <w:szCs w:val="16"/>
+              <w:spacing w:after="0" w:before="0" w:line="240"/>
+              <w:ind w:left="100" w:right="100" w:firstLine="0" w:firstLineChars="0"/>
+              <w:rPr>
+                <w:rFonts w:ascii="Times New Roman" w:hAnsi="Times New Roman" w:eastAsia="Times New Roman" w:cs="Times New Roman"/>
+                <w:i w:val="false"/>
+                <w:b w:val="true"/>
+                <w:u w:val="none"/>
+                <w:strike w:val="false"/>
+                <w:sz w:val="14"/>
+                <w:szCs w:val="14"/>
+                <w:color w:val="000000"/>
+              </w:rPr>
+            </w:pPr>
+            <w:r xmlns:w="http://schemas.openxmlformats.org/wordprocessingml/2006/main" xmlns:wp="http://schemas.openxmlformats.org/drawingml/2006/wordprocessingDrawing" xmlns:r="http://schemas.openxmlformats.org/officeDocument/2006/relationships" xmlns:w14="http://schemas.microsoft.com/office/word/2010/wordml">
+              <w:rPr>
+                <w:rFonts w:ascii="Times New Roman" w:hAnsi="Times New Roman" w:eastAsia="Times New Roman" w:cs="Times New Roman"/>
+                <w:i w:val="false"/>
+                <w:b w:val="true"/>
+                <w:u w:val="none"/>
+                <w:strike w:val="false"/>
+                <w:sz w:val="14"/>
+                <w:szCs w:val="14"/>
                 <w:color w:val="000000"/>
               </w:rPr>
               <w:t xml:space="preserve">105,2</w:t>
@@ -7307,28 +7307,28 @@
                 <w:left w:val="none" w:sz="0" w:space="0" w:color="000000"/>
                 <w:right w:val="none" w:sz="0" w:space="0" w:color="000000"/>
               </w:pBdr>
-              <w:spacing w:after="36" w:before="36" w:line="240"/>
-              <w:ind w:left="100" w:right="100" w:firstLine="0" w:firstLineChars="0"/>
-              <w:rPr>
-                <w:rFonts w:ascii="Times New Roman" w:hAnsi="Times New Roman" w:eastAsia="Times New Roman" w:cs="Times New Roman"/>
-                <w:i w:val="false"/>
-                <w:b w:val="true"/>
-                <w:u w:val="none"/>
-                <w:strike w:val="false"/>
-                <w:sz w:val="16"/>
-                <w:szCs w:val="16"/>
-                <w:color w:val="000000"/>
-              </w:rPr>
-            </w:pPr>
-            <w:r xmlns:w="http://schemas.openxmlformats.org/wordprocessingml/2006/main" xmlns:wp="http://schemas.openxmlformats.org/drawingml/2006/wordprocessingDrawing" xmlns:r="http://schemas.openxmlformats.org/officeDocument/2006/relationships" xmlns:w14="http://schemas.microsoft.com/office/word/2010/wordml">
-              <w:rPr>
-                <w:rFonts w:ascii="Times New Roman" w:hAnsi="Times New Roman" w:eastAsia="Times New Roman" w:cs="Times New Roman"/>
-                <w:i w:val="false"/>
-                <w:b w:val="true"/>
-                <w:u w:val="none"/>
-                <w:strike w:val="false"/>
-                <w:sz w:val="16"/>
-                <w:szCs w:val="16"/>
+              <w:spacing w:after="0" w:before="0" w:line="240"/>
+              <w:ind w:left="100" w:right="100" w:firstLine="0" w:firstLineChars="0"/>
+              <w:rPr>
+                <w:rFonts w:ascii="Times New Roman" w:hAnsi="Times New Roman" w:eastAsia="Times New Roman" w:cs="Times New Roman"/>
+                <w:i w:val="false"/>
+                <w:b w:val="true"/>
+                <w:u w:val="none"/>
+                <w:strike w:val="false"/>
+                <w:sz w:val="14"/>
+                <w:szCs w:val="14"/>
+                <w:color w:val="000000"/>
+              </w:rPr>
+            </w:pPr>
+            <w:r xmlns:w="http://schemas.openxmlformats.org/wordprocessingml/2006/main" xmlns:wp="http://schemas.openxmlformats.org/drawingml/2006/wordprocessingDrawing" xmlns:r="http://schemas.openxmlformats.org/officeDocument/2006/relationships" xmlns:w14="http://schemas.microsoft.com/office/word/2010/wordml">
+              <w:rPr>
+                <w:rFonts w:ascii="Times New Roman" w:hAnsi="Times New Roman" w:eastAsia="Times New Roman" w:cs="Times New Roman"/>
+                <w:i w:val="false"/>
+                <w:b w:val="true"/>
+                <w:u w:val="none"/>
+                <w:strike w:val="false"/>
+                <w:sz w:val="14"/>
+                <w:szCs w:val="14"/>
                 <w:color w:val="000000"/>
               </w:rPr>
               <w:t xml:space="preserve">2,735</w:t>
@@ -7361,28 +7361,28 @@
                 <w:left w:val="none" w:sz="0" w:space="0" w:color="000000"/>
                 <w:right w:val="none" w:sz="0" w:space="0" w:color="000000"/>
               </w:pBdr>
-              <w:spacing w:after="36" w:before="36" w:line="240"/>
-              <w:ind w:left="100" w:right="100" w:firstLine="0" w:firstLineChars="0"/>
-              <w:rPr>
-                <w:rFonts w:ascii="Times New Roman" w:hAnsi="Times New Roman" w:eastAsia="Times New Roman" w:cs="Times New Roman"/>
-                <w:i w:val="false"/>
-                <w:b w:val="true"/>
-                <w:u w:val="none"/>
-                <w:strike w:val="false"/>
-                <w:sz w:val="16"/>
-                <w:szCs w:val="16"/>
-                <w:color w:val="000000"/>
-              </w:rPr>
-            </w:pPr>
-            <w:r xmlns:w="http://schemas.openxmlformats.org/wordprocessingml/2006/main" xmlns:wp="http://schemas.openxmlformats.org/drawingml/2006/wordprocessingDrawing" xmlns:r="http://schemas.openxmlformats.org/officeDocument/2006/relationships" xmlns:w14="http://schemas.microsoft.com/office/word/2010/wordml">
-              <w:rPr>
-                <w:rFonts w:ascii="Times New Roman" w:hAnsi="Times New Roman" w:eastAsia="Times New Roman" w:cs="Times New Roman"/>
-                <w:i w:val="false"/>
-                <w:b w:val="true"/>
-                <w:u w:val="none"/>
-                <w:strike w:val="false"/>
-                <w:sz w:val="16"/>
-                <w:szCs w:val="16"/>
+              <w:spacing w:after="0" w:before="0" w:line="240"/>
+              <w:ind w:left="100" w:right="100" w:firstLine="0" w:firstLineChars="0"/>
+              <w:rPr>
+                <w:rFonts w:ascii="Times New Roman" w:hAnsi="Times New Roman" w:eastAsia="Times New Roman" w:cs="Times New Roman"/>
+                <w:i w:val="false"/>
+                <w:b w:val="true"/>
+                <w:u w:val="none"/>
+                <w:strike w:val="false"/>
+                <w:sz w:val="14"/>
+                <w:szCs w:val="14"/>
+                <w:color w:val="000000"/>
+              </w:rPr>
+            </w:pPr>
+            <w:r xmlns:w="http://schemas.openxmlformats.org/wordprocessingml/2006/main" xmlns:wp="http://schemas.openxmlformats.org/drawingml/2006/wordprocessingDrawing" xmlns:r="http://schemas.openxmlformats.org/officeDocument/2006/relationships" xmlns:w14="http://schemas.microsoft.com/office/word/2010/wordml">
+              <w:rPr>
+                <w:rFonts w:ascii="Times New Roman" w:hAnsi="Times New Roman" w:eastAsia="Times New Roman" w:cs="Times New Roman"/>
+                <w:i w:val="false"/>
+                <w:b w:val="true"/>
+                <w:u w:val="none"/>
+                <w:strike w:val="false"/>
+                <w:sz w:val="14"/>
+                <w:szCs w:val="14"/>
                 <w:color w:val="000000"/>
               </w:rPr>
               <w:t xml:space="preserve">09 - الترفيه والثقافة</w:t>
@@ -7421,28 +7421,28 @@
                 <w:left w:val="none" w:sz="0" w:space="0" w:color="000000"/>
                 <w:right w:val="none" w:sz="0" w:space="0" w:color="000000"/>
               </w:pBdr>
-              <w:spacing w:after="36" w:before="36" w:line="240"/>
-              <w:ind w:left="100" w:right="100" w:firstLine="0" w:firstLineChars="0"/>
-              <w:rPr>
-                <w:rFonts w:ascii="Times New Roman" w:hAnsi="Times New Roman" w:eastAsia="Times New Roman" w:cs="Times New Roman"/>
-                <w:i w:val="false"/>
-                <w:b w:val="true"/>
-                <w:u w:val="none"/>
-                <w:strike w:val="false"/>
-                <w:sz w:val="16"/>
-                <w:szCs w:val="16"/>
-                <w:color w:val="000000"/>
-              </w:rPr>
-            </w:pPr>
-            <w:r xmlns:w="http://schemas.openxmlformats.org/wordprocessingml/2006/main" xmlns:wp="http://schemas.openxmlformats.org/drawingml/2006/wordprocessingDrawing" xmlns:r="http://schemas.openxmlformats.org/officeDocument/2006/relationships" xmlns:w14="http://schemas.microsoft.com/office/word/2010/wordml">
-              <w:rPr>
-                <w:rFonts w:ascii="Times New Roman" w:hAnsi="Times New Roman" w:eastAsia="Times New Roman" w:cs="Times New Roman"/>
-                <w:i w:val="false"/>
-                <w:b w:val="true"/>
-                <w:u w:val="none"/>
-                <w:strike w:val="false"/>
-                <w:sz w:val="16"/>
-                <w:szCs w:val="16"/>
+              <w:spacing w:after="0" w:before="0" w:line="240"/>
+              <w:ind w:left="100" w:right="100" w:firstLine="0" w:firstLineChars="0"/>
+              <w:rPr>
+                <w:rFonts w:ascii="Times New Roman" w:hAnsi="Times New Roman" w:eastAsia="Times New Roman" w:cs="Times New Roman"/>
+                <w:i w:val="false"/>
+                <w:b w:val="true"/>
+                <w:u w:val="none"/>
+                <w:strike w:val="false"/>
+                <w:sz w:val="14"/>
+                <w:szCs w:val="14"/>
+                <w:color w:val="000000"/>
+              </w:rPr>
+            </w:pPr>
+            <w:r xmlns:w="http://schemas.openxmlformats.org/wordprocessingml/2006/main" xmlns:wp="http://schemas.openxmlformats.org/drawingml/2006/wordprocessingDrawing" xmlns:r="http://schemas.openxmlformats.org/officeDocument/2006/relationships" xmlns:w14="http://schemas.microsoft.com/office/word/2010/wordml">
+              <w:rPr>
+                <w:rFonts w:ascii="Times New Roman" w:hAnsi="Times New Roman" w:eastAsia="Times New Roman" w:cs="Times New Roman"/>
+                <w:i w:val="false"/>
+                <w:b w:val="true"/>
+                <w:u w:val="none"/>
+                <w:strike w:val="false"/>
+                <w:sz w:val="14"/>
+                <w:szCs w:val="14"/>
                 <w:color w:val="000000"/>
               </w:rPr>
               <w:t xml:space="preserve">2,1</w:t>
@@ -7475,28 +7475,28 @@
                 <w:left w:val="none" w:sz="0" w:space="0" w:color="000000"/>
                 <w:right w:val="none" w:sz="0" w:space="0" w:color="000000"/>
               </w:pBdr>
-              <w:spacing w:after="36" w:before="36" w:line="240"/>
-              <w:ind w:left="100" w:right="100" w:firstLine="0" w:firstLineChars="0"/>
-              <w:rPr>
-                <w:rFonts w:ascii="Times New Roman" w:hAnsi="Times New Roman" w:eastAsia="Times New Roman" w:cs="Times New Roman"/>
-                <w:i w:val="false"/>
-                <w:b w:val="true"/>
-                <w:u w:val="none"/>
-                <w:strike w:val="false"/>
-                <w:sz w:val="16"/>
-                <w:szCs w:val="16"/>
-                <w:color w:val="000000"/>
-              </w:rPr>
-            </w:pPr>
-            <w:r xmlns:w="http://schemas.openxmlformats.org/wordprocessingml/2006/main" xmlns:wp="http://schemas.openxmlformats.org/drawingml/2006/wordprocessingDrawing" xmlns:r="http://schemas.openxmlformats.org/officeDocument/2006/relationships" xmlns:w14="http://schemas.microsoft.com/office/word/2010/wordml">
-              <w:rPr>
-                <w:rFonts w:ascii="Times New Roman" w:hAnsi="Times New Roman" w:eastAsia="Times New Roman" w:cs="Times New Roman"/>
-                <w:i w:val="false"/>
-                <w:b w:val="true"/>
-                <w:u w:val="none"/>
-                <w:strike w:val="false"/>
-                <w:sz w:val="16"/>
-                <w:szCs w:val="16"/>
+              <w:spacing w:after="0" w:before="0" w:line="240"/>
+              <w:ind w:left="100" w:right="100" w:firstLine="0" w:firstLineChars="0"/>
+              <w:rPr>
+                <w:rFonts w:ascii="Times New Roman" w:hAnsi="Times New Roman" w:eastAsia="Times New Roman" w:cs="Times New Roman"/>
+                <w:i w:val="false"/>
+                <w:b w:val="true"/>
+                <w:u w:val="none"/>
+                <w:strike w:val="false"/>
+                <w:sz w:val="14"/>
+                <w:szCs w:val="14"/>
+                <w:color w:val="000000"/>
+              </w:rPr>
+            </w:pPr>
+            <w:r xmlns:w="http://schemas.openxmlformats.org/wordprocessingml/2006/main" xmlns:wp="http://schemas.openxmlformats.org/drawingml/2006/wordprocessingDrawing" xmlns:r="http://schemas.openxmlformats.org/officeDocument/2006/relationships" xmlns:w14="http://schemas.microsoft.com/office/word/2010/wordml">
+              <w:rPr>
+                <w:rFonts w:ascii="Times New Roman" w:hAnsi="Times New Roman" w:eastAsia="Times New Roman" w:cs="Times New Roman"/>
+                <w:i w:val="false"/>
+                <w:b w:val="true"/>
+                <w:u w:val="none"/>
+                <w:strike w:val="false"/>
+                <w:sz w:val="14"/>
+                <w:szCs w:val="14"/>
                 <w:color w:val="000000"/>
               </w:rPr>
               <w:t xml:space="preserve">0,0</w:t>
@@ -7529,28 +7529,28 @@
                 <w:left w:val="none" w:sz="0" w:space="0" w:color="000000"/>
                 <w:right w:val="none" w:sz="0" w:space="0" w:color="000000"/>
               </w:pBdr>
-              <w:spacing w:after="36" w:before="36" w:line="240"/>
-              <w:ind w:left="100" w:right="100" w:firstLine="0" w:firstLineChars="0"/>
-              <w:rPr>
-                <w:rFonts w:ascii="Times New Roman" w:hAnsi="Times New Roman" w:eastAsia="Times New Roman" w:cs="Times New Roman"/>
-                <w:i w:val="false"/>
-                <w:b w:val="true"/>
-                <w:u w:val="none"/>
-                <w:strike w:val="false"/>
-                <w:sz w:val="16"/>
-                <w:szCs w:val="16"/>
-                <w:color w:val="000000"/>
-              </w:rPr>
-            </w:pPr>
-            <w:r xmlns:w="http://schemas.openxmlformats.org/wordprocessingml/2006/main" xmlns:wp="http://schemas.openxmlformats.org/drawingml/2006/wordprocessingDrawing" xmlns:r="http://schemas.openxmlformats.org/officeDocument/2006/relationships" xmlns:w14="http://schemas.microsoft.com/office/word/2010/wordml">
-              <w:rPr>
-                <w:rFonts w:ascii="Times New Roman" w:hAnsi="Times New Roman" w:eastAsia="Times New Roman" w:cs="Times New Roman"/>
-                <w:i w:val="false"/>
-                <w:b w:val="true"/>
-                <w:u w:val="none"/>
-                <w:strike w:val="false"/>
-                <w:sz w:val="16"/>
-                <w:szCs w:val="16"/>
+              <w:spacing w:after="0" w:before="0" w:line="240"/>
+              <w:ind w:left="100" w:right="100" w:firstLine="0" w:firstLineChars="0"/>
+              <w:rPr>
+                <w:rFonts w:ascii="Times New Roman" w:hAnsi="Times New Roman" w:eastAsia="Times New Roman" w:cs="Times New Roman"/>
+                <w:i w:val="false"/>
+                <w:b w:val="true"/>
+                <w:u w:val="none"/>
+                <w:strike w:val="false"/>
+                <w:sz w:val="14"/>
+                <w:szCs w:val="14"/>
+                <w:color w:val="000000"/>
+              </w:rPr>
+            </w:pPr>
+            <w:r xmlns:w="http://schemas.openxmlformats.org/wordprocessingml/2006/main" xmlns:wp="http://schemas.openxmlformats.org/drawingml/2006/wordprocessingDrawing" xmlns:r="http://schemas.openxmlformats.org/officeDocument/2006/relationships" xmlns:w14="http://schemas.microsoft.com/office/word/2010/wordml">
+              <w:rPr>
+                <w:rFonts w:ascii="Times New Roman" w:hAnsi="Times New Roman" w:eastAsia="Times New Roman" w:cs="Times New Roman"/>
+                <w:i w:val="false"/>
+                <w:b w:val="true"/>
+                <w:u w:val="none"/>
+                <w:strike w:val="false"/>
+                <w:sz w:val="14"/>
+                <w:szCs w:val="14"/>
                 <w:color w:val="000000"/>
               </w:rPr>
               <w:t xml:space="preserve">0,0</w:t>
@@ -7583,28 +7583,28 @@
                 <w:left w:val="none" w:sz="0" w:space="0" w:color="000000"/>
                 <w:right w:val="none" w:sz="0" w:space="0" w:color="000000"/>
               </w:pBdr>
-              <w:spacing w:after="36" w:before="36" w:line="240"/>
-              <w:ind w:left="100" w:right="100" w:firstLine="0" w:firstLineChars="0"/>
-              <w:rPr>
-                <w:rFonts w:ascii="Times New Roman" w:hAnsi="Times New Roman" w:eastAsia="Times New Roman" w:cs="Times New Roman"/>
-                <w:i w:val="false"/>
-                <w:b w:val="true"/>
-                <w:u w:val="none"/>
-                <w:strike w:val="false"/>
-                <w:sz w:val="16"/>
-                <w:szCs w:val="16"/>
-                <w:color w:val="000000"/>
-              </w:rPr>
-            </w:pPr>
-            <w:r xmlns:w="http://schemas.openxmlformats.org/wordprocessingml/2006/main" xmlns:wp="http://schemas.openxmlformats.org/drawingml/2006/wordprocessingDrawing" xmlns:r="http://schemas.openxmlformats.org/officeDocument/2006/relationships" xmlns:w14="http://schemas.microsoft.com/office/word/2010/wordml">
-              <w:rPr>
-                <w:rFonts w:ascii="Times New Roman" w:hAnsi="Times New Roman" w:eastAsia="Times New Roman" w:cs="Times New Roman"/>
-                <w:i w:val="false"/>
-                <w:b w:val="true"/>
-                <w:u w:val="none"/>
-                <w:strike w:val="false"/>
-                <w:sz w:val="16"/>
-                <w:szCs w:val="16"/>
+              <w:spacing w:after="0" w:before="0" w:line="240"/>
+              <w:ind w:left="100" w:right="100" w:firstLine="0" w:firstLineChars="0"/>
+              <w:rPr>
+                <w:rFonts w:ascii="Times New Roman" w:hAnsi="Times New Roman" w:eastAsia="Times New Roman" w:cs="Times New Roman"/>
+                <w:i w:val="false"/>
+                <w:b w:val="true"/>
+                <w:u w:val="none"/>
+                <w:strike w:val="false"/>
+                <w:sz w:val="14"/>
+                <w:szCs w:val="14"/>
+                <w:color w:val="000000"/>
+              </w:rPr>
+            </w:pPr>
+            <w:r xmlns:w="http://schemas.openxmlformats.org/wordprocessingml/2006/main" xmlns:wp="http://schemas.openxmlformats.org/drawingml/2006/wordprocessingDrawing" xmlns:r="http://schemas.openxmlformats.org/officeDocument/2006/relationships" xmlns:w14="http://schemas.microsoft.com/office/word/2010/wordml">
+              <w:rPr>
+                <w:rFonts w:ascii="Times New Roman" w:hAnsi="Times New Roman" w:eastAsia="Times New Roman" w:cs="Times New Roman"/>
+                <w:i w:val="false"/>
+                <w:b w:val="true"/>
+                <w:u w:val="none"/>
+                <w:strike w:val="false"/>
+                <w:sz w:val="14"/>
+                <w:szCs w:val="14"/>
                 <w:color w:val="000000"/>
               </w:rPr>
               <w:t xml:space="preserve">124,4</w:t>
@@ -7637,28 +7637,28 @@
                 <w:left w:val="none" w:sz="0" w:space="0" w:color="000000"/>
                 <w:right w:val="none" w:sz="0" w:space="0" w:color="000000"/>
               </w:pBdr>
-              <w:spacing w:after="36" w:before="36" w:line="240"/>
-              <w:ind w:left="100" w:right="100" w:firstLine="0" w:firstLineChars="0"/>
-              <w:rPr>
-                <w:rFonts w:ascii="Times New Roman" w:hAnsi="Times New Roman" w:eastAsia="Times New Roman" w:cs="Times New Roman"/>
-                <w:i w:val="false"/>
-                <w:b w:val="true"/>
-                <w:u w:val="none"/>
-                <w:strike w:val="false"/>
-                <w:sz w:val="16"/>
-                <w:szCs w:val="16"/>
-                <w:color w:val="000000"/>
-              </w:rPr>
-            </w:pPr>
-            <w:r xmlns:w="http://schemas.openxmlformats.org/wordprocessingml/2006/main" xmlns:wp="http://schemas.openxmlformats.org/drawingml/2006/wordprocessingDrawing" xmlns:r="http://schemas.openxmlformats.org/officeDocument/2006/relationships" xmlns:w14="http://schemas.microsoft.com/office/word/2010/wordml">
-              <w:rPr>
-                <w:rFonts w:ascii="Times New Roman" w:hAnsi="Times New Roman" w:eastAsia="Times New Roman" w:cs="Times New Roman"/>
-                <w:i w:val="false"/>
-                <w:b w:val="true"/>
-                <w:u w:val="none"/>
-                <w:strike w:val="false"/>
-                <w:sz w:val="16"/>
-                <w:szCs w:val="16"/>
+              <w:spacing w:after="0" w:before="0" w:line="240"/>
+              <w:ind w:left="100" w:right="100" w:firstLine="0" w:firstLineChars="0"/>
+              <w:rPr>
+                <w:rFonts w:ascii="Times New Roman" w:hAnsi="Times New Roman" w:eastAsia="Times New Roman" w:cs="Times New Roman"/>
+                <w:i w:val="false"/>
+                <w:b w:val="true"/>
+                <w:u w:val="none"/>
+                <w:strike w:val="false"/>
+                <w:sz w:val="14"/>
+                <w:szCs w:val="14"/>
+                <w:color w:val="000000"/>
+              </w:rPr>
+            </w:pPr>
+            <w:r xmlns:w="http://schemas.openxmlformats.org/wordprocessingml/2006/main" xmlns:wp="http://schemas.openxmlformats.org/drawingml/2006/wordprocessingDrawing" xmlns:r="http://schemas.openxmlformats.org/officeDocument/2006/relationships" xmlns:w14="http://schemas.microsoft.com/office/word/2010/wordml">
+              <w:rPr>
+                <w:rFonts w:ascii="Times New Roman" w:hAnsi="Times New Roman" w:eastAsia="Times New Roman" w:cs="Times New Roman"/>
+                <w:i w:val="false"/>
+                <w:b w:val="true"/>
+                <w:u w:val="none"/>
+                <w:strike w:val="false"/>
+                <w:sz w:val="14"/>
+                <w:szCs w:val="14"/>
                 <w:color w:val="000000"/>
               </w:rPr>
               <w:t xml:space="preserve">124,4</w:t>
@@ -7691,28 +7691,28 @@
                 <w:left w:val="none" w:sz="0" w:space="0" w:color="000000"/>
                 <w:right w:val="none" w:sz="0" w:space="0" w:color="000000"/>
               </w:pBdr>
-              <w:spacing w:after="36" w:before="36" w:line="240"/>
-              <w:ind w:left="100" w:right="100" w:firstLine="0" w:firstLineChars="0"/>
-              <w:rPr>
-                <w:rFonts w:ascii="Times New Roman" w:hAnsi="Times New Roman" w:eastAsia="Times New Roman" w:cs="Times New Roman"/>
-                <w:i w:val="false"/>
-                <w:b w:val="true"/>
-                <w:u w:val="none"/>
-                <w:strike w:val="false"/>
-                <w:sz w:val="16"/>
-                <w:szCs w:val="16"/>
-                <w:color w:val="000000"/>
-              </w:rPr>
-            </w:pPr>
-            <w:r xmlns:w="http://schemas.openxmlformats.org/wordprocessingml/2006/main" xmlns:wp="http://schemas.openxmlformats.org/drawingml/2006/wordprocessingDrawing" xmlns:r="http://schemas.openxmlformats.org/officeDocument/2006/relationships" xmlns:w14="http://schemas.microsoft.com/office/word/2010/wordml">
-              <w:rPr>
-                <w:rFonts w:ascii="Times New Roman" w:hAnsi="Times New Roman" w:eastAsia="Times New Roman" w:cs="Times New Roman"/>
-                <w:i w:val="false"/>
-                <w:b w:val="true"/>
-                <w:u w:val="none"/>
-                <w:strike w:val="false"/>
-                <w:sz w:val="16"/>
-                <w:szCs w:val="16"/>
+              <w:spacing w:after="0" w:before="0" w:line="240"/>
+              <w:ind w:left="100" w:right="100" w:firstLine="0" w:firstLineChars="0"/>
+              <w:rPr>
+                <w:rFonts w:ascii="Times New Roman" w:hAnsi="Times New Roman" w:eastAsia="Times New Roman" w:cs="Times New Roman"/>
+                <w:i w:val="false"/>
+                <w:b w:val="true"/>
+                <w:u w:val="none"/>
+                <w:strike w:val="false"/>
+                <w:sz w:val="14"/>
+                <w:szCs w:val="14"/>
+                <w:color w:val="000000"/>
+              </w:rPr>
+            </w:pPr>
+            <w:r xmlns:w="http://schemas.openxmlformats.org/wordprocessingml/2006/main" xmlns:wp="http://schemas.openxmlformats.org/drawingml/2006/wordprocessingDrawing" xmlns:r="http://schemas.openxmlformats.org/officeDocument/2006/relationships" xmlns:w14="http://schemas.microsoft.com/office/word/2010/wordml">
+              <w:rPr>
+                <w:rFonts w:ascii="Times New Roman" w:hAnsi="Times New Roman" w:eastAsia="Times New Roman" w:cs="Times New Roman"/>
+                <w:i w:val="false"/>
+                <w:b w:val="true"/>
+                <w:u w:val="none"/>
+                <w:strike w:val="false"/>
+                <w:sz w:val="14"/>
+                <w:szCs w:val="14"/>
                 <w:color w:val="000000"/>
               </w:rPr>
               <w:t xml:space="preserve">124,4</w:t>
@@ -7745,28 +7745,28 @@
                 <w:left w:val="none" w:sz="0" w:space="0" w:color="000000"/>
                 <w:right w:val="none" w:sz="0" w:space="0" w:color="000000"/>
               </w:pBdr>
-              <w:spacing w:after="36" w:before="36" w:line="240"/>
-              <w:ind w:left="100" w:right="100" w:firstLine="0" w:firstLineChars="0"/>
-              <w:rPr>
-                <w:rFonts w:ascii="Times New Roman" w:hAnsi="Times New Roman" w:eastAsia="Times New Roman" w:cs="Times New Roman"/>
-                <w:i w:val="false"/>
-                <w:b w:val="true"/>
-                <w:u w:val="none"/>
-                <w:strike w:val="false"/>
-                <w:sz w:val="16"/>
-                <w:szCs w:val="16"/>
-                <w:color w:val="000000"/>
-              </w:rPr>
-            </w:pPr>
-            <w:r xmlns:w="http://schemas.openxmlformats.org/wordprocessingml/2006/main" xmlns:wp="http://schemas.openxmlformats.org/drawingml/2006/wordprocessingDrawing" xmlns:r="http://schemas.openxmlformats.org/officeDocument/2006/relationships" xmlns:w14="http://schemas.microsoft.com/office/word/2010/wordml">
-              <w:rPr>
-                <w:rFonts w:ascii="Times New Roman" w:hAnsi="Times New Roman" w:eastAsia="Times New Roman" w:cs="Times New Roman"/>
-                <w:i w:val="false"/>
-                <w:b w:val="true"/>
-                <w:u w:val="none"/>
-                <w:strike w:val="false"/>
-                <w:sz w:val="16"/>
-                <w:szCs w:val="16"/>
+              <w:spacing w:after="0" w:before="0" w:line="240"/>
+              <w:ind w:left="100" w:right="100" w:firstLine="0" w:firstLineChars="0"/>
+              <w:rPr>
+                <w:rFonts w:ascii="Times New Roman" w:hAnsi="Times New Roman" w:eastAsia="Times New Roman" w:cs="Times New Roman"/>
+                <w:i w:val="false"/>
+                <w:b w:val="true"/>
+                <w:u w:val="none"/>
+                <w:strike w:val="false"/>
+                <w:sz w:val="14"/>
+                <w:szCs w:val="14"/>
+                <w:color w:val="000000"/>
+              </w:rPr>
+            </w:pPr>
+            <w:r xmlns:w="http://schemas.openxmlformats.org/wordprocessingml/2006/main" xmlns:wp="http://schemas.openxmlformats.org/drawingml/2006/wordprocessingDrawing" xmlns:r="http://schemas.openxmlformats.org/officeDocument/2006/relationships" xmlns:w14="http://schemas.microsoft.com/office/word/2010/wordml">
+              <w:rPr>
+                <w:rFonts w:ascii="Times New Roman" w:hAnsi="Times New Roman" w:eastAsia="Times New Roman" w:cs="Times New Roman"/>
+                <w:i w:val="false"/>
+                <w:b w:val="true"/>
+                <w:u w:val="none"/>
+                <w:strike w:val="false"/>
+                <w:sz w:val="14"/>
+                <w:szCs w:val="14"/>
                 <w:color w:val="000000"/>
               </w:rPr>
               <w:t xml:space="preserve">124,4</w:t>
@@ -7799,28 +7799,28 @@
                 <w:left w:val="none" w:sz="0" w:space="0" w:color="000000"/>
                 <w:right w:val="none" w:sz="0" w:space="0" w:color="000000"/>
               </w:pBdr>
-              <w:spacing w:after="36" w:before="36" w:line="240"/>
-              <w:ind w:left="100" w:right="100" w:firstLine="0" w:firstLineChars="0"/>
-              <w:rPr>
-                <w:rFonts w:ascii="Times New Roman" w:hAnsi="Times New Roman" w:eastAsia="Times New Roman" w:cs="Times New Roman"/>
-                <w:i w:val="false"/>
-                <w:b w:val="true"/>
-                <w:u w:val="none"/>
-                <w:strike w:val="false"/>
-                <w:sz w:val="16"/>
-                <w:szCs w:val="16"/>
-                <w:color w:val="000000"/>
-              </w:rPr>
-            </w:pPr>
-            <w:r xmlns:w="http://schemas.openxmlformats.org/wordprocessingml/2006/main" xmlns:wp="http://schemas.openxmlformats.org/drawingml/2006/wordprocessingDrawing" xmlns:r="http://schemas.openxmlformats.org/officeDocument/2006/relationships" xmlns:w14="http://schemas.microsoft.com/office/word/2010/wordml">
-              <w:rPr>
-                <w:rFonts w:ascii="Times New Roman" w:hAnsi="Times New Roman" w:eastAsia="Times New Roman" w:cs="Times New Roman"/>
-                <w:i w:val="false"/>
-                <w:b w:val="true"/>
-                <w:u w:val="none"/>
-                <w:strike w:val="false"/>
-                <w:sz w:val="16"/>
-                <w:szCs w:val="16"/>
+              <w:spacing w:after="0" w:before="0" w:line="240"/>
+              <w:ind w:left="100" w:right="100" w:firstLine="0" w:firstLineChars="0"/>
+              <w:rPr>
+                <w:rFonts w:ascii="Times New Roman" w:hAnsi="Times New Roman" w:eastAsia="Times New Roman" w:cs="Times New Roman"/>
+                <w:i w:val="false"/>
+                <w:b w:val="true"/>
+                <w:u w:val="none"/>
+                <w:strike w:val="false"/>
+                <w:sz w:val="14"/>
+                <w:szCs w:val="14"/>
+                <w:color w:val="000000"/>
+              </w:rPr>
+            </w:pPr>
+            <w:r xmlns:w="http://schemas.openxmlformats.org/wordprocessingml/2006/main" xmlns:wp="http://schemas.openxmlformats.org/drawingml/2006/wordprocessingDrawing" xmlns:r="http://schemas.openxmlformats.org/officeDocument/2006/relationships" xmlns:w14="http://schemas.microsoft.com/office/word/2010/wordml">
+              <w:rPr>
+                <w:rFonts w:ascii="Times New Roman" w:hAnsi="Times New Roman" w:eastAsia="Times New Roman" w:cs="Times New Roman"/>
+                <w:i w:val="false"/>
+                <w:b w:val="true"/>
+                <w:u w:val="none"/>
+                <w:strike w:val="false"/>
+                <w:sz w:val="14"/>
+                <w:szCs w:val="14"/>
                 <w:color w:val="000000"/>
               </w:rPr>
               <w:t xml:space="preserve">121,8</w:t>
@@ -7853,28 +7853,28 @@
                 <w:left w:val="none" w:sz="0" w:space="0" w:color="000000"/>
                 <w:right w:val="none" w:sz="0" w:space="0" w:color="000000"/>
               </w:pBdr>
-              <w:spacing w:after="36" w:before="36" w:line="240"/>
-              <w:ind w:left="100" w:right="100" w:firstLine="0" w:firstLineChars="0"/>
-              <w:rPr>
-                <w:rFonts w:ascii="Times New Roman" w:hAnsi="Times New Roman" w:eastAsia="Times New Roman" w:cs="Times New Roman"/>
-                <w:i w:val="false"/>
-                <w:b w:val="true"/>
-                <w:u w:val="none"/>
-                <w:strike w:val="false"/>
-                <w:sz w:val="16"/>
-                <w:szCs w:val="16"/>
-                <w:color w:val="000000"/>
-              </w:rPr>
-            </w:pPr>
-            <w:r xmlns:w="http://schemas.openxmlformats.org/wordprocessingml/2006/main" xmlns:wp="http://schemas.openxmlformats.org/drawingml/2006/wordprocessingDrawing" xmlns:r="http://schemas.openxmlformats.org/officeDocument/2006/relationships" xmlns:w14="http://schemas.microsoft.com/office/word/2010/wordml">
-              <w:rPr>
-                <w:rFonts w:ascii="Times New Roman" w:hAnsi="Times New Roman" w:eastAsia="Times New Roman" w:cs="Times New Roman"/>
-                <w:i w:val="false"/>
-                <w:b w:val="true"/>
-                <w:u w:val="none"/>
-                <w:strike w:val="false"/>
-                <w:sz w:val="16"/>
-                <w:szCs w:val="16"/>
+              <w:spacing w:after="0" w:before="0" w:line="240"/>
+              <w:ind w:left="100" w:right="100" w:firstLine="0" w:firstLineChars="0"/>
+              <w:rPr>
+                <w:rFonts w:ascii="Times New Roman" w:hAnsi="Times New Roman" w:eastAsia="Times New Roman" w:cs="Times New Roman"/>
+                <w:i w:val="false"/>
+                <w:b w:val="true"/>
+                <w:u w:val="none"/>
+                <w:strike w:val="false"/>
+                <w:sz w:val="14"/>
+                <w:szCs w:val="14"/>
+                <w:color w:val="000000"/>
+              </w:rPr>
+            </w:pPr>
+            <w:r xmlns:w="http://schemas.openxmlformats.org/wordprocessingml/2006/main" xmlns:wp="http://schemas.openxmlformats.org/drawingml/2006/wordprocessingDrawing" xmlns:r="http://schemas.openxmlformats.org/officeDocument/2006/relationships" xmlns:w14="http://schemas.microsoft.com/office/word/2010/wordml">
+              <w:rPr>
+                <w:rFonts w:ascii="Times New Roman" w:hAnsi="Times New Roman" w:eastAsia="Times New Roman" w:cs="Times New Roman"/>
+                <w:i w:val="false"/>
+                <w:b w:val="true"/>
+                <w:u w:val="none"/>
+                <w:strike w:val="false"/>
+                <w:sz w:val="14"/>
+                <w:szCs w:val="14"/>
                 <w:color w:val="000000"/>
               </w:rPr>
               <w:t xml:space="preserve">5,636</w:t>
@@ -7907,28 +7907,28 @@
                 <w:left w:val="none" w:sz="0" w:space="0" w:color="000000"/>
                 <w:right w:val="none" w:sz="0" w:space="0" w:color="000000"/>
               </w:pBdr>
-              <w:spacing w:after="36" w:before="36" w:line="240"/>
-              <w:ind w:left="100" w:right="100" w:firstLine="0" w:firstLineChars="0"/>
-              <w:rPr>
-                <w:rFonts w:ascii="Times New Roman" w:hAnsi="Times New Roman" w:eastAsia="Times New Roman" w:cs="Times New Roman"/>
-                <w:i w:val="false"/>
-                <w:b w:val="true"/>
-                <w:u w:val="none"/>
-                <w:strike w:val="false"/>
-                <w:sz w:val="16"/>
-                <w:szCs w:val="16"/>
-                <w:color w:val="000000"/>
-              </w:rPr>
-            </w:pPr>
-            <w:r xmlns:w="http://schemas.openxmlformats.org/wordprocessingml/2006/main" xmlns:wp="http://schemas.openxmlformats.org/drawingml/2006/wordprocessingDrawing" xmlns:r="http://schemas.openxmlformats.org/officeDocument/2006/relationships" xmlns:w14="http://schemas.microsoft.com/office/word/2010/wordml">
-              <w:rPr>
-                <w:rFonts w:ascii="Times New Roman" w:hAnsi="Times New Roman" w:eastAsia="Times New Roman" w:cs="Times New Roman"/>
-                <w:i w:val="false"/>
-                <w:b w:val="true"/>
-                <w:u w:val="none"/>
-                <w:strike w:val="false"/>
-                <w:sz w:val="16"/>
-                <w:szCs w:val="16"/>
+              <w:spacing w:after="0" w:before="0" w:line="240"/>
+              <w:ind w:left="100" w:right="100" w:firstLine="0" w:firstLineChars="0"/>
+              <w:rPr>
+                <w:rFonts w:ascii="Times New Roman" w:hAnsi="Times New Roman" w:eastAsia="Times New Roman" w:cs="Times New Roman"/>
+                <w:i w:val="false"/>
+                <w:b w:val="true"/>
+                <w:u w:val="none"/>
+                <w:strike w:val="false"/>
+                <w:sz w:val="14"/>
+                <w:szCs w:val="14"/>
+                <w:color w:val="000000"/>
+              </w:rPr>
+            </w:pPr>
+            <w:r xmlns:w="http://schemas.openxmlformats.org/wordprocessingml/2006/main" xmlns:wp="http://schemas.openxmlformats.org/drawingml/2006/wordprocessingDrawing" xmlns:r="http://schemas.openxmlformats.org/officeDocument/2006/relationships" xmlns:w14="http://schemas.microsoft.com/office/word/2010/wordml">
+              <w:rPr>
+                <w:rFonts w:ascii="Times New Roman" w:hAnsi="Times New Roman" w:eastAsia="Times New Roman" w:cs="Times New Roman"/>
+                <w:i w:val="false"/>
+                <w:b w:val="true"/>
+                <w:u w:val="none"/>
+                <w:strike w:val="false"/>
+                <w:sz w:val="14"/>
+                <w:szCs w:val="14"/>
                 <w:color w:val="000000"/>
               </w:rPr>
               <w:t xml:space="preserve">10 - التعليم</w:t>
@@ -7967,28 +7967,28 @@
                 <w:left w:val="none" w:sz="0" w:space="0" w:color="000000"/>
                 <w:right w:val="none" w:sz="0" w:space="0" w:color="000000"/>
               </w:pBdr>
-              <w:spacing w:after="36" w:before="36" w:line="240"/>
-              <w:ind w:left="100" w:right="100" w:firstLine="0" w:firstLineChars="0"/>
-              <w:rPr>
-                <w:rFonts w:ascii="Times New Roman" w:hAnsi="Times New Roman" w:eastAsia="Times New Roman" w:cs="Times New Roman"/>
-                <w:i w:val="false"/>
-                <w:b w:val="true"/>
-                <w:u w:val="none"/>
-                <w:strike w:val="false"/>
-                <w:sz w:val="16"/>
-                <w:szCs w:val="16"/>
-                <w:color w:val="000000"/>
-              </w:rPr>
-            </w:pPr>
-            <w:r xmlns:w="http://schemas.openxmlformats.org/wordprocessingml/2006/main" xmlns:wp="http://schemas.openxmlformats.org/drawingml/2006/wordprocessingDrawing" xmlns:r="http://schemas.openxmlformats.org/officeDocument/2006/relationships" xmlns:w14="http://schemas.microsoft.com/office/word/2010/wordml">
-              <w:rPr>
-                <w:rFonts w:ascii="Times New Roman" w:hAnsi="Times New Roman" w:eastAsia="Times New Roman" w:cs="Times New Roman"/>
-                <w:i w:val="false"/>
-                <w:b w:val="true"/>
-                <w:u w:val="none"/>
-                <w:strike w:val="false"/>
-                <w:sz w:val="16"/>
-                <w:szCs w:val="16"/>
+              <w:spacing w:after="0" w:before="0" w:line="240"/>
+              <w:ind w:left="100" w:right="100" w:firstLine="0" w:firstLineChars="0"/>
+              <w:rPr>
+                <w:rFonts w:ascii="Times New Roman" w:hAnsi="Times New Roman" w:eastAsia="Times New Roman" w:cs="Times New Roman"/>
+                <w:i w:val="false"/>
+                <w:b w:val="true"/>
+                <w:u w:val="none"/>
+                <w:strike w:val="false"/>
+                <w:sz w:val="14"/>
+                <w:szCs w:val="14"/>
+                <w:color w:val="000000"/>
+              </w:rPr>
+            </w:pPr>
+            <w:r xmlns:w="http://schemas.openxmlformats.org/wordprocessingml/2006/main" xmlns:wp="http://schemas.openxmlformats.org/drawingml/2006/wordprocessingDrawing" xmlns:r="http://schemas.openxmlformats.org/officeDocument/2006/relationships" xmlns:w14="http://schemas.microsoft.com/office/word/2010/wordml">
+              <w:rPr>
+                <w:rFonts w:ascii="Times New Roman" w:hAnsi="Times New Roman" w:eastAsia="Times New Roman" w:cs="Times New Roman"/>
+                <w:i w:val="false"/>
+                <w:b w:val="true"/>
+                <w:u w:val="none"/>
+                <w:strike w:val="false"/>
+                <w:sz w:val="14"/>
+                <w:szCs w:val="14"/>
                 <w:color w:val="000000"/>
               </w:rPr>
               <w:t xml:space="preserve">2,1</w:t>
@@ -8021,28 +8021,28 @@
                 <w:left w:val="none" w:sz="0" w:space="0" w:color="000000"/>
                 <w:right w:val="none" w:sz="0" w:space="0" w:color="000000"/>
               </w:pBdr>
-              <w:spacing w:after="36" w:before="36" w:line="240"/>
-              <w:ind w:left="100" w:right="100" w:firstLine="0" w:firstLineChars="0"/>
-              <w:rPr>
-                <w:rFonts w:ascii="Times New Roman" w:hAnsi="Times New Roman" w:eastAsia="Times New Roman" w:cs="Times New Roman"/>
-                <w:i w:val="false"/>
-                <w:b w:val="true"/>
-                <w:u w:val="none"/>
-                <w:strike w:val="false"/>
-                <w:sz w:val="16"/>
-                <w:szCs w:val="16"/>
-                <w:color w:val="000000"/>
-              </w:rPr>
-            </w:pPr>
-            <w:r xmlns:w="http://schemas.openxmlformats.org/wordprocessingml/2006/main" xmlns:wp="http://schemas.openxmlformats.org/drawingml/2006/wordprocessingDrawing" xmlns:r="http://schemas.openxmlformats.org/officeDocument/2006/relationships" xmlns:w14="http://schemas.microsoft.com/office/word/2010/wordml">
-              <w:rPr>
-                <w:rFonts w:ascii="Times New Roman" w:hAnsi="Times New Roman" w:eastAsia="Times New Roman" w:cs="Times New Roman"/>
-                <w:i w:val="false"/>
-                <w:b w:val="true"/>
-                <w:u w:val="none"/>
-                <w:strike w:val="false"/>
-                <w:sz w:val="16"/>
-                <w:szCs w:val="16"/>
+              <w:spacing w:after="0" w:before="0" w:line="240"/>
+              <w:ind w:left="100" w:right="100" w:firstLine="0" w:firstLineChars="0"/>
+              <w:rPr>
+                <w:rFonts w:ascii="Times New Roman" w:hAnsi="Times New Roman" w:eastAsia="Times New Roman" w:cs="Times New Roman"/>
+                <w:i w:val="false"/>
+                <w:b w:val="true"/>
+                <w:u w:val="none"/>
+                <w:strike w:val="false"/>
+                <w:sz w:val="14"/>
+                <w:szCs w:val="14"/>
+                <w:color w:val="000000"/>
+              </w:rPr>
+            </w:pPr>
+            <w:r xmlns:w="http://schemas.openxmlformats.org/wordprocessingml/2006/main" xmlns:wp="http://schemas.openxmlformats.org/drawingml/2006/wordprocessingDrawing" xmlns:r="http://schemas.openxmlformats.org/officeDocument/2006/relationships" xmlns:w14="http://schemas.microsoft.com/office/word/2010/wordml">
+              <w:rPr>
+                <w:rFonts w:ascii="Times New Roman" w:hAnsi="Times New Roman" w:eastAsia="Times New Roman" w:cs="Times New Roman"/>
+                <w:i w:val="false"/>
+                <w:b w:val="true"/>
+                <w:u w:val="none"/>
+                <w:strike w:val="false"/>
+                <w:sz w:val="14"/>
+                <w:szCs w:val="14"/>
                 <w:color w:val="000000"/>
               </w:rPr>
               <w:t xml:space="preserve">0,2</w:t>
@@ -8075,28 +8075,28 @@
                 <w:left w:val="none" w:sz="0" w:space="0" w:color="000000"/>
                 <w:right w:val="none" w:sz="0" w:space="0" w:color="000000"/>
               </w:pBdr>
-              <w:spacing w:after="36" w:before="36" w:line="240"/>
-              <w:ind w:left="100" w:right="100" w:firstLine="0" w:firstLineChars="0"/>
-              <w:rPr>
-                <w:rFonts w:ascii="Times New Roman" w:hAnsi="Times New Roman" w:eastAsia="Times New Roman" w:cs="Times New Roman"/>
-                <w:i w:val="false"/>
-                <w:b w:val="true"/>
-                <w:u w:val="none"/>
-                <w:strike w:val="false"/>
-                <w:sz w:val="16"/>
-                <w:szCs w:val="16"/>
-                <w:color w:val="000000"/>
-              </w:rPr>
-            </w:pPr>
-            <w:r xmlns:w="http://schemas.openxmlformats.org/wordprocessingml/2006/main" xmlns:wp="http://schemas.openxmlformats.org/drawingml/2006/wordprocessingDrawing" xmlns:r="http://schemas.openxmlformats.org/officeDocument/2006/relationships" xmlns:w14="http://schemas.microsoft.com/office/word/2010/wordml">
-              <w:rPr>
-                <w:rFonts w:ascii="Times New Roman" w:hAnsi="Times New Roman" w:eastAsia="Times New Roman" w:cs="Times New Roman"/>
-                <w:i w:val="false"/>
-                <w:b w:val="true"/>
-                <w:u w:val="none"/>
-                <w:strike w:val="false"/>
-                <w:sz w:val="16"/>
-                <w:szCs w:val="16"/>
+              <w:spacing w:after="0" w:before="0" w:line="240"/>
+              <w:ind w:left="100" w:right="100" w:firstLine="0" w:firstLineChars="0"/>
+              <w:rPr>
+                <w:rFonts w:ascii="Times New Roman" w:hAnsi="Times New Roman" w:eastAsia="Times New Roman" w:cs="Times New Roman"/>
+                <w:i w:val="false"/>
+                <w:b w:val="true"/>
+                <w:u w:val="none"/>
+                <w:strike w:val="false"/>
+                <w:sz w:val="14"/>
+                <w:szCs w:val="14"/>
+                <w:color w:val="000000"/>
+              </w:rPr>
+            </w:pPr>
+            <w:r xmlns:w="http://schemas.openxmlformats.org/wordprocessingml/2006/main" xmlns:wp="http://schemas.openxmlformats.org/drawingml/2006/wordprocessingDrawing" xmlns:r="http://schemas.openxmlformats.org/officeDocument/2006/relationships" xmlns:w14="http://schemas.microsoft.com/office/word/2010/wordml">
+              <w:rPr>
+                <w:rFonts w:ascii="Times New Roman" w:hAnsi="Times New Roman" w:eastAsia="Times New Roman" w:cs="Times New Roman"/>
+                <w:i w:val="false"/>
+                <w:b w:val="true"/>
+                <w:u w:val="none"/>
+                <w:strike w:val="false"/>
+                <w:sz w:val="14"/>
+                <w:szCs w:val="14"/>
                 <w:color w:val="000000"/>
               </w:rPr>
               <w:t xml:space="preserve">0,0</w:t>
@@ -8129,28 +8129,28 @@
                 <w:left w:val="none" w:sz="0" w:space="0" w:color="000000"/>
                 <w:right w:val="none" w:sz="0" w:space="0" w:color="000000"/>
               </w:pBdr>
-              <w:spacing w:after="36" w:before="36" w:line="240"/>
-              <w:ind w:left="100" w:right="100" w:firstLine="0" w:firstLineChars="0"/>
-              <w:rPr>
-                <w:rFonts w:ascii="Times New Roman" w:hAnsi="Times New Roman" w:eastAsia="Times New Roman" w:cs="Times New Roman"/>
-                <w:i w:val="false"/>
-                <w:b w:val="true"/>
-                <w:u w:val="none"/>
-                <w:strike w:val="false"/>
-                <w:sz w:val="16"/>
-                <w:szCs w:val="16"/>
-                <w:color w:val="000000"/>
-              </w:rPr>
-            </w:pPr>
-            <w:r xmlns:w="http://schemas.openxmlformats.org/wordprocessingml/2006/main" xmlns:wp="http://schemas.openxmlformats.org/drawingml/2006/wordprocessingDrawing" xmlns:r="http://schemas.openxmlformats.org/officeDocument/2006/relationships" xmlns:w14="http://schemas.microsoft.com/office/word/2010/wordml">
-              <w:rPr>
-                <w:rFonts w:ascii="Times New Roman" w:hAnsi="Times New Roman" w:eastAsia="Times New Roman" w:cs="Times New Roman"/>
-                <w:i w:val="false"/>
-                <w:b w:val="true"/>
-                <w:u w:val="none"/>
-                <w:strike w:val="false"/>
-                <w:sz w:val="16"/>
-                <w:szCs w:val="16"/>
+              <w:spacing w:after="0" w:before="0" w:line="240"/>
+              <w:ind w:left="100" w:right="100" w:firstLine="0" w:firstLineChars="0"/>
+              <w:rPr>
+                <w:rFonts w:ascii="Times New Roman" w:hAnsi="Times New Roman" w:eastAsia="Times New Roman" w:cs="Times New Roman"/>
+                <w:i w:val="false"/>
+                <w:b w:val="true"/>
+                <w:u w:val="none"/>
+                <w:strike w:val="false"/>
+                <w:sz w:val="14"/>
+                <w:szCs w:val="14"/>
+                <w:color w:val="000000"/>
+              </w:rPr>
+            </w:pPr>
+            <w:r xmlns:w="http://schemas.openxmlformats.org/wordprocessingml/2006/main" xmlns:wp="http://schemas.openxmlformats.org/drawingml/2006/wordprocessingDrawing" xmlns:r="http://schemas.openxmlformats.org/officeDocument/2006/relationships" xmlns:w14="http://schemas.microsoft.com/office/word/2010/wordml">
+              <w:rPr>
+                <w:rFonts w:ascii="Times New Roman" w:hAnsi="Times New Roman" w:eastAsia="Times New Roman" w:cs="Times New Roman"/>
+                <w:i w:val="false"/>
+                <w:b w:val="true"/>
+                <w:u w:val="none"/>
+                <w:strike w:val="false"/>
+                <w:sz w:val="14"/>
+                <w:szCs w:val="14"/>
                 <w:color w:val="000000"/>
               </w:rPr>
               <w:t xml:space="preserve">122,5</w:t>
@@ -8183,28 +8183,28 @@
                 <w:left w:val="none" w:sz="0" w:space="0" w:color="000000"/>
                 <w:right w:val="none" w:sz="0" w:space="0" w:color="000000"/>
               </w:pBdr>
-              <w:spacing w:after="36" w:before="36" w:line="240"/>
-              <w:ind w:left="100" w:right="100" w:firstLine="0" w:firstLineChars="0"/>
-              <w:rPr>
-                <w:rFonts w:ascii="Times New Roman" w:hAnsi="Times New Roman" w:eastAsia="Times New Roman" w:cs="Times New Roman"/>
-                <w:i w:val="false"/>
-                <w:b w:val="true"/>
-                <w:u w:val="none"/>
-                <w:strike w:val="false"/>
-                <w:sz w:val="16"/>
-                <w:szCs w:val="16"/>
-                <w:color w:val="000000"/>
-              </w:rPr>
-            </w:pPr>
-            <w:r xmlns:w="http://schemas.openxmlformats.org/wordprocessingml/2006/main" xmlns:wp="http://schemas.openxmlformats.org/drawingml/2006/wordprocessingDrawing" xmlns:r="http://schemas.openxmlformats.org/officeDocument/2006/relationships" xmlns:w14="http://schemas.microsoft.com/office/word/2010/wordml">
-              <w:rPr>
-                <w:rFonts w:ascii="Times New Roman" w:hAnsi="Times New Roman" w:eastAsia="Times New Roman" w:cs="Times New Roman"/>
-                <w:i w:val="false"/>
-                <w:b w:val="true"/>
-                <w:u w:val="none"/>
-                <w:strike w:val="false"/>
-                <w:sz w:val="16"/>
-                <w:szCs w:val="16"/>
+              <w:spacing w:after="0" w:before="0" w:line="240"/>
+              <w:ind w:left="100" w:right="100" w:firstLine="0" w:firstLineChars="0"/>
+              <w:rPr>
+                <w:rFonts w:ascii="Times New Roman" w:hAnsi="Times New Roman" w:eastAsia="Times New Roman" w:cs="Times New Roman"/>
+                <w:i w:val="false"/>
+                <w:b w:val="true"/>
+                <w:u w:val="none"/>
+                <w:strike w:val="false"/>
+                <w:sz w:val="14"/>
+                <w:szCs w:val="14"/>
+                <w:color w:val="000000"/>
+              </w:rPr>
+            </w:pPr>
+            <w:r xmlns:w="http://schemas.openxmlformats.org/wordprocessingml/2006/main" xmlns:wp="http://schemas.openxmlformats.org/drawingml/2006/wordprocessingDrawing" xmlns:r="http://schemas.openxmlformats.org/officeDocument/2006/relationships" xmlns:w14="http://schemas.microsoft.com/office/word/2010/wordml">
+              <w:rPr>
+                <w:rFonts w:ascii="Times New Roman" w:hAnsi="Times New Roman" w:eastAsia="Times New Roman" w:cs="Times New Roman"/>
+                <w:i w:val="false"/>
+                <w:b w:val="true"/>
+                <w:u w:val="none"/>
+                <w:strike w:val="false"/>
+                <w:sz w:val="14"/>
+                <w:szCs w:val="14"/>
                 <w:color w:val="000000"/>
               </w:rPr>
               <w:t xml:space="preserve">122,5</w:t>
@@ -8237,28 +8237,28 @@
                 <w:left w:val="none" w:sz="0" w:space="0" w:color="000000"/>
                 <w:right w:val="none" w:sz="0" w:space="0" w:color="000000"/>
               </w:pBdr>
-              <w:spacing w:after="36" w:before="36" w:line="240"/>
-              <w:ind w:left="100" w:right="100" w:firstLine="0" w:firstLineChars="0"/>
-              <w:rPr>
-                <w:rFonts w:ascii="Times New Roman" w:hAnsi="Times New Roman" w:eastAsia="Times New Roman" w:cs="Times New Roman"/>
-                <w:i w:val="false"/>
-                <w:b w:val="true"/>
-                <w:u w:val="none"/>
-                <w:strike w:val="false"/>
-                <w:sz w:val="16"/>
-                <w:szCs w:val="16"/>
-                <w:color w:val="000000"/>
-              </w:rPr>
-            </w:pPr>
-            <w:r xmlns:w="http://schemas.openxmlformats.org/wordprocessingml/2006/main" xmlns:wp="http://schemas.openxmlformats.org/drawingml/2006/wordprocessingDrawing" xmlns:r="http://schemas.openxmlformats.org/officeDocument/2006/relationships" xmlns:w14="http://schemas.microsoft.com/office/word/2010/wordml">
-              <w:rPr>
-                <w:rFonts w:ascii="Times New Roman" w:hAnsi="Times New Roman" w:eastAsia="Times New Roman" w:cs="Times New Roman"/>
-                <w:i w:val="false"/>
-                <w:b w:val="true"/>
-                <w:u w:val="none"/>
-                <w:strike w:val="false"/>
-                <w:sz w:val="16"/>
-                <w:szCs w:val="16"/>
+              <w:spacing w:after="0" w:before="0" w:line="240"/>
+              <w:ind w:left="100" w:right="100" w:firstLine="0" w:firstLineChars="0"/>
+              <w:rPr>
+                <w:rFonts w:ascii="Times New Roman" w:hAnsi="Times New Roman" w:eastAsia="Times New Roman" w:cs="Times New Roman"/>
+                <w:i w:val="false"/>
+                <w:b w:val="true"/>
+                <w:u w:val="none"/>
+                <w:strike w:val="false"/>
+                <w:sz w:val="14"/>
+                <w:szCs w:val="14"/>
+                <w:color w:val="000000"/>
+              </w:rPr>
+            </w:pPr>
+            <w:r xmlns:w="http://schemas.openxmlformats.org/wordprocessingml/2006/main" xmlns:wp="http://schemas.openxmlformats.org/drawingml/2006/wordprocessingDrawing" xmlns:r="http://schemas.openxmlformats.org/officeDocument/2006/relationships" xmlns:w14="http://schemas.microsoft.com/office/word/2010/wordml">
+              <w:rPr>
+                <w:rFonts w:ascii="Times New Roman" w:hAnsi="Times New Roman" w:eastAsia="Times New Roman" w:cs="Times New Roman"/>
+                <w:i w:val="false"/>
+                <w:b w:val="true"/>
+                <w:u w:val="none"/>
+                <w:strike w:val="false"/>
+                <w:sz w:val="14"/>
+                <w:szCs w:val="14"/>
                 <w:color w:val="000000"/>
               </w:rPr>
               <w:t xml:space="preserve">122,8</w:t>
@@ -8291,28 +8291,28 @@
                 <w:left w:val="none" w:sz="0" w:space="0" w:color="000000"/>
                 <w:right w:val="none" w:sz="0" w:space="0" w:color="000000"/>
               </w:pBdr>
-              <w:spacing w:after="36" w:before="36" w:line="240"/>
-              <w:ind w:left="100" w:right="100" w:firstLine="0" w:firstLineChars="0"/>
-              <w:rPr>
-                <w:rFonts w:ascii="Times New Roman" w:hAnsi="Times New Roman" w:eastAsia="Times New Roman" w:cs="Times New Roman"/>
-                <w:i w:val="false"/>
-                <w:b w:val="true"/>
-                <w:u w:val="none"/>
-                <w:strike w:val="false"/>
-                <w:sz w:val="16"/>
-                <w:szCs w:val="16"/>
-                <w:color w:val="000000"/>
-              </w:rPr>
-            </w:pPr>
-            <w:r xmlns:w="http://schemas.openxmlformats.org/wordprocessingml/2006/main" xmlns:wp="http://schemas.openxmlformats.org/drawingml/2006/wordprocessingDrawing" xmlns:r="http://schemas.openxmlformats.org/officeDocument/2006/relationships" xmlns:w14="http://schemas.microsoft.com/office/word/2010/wordml">
-              <w:rPr>
-                <w:rFonts w:ascii="Times New Roman" w:hAnsi="Times New Roman" w:eastAsia="Times New Roman" w:cs="Times New Roman"/>
-                <w:i w:val="false"/>
-                <w:b w:val="true"/>
-                <w:u w:val="none"/>
-                <w:strike w:val="false"/>
-                <w:sz w:val="16"/>
-                <w:szCs w:val="16"/>
+              <w:spacing w:after="0" w:before="0" w:line="240"/>
+              <w:ind w:left="100" w:right="100" w:firstLine="0" w:firstLineChars="0"/>
+              <w:rPr>
+                <w:rFonts w:ascii="Times New Roman" w:hAnsi="Times New Roman" w:eastAsia="Times New Roman" w:cs="Times New Roman"/>
+                <w:i w:val="false"/>
+                <w:b w:val="true"/>
+                <w:u w:val="none"/>
+                <w:strike w:val="false"/>
+                <w:sz w:val="14"/>
+                <w:szCs w:val="14"/>
+                <w:color w:val="000000"/>
+              </w:rPr>
+            </w:pPr>
+            <w:r xmlns:w="http://schemas.openxmlformats.org/wordprocessingml/2006/main" xmlns:wp="http://schemas.openxmlformats.org/drawingml/2006/wordprocessingDrawing" xmlns:r="http://schemas.openxmlformats.org/officeDocument/2006/relationships" xmlns:w14="http://schemas.microsoft.com/office/word/2010/wordml">
+              <w:rPr>
+                <w:rFonts w:ascii="Times New Roman" w:hAnsi="Times New Roman" w:eastAsia="Times New Roman" w:cs="Times New Roman"/>
+                <w:i w:val="false"/>
+                <w:b w:val="true"/>
+                <w:u w:val="none"/>
+                <w:strike w:val="false"/>
+                <w:sz w:val="14"/>
+                <w:szCs w:val="14"/>
                 <w:color w:val="000000"/>
               </w:rPr>
               <w:t xml:space="preserve">122,2</w:t>
@@ -8345,28 +8345,28 @@
                 <w:left w:val="none" w:sz="0" w:space="0" w:color="000000"/>
                 <w:right w:val="none" w:sz="0" w:space="0" w:color="000000"/>
               </w:pBdr>
-              <w:spacing w:after="36" w:before="36" w:line="240"/>
-              <w:ind w:left="100" w:right="100" w:firstLine="0" w:firstLineChars="0"/>
-              <w:rPr>
-                <w:rFonts w:ascii="Times New Roman" w:hAnsi="Times New Roman" w:eastAsia="Times New Roman" w:cs="Times New Roman"/>
-                <w:i w:val="false"/>
-                <w:b w:val="true"/>
-                <w:u w:val="none"/>
-                <w:strike w:val="false"/>
-                <w:sz w:val="16"/>
-                <w:szCs w:val="16"/>
-                <w:color w:val="000000"/>
-              </w:rPr>
-            </w:pPr>
-            <w:r xmlns:w="http://schemas.openxmlformats.org/wordprocessingml/2006/main" xmlns:wp="http://schemas.openxmlformats.org/drawingml/2006/wordprocessingDrawing" xmlns:r="http://schemas.openxmlformats.org/officeDocument/2006/relationships" xmlns:w14="http://schemas.microsoft.com/office/word/2010/wordml">
-              <w:rPr>
-                <w:rFonts w:ascii="Times New Roman" w:hAnsi="Times New Roman" w:eastAsia="Times New Roman" w:cs="Times New Roman"/>
-                <w:i w:val="false"/>
-                <w:b w:val="true"/>
-                <w:u w:val="none"/>
-                <w:strike w:val="false"/>
-                <w:sz w:val="16"/>
-                <w:szCs w:val="16"/>
+              <w:spacing w:after="0" w:before="0" w:line="240"/>
+              <w:ind w:left="100" w:right="100" w:firstLine="0" w:firstLineChars="0"/>
+              <w:rPr>
+                <w:rFonts w:ascii="Times New Roman" w:hAnsi="Times New Roman" w:eastAsia="Times New Roman" w:cs="Times New Roman"/>
+                <w:i w:val="false"/>
+                <w:b w:val="true"/>
+                <w:u w:val="none"/>
+                <w:strike w:val="false"/>
+                <w:sz w:val="14"/>
+                <w:szCs w:val="14"/>
+                <w:color w:val="000000"/>
+              </w:rPr>
+            </w:pPr>
+            <w:r xmlns:w="http://schemas.openxmlformats.org/wordprocessingml/2006/main" xmlns:wp="http://schemas.openxmlformats.org/drawingml/2006/wordprocessingDrawing" xmlns:r="http://schemas.openxmlformats.org/officeDocument/2006/relationships" xmlns:w14="http://schemas.microsoft.com/office/word/2010/wordml">
+              <w:rPr>
+                <w:rFonts w:ascii="Times New Roman" w:hAnsi="Times New Roman" w:eastAsia="Times New Roman" w:cs="Times New Roman"/>
+                <w:i w:val="false"/>
+                <w:b w:val="true"/>
+                <w:u w:val="none"/>
+                <w:strike w:val="false"/>
+                <w:sz w:val="14"/>
+                <w:szCs w:val="14"/>
                 <w:color w:val="000000"/>
               </w:rPr>
               <w:t xml:space="preserve">120,0</w:t>
@@ -8399,28 +8399,28 @@
                 <w:left w:val="none" w:sz="0" w:space="0" w:color="000000"/>
                 <w:right w:val="none" w:sz="0" w:space="0" w:color="000000"/>
               </w:pBdr>
-              <w:spacing w:after="36" w:before="36" w:line="240"/>
-              <w:ind w:left="100" w:right="100" w:firstLine="0" w:firstLineChars="0"/>
-              <w:rPr>
-                <w:rFonts w:ascii="Times New Roman" w:hAnsi="Times New Roman" w:eastAsia="Times New Roman" w:cs="Times New Roman"/>
-                <w:i w:val="false"/>
-                <w:b w:val="true"/>
-                <w:u w:val="none"/>
-                <w:strike w:val="false"/>
-                <w:sz w:val="16"/>
-                <w:szCs w:val="16"/>
-                <w:color w:val="000000"/>
-              </w:rPr>
-            </w:pPr>
-            <w:r xmlns:w="http://schemas.openxmlformats.org/wordprocessingml/2006/main" xmlns:wp="http://schemas.openxmlformats.org/drawingml/2006/wordprocessingDrawing" xmlns:r="http://schemas.openxmlformats.org/officeDocument/2006/relationships" xmlns:w14="http://schemas.microsoft.com/office/word/2010/wordml">
-              <w:rPr>
-                <w:rFonts w:ascii="Times New Roman" w:hAnsi="Times New Roman" w:eastAsia="Times New Roman" w:cs="Times New Roman"/>
-                <w:i w:val="false"/>
-                <w:b w:val="true"/>
-                <w:u w:val="none"/>
-                <w:strike w:val="false"/>
-                <w:sz w:val="16"/>
-                <w:szCs w:val="16"/>
+              <w:spacing w:after="0" w:before="0" w:line="240"/>
+              <w:ind w:left="100" w:right="100" w:firstLine="0" w:firstLineChars="0"/>
+              <w:rPr>
+                <w:rFonts w:ascii="Times New Roman" w:hAnsi="Times New Roman" w:eastAsia="Times New Roman" w:cs="Times New Roman"/>
+                <w:i w:val="false"/>
+                <w:b w:val="true"/>
+                <w:u w:val="none"/>
+                <w:strike w:val="false"/>
+                <w:sz w:val="14"/>
+                <w:szCs w:val="14"/>
+                <w:color w:val="000000"/>
+              </w:rPr>
+            </w:pPr>
+            <w:r xmlns:w="http://schemas.openxmlformats.org/wordprocessingml/2006/main" xmlns:wp="http://schemas.openxmlformats.org/drawingml/2006/wordprocessingDrawing" xmlns:r="http://schemas.openxmlformats.org/officeDocument/2006/relationships" xmlns:w14="http://schemas.microsoft.com/office/word/2010/wordml">
+              <w:rPr>
+                <w:rFonts w:ascii="Times New Roman" w:hAnsi="Times New Roman" w:eastAsia="Times New Roman" w:cs="Times New Roman"/>
+                <w:i w:val="false"/>
+                <w:b w:val="true"/>
+                <w:u w:val="none"/>
+                <w:strike w:val="false"/>
+                <w:sz w:val="14"/>
+                <w:szCs w:val="14"/>
                 <w:color w:val="000000"/>
               </w:rPr>
               <w:t xml:space="preserve">1,461</w:t>
@@ -8453,28 +8453,28 @@
                 <w:left w:val="none" w:sz="0" w:space="0" w:color="000000"/>
                 <w:right w:val="none" w:sz="0" w:space="0" w:color="000000"/>
               </w:pBdr>
-              <w:spacing w:after="36" w:before="36" w:line="240"/>
-              <w:ind w:left="100" w:right="100" w:firstLine="0" w:firstLineChars="0"/>
-              <w:rPr>
-                <w:rFonts w:ascii="Times New Roman" w:hAnsi="Times New Roman" w:eastAsia="Times New Roman" w:cs="Times New Roman"/>
-                <w:i w:val="false"/>
-                <w:b w:val="true"/>
-                <w:u w:val="none"/>
-                <w:strike w:val="false"/>
-                <w:sz w:val="16"/>
-                <w:szCs w:val="16"/>
-                <w:color w:val="000000"/>
-              </w:rPr>
-            </w:pPr>
-            <w:r xmlns:w="http://schemas.openxmlformats.org/wordprocessingml/2006/main" xmlns:wp="http://schemas.openxmlformats.org/drawingml/2006/wordprocessingDrawing" xmlns:r="http://schemas.openxmlformats.org/officeDocument/2006/relationships" xmlns:w14="http://schemas.microsoft.com/office/word/2010/wordml">
-              <w:rPr>
-                <w:rFonts w:ascii="Times New Roman" w:hAnsi="Times New Roman" w:eastAsia="Times New Roman" w:cs="Times New Roman"/>
-                <w:i w:val="false"/>
-                <w:b w:val="true"/>
-                <w:u w:val="none"/>
-                <w:strike w:val="false"/>
-                <w:sz w:val="16"/>
-                <w:szCs w:val="16"/>
+              <w:spacing w:after="0" w:before="0" w:line="240"/>
+              <w:ind w:left="100" w:right="100" w:firstLine="0" w:firstLineChars="0"/>
+              <w:rPr>
+                <w:rFonts w:ascii="Times New Roman" w:hAnsi="Times New Roman" w:eastAsia="Times New Roman" w:cs="Times New Roman"/>
+                <w:i w:val="false"/>
+                <w:b w:val="true"/>
+                <w:u w:val="none"/>
+                <w:strike w:val="false"/>
+                <w:sz w:val="14"/>
+                <w:szCs w:val="14"/>
+                <w:color w:val="000000"/>
+              </w:rPr>
+            </w:pPr>
+            <w:r xmlns:w="http://schemas.openxmlformats.org/wordprocessingml/2006/main" xmlns:wp="http://schemas.openxmlformats.org/drawingml/2006/wordprocessingDrawing" xmlns:r="http://schemas.openxmlformats.org/officeDocument/2006/relationships" xmlns:w14="http://schemas.microsoft.com/office/word/2010/wordml">
+              <w:rPr>
+                <w:rFonts w:ascii="Times New Roman" w:hAnsi="Times New Roman" w:eastAsia="Times New Roman" w:cs="Times New Roman"/>
+                <w:i w:val="false"/>
+                <w:b w:val="true"/>
+                <w:u w:val="none"/>
+                <w:strike w:val="false"/>
+                <w:sz w:val="14"/>
+                <w:szCs w:val="14"/>
                 <w:color w:val="000000"/>
               </w:rPr>
               <w:t xml:space="preserve">11 - مطاعم وفنادق</w:t>
@@ -8513,28 +8513,28 @@
                 <w:left w:val="none" w:sz="0" w:space="0" w:color="000000"/>
                 <w:right w:val="none" w:sz="0" w:space="0" w:color="000000"/>
               </w:pBdr>
-              <w:spacing w:after="36" w:before="36" w:line="240"/>
-              <w:ind w:left="100" w:right="100" w:firstLine="0" w:firstLineChars="0"/>
-              <w:rPr>
-                <w:rFonts w:ascii="Times New Roman" w:hAnsi="Times New Roman" w:eastAsia="Times New Roman" w:cs="Times New Roman"/>
-                <w:i w:val="false"/>
-                <w:b w:val="true"/>
-                <w:u w:val="none"/>
-                <w:strike w:val="false"/>
-                <w:sz w:val="16"/>
-                <w:szCs w:val="16"/>
-                <w:color w:val="000000"/>
-              </w:rPr>
-            </w:pPr>
-            <w:r xmlns:w="http://schemas.openxmlformats.org/wordprocessingml/2006/main" xmlns:wp="http://schemas.openxmlformats.org/drawingml/2006/wordprocessingDrawing" xmlns:r="http://schemas.openxmlformats.org/officeDocument/2006/relationships" xmlns:w14="http://schemas.microsoft.com/office/word/2010/wordml">
-              <w:rPr>
-                <w:rFonts w:ascii="Times New Roman" w:hAnsi="Times New Roman" w:eastAsia="Times New Roman" w:cs="Times New Roman"/>
-                <w:i w:val="false"/>
-                <w:b w:val="true"/>
-                <w:u w:val="none"/>
-                <w:strike w:val="false"/>
-                <w:sz w:val="16"/>
-                <w:szCs w:val="16"/>
+              <w:spacing w:after="0" w:before="0" w:line="240"/>
+              <w:ind w:left="100" w:right="100" w:firstLine="0" w:firstLineChars="0"/>
+              <w:rPr>
+                <w:rFonts w:ascii="Times New Roman" w:hAnsi="Times New Roman" w:eastAsia="Times New Roman" w:cs="Times New Roman"/>
+                <w:i w:val="false"/>
+                <w:b w:val="true"/>
+                <w:u w:val="none"/>
+                <w:strike w:val="false"/>
+                <w:sz w:val="14"/>
+                <w:szCs w:val="14"/>
+                <w:color w:val="000000"/>
+              </w:rPr>
+            </w:pPr>
+            <w:r xmlns:w="http://schemas.openxmlformats.org/wordprocessingml/2006/main" xmlns:wp="http://schemas.openxmlformats.org/drawingml/2006/wordprocessingDrawing" xmlns:r="http://schemas.openxmlformats.org/officeDocument/2006/relationships" xmlns:w14="http://schemas.microsoft.com/office/word/2010/wordml">
+              <w:rPr>
+                <w:rFonts w:ascii="Times New Roman" w:hAnsi="Times New Roman" w:eastAsia="Times New Roman" w:cs="Times New Roman"/>
+                <w:i w:val="false"/>
+                <w:b w:val="true"/>
+                <w:u w:val="none"/>
+                <w:strike w:val="false"/>
+                <w:sz w:val="14"/>
+                <w:szCs w:val="14"/>
                 <w:color w:val="000000"/>
               </w:rPr>
               <w:t xml:space="preserve">3,8</w:t>
@@ -8567,28 +8567,28 @@
                 <w:left w:val="none" w:sz="0" w:space="0" w:color="000000"/>
                 <w:right w:val="none" w:sz="0" w:space="0" w:color="000000"/>
               </w:pBdr>
-              <w:spacing w:after="36" w:before="36" w:line="240"/>
-              <w:ind w:left="100" w:right="100" w:firstLine="0" w:firstLineChars="0"/>
-              <w:rPr>
-                <w:rFonts w:ascii="Times New Roman" w:hAnsi="Times New Roman" w:eastAsia="Times New Roman" w:cs="Times New Roman"/>
-                <w:i w:val="false"/>
-                <w:b w:val="true"/>
-                <w:u w:val="none"/>
-                <w:strike w:val="false"/>
-                <w:sz w:val="16"/>
-                <w:szCs w:val="16"/>
-                <w:color w:val="000000"/>
-              </w:rPr>
-            </w:pPr>
-            <w:r xmlns:w="http://schemas.openxmlformats.org/wordprocessingml/2006/main" xmlns:wp="http://schemas.openxmlformats.org/drawingml/2006/wordprocessingDrawing" xmlns:r="http://schemas.openxmlformats.org/officeDocument/2006/relationships" xmlns:w14="http://schemas.microsoft.com/office/word/2010/wordml">
-              <w:rPr>
-                <w:rFonts w:ascii="Times New Roman" w:hAnsi="Times New Roman" w:eastAsia="Times New Roman" w:cs="Times New Roman"/>
-                <w:i w:val="false"/>
-                <w:b w:val="true"/>
-                <w:u w:val="none"/>
-                <w:strike w:val="false"/>
-                <w:sz w:val="16"/>
-                <w:szCs w:val="16"/>
+              <w:spacing w:after="0" w:before="0" w:line="240"/>
+              <w:ind w:left="100" w:right="100" w:firstLine="0" w:firstLineChars="0"/>
+              <w:rPr>
+                <w:rFonts w:ascii="Times New Roman" w:hAnsi="Times New Roman" w:eastAsia="Times New Roman" w:cs="Times New Roman"/>
+                <w:i w:val="false"/>
+                <w:b w:val="true"/>
+                <w:u w:val="none"/>
+                <w:strike w:val="false"/>
+                <w:sz w:val="14"/>
+                <w:szCs w:val="14"/>
+                <w:color w:val="000000"/>
+              </w:rPr>
+            </w:pPr>
+            <w:r xmlns:w="http://schemas.openxmlformats.org/wordprocessingml/2006/main" xmlns:wp="http://schemas.openxmlformats.org/drawingml/2006/wordprocessingDrawing" xmlns:r="http://schemas.openxmlformats.org/officeDocument/2006/relationships" xmlns:w14="http://schemas.microsoft.com/office/word/2010/wordml">
+              <w:rPr>
+                <w:rFonts w:ascii="Times New Roman" w:hAnsi="Times New Roman" w:eastAsia="Times New Roman" w:cs="Times New Roman"/>
+                <w:i w:val="false"/>
+                <w:b w:val="true"/>
+                <w:u w:val="none"/>
+                <w:strike w:val="false"/>
+                <w:sz w:val="14"/>
+                <w:szCs w:val="14"/>
                 <w:color w:val="000000"/>
               </w:rPr>
               <w:t xml:space="preserve">2,2</w:t>
@@ -8621,28 +8621,28 @@
                 <w:left w:val="none" w:sz="0" w:space="0" w:color="000000"/>
                 <w:right w:val="none" w:sz="0" w:space="0" w:color="000000"/>
               </w:pBdr>
-              <w:spacing w:after="36" w:before="36" w:line="240"/>
-              <w:ind w:left="100" w:right="100" w:firstLine="0" w:firstLineChars="0"/>
-              <w:rPr>
-                <w:rFonts w:ascii="Times New Roman" w:hAnsi="Times New Roman" w:eastAsia="Times New Roman" w:cs="Times New Roman"/>
-                <w:i w:val="false"/>
-                <w:b w:val="true"/>
-                <w:u w:val="none"/>
-                <w:strike w:val="false"/>
-                <w:sz w:val="16"/>
-                <w:szCs w:val="16"/>
-                <w:color w:val="000000"/>
-              </w:rPr>
-            </w:pPr>
-            <w:r xmlns:w="http://schemas.openxmlformats.org/wordprocessingml/2006/main" xmlns:wp="http://schemas.openxmlformats.org/drawingml/2006/wordprocessingDrawing" xmlns:r="http://schemas.openxmlformats.org/officeDocument/2006/relationships" xmlns:w14="http://schemas.microsoft.com/office/word/2010/wordml">
-              <w:rPr>
-                <w:rFonts w:ascii="Times New Roman" w:hAnsi="Times New Roman" w:eastAsia="Times New Roman" w:cs="Times New Roman"/>
-                <w:i w:val="false"/>
-                <w:b w:val="true"/>
-                <w:u w:val="none"/>
-                <w:strike w:val="false"/>
-                <w:sz w:val="16"/>
-                <w:szCs w:val="16"/>
+              <w:spacing w:after="0" w:before="0" w:line="240"/>
+              <w:ind w:left="100" w:right="100" w:firstLine="0" w:firstLineChars="0"/>
+              <w:rPr>
+                <w:rFonts w:ascii="Times New Roman" w:hAnsi="Times New Roman" w:eastAsia="Times New Roman" w:cs="Times New Roman"/>
+                <w:i w:val="false"/>
+                <w:b w:val="true"/>
+                <w:u w:val="none"/>
+                <w:strike w:val="false"/>
+                <w:sz w:val="14"/>
+                <w:szCs w:val="14"/>
+                <w:color w:val="000000"/>
+              </w:rPr>
+            </w:pPr>
+            <w:r xmlns:w="http://schemas.openxmlformats.org/wordprocessingml/2006/main" xmlns:wp="http://schemas.openxmlformats.org/drawingml/2006/wordprocessingDrawing" xmlns:r="http://schemas.openxmlformats.org/officeDocument/2006/relationships" xmlns:w14="http://schemas.microsoft.com/office/word/2010/wordml">
+              <w:rPr>
+                <w:rFonts w:ascii="Times New Roman" w:hAnsi="Times New Roman" w:eastAsia="Times New Roman" w:cs="Times New Roman"/>
+                <w:i w:val="false"/>
+                <w:b w:val="true"/>
+                <w:u w:val="none"/>
+                <w:strike w:val="false"/>
+                <w:sz w:val="14"/>
+                <w:szCs w:val="14"/>
                 <w:color w:val="000000"/>
               </w:rPr>
               <w:t xml:space="preserve">1,1</w:t>
@@ -8675,28 +8675,28 @@
                 <w:left w:val="none" w:sz="0" w:space="0" w:color="000000"/>
                 <w:right w:val="none" w:sz="0" w:space="0" w:color="000000"/>
               </w:pBdr>
-              <w:spacing w:after="36" w:before="36" w:line="240"/>
-              <w:ind w:left="100" w:right="100" w:firstLine="0" w:firstLineChars="0"/>
-              <w:rPr>
-                <w:rFonts w:ascii="Times New Roman" w:hAnsi="Times New Roman" w:eastAsia="Times New Roman" w:cs="Times New Roman"/>
-                <w:i w:val="false"/>
-                <w:b w:val="true"/>
-                <w:u w:val="none"/>
-                <w:strike w:val="false"/>
-                <w:sz w:val="16"/>
-                <w:szCs w:val="16"/>
-                <w:color w:val="000000"/>
-              </w:rPr>
-            </w:pPr>
-            <w:r xmlns:w="http://schemas.openxmlformats.org/wordprocessingml/2006/main" xmlns:wp="http://schemas.openxmlformats.org/drawingml/2006/wordprocessingDrawing" xmlns:r="http://schemas.openxmlformats.org/officeDocument/2006/relationships" xmlns:w14="http://schemas.microsoft.com/office/word/2010/wordml">
-              <w:rPr>
-                <w:rFonts w:ascii="Times New Roman" w:hAnsi="Times New Roman" w:eastAsia="Times New Roman" w:cs="Times New Roman"/>
-                <w:i w:val="false"/>
-                <w:b w:val="true"/>
-                <w:u w:val="none"/>
-                <w:strike w:val="false"/>
-                <w:sz w:val="16"/>
-                <w:szCs w:val="16"/>
+              <w:spacing w:after="0" w:before="0" w:line="240"/>
+              <w:ind w:left="100" w:right="100" w:firstLine="0" w:firstLineChars="0"/>
+              <w:rPr>
+                <w:rFonts w:ascii="Times New Roman" w:hAnsi="Times New Roman" w:eastAsia="Times New Roman" w:cs="Times New Roman"/>
+                <w:i w:val="false"/>
+                <w:b w:val="true"/>
+                <w:u w:val="none"/>
+                <w:strike w:val="false"/>
+                <w:sz w:val="14"/>
+                <w:szCs w:val="14"/>
+                <w:color w:val="000000"/>
+              </w:rPr>
+            </w:pPr>
+            <w:r xmlns:w="http://schemas.openxmlformats.org/wordprocessingml/2006/main" xmlns:wp="http://schemas.openxmlformats.org/drawingml/2006/wordprocessingDrawing" xmlns:r="http://schemas.openxmlformats.org/officeDocument/2006/relationships" xmlns:w14="http://schemas.microsoft.com/office/word/2010/wordml">
+              <w:rPr>
+                <w:rFonts w:ascii="Times New Roman" w:hAnsi="Times New Roman" w:eastAsia="Times New Roman" w:cs="Times New Roman"/>
+                <w:i w:val="false"/>
+                <w:b w:val="true"/>
+                <w:u w:val="none"/>
+                <w:strike w:val="false"/>
+                <w:sz w:val="14"/>
+                <w:szCs w:val="14"/>
                 <w:color w:val="000000"/>
               </w:rPr>
               <w:t xml:space="preserve">120,4</w:t>
@@ -8729,28 +8729,28 @@
                 <w:left w:val="none" w:sz="0" w:space="0" w:color="000000"/>
                 <w:right w:val="none" w:sz="0" w:space="0" w:color="000000"/>
               </w:pBdr>
-              <w:spacing w:after="36" w:before="36" w:line="240"/>
-              <w:ind w:left="100" w:right="100" w:firstLine="0" w:firstLineChars="0"/>
-              <w:rPr>
-                <w:rFonts w:ascii="Times New Roman" w:hAnsi="Times New Roman" w:eastAsia="Times New Roman" w:cs="Times New Roman"/>
-                <w:i w:val="false"/>
-                <w:b w:val="true"/>
-                <w:u w:val="none"/>
-                <w:strike w:val="false"/>
-                <w:sz w:val="16"/>
-                <w:szCs w:val="16"/>
-                <w:color w:val="000000"/>
-              </w:rPr>
-            </w:pPr>
-            <w:r xmlns:w="http://schemas.openxmlformats.org/wordprocessingml/2006/main" xmlns:wp="http://schemas.openxmlformats.org/drawingml/2006/wordprocessingDrawing" xmlns:r="http://schemas.openxmlformats.org/officeDocument/2006/relationships" xmlns:w14="http://schemas.microsoft.com/office/word/2010/wordml">
-              <w:rPr>
-                <w:rFonts w:ascii="Times New Roman" w:hAnsi="Times New Roman" w:eastAsia="Times New Roman" w:cs="Times New Roman"/>
-                <w:i w:val="false"/>
-                <w:b w:val="true"/>
-                <w:u w:val="none"/>
-                <w:strike w:val="false"/>
-                <w:sz w:val="16"/>
-                <w:szCs w:val="16"/>
+              <w:spacing w:after="0" w:before="0" w:line="240"/>
+              <w:ind w:left="100" w:right="100" w:firstLine="0" w:firstLineChars="0"/>
+              <w:rPr>
+                <w:rFonts w:ascii="Times New Roman" w:hAnsi="Times New Roman" w:eastAsia="Times New Roman" w:cs="Times New Roman"/>
+                <w:i w:val="false"/>
+                <w:b w:val="true"/>
+                <w:u w:val="none"/>
+                <w:strike w:val="false"/>
+                <w:sz w:val="14"/>
+                <w:szCs w:val="14"/>
+                <w:color w:val="000000"/>
+              </w:rPr>
+            </w:pPr>
+            <w:r xmlns:w="http://schemas.openxmlformats.org/wordprocessingml/2006/main" xmlns:wp="http://schemas.openxmlformats.org/drawingml/2006/wordprocessingDrawing" xmlns:r="http://schemas.openxmlformats.org/officeDocument/2006/relationships" xmlns:w14="http://schemas.microsoft.com/office/word/2010/wordml">
+              <w:rPr>
+                <w:rFonts w:ascii="Times New Roman" w:hAnsi="Times New Roman" w:eastAsia="Times New Roman" w:cs="Times New Roman"/>
+                <w:i w:val="false"/>
+                <w:b w:val="true"/>
+                <w:u w:val="none"/>
+                <w:strike w:val="false"/>
+                <w:sz w:val="14"/>
+                <w:szCs w:val="14"/>
                 <w:color w:val="000000"/>
               </w:rPr>
               <w:t xml:space="preserve">119,1</w:t>
@@ -8783,28 +8783,28 @@
                 <w:left w:val="none" w:sz="0" w:space="0" w:color="000000"/>
                 <w:right w:val="none" w:sz="0" w:space="0" w:color="000000"/>
               </w:pBdr>
-              <w:spacing w:after="36" w:before="36" w:line="240"/>
-              <w:ind w:left="100" w:right="100" w:firstLine="0" w:firstLineChars="0"/>
-              <w:rPr>
-                <w:rFonts w:ascii="Times New Roman" w:hAnsi="Times New Roman" w:eastAsia="Times New Roman" w:cs="Times New Roman"/>
-                <w:i w:val="false"/>
-                <w:b w:val="true"/>
-                <w:u w:val="none"/>
-                <w:strike w:val="false"/>
-                <w:sz w:val="16"/>
-                <w:szCs w:val="16"/>
-                <w:color w:val="000000"/>
-              </w:rPr>
-            </w:pPr>
-            <w:r xmlns:w="http://schemas.openxmlformats.org/wordprocessingml/2006/main" xmlns:wp="http://schemas.openxmlformats.org/drawingml/2006/wordprocessingDrawing" xmlns:r="http://schemas.openxmlformats.org/officeDocument/2006/relationships" xmlns:w14="http://schemas.microsoft.com/office/word/2010/wordml">
-              <w:rPr>
-                <w:rFonts w:ascii="Times New Roman" w:hAnsi="Times New Roman" w:eastAsia="Times New Roman" w:cs="Times New Roman"/>
-                <w:i w:val="false"/>
-                <w:b w:val="true"/>
-                <w:u w:val="none"/>
-                <w:strike w:val="false"/>
-                <w:sz w:val="16"/>
-                <w:szCs w:val="16"/>
+              <w:spacing w:after="0" w:before="0" w:line="240"/>
+              <w:ind w:left="100" w:right="100" w:firstLine="0" w:firstLineChars="0"/>
+              <w:rPr>
+                <w:rFonts w:ascii="Times New Roman" w:hAnsi="Times New Roman" w:eastAsia="Times New Roman" w:cs="Times New Roman"/>
+                <w:i w:val="false"/>
+                <w:b w:val="true"/>
+                <w:u w:val="none"/>
+                <w:strike w:val="false"/>
+                <w:sz w:val="14"/>
+                <w:szCs w:val="14"/>
+                <w:color w:val="000000"/>
+              </w:rPr>
+            </w:pPr>
+            <w:r xmlns:w="http://schemas.openxmlformats.org/wordprocessingml/2006/main" xmlns:wp="http://schemas.openxmlformats.org/drawingml/2006/wordprocessingDrawing" xmlns:r="http://schemas.openxmlformats.org/officeDocument/2006/relationships" xmlns:w14="http://schemas.microsoft.com/office/word/2010/wordml">
+              <w:rPr>
+                <w:rFonts w:ascii="Times New Roman" w:hAnsi="Times New Roman" w:eastAsia="Times New Roman" w:cs="Times New Roman"/>
+                <w:i w:val="false"/>
+                <w:b w:val="true"/>
+                <w:u w:val="none"/>
+                <w:strike w:val="false"/>
+                <w:sz w:val="14"/>
+                <w:szCs w:val="14"/>
                 <w:color w:val="000000"/>
               </w:rPr>
               <w:t xml:space="preserve">117,9</w:t>
@@ -8837,28 +8837,28 @@
                 <w:left w:val="none" w:sz="0" w:space="0" w:color="000000"/>
                 <w:right w:val="none" w:sz="0" w:space="0" w:color="000000"/>
               </w:pBdr>
-              <w:spacing w:after="36" w:before="36" w:line="240"/>
-              <w:ind w:left="100" w:right="100" w:firstLine="0" w:firstLineChars="0"/>
-              <w:rPr>
-                <w:rFonts w:ascii="Times New Roman" w:hAnsi="Times New Roman" w:eastAsia="Times New Roman" w:cs="Times New Roman"/>
-                <w:i w:val="false"/>
-                <w:b w:val="true"/>
-                <w:u w:val="none"/>
-                <w:strike w:val="false"/>
-                <w:sz w:val="16"/>
-                <w:szCs w:val="16"/>
-                <w:color w:val="000000"/>
-              </w:rPr>
-            </w:pPr>
-            <w:r xmlns:w="http://schemas.openxmlformats.org/wordprocessingml/2006/main" xmlns:wp="http://schemas.openxmlformats.org/drawingml/2006/wordprocessingDrawing" xmlns:r="http://schemas.openxmlformats.org/officeDocument/2006/relationships" xmlns:w14="http://schemas.microsoft.com/office/word/2010/wordml">
-              <w:rPr>
-                <w:rFonts w:ascii="Times New Roman" w:hAnsi="Times New Roman" w:eastAsia="Times New Roman" w:cs="Times New Roman"/>
-                <w:i w:val="false"/>
-                <w:b w:val="true"/>
-                <w:u w:val="none"/>
-                <w:strike w:val="false"/>
-                <w:sz w:val="16"/>
-                <w:szCs w:val="16"/>
+              <w:spacing w:after="0" w:before="0" w:line="240"/>
+              <w:ind w:left="100" w:right="100" w:firstLine="0" w:firstLineChars="0"/>
+              <w:rPr>
+                <w:rFonts w:ascii="Times New Roman" w:hAnsi="Times New Roman" w:eastAsia="Times New Roman" w:cs="Times New Roman"/>
+                <w:i w:val="false"/>
+                <w:b w:val="true"/>
+                <w:u w:val="none"/>
+                <w:strike w:val="false"/>
+                <w:sz w:val="14"/>
+                <w:szCs w:val="14"/>
+                <w:color w:val="000000"/>
+              </w:rPr>
+            </w:pPr>
+            <w:r xmlns:w="http://schemas.openxmlformats.org/wordprocessingml/2006/main" xmlns:wp="http://schemas.openxmlformats.org/drawingml/2006/wordprocessingDrawing" xmlns:r="http://schemas.openxmlformats.org/officeDocument/2006/relationships" xmlns:w14="http://schemas.microsoft.com/office/word/2010/wordml">
+              <w:rPr>
+                <w:rFonts w:ascii="Times New Roman" w:hAnsi="Times New Roman" w:eastAsia="Times New Roman" w:cs="Times New Roman"/>
+                <w:i w:val="false"/>
+                <w:b w:val="true"/>
+                <w:u w:val="none"/>
+                <w:strike w:val="false"/>
+                <w:sz w:val="14"/>
+                <w:szCs w:val="14"/>
                 <w:color w:val="000000"/>
               </w:rPr>
               <w:t xml:space="preserve">117,8</w:t>
@@ -8891,28 +8891,28 @@
                 <w:left w:val="none" w:sz="0" w:space="0" w:color="000000"/>
                 <w:right w:val="none" w:sz="0" w:space="0" w:color="000000"/>
               </w:pBdr>
-              <w:spacing w:after="36" w:before="36" w:line="240"/>
-              <w:ind w:left="100" w:right="100" w:firstLine="0" w:firstLineChars="0"/>
-              <w:rPr>
-                <w:rFonts w:ascii="Times New Roman" w:hAnsi="Times New Roman" w:eastAsia="Times New Roman" w:cs="Times New Roman"/>
-                <w:i w:val="false"/>
-                <w:b w:val="true"/>
-                <w:u w:val="none"/>
-                <w:strike w:val="false"/>
-                <w:sz w:val="16"/>
-                <w:szCs w:val="16"/>
-                <w:color w:val="000000"/>
-              </w:rPr>
-            </w:pPr>
-            <w:r xmlns:w="http://schemas.openxmlformats.org/wordprocessingml/2006/main" xmlns:wp="http://schemas.openxmlformats.org/drawingml/2006/wordprocessingDrawing" xmlns:r="http://schemas.openxmlformats.org/officeDocument/2006/relationships" xmlns:w14="http://schemas.microsoft.com/office/word/2010/wordml">
-              <w:rPr>
-                <w:rFonts w:ascii="Times New Roman" w:hAnsi="Times New Roman" w:eastAsia="Times New Roman" w:cs="Times New Roman"/>
-                <w:i w:val="false"/>
-                <w:b w:val="true"/>
-                <w:u w:val="none"/>
-                <w:strike w:val="false"/>
-                <w:sz w:val="16"/>
-                <w:szCs w:val="16"/>
+              <w:spacing w:after="0" w:before="0" w:line="240"/>
+              <w:ind w:left="100" w:right="100" w:firstLine="0" w:firstLineChars="0"/>
+              <w:rPr>
+                <w:rFonts w:ascii="Times New Roman" w:hAnsi="Times New Roman" w:eastAsia="Times New Roman" w:cs="Times New Roman"/>
+                <w:i w:val="false"/>
+                <w:b w:val="true"/>
+                <w:u w:val="none"/>
+                <w:strike w:val="false"/>
+                <w:sz w:val="14"/>
+                <w:szCs w:val="14"/>
+                <w:color w:val="000000"/>
+              </w:rPr>
+            </w:pPr>
+            <w:r xmlns:w="http://schemas.openxmlformats.org/wordprocessingml/2006/main" xmlns:wp="http://schemas.openxmlformats.org/drawingml/2006/wordprocessingDrawing" xmlns:r="http://schemas.openxmlformats.org/officeDocument/2006/relationships" xmlns:w14="http://schemas.microsoft.com/office/word/2010/wordml">
+              <w:rPr>
+                <w:rFonts w:ascii="Times New Roman" w:hAnsi="Times New Roman" w:eastAsia="Times New Roman" w:cs="Times New Roman"/>
+                <w:i w:val="false"/>
+                <w:b w:val="true"/>
+                <w:u w:val="none"/>
+                <w:strike w:val="false"/>
+                <w:sz w:val="14"/>
+                <w:szCs w:val="14"/>
                 <w:color w:val="000000"/>
               </w:rPr>
               <w:t xml:space="preserve">116,0</w:t>
@@ -8945,28 +8945,28 @@
                 <w:left w:val="none" w:sz="0" w:space="0" w:color="000000"/>
                 <w:right w:val="none" w:sz="0" w:space="0" w:color="000000"/>
               </w:pBdr>
-              <w:spacing w:after="36" w:before="36" w:line="240"/>
-              <w:ind w:left="100" w:right="100" w:firstLine="0" w:firstLineChars="0"/>
-              <w:rPr>
-                <w:rFonts w:ascii="Times New Roman" w:hAnsi="Times New Roman" w:eastAsia="Times New Roman" w:cs="Times New Roman"/>
-                <w:i w:val="false"/>
-                <w:b w:val="true"/>
-                <w:u w:val="none"/>
-                <w:strike w:val="false"/>
-                <w:sz w:val="16"/>
-                <w:szCs w:val="16"/>
-                <w:color w:val="000000"/>
-              </w:rPr>
-            </w:pPr>
-            <w:r xmlns:w="http://schemas.openxmlformats.org/wordprocessingml/2006/main" xmlns:wp="http://schemas.openxmlformats.org/drawingml/2006/wordprocessingDrawing" xmlns:r="http://schemas.openxmlformats.org/officeDocument/2006/relationships" xmlns:w14="http://schemas.microsoft.com/office/word/2010/wordml">
-              <w:rPr>
-                <w:rFonts w:ascii="Times New Roman" w:hAnsi="Times New Roman" w:eastAsia="Times New Roman" w:cs="Times New Roman"/>
-                <w:i w:val="false"/>
-                <w:b w:val="true"/>
-                <w:u w:val="none"/>
-                <w:strike w:val="false"/>
-                <w:sz w:val="16"/>
-                <w:szCs w:val="16"/>
+              <w:spacing w:after="0" w:before="0" w:line="240"/>
+              <w:ind w:left="100" w:right="100" w:firstLine="0" w:firstLineChars="0"/>
+              <w:rPr>
+                <w:rFonts w:ascii="Times New Roman" w:hAnsi="Times New Roman" w:eastAsia="Times New Roman" w:cs="Times New Roman"/>
+                <w:i w:val="false"/>
+                <w:b w:val="true"/>
+                <w:u w:val="none"/>
+                <w:strike w:val="false"/>
+                <w:sz w:val="14"/>
+                <w:szCs w:val="14"/>
+                <w:color w:val="000000"/>
+              </w:rPr>
+            </w:pPr>
+            <w:r xmlns:w="http://schemas.openxmlformats.org/wordprocessingml/2006/main" xmlns:wp="http://schemas.openxmlformats.org/drawingml/2006/wordprocessingDrawing" xmlns:r="http://schemas.openxmlformats.org/officeDocument/2006/relationships" xmlns:w14="http://schemas.microsoft.com/office/word/2010/wordml">
+              <w:rPr>
+                <w:rFonts w:ascii="Times New Roman" w:hAnsi="Times New Roman" w:eastAsia="Times New Roman" w:cs="Times New Roman"/>
+                <w:i w:val="false"/>
+                <w:b w:val="true"/>
+                <w:u w:val="none"/>
+                <w:strike w:val="false"/>
+                <w:sz w:val="14"/>
+                <w:szCs w:val="14"/>
                 <w:color w:val="000000"/>
               </w:rPr>
               <w:t xml:space="preserve">7,115</w:t>
@@ -8999,28 +8999,28 @@
                 <w:left w:val="none" w:sz="0" w:space="0" w:color="000000"/>
                 <w:right w:val="none" w:sz="0" w:space="0" w:color="000000"/>
               </w:pBdr>
-              <w:spacing w:after="36" w:before="36" w:line="240"/>
-              <w:ind w:left="100" w:right="100" w:firstLine="0" w:firstLineChars="0"/>
-              <w:rPr>
-                <w:rFonts w:ascii="Times New Roman" w:hAnsi="Times New Roman" w:eastAsia="Times New Roman" w:cs="Times New Roman"/>
-                <w:i w:val="false"/>
-                <w:b w:val="true"/>
-                <w:u w:val="none"/>
-                <w:strike w:val="false"/>
-                <w:sz w:val="16"/>
-                <w:szCs w:val="16"/>
-                <w:color w:val="000000"/>
-              </w:rPr>
-            </w:pPr>
-            <w:r xmlns:w="http://schemas.openxmlformats.org/wordprocessingml/2006/main" xmlns:wp="http://schemas.openxmlformats.org/drawingml/2006/wordprocessingDrawing" xmlns:r="http://schemas.openxmlformats.org/officeDocument/2006/relationships" xmlns:w14="http://schemas.microsoft.com/office/word/2010/wordml">
-              <w:rPr>
-                <w:rFonts w:ascii="Times New Roman" w:hAnsi="Times New Roman" w:eastAsia="Times New Roman" w:cs="Times New Roman"/>
-                <w:i w:val="false"/>
-                <w:b w:val="true"/>
-                <w:u w:val="none"/>
-                <w:strike w:val="false"/>
-                <w:sz w:val="16"/>
-                <w:szCs w:val="16"/>
+              <w:spacing w:after="0" w:before="0" w:line="240"/>
+              <w:ind w:left="100" w:right="100" w:firstLine="0" w:firstLineChars="0"/>
+              <w:rPr>
+                <w:rFonts w:ascii="Times New Roman" w:hAnsi="Times New Roman" w:eastAsia="Times New Roman" w:cs="Times New Roman"/>
+                <w:i w:val="false"/>
+                <w:b w:val="true"/>
+                <w:u w:val="none"/>
+                <w:strike w:val="false"/>
+                <w:sz w:val="14"/>
+                <w:szCs w:val="14"/>
+                <w:color w:val="000000"/>
+              </w:rPr>
+            </w:pPr>
+            <w:r xmlns:w="http://schemas.openxmlformats.org/wordprocessingml/2006/main" xmlns:wp="http://schemas.openxmlformats.org/drawingml/2006/wordprocessingDrawing" xmlns:r="http://schemas.openxmlformats.org/officeDocument/2006/relationships" xmlns:w14="http://schemas.microsoft.com/office/word/2010/wordml">
+              <w:rPr>
+                <w:rFonts w:ascii="Times New Roman" w:hAnsi="Times New Roman" w:eastAsia="Times New Roman" w:cs="Times New Roman"/>
+                <w:i w:val="false"/>
+                <w:b w:val="true"/>
+                <w:u w:val="none"/>
+                <w:strike w:val="false"/>
+                <w:sz w:val="14"/>
+                <w:szCs w:val="14"/>
                 <w:color w:val="000000"/>
               </w:rPr>
               <w:t xml:space="preserve">12 - مواد وخدمات أخرى</w:t>
@@ -9059,28 +9059,28 @@
                 <w:left w:val="none" w:sz="0" w:space="0" w:color="000000"/>
                 <w:right w:val="none" w:sz="0" w:space="0" w:color="000000"/>
               </w:pBdr>
-              <w:spacing w:after="36" w:before="36" w:line="240"/>
-              <w:ind w:left="100" w:right="100" w:firstLine="0" w:firstLineChars="0"/>
-              <w:rPr>
-                <w:rFonts w:ascii="Times New Roman" w:hAnsi="Times New Roman" w:eastAsia="Times New Roman" w:cs="Times New Roman"/>
-                <w:i w:val="false"/>
-                <w:b w:val="true"/>
-                <w:u w:val="none"/>
-                <w:strike w:val="false"/>
-                <w:sz w:val="16"/>
-                <w:szCs w:val="16"/>
-                <w:color w:val="000000"/>
-              </w:rPr>
-            </w:pPr>
-            <w:r xmlns:w="http://schemas.openxmlformats.org/wordprocessingml/2006/main" xmlns:wp="http://schemas.openxmlformats.org/drawingml/2006/wordprocessingDrawing" xmlns:r="http://schemas.openxmlformats.org/officeDocument/2006/relationships" xmlns:w14="http://schemas.microsoft.com/office/word/2010/wordml">
-              <w:rPr>
-                <w:rFonts w:ascii="Times New Roman" w:hAnsi="Times New Roman" w:eastAsia="Times New Roman" w:cs="Times New Roman"/>
-                <w:i w:val="false"/>
-                <w:b w:val="true"/>
-                <w:u w:val="none"/>
-                <w:strike w:val="false"/>
-                <w:sz w:val="16"/>
-                <w:szCs w:val="16"/>
+              <w:spacing w:after="0" w:before="0" w:line="240"/>
+              <w:ind w:left="100" w:right="100" w:firstLine="0" w:firstLineChars="0"/>
+              <w:rPr>
+                <w:rFonts w:ascii="Times New Roman" w:hAnsi="Times New Roman" w:eastAsia="Times New Roman" w:cs="Times New Roman"/>
+                <w:i w:val="false"/>
+                <w:b w:val="true"/>
+                <w:u w:val="none"/>
+                <w:strike w:val="false"/>
+                <w:sz w:val="14"/>
+                <w:szCs w:val="14"/>
+                <w:color w:val="000000"/>
+              </w:rPr>
+            </w:pPr>
+            <w:r xmlns:w="http://schemas.openxmlformats.org/wordprocessingml/2006/main" xmlns:wp="http://schemas.openxmlformats.org/drawingml/2006/wordprocessingDrawing" xmlns:r="http://schemas.openxmlformats.org/officeDocument/2006/relationships" xmlns:w14="http://schemas.microsoft.com/office/word/2010/wordml">
+              <w:rPr>
+                <w:rFonts w:ascii="Times New Roman" w:hAnsi="Times New Roman" w:eastAsia="Times New Roman" w:cs="Times New Roman"/>
+                <w:i w:val="false"/>
+                <w:b w:val="true"/>
+                <w:u w:val="none"/>
+                <w:strike w:val="false"/>
+                <w:sz w:val="14"/>
+                <w:szCs w:val="14"/>
                 <w:color w:val="000000"/>
               </w:rPr>
               <w:t xml:space="preserve">-0,6</w:t>
@@ -9113,28 +9113,28 @@
                 <w:left w:val="none" w:sz="0" w:space="0" w:color="000000"/>
                 <w:right w:val="none" w:sz="0" w:space="0" w:color="000000"/>
               </w:pBdr>
-              <w:spacing w:after="36" w:before="36" w:line="240"/>
-              <w:ind w:left="100" w:right="100" w:firstLine="0" w:firstLineChars="0"/>
-              <w:rPr>
-                <w:rFonts w:ascii="Times New Roman" w:hAnsi="Times New Roman" w:eastAsia="Times New Roman" w:cs="Times New Roman"/>
-                <w:i w:val="false"/>
-                <w:b w:val="true"/>
-                <w:u w:val="none"/>
-                <w:strike w:val="false"/>
-                <w:sz w:val="16"/>
-                <w:szCs w:val="16"/>
-                <w:color w:val="000000"/>
-              </w:rPr>
-            </w:pPr>
-            <w:r xmlns:w="http://schemas.openxmlformats.org/wordprocessingml/2006/main" xmlns:wp="http://schemas.openxmlformats.org/drawingml/2006/wordprocessingDrawing" xmlns:r="http://schemas.openxmlformats.org/officeDocument/2006/relationships" xmlns:w14="http://schemas.microsoft.com/office/word/2010/wordml">
-              <w:rPr>
-                <w:rFonts w:ascii="Times New Roman" w:hAnsi="Times New Roman" w:eastAsia="Times New Roman" w:cs="Times New Roman"/>
-                <w:i w:val="false"/>
-                <w:b w:val="true"/>
-                <w:u w:val="none"/>
-                <w:strike w:val="false"/>
-                <w:sz w:val="16"/>
-                <w:szCs w:val="16"/>
+              <w:spacing w:after="0" w:before="0" w:line="240"/>
+              <w:ind w:left="100" w:right="100" w:firstLine="0" w:firstLineChars="0"/>
+              <w:rPr>
+                <w:rFonts w:ascii="Times New Roman" w:hAnsi="Times New Roman" w:eastAsia="Times New Roman" w:cs="Times New Roman"/>
+                <w:i w:val="false"/>
+                <w:b w:val="true"/>
+                <w:u w:val="none"/>
+                <w:strike w:val="false"/>
+                <w:sz w:val="14"/>
+                <w:szCs w:val="14"/>
+                <w:color w:val="000000"/>
+              </w:rPr>
+            </w:pPr>
+            <w:r xmlns:w="http://schemas.openxmlformats.org/wordprocessingml/2006/main" xmlns:wp="http://schemas.openxmlformats.org/drawingml/2006/wordprocessingDrawing" xmlns:r="http://schemas.openxmlformats.org/officeDocument/2006/relationships" xmlns:w14="http://schemas.microsoft.com/office/word/2010/wordml">
+              <w:rPr>
+                <w:rFonts w:ascii="Times New Roman" w:hAnsi="Times New Roman" w:eastAsia="Times New Roman" w:cs="Times New Roman"/>
+                <w:i w:val="false"/>
+                <w:b w:val="true"/>
+                <w:u w:val="none"/>
+                <w:strike w:val="false"/>
+                <w:sz w:val="14"/>
+                <w:szCs w:val="14"/>
                 <w:color w:val="000000"/>
               </w:rPr>
               <w:t xml:space="preserve">0,7</w:t>
@@ -9167,28 +9167,28 @@
                 <w:left w:val="none" w:sz="0" w:space="0" w:color="000000"/>
                 <w:right w:val="none" w:sz="0" w:space="0" w:color="000000"/>
               </w:pBdr>
-              <w:spacing w:after="36" w:before="36" w:line="240"/>
-              <w:ind w:left="100" w:right="100" w:firstLine="0" w:firstLineChars="0"/>
-              <w:rPr>
-                <w:rFonts w:ascii="Times New Roman" w:hAnsi="Times New Roman" w:eastAsia="Times New Roman" w:cs="Times New Roman"/>
-                <w:i w:val="false"/>
-                <w:b w:val="true"/>
-                <w:u w:val="none"/>
-                <w:strike w:val="false"/>
-                <w:sz w:val="16"/>
-                <w:szCs w:val="16"/>
-                <w:color w:val="000000"/>
-              </w:rPr>
-            </w:pPr>
-            <w:r xmlns:w="http://schemas.openxmlformats.org/wordprocessingml/2006/main" xmlns:wp="http://schemas.openxmlformats.org/drawingml/2006/wordprocessingDrawing" xmlns:r="http://schemas.openxmlformats.org/officeDocument/2006/relationships" xmlns:w14="http://schemas.microsoft.com/office/word/2010/wordml">
-              <w:rPr>
-                <w:rFonts w:ascii="Times New Roman" w:hAnsi="Times New Roman" w:eastAsia="Times New Roman" w:cs="Times New Roman"/>
-                <w:i w:val="false"/>
-                <w:b w:val="true"/>
-                <w:u w:val="none"/>
-                <w:strike w:val="false"/>
-                <w:sz w:val="16"/>
-                <w:szCs w:val="16"/>
+              <w:spacing w:after="0" w:before="0" w:line="240"/>
+              <w:ind w:left="100" w:right="100" w:firstLine="0" w:firstLineChars="0"/>
+              <w:rPr>
+                <w:rFonts w:ascii="Times New Roman" w:hAnsi="Times New Roman" w:eastAsia="Times New Roman" w:cs="Times New Roman"/>
+                <w:i w:val="false"/>
+                <w:b w:val="true"/>
+                <w:u w:val="none"/>
+                <w:strike w:val="false"/>
+                <w:sz w:val="14"/>
+                <w:szCs w:val="14"/>
+                <w:color w:val="000000"/>
+              </w:rPr>
+            </w:pPr>
+            <w:r xmlns:w="http://schemas.openxmlformats.org/wordprocessingml/2006/main" xmlns:wp="http://schemas.openxmlformats.org/drawingml/2006/wordprocessingDrawing" xmlns:r="http://schemas.openxmlformats.org/officeDocument/2006/relationships" xmlns:w14="http://schemas.microsoft.com/office/word/2010/wordml">
+              <w:rPr>
+                <w:rFonts w:ascii="Times New Roman" w:hAnsi="Times New Roman" w:eastAsia="Times New Roman" w:cs="Times New Roman"/>
+                <w:i w:val="false"/>
+                <w:b w:val="true"/>
+                <w:u w:val="none"/>
+                <w:strike w:val="false"/>
+                <w:sz w:val="14"/>
+                <w:szCs w:val="14"/>
                 <w:color w:val="000000"/>
               </w:rPr>
               <w:t xml:space="preserve">0,5</w:t>
@@ -9221,28 +9221,28 @@
                 <w:left w:val="none" w:sz="0" w:space="0" w:color="000000"/>
                 <w:right w:val="none" w:sz="0" w:space="0" w:color="000000"/>
               </w:pBdr>
-              <w:spacing w:after="36" w:before="36" w:line="240"/>
-              <w:ind w:left="100" w:right="100" w:firstLine="0" w:firstLineChars="0"/>
-              <w:rPr>
-                <w:rFonts w:ascii="Times New Roman" w:hAnsi="Times New Roman" w:eastAsia="Times New Roman" w:cs="Times New Roman"/>
-                <w:i w:val="false"/>
-                <w:b w:val="true"/>
-                <w:u w:val="none"/>
-                <w:strike w:val="false"/>
-                <w:sz w:val="16"/>
-                <w:szCs w:val="16"/>
-                <w:color w:val="000000"/>
-              </w:rPr>
-            </w:pPr>
-            <w:r xmlns:w="http://schemas.openxmlformats.org/wordprocessingml/2006/main" xmlns:wp="http://schemas.openxmlformats.org/drawingml/2006/wordprocessingDrawing" xmlns:r="http://schemas.openxmlformats.org/officeDocument/2006/relationships" xmlns:w14="http://schemas.microsoft.com/office/word/2010/wordml">
-              <w:rPr>
-                <w:rFonts w:ascii="Times New Roman" w:hAnsi="Times New Roman" w:eastAsia="Times New Roman" w:cs="Times New Roman"/>
-                <w:i w:val="false"/>
-                <w:b w:val="true"/>
-                <w:u w:val="none"/>
-                <w:strike w:val="false"/>
-                <w:sz w:val="16"/>
-                <w:szCs w:val="16"/>
+              <w:spacing w:after="0" w:before="0" w:line="240"/>
+              <w:ind w:left="100" w:right="100" w:firstLine="0" w:firstLineChars="0"/>
+              <w:rPr>
+                <w:rFonts w:ascii="Times New Roman" w:hAnsi="Times New Roman" w:eastAsia="Times New Roman" w:cs="Times New Roman"/>
+                <w:i w:val="false"/>
+                <w:b w:val="true"/>
+                <w:u w:val="none"/>
+                <w:strike w:val="false"/>
+                <w:sz w:val="14"/>
+                <w:szCs w:val="14"/>
+                <w:color w:val="000000"/>
+              </w:rPr>
+            </w:pPr>
+            <w:r xmlns:w="http://schemas.openxmlformats.org/wordprocessingml/2006/main" xmlns:wp="http://schemas.openxmlformats.org/drawingml/2006/wordprocessingDrawing" xmlns:r="http://schemas.openxmlformats.org/officeDocument/2006/relationships" xmlns:w14="http://schemas.microsoft.com/office/word/2010/wordml">
+              <w:rPr>
+                <w:rFonts w:ascii="Times New Roman" w:hAnsi="Times New Roman" w:eastAsia="Times New Roman" w:cs="Times New Roman"/>
+                <w:i w:val="false"/>
+                <w:b w:val="true"/>
+                <w:u w:val="none"/>
+                <w:strike w:val="false"/>
+                <w:sz w:val="14"/>
+                <w:szCs w:val="14"/>
                 <w:color w:val="000000"/>
               </w:rPr>
               <w:t xml:space="preserve">119,6</w:t>
@@ -9275,28 +9275,28 @@
                 <w:left w:val="none" w:sz="0" w:space="0" w:color="000000"/>
                 <w:right w:val="none" w:sz="0" w:space="0" w:color="000000"/>
               </w:pBdr>
-              <w:spacing w:after="36" w:before="36" w:line="240"/>
-              <w:ind w:left="100" w:right="100" w:firstLine="0" w:firstLineChars="0"/>
-              <w:rPr>
-                <w:rFonts w:ascii="Times New Roman" w:hAnsi="Times New Roman" w:eastAsia="Times New Roman" w:cs="Times New Roman"/>
-                <w:i w:val="false"/>
-                <w:b w:val="true"/>
-                <w:u w:val="none"/>
-                <w:strike w:val="false"/>
-                <w:sz w:val="16"/>
-                <w:szCs w:val="16"/>
-                <w:color w:val="000000"/>
-              </w:rPr>
-            </w:pPr>
-            <w:r xmlns:w="http://schemas.openxmlformats.org/wordprocessingml/2006/main" xmlns:wp="http://schemas.openxmlformats.org/drawingml/2006/wordprocessingDrawing" xmlns:r="http://schemas.openxmlformats.org/officeDocument/2006/relationships" xmlns:w14="http://schemas.microsoft.com/office/word/2010/wordml">
-              <w:rPr>
-                <w:rFonts w:ascii="Times New Roman" w:hAnsi="Times New Roman" w:eastAsia="Times New Roman" w:cs="Times New Roman"/>
-                <w:i w:val="false"/>
-                <w:b w:val="true"/>
-                <w:u w:val="none"/>
-                <w:strike w:val="false"/>
-                <w:sz w:val="16"/>
-                <w:szCs w:val="16"/>
+              <w:spacing w:after="0" w:before="0" w:line="240"/>
+              <w:ind w:left="100" w:right="100" w:firstLine="0" w:firstLineChars="0"/>
+              <w:rPr>
+                <w:rFonts w:ascii="Times New Roman" w:hAnsi="Times New Roman" w:eastAsia="Times New Roman" w:cs="Times New Roman"/>
+                <w:i w:val="false"/>
+                <w:b w:val="true"/>
+                <w:u w:val="none"/>
+                <w:strike w:val="false"/>
+                <w:sz w:val="14"/>
+                <w:szCs w:val="14"/>
+                <w:color w:val="000000"/>
+              </w:rPr>
+            </w:pPr>
+            <w:r xmlns:w="http://schemas.openxmlformats.org/wordprocessingml/2006/main" xmlns:wp="http://schemas.openxmlformats.org/drawingml/2006/wordprocessingDrawing" xmlns:r="http://schemas.openxmlformats.org/officeDocument/2006/relationships" xmlns:w14="http://schemas.microsoft.com/office/word/2010/wordml">
+              <w:rPr>
+                <w:rFonts w:ascii="Times New Roman" w:hAnsi="Times New Roman" w:eastAsia="Times New Roman" w:cs="Times New Roman"/>
+                <w:i w:val="false"/>
+                <w:b w:val="true"/>
+                <w:u w:val="none"/>
+                <w:strike w:val="false"/>
+                <w:sz w:val="14"/>
+                <w:szCs w:val="14"/>
                 <w:color w:val="000000"/>
               </w:rPr>
               <w:t xml:space="preserve">119,0</w:t>
@@ -9329,28 +9329,28 @@
                 <w:left w:val="none" w:sz="0" w:space="0" w:color="000000"/>
                 <w:right w:val="none" w:sz="0" w:space="0" w:color="000000"/>
               </w:pBdr>
-              <w:spacing w:after="36" w:before="36" w:line="240"/>
-              <w:ind w:left="100" w:right="100" w:firstLine="0" w:firstLineChars="0"/>
-              <w:rPr>
-                <w:rFonts w:ascii="Times New Roman" w:hAnsi="Times New Roman" w:eastAsia="Times New Roman" w:cs="Times New Roman"/>
-                <w:i w:val="false"/>
-                <w:b w:val="true"/>
-                <w:u w:val="none"/>
-                <w:strike w:val="false"/>
-                <w:sz w:val="16"/>
-                <w:szCs w:val="16"/>
-                <w:color w:val="000000"/>
-              </w:rPr>
-            </w:pPr>
-            <w:r xmlns:w="http://schemas.openxmlformats.org/wordprocessingml/2006/main" xmlns:wp="http://schemas.openxmlformats.org/drawingml/2006/wordprocessingDrawing" xmlns:r="http://schemas.openxmlformats.org/officeDocument/2006/relationships" xmlns:w14="http://schemas.microsoft.com/office/word/2010/wordml">
-              <w:rPr>
-                <w:rFonts w:ascii="Times New Roman" w:hAnsi="Times New Roman" w:eastAsia="Times New Roman" w:cs="Times New Roman"/>
-                <w:i w:val="false"/>
-                <w:b w:val="true"/>
-                <w:u w:val="none"/>
-                <w:strike w:val="false"/>
-                <w:sz w:val="16"/>
-                <w:szCs w:val="16"/>
+              <w:spacing w:after="0" w:before="0" w:line="240"/>
+              <w:ind w:left="100" w:right="100" w:firstLine="0" w:firstLineChars="0"/>
+              <w:rPr>
+                <w:rFonts w:ascii="Times New Roman" w:hAnsi="Times New Roman" w:eastAsia="Times New Roman" w:cs="Times New Roman"/>
+                <w:i w:val="false"/>
+                <w:b w:val="true"/>
+                <w:u w:val="none"/>
+                <w:strike w:val="false"/>
+                <w:sz w:val="14"/>
+                <w:szCs w:val="14"/>
+                <w:color w:val="000000"/>
+              </w:rPr>
+            </w:pPr>
+            <w:r xmlns:w="http://schemas.openxmlformats.org/wordprocessingml/2006/main" xmlns:wp="http://schemas.openxmlformats.org/drawingml/2006/wordprocessingDrawing" xmlns:r="http://schemas.openxmlformats.org/officeDocument/2006/relationships" xmlns:w14="http://schemas.microsoft.com/office/word/2010/wordml">
+              <w:rPr>
+                <w:rFonts w:ascii="Times New Roman" w:hAnsi="Times New Roman" w:eastAsia="Times New Roman" w:cs="Times New Roman"/>
+                <w:i w:val="false"/>
+                <w:b w:val="true"/>
+                <w:u w:val="none"/>
+                <w:strike w:val="false"/>
+                <w:sz w:val="14"/>
+                <w:szCs w:val="14"/>
                 <w:color w:val="000000"/>
               </w:rPr>
               <w:t xml:space="preserve">118,7</w:t>
@@ -9383,28 +9383,28 @@
                 <w:left w:val="none" w:sz="0" w:space="0" w:color="000000"/>
                 <w:right w:val="none" w:sz="0" w:space="0" w:color="000000"/>
               </w:pBdr>
-              <w:spacing w:after="36" w:before="36" w:line="240"/>
-              <w:ind w:left="100" w:right="100" w:firstLine="0" w:firstLineChars="0"/>
-              <w:rPr>
-                <w:rFonts w:ascii="Times New Roman" w:hAnsi="Times New Roman" w:eastAsia="Times New Roman" w:cs="Times New Roman"/>
-                <w:i w:val="false"/>
-                <w:b w:val="true"/>
-                <w:u w:val="none"/>
-                <w:strike w:val="false"/>
-                <w:sz w:val="16"/>
-                <w:szCs w:val="16"/>
-                <w:color w:val="000000"/>
-              </w:rPr>
-            </w:pPr>
-            <w:r xmlns:w="http://schemas.openxmlformats.org/wordprocessingml/2006/main" xmlns:wp="http://schemas.openxmlformats.org/drawingml/2006/wordprocessingDrawing" xmlns:r="http://schemas.openxmlformats.org/officeDocument/2006/relationships" xmlns:w14="http://schemas.microsoft.com/office/word/2010/wordml">
-              <w:rPr>
-                <w:rFonts w:ascii="Times New Roman" w:hAnsi="Times New Roman" w:eastAsia="Times New Roman" w:cs="Times New Roman"/>
-                <w:i w:val="false"/>
-                <w:b w:val="true"/>
-                <w:u w:val="none"/>
-                <w:strike w:val="false"/>
-                <w:sz w:val="16"/>
-                <w:szCs w:val="16"/>
+              <w:spacing w:after="0" w:before="0" w:line="240"/>
+              <w:ind w:left="100" w:right="100" w:firstLine="0" w:firstLineChars="0"/>
+              <w:rPr>
+                <w:rFonts w:ascii="Times New Roman" w:hAnsi="Times New Roman" w:eastAsia="Times New Roman" w:cs="Times New Roman"/>
+                <w:i w:val="false"/>
+                <w:b w:val="true"/>
+                <w:u w:val="none"/>
+                <w:strike w:val="false"/>
+                <w:sz w:val="14"/>
+                <w:szCs w:val="14"/>
+                <w:color w:val="000000"/>
+              </w:rPr>
+            </w:pPr>
+            <w:r xmlns:w="http://schemas.openxmlformats.org/wordprocessingml/2006/main" xmlns:wp="http://schemas.openxmlformats.org/drawingml/2006/wordprocessingDrawing" xmlns:r="http://schemas.openxmlformats.org/officeDocument/2006/relationships" xmlns:w14="http://schemas.microsoft.com/office/word/2010/wordml">
+              <w:rPr>
+                <w:rFonts w:ascii="Times New Roman" w:hAnsi="Times New Roman" w:eastAsia="Times New Roman" w:cs="Times New Roman"/>
+                <w:i w:val="false"/>
+                <w:b w:val="true"/>
+                <w:u w:val="none"/>
+                <w:strike w:val="false"/>
+                <w:sz w:val="14"/>
+                <w:szCs w:val="14"/>
                 <w:color w:val="000000"/>
               </w:rPr>
               <w:t xml:space="preserve">118,8</w:t>
@@ -9437,28 +9437,28 @@
                 <w:left w:val="none" w:sz="0" w:space="0" w:color="000000"/>
                 <w:right w:val="none" w:sz="0" w:space="0" w:color="000000"/>
               </w:pBdr>
-              <w:spacing w:after="36" w:before="36" w:line="240"/>
-              <w:ind w:left="100" w:right="100" w:firstLine="0" w:firstLineChars="0"/>
-              <w:rPr>
-                <w:rFonts w:ascii="Times New Roman" w:hAnsi="Times New Roman" w:eastAsia="Times New Roman" w:cs="Times New Roman"/>
-                <w:i w:val="false"/>
-                <w:b w:val="true"/>
-                <w:u w:val="none"/>
-                <w:strike w:val="false"/>
-                <w:sz w:val="16"/>
-                <w:szCs w:val="16"/>
-                <w:color w:val="000000"/>
-              </w:rPr>
-            </w:pPr>
-            <w:r xmlns:w="http://schemas.openxmlformats.org/wordprocessingml/2006/main" xmlns:wp="http://schemas.openxmlformats.org/drawingml/2006/wordprocessingDrawing" xmlns:r="http://schemas.openxmlformats.org/officeDocument/2006/relationships" xmlns:w14="http://schemas.microsoft.com/office/word/2010/wordml">
-              <w:rPr>
-                <w:rFonts w:ascii="Times New Roman" w:hAnsi="Times New Roman" w:eastAsia="Times New Roman" w:cs="Times New Roman"/>
-                <w:i w:val="false"/>
-                <w:b w:val="true"/>
-                <w:u w:val="none"/>
-                <w:strike w:val="false"/>
-                <w:sz w:val="16"/>
-                <w:szCs w:val="16"/>
+              <w:spacing w:after="0" w:before="0" w:line="240"/>
+              <w:ind w:left="100" w:right="100" w:firstLine="0" w:firstLineChars="0"/>
+              <w:rPr>
+                <w:rFonts w:ascii="Times New Roman" w:hAnsi="Times New Roman" w:eastAsia="Times New Roman" w:cs="Times New Roman"/>
+                <w:i w:val="false"/>
+                <w:b w:val="true"/>
+                <w:u w:val="none"/>
+                <w:strike w:val="false"/>
+                <w:sz w:val="14"/>
+                <w:szCs w:val="14"/>
+                <w:color w:val="000000"/>
+              </w:rPr>
+            </w:pPr>
+            <w:r xmlns:w="http://schemas.openxmlformats.org/wordprocessingml/2006/main" xmlns:wp="http://schemas.openxmlformats.org/drawingml/2006/wordprocessingDrawing" xmlns:r="http://schemas.openxmlformats.org/officeDocument/2006/relationships" xmlns:w14="http://schemas.microsoft.com/office/word/2010/wordml">
+              <w:rPr>
+                <w:rFonts w:ascii="Times New Roman" w:hAnsi="Times New Roman" w:eastAsia="Times New Roman" w:cs="Times New Roman"/>
+                <w:i w:val="false"/>
+                <w:b w:val="true"/>
+                <w:u w:val="none"/>
+                <w:strike w:val="false"/>
+                <w:sz w:val="14"/>
+                <w:szCs w:val="14"/>
                 <w:color w:val="000000"/>
               </w:rPr>
               <w:t xml:space="preserve">120,3</w:t>
@@ -9491,28 +9491,28 @@
                 <w:left w:val="none" w:sz="0" w:space="0" w:color="000000"/>
                 <w:right w:val="none" w:sz="0" w:space="0" w:color="000000"/>
               </w:pBdr>
-              <w:spacing w:after="36" w:before="36" w:line="240"/>
-              <w:ind w:left="100" w:right="100" w:firstLine="0" w:firstLineChars="0"/>
-              <w:rPr>
-                <w:rFonts w:ascii="Times New Roman" w:hAnsi="Times New Roman" w:eastAsia="Times New Roman" w:cs="Times New Roman"/>
-                <w:i w:val="false"/>
-                <w:b w:val="true"/>
-                <w:u w:val="none"/>
-                <w:strike w:val="false"/>
-                <w:sz w:val="16"/>
-                <w:szCs w:val="16"/>
-                <w:color w:val="000000"/>
-              </w:rPr>
-            </w:pPr>
-            <w:r xmlns:w="http://schemas.openxmlformats.org/wordprocessingml/2006/main" xmlns:wp="http://schemas.openxmlformats.org/drawingml/2006/wordprocessingDrawing" xmlns:r="http://schemas.openxmlformats.org/officeDocument/2006/relationships" xmlns:w14="http://schemas.microsoft.com/office/word/2010/wordml">
-              <w:rPr>
-                <w:rFonts w:ascii="Times New Roman" w:hAnsi="Times New Roman" w:eastAsia="Times New Roman" w:cs="Times New Roman"/>
-                <w:i w:val="false"/>
-                <w:b w:val="true"/>
-                <w:u w:val="none"/>
-                <w:strike w:val="false"/>
-                <w:sz w:val="16"/>
-                <w:szCs w:val="16"/>
+              <w:spacing w:after="0" w:before="0" w:line="240"/>
+              <w:ind w:left="100" w:right="100" w:firstLine="0" w:firstLineChars="0"/>
+              <w:rPr>
+                <w:rFonts w:ascii="Times New Roman" w:hAnsi="Times New Roman" w:eastAsia="Times New Roman" w:cs="Times New Roman"/>
+                <w:i w:val="false"/>
+                <w:b w:val="true"/>
+                <w:u w:val="none"/>
+                <w:strike w:val="false"/>
+                <w:sz w:val="14"/>
+                <w:szCs w:val="14"/>
+                <w:color w:val="000000"/>
+              </w:rPr>
+            </w:pPr>
+            <w:r xmlns:w="http://schemas.openxmlformats.org/wordprocessingml/2006/main" xmlns:wp="http://schemas.openxmlformats.org/drawingml/2006/wordprocessingDrawing" xmlns:r="http://schemas.openxmlformats.org/officeDocument/2006/relationships" xmlns:w14="http://schemas.microsoft.com/office/word/2010/wordml">
+              <w:rPr>
+                <w:rFonts w:ascii="Times New Roman" w:hAnsi="Times New Roman" w:eastAsia="Times New Roman" w:cs="Times New Roman"/>
+                <w:i w:val="false"/>
+                <w:b w:val="true"/>
+                <w:u w:val="none"/>
+                <w:strike w:val="false"/>
+                <w:sz w:val="14"/>
+                <w:szCs w:val="14"/>
                 <w:color w:val="000000"/>
               </w:rPr>
               <w:t xml:space="preserve">100,000</w:t>
@@ -9545,28 +9545,28 @@
                 <w:left w:val="none" w:sz="0" w:space="0" w:color="000000"/>
                 <w:right w:val="none" w:sz="0" w:space="0" w:color="000000"/>
               </w:pBdr>
-              <w:spacing w:after="36" w:before="36" w:line="240"/>
-              <w:ind w:left="100" w:right="100" w:firstLine="0" w:firstLineChars="0"/>
-              <w:rPr>
-                <w:rFonts w:ascii="Times New Roman" w:hAnsi="Times New Roman" w:eastAsia="Times New Roman" w:cs="Times New Roman"/>
-                <w:i w:val="false"/>
-                <w:b w:val="true"/>
-                <w:u w:val="none"/>
-                <w:strike w:val="false"/>
-                <w:sz w:val="16"/>
-                <w:szCs w:val="16"/>
-                <w:color w:val="000000"/>
-              </w:rPr>
-            </w:pPr>
-            <w:r xmlns:w="http://schemas.openxmlformats.org/wordprocessingml/2006/main" xmlns:wp="http://schemas.openxmlformats.org/drawingml/2006/wordprocessingDrawing" xmlns:r="http://schemas.openxmlformats.org/officeDocument/2006/relationships" xmlns:w14="http://schemas.microsoft.com/office/word/2010/wordml">
-              <w:rPr>
-                <w:rFonts w:ascii="Times New Roman" w:hAnsi="Times New Roman" w:eastAsia="Times New Roman" w:cs="Times New Roman"/>
-                <w:i w:val="false"/>
-                <w:b w:val="true"/>
-                <w:u w:val="none"/>
-                <w:strike w:val="false"/>
-                <w:sz w:val="16"/>
-                <w:szCs w:val="16"/>
+              <w:spacing w:after="0" w:before="0" w:line="240"/>
+              <w:ind w:left="100" w:right="100" w:firstLine="0" w:firstLineChars="0"/>
+              <w:rPr>
+                <w:rFonts w:ascii="Times New Roman" w:hAnsi="Times New Roman" w:eastAsia="Times New Roman" w:cs="Times New Roman"/>
+                <w:i w:val="false"/>
+                <w:b w:val="true"/>
+                <w:u w:val="none"/>
+                <w:strike w:val="false"/>
+                <w:sz w:val="14"/>
+                <w:szCs w:val="14"/>
+                <w:color w:val="000000"/>
+              </w:rPr>
+            </w:pPr>
+            <w:r xmlns:w="http://schemas.openxmlformats.org/wordprocessingml/2006/main" xmlns:wp="http://schemas.openxmlformats.org/drawingml/2006/wordprocessingDrawing" xmlns:r="http://schemas.openxmlformats.org/officeDocument/2006/relationships" xmlns:w14="http://schemas.microsoft.com/office/word/2010/wordml">
+              <w:rPr>
+                <w:rFonts w:ascii="Times New Roman" w:hAnsi="Times New Roman" w:eastAsia="Times New Roman" w:cs="Times New Roman"/>
+                <w:i w:val="false"/>
+                <w:b w:val="true"/>
+                <w:u w:val="none"/>
+                <w:strike w:val="false"/>
+                <w:sz w:val="14"/>
+                <w:szCs w:val="14"/>
                 <w:color w:val="000000"/>
               </w:rPr>
               <w:t xml:space="preserve">الرقم الاستدلالي العام</w:t>
@@ -9580,7 +9580,7 @@
         <w:pStyle w:val="ipcpara0"/>
       </w:pPr>
       <w:r>
-        <w:t xml:space="preserve">المصدر: المندوبية السامية للتخطيط، مديرية الإحصاء -البحث الوطني حول الأثمان عند الاستهلاك</w:t>
+        <w:t xml:space="preserve">المندوبية السامية للتخطيط، مديرية الإحصاء -البحث الوطني حول الأثمان عند الاستهلاك</w:t>
       </w:r>
     </w:p>
     <w:sectPr>
